--- a/Dokumentation/Projektdokumentation/Technisches Konzept/Technisches Konzept.docx
+++ b/Dokumentation/Projektdokumentation/Technisches Konzept/Technisches Konzept.docx
@@ -42,7 +42,7 @@
           <w:pPr>
             <w:pStyle w:val="TOC1"/>
             <w:rPr>
-              <w:rFonts w:ascii="Calibri" w:hAnsi="Calibri" w:eastAsia="ＭＳ 明朝" w:cs="" w:asciiTheme="minorHAnsi" w:cstheme="minorBidi" w:eastAsiaTheme="minorEastAsia" w:hAnsiTheme="minorHAnsi"/>
+              <w:rFonts w:ascii="Calibri" w:hAnsi="Calibri" w:eastAsia="" w:cs="" w:asciiTheme="minorHAnsi" w:cstheme="minorBidi" w:eastAsiaTheme="minorEastAsia" w:hAnsiTheme="minorHAnsi"/>
               <w:kern w:val="2"/>
               <w:sz w:val="24"/>
               <w:szCs w:val="24"/>
@@ -55,30 +55,35 @@
           </w:r>
           <w:r>
             <w:rPr>
-              <w:rStyle w:val="IndexLink"/>
-              <w:webHidden/>
+              <w:vanish w:val="false"/>
             </w:rPr>
             <w:instrText xml:space="preserve"> TOC \z \o "1-4" \u \h</w:instrText>
           </w:r>
           <w:r>
             <w:rPr>
-              <w:rStyle w:val="IndexLink"/>
-              <w:webHidden/>
+              <w:vanish w:val="false"/>
             </w:rPr>
             <w:fldChar w:fldCharType="separate"/>
           </w:r>
-          <w:hyperlink w:anchor="_Toc225327537">
-            <w:r>
-              <w:rPr>
-                <w:rStyle w:val="IndexLink"/>
-                <w:webHidden/>
-              </w:rPr>
-              <w:t>1.</w:t>
-            </w:r>
-            <w:r>
-              <w:rPr>
-                <w:rStyle w:val="IndexLink"/>
-                <w:rFonts w:eastAsia="ＭＳ 明朝" w:cs="" w:ascii="Calibri" w:hAnsi="Calibri" w:asciiTheme="minorHAnsi" w:cstheme="minorBidi" w:eastAsiaTheme="minorEastAsia" w:hAnsiTheme="minorHAnsi"/>
+          <w:r>
+            <w:rPr>
+              <w:vanish w:val="false"/>
+            </w:rPr>
+            <w:t>1</w:t>
+          </w:r>
+          <w:hyperlink w:anchor="_Toc225327541">
+            <w:r>
+              <w:rPr>
+                <w:rStyle w:val="IndexLink"/>
+                <w:vanish w:val="false"/>
+                <w:webHidden/>
+              </w:rPr>
+              <w:t>.</w:t>
+            </w:r>
+            <w:r>
+              <w:rPr>
+                <w:rStyle w:val="IndexLink"/>
+                <w:rFonts w:eastAsia="" w:cs="" w:ascii="Calibri" w:hAnsi="Calibri" w:asciiTheme="minorHAnsi" w:cstheme="minorBidi" w:eastAsiaTheme="minorEastAsia" w:hAnsiTheme="minorHAnsi"/>
                 <w:kern w:val="2"/>
                 <w:sz w:val="24"/>
                 <w:szCs w:val="24"/>
@@ -91,7 +96,7 @@
               <w:rPr>
                 <w:rStyle w:val="IndexLink"/>
               </w:rPr>
-              <w:t>Einleitung</w:t>
+              <w:t>Architektur</w:t>
             </w:r>
             <w:r>
               <w:rPr>
@@ -103,7 +108,7 @@
               <w:rPr>
                 <w:webHidden/>
               </w:rPr>
-              <w:instrText xml:space="preserve">PAGEREF _Toc225327537 \h</w:instrText>
+              <w:instrText xml:space="preserve">PAGEREF _Toc225327541 \h</w:instrText>
             </w:r>
             <w:r>
               <w:rPr>
@@ -117,7 +122,7 @@
                 <w:vanish w:val="false"/>
               </w:rPr>
               <w:tab/>
-              <w:t>1</w:t>
+              <w:t>2</w:t>
             </w:r>
             <w:r>
               <w:rPr>
@@ -135,7 +140,7 @@
               <w:tab w:val="right" w:pos="9061" w:leader="dot"/>
             </w:tabs>
             <w:rPr>
-              <w:rFonts w:ascii="Calibri" w:hAnsi="Calibri" w:eastAsia="ＭＳ 明朝" w:cs="" w:asciiTheme="minorHAnsi" w:cstheme="minorBidi" w:eastAsiaTheme="minorEastAsia" w:hAnsiTheme="minorHAnsi"/>
+              <w:rFonts w:ascii="Calibri" w:hAnsi="Calibri" w:eastAsia="" w:cs="" w:asciiTheme="minorHAnsi" w:cstheme="minorBidi" w:eastAsiaTheme="minorEastAsia" w:hAnsiTheme="minorHAnsi"/>
               <w:kern w:val="2"/>
               <w:sz w:val="24"/>
               <w:szCs w:val="24"/>
@@ -143,18 +148,25 @@
               <w14:ligatures w14:val="standardContextual"/>
             </w:rPr>
           </w:pPr>
-          <w:hyperlink w:anchor="_Toc225327538">
-            <w:r>
-              <w:rPr>
-                <w:rStyle w:val="IndexLink"/>
-                <w:webHidden/>
-              </w:rPr>
-              <w:t>1.1</w:t>
-            </w:r>
-            <w:r>
-              <w:rPr>
-                <w:rStyle w:val="IndexLink"/>
-                <w:rFonts w:eastAsia="ＭＳ 明朝" w:cs="" w:ascii="Calibri" w:hAnsi="Calibri" w:asciiTheme="minorHAnsi" w:cstheme="minorBidi" w:eastAsiaTheme="minorEastAsia" w:hAnsiTheme="minorHAnsi"/>
+          <w:r>
+            <w:rPr>
+              <w:vanish w:val="false"/>
+            </w:rPr>
+            <w:t>1</w:t>
+          </w:r>
+          <w:hyperlink w:anchor="_Toc225327542">
+            <w:r>
+              <w:rPr>
+                <w:rStyle w:val="IndexLink"/>
+                <w:vanish w:val="false"/>
+                <w:webHidden/>
+              </w:rPr>
+              <w:t>.1</w:t>
+            </w:r>
+            <w:r>
+              <w:rPr>
+                <w:rStyle w:val="IndexLink"/>
+                <w:rFonts w:eastAsia="" w:cs="" w:ascii="Calibri" w:hAnsi="Calibri" w:asciiTheme="minorHAnsi" w:cstheme="minorBidi" w:eastAsiaTheme="minorEastAsia" w:hAnsiTheme="minorHAnsi"/>
                 <w:kern w:val="2"/>
                 <w:sz w:val="24"/>
                 <w:szCs w:val="24"/>
@@ -167,7 +179,7 @@
               <w:rPr>
                 <w:rStyle w:val="IndexLink"/>
               </w:rPr>
-              <w:t>Idee und Nutzen</w:t>
+              <w:t>SMART</w:t>
             </w:r>
             <w:r>
               <w:rPr>
@@ -179,7 +191,7 @@
               <w:rPr>
                 <w:webHidden/>
               </w:rPr>
-              <w:instrText xml:space="preserve">PAGEREF _Toc225327538 \h</w:instrText>
+              <w:instrText xml:space="preserve">PAGEREF _Toc225327542 \h</w:instrText>
             </w:r>
             <w:r>
               <w:rPr>
@@ -193,7 +205,7 @@
                 <w:vanish w:val="false"/>
               </w:rPr>
               <w:tab/>
-              <w:t>1</w:t>
+              <w:t>2</w:t>
             </w:r>
             <w:r>
               <w:rPr>
@@ -211,7 +223,7 @@
               <w:tab w:val="right" w:pos="9061" w:leader="dot"/>
             </w:tabs>
             <w:rPr>
-              <w:rFonts w:ascii="Calibri" w:hAnsi="Calibri" w:eastAsia="ＭＳ 明朝" w:cs="" w:asciiTheme="minorHAnsi" w:cstheme="minorBidi" w:eastAsiaTheme="minorEastAsia" w:hAnsiTheme="minorHAnsi"/>
+              <w:rFonts w:ascii="Calibri" w:hAnsi="Calibri" w:eastAsia="" w:cs="" w:asciiTheme="minorHAnsi" w:cstheme="minorBidi" w:eastAsiaTheme="minorEastAsia" w:hAnsiTheme="minorHAnsi"/>
               <w:kern w:val="2"/>
               <w:sz w:val="24"/>
               <w:szCs w:val="24"/>
@@ -219,18 +231,25 @@
               <w14:ligatures w14:val="standardContextual"/>
             </w:rPr>
           </w:pPr>
-          <w:hyperlink w:anchor="_Toc225327539">
-            <w:r>
-              <w:rPr>
-                <w:rStyle w:val="IndexLink"/>
-                <w:webHidden/>
-              </w:rPr>
-              <w:t>1.2</w:t>
-            </w:r>
-            <w:r>
-              <w:rPr>
-                <w:rStyle w:val="IndexLink"/>
-                <w:rFonts w:eastAsia="ＭＳ 明朝" w:cs="" w:ascii="Calibri" w:hAnsi="Calibri" w:asciiTheme="minorHAnsi" w:cstheme="minorBidi" w:eastAsiaTheme="minorEastAsia" w:hAnsiTheme="minorHAnsi"/>
+          <w:r>
+            <w:rPr>
+              <w:vanish w:val="false"/>
+            </w:rPr>
+            <w:t>1</w:t>
+          </w:r>
+          <w:hyperlink w:anchor="_Toc225327543">
+            <w:r>
+              <w:rPr>
+                <w:rStyle w:val="IndexLink"/>
+                <w:vanish w:val="false"/>
+                <w:webHidden/>
+              </w:rPr>
+              <w:t>.2</w:t>
+            </w:r>
+            <w:r>
+              <w:rPr>
+                <w:rStyle w:val="IndexLink"/>
+                <w:rFonts w:eastAsia="" w:cs="" w:ascii="Calibri" w:hAnsi="Calibri" w:asciiTheme="minorHAnsi" w:cstheme="minorBidi" w:eastAsiaTheme="minorEastAsia" w:hAnsiTheme="minorHAnsi"/>
                 <w:kern w:val="2"/>
                 <w:sz w:val="24"/>
                 <w:szCs w:val="24"/>
@@ -243,7 +262,7 @@
               <w:rPr>
                 <w:rStyle w:val="IndexLink"/>
               </w:rPr>
-              <w:t>Ist-Zustand</w:t>
+              <w:t>Eingesetzte Technologien</w:t>
             </w:r>
             <w:r>
               <w:rPr>
@@ -255,7 +274,7 @@
               <w:rPr>
                 <w:webHidden/>
               </w:rPr>
-              <w:instrText xml:space="preserve">PAGEREF _Toc225327539 \h</w:instrText>
+              <w:instrText xml:space="preserve">PAGEREF _Toc225327543 \h</w:instrText>
             </w:r>
             <w:r>
               <w:rPr>
@@ -269,7 +288,7 @@
                 <w:vanish w:val="false"/>
               </w:rPr>
               <w:tab/>
-              <w:t>1</w:t>
+              <w:t>2</w:t>
             </w:r>
             <w:r>
               <w:rPr>
@@ -287,7 +306,7 @@
               <w:tab w:val="right" w:pos="9061" w:leader="dot"/>
             </w:tabs>
             <w:rPr>
-              <w:rFonts w:ascii="Calibri" w:hAnsi="Calibri" w:eastAsia="ＭＳ 明朝" w:cs="" w:asciiTheme="minorHAnsi" w:cstheme="minorBidi" w:eastAsiaTheme="minorEastAsia" w:hAnsiTheme="minorHAnsi"/>
+              <w:rFonts w:ascii="Calibri" w:hAnsi="Calibri" w:eastAsia="" w:cs="" w:asciiTheme="minorHAnsi" w:cstheme="minorBidi" w:eastAsiaTheme="minorEastAsia" w:hAnsiTheme="minorHAnsi"/>
               <w:kern w:val="2"/>
               <w:sz w:val="24"/>
               <w:szCs w:val="24"/>
@@ -295,18 +314,25 @@
               <w14:ligatures w14:val="standardContextual"/>
             </w:rPr>
           </w:pPr>
-          <w:hyperlink w:anchor="_Toc225327540">
-            <w:r>
-              <w:rPr>
-                <w:rStyle w:val="IndexLink"/>
-                <w:webHidden/>
-              </w:rPr>
-              <w:t>1.3</w:t>
-            </w:r>
-            <w:r>
-              <w:rPr>
-                <w:rStyle w:val="IndexLink"/>
-                <w:rFonts w:eastAsia="ＭＳ 明朝" w:cs="" w:ascii="Calibri" w:hAnsi="Calibri" w:asciiTheme="minorHAnsi" w:cstheme="minorBidi" w:eastAsiaTheme="minorEastAsia" w:hAnsiTheme="minorHAnsi"/>
+          <w:r>
+            <w:rPr>
+              <w:vanish w:val="false"/>
+            </w:rPr>
+            <w:t>1</w:t>
+          </w:r>
+          <w:hyperlink w:anchor="_Toc225327544">
+            <w:r>
+              <w:rPr>
+                <w:rStyle w:val="IndexLink"/>
+                <w:vanish w:val="false"/>
+                <w:webHidden/>
+              </w:rPr>
+              <w:t>.3</w:t>
+            </w:r>
+            <w:r>
+              <w:rPr>
+                <w:rStyle w:val="IndexLink"/>
+                <w:rFonts w:eastAsia="" w:cs="" w:ascii="Calibri" w:hAnsi="Calibri" w:asciiTheme="minorHAnsi" w:cstheme="minorBidi" w:eastAsiaTheme="minorEastAsia" w:hAnsiTheme="minorHAnsi"/>
                 <w:kern w:val="2"/>
                 <w:sz w:val="24"/>
                 <w:szCs w:val="24"/>
@@ -319,7 +345,7 @@
               <w:rPr>
                 <w:rStyle w:val="IndexLink"/>
               </w:rPr>
-              <w:t>Soll-Zustand</w:t>
+              <w:t>Zusammenwirken der Komponenten</w:t>
             </w:r>
             <w:r>
               <w:rPr>
@@ -331,79 +357,7 @@
               <w:rPr>
                 <w:webHidden/>
               </w:rPr>
-              <w:instrText xml:space="preserve">PAGEREF _Toc225327540 \h</w:instrText>
-            </w:r>
-            <w:r>
-              <w:rPr>
-                <w:webHidden/>
-              </w:rPr>
-              <w:fldChar w:fldCharType="separate"/>
-            </w:r>
-            <w:r>
-              <w:rPr>
-                <w:rStyle w:val="IndexLink"/>
-                <w:vanish w:val="false"/>
-              </w:rPr>
-              <w:tab/>
-              <w:t>1</w:t>
-            </w:r>
-            <w:r>
-              <w:rPr>
-                <w:webHidden/>
-              </w:rPr>
-              <w:fldChar w:fldCharType="end"/>
-            </w:r>
-          </w:hyperlink>
-        </w:p>
-        <w:p>
-          <w:pPr>
-            <w:pStyle w:val="TOC1"/>
-            <w:rPr>
-              <w:rFonts w:ascii="Calibri" w:hAnsi="Calibri" w:eastAsia="ＭＳ 明朝" w:cs="" w:asciiTheme="minorHAnsi" w:cstheme="minorBidi" w:eastAsiaTheme="minorEastAsia" w:hAnsiTheme="minorHAnsi"/>
-              <w:kern w:val="2"/>
-              <w:sz w:val="24"/>
-              <w:szCs w:val="24"/>
-              <w:lang w:eastAsia="de-DE"/>
-              <w14:ligatures w14:val="standardContextual"/>
-            </w:rPr>
-          </w:pPr>
-          <w:hyperlink w:anchor="_Toc225327541">
-            <w:r>
-              <w:rPr>
-                <w:rStyle w:val="IndexLink"/>
-                <w:webHidden/>
-              </w:rPr>
-              <w:t>2.</w:t>
-            </w:r>
-            <w:r>
-              <w:rPr>
-                <w:rStyle w:val="IndexLink"/>
-                <w:rFonts w:eastAsia="ＭＳ 明朝" w:cs="" w:ascii="Calibri" w:hAnsi="Calibri" w:asciiTheme="minorHAnsi" w:cstheme="minorBidi" w:eastAsiaTheme="minorEastAsia" w:hAnsiTheme="minorHAnsi"/>
-                <w:kern w:val="2"/>
-                <w:sz w:val="24"/>
-                <w:szCs w:val="24"/>
-                <w:lang w:eastAsia="de-DE"/>
-                <w14:ligatures w14:val="standardContextual"/>
-              </w:rPr>
-              <w:tab/>
-            </w:r>
-            <w:r>
-              <w:rPr>
-                <w:rStyle w:val="IndexLink"/>
-              </w:rPr>
-              <w:t>Architektur</w:t>
-            </w:r>
-            <w:r>
-              <w:rPr>
-                <w:webHidden/>
-              </w:rPr>
-              <w:fldChar w:fldCharType="begin"/>
-            </w:r>
-            <w:r>
-              <w:rPr>
-                <w:webHidden/>
-              </w:rPr>
-              <w:instrText xml:space="preserve">PAGEREF _Toc225327541 \h</w:instrText>
+              <w:instrText xml:space="preserve">PAGEREF _Toc225327544 \h</w:instrText>
             </w:r>
             <w:r>
               <w:rPr>
@@ -435,7 +389,7 @@
               <w:tab w:val="right" w:pos="9061" w:leader="dot"/>
             </w:tabs>
             <w:rPr>
-              <w:rFonts w:ascii="Calibri" w:hAnsi="Calibri" w:eastAsia="ＭＳ 明朝" w:cs="" w:asciiTheme="minorHAnsi" w:cstheme="minorBidi" w:eastAsiaTheme="minorEastAsia" w:hAnsiTheme="minorHAnsi"/>
+              <w:rFonts w:ascii="Calibri" w:hAnsi="Calibri" w:eastAsia="" w:cs="" w:asciiTheme="minorHAnsi" w:cstheme="minorBidi" w:eastAsiaTheme="minorEastAsia" w:hAnsiTheme="minorHAnsi"/>
               <w:kern w:val="2"/>
               <w:sz w:val="24"/>
               <w:szCs w:val="24"/>
@@ -443,18 +397,25 @@
               <w14:ligatures w14:val="standardContextual"/>
             </w:rPr>
           </w:pPr>
-          <w:hyperlink w:anchor="_Toc225327542">
-            <w:r>
-              <w:rPr>
-                <w:rStyle w:val="IndexLink"/>
-                <w:webHidden/>
-              </w:rPr>
-              <w:t>2.1</w:t>
-            </w:r>
-            <w:r>
-              <w:rPr>
-                <w:rStyle w:val="IndexLink"/>
-                <w:rFonts w:eastAsia="ＭＳ 明朝" w:cs="" w:ascii="Calibri" w:hAnsi="Calibri" w:asciiTheme="minorHAnsi" w:cstheme="minorBidi" w:eastAsiaTheme="minorEastAsia" w:hAnsiTheme="minorHAnsi"/>
+          <w:r>
+            <w:rPr>
+              <w:vanish w:val="false"/>
+            </w:rPr>
+            <w:t>1</w:t>
+          </w:r>
+          <w:hyperlink w:anchor="_Toc225327545">
+            <w:r>
+              <w:rPr>
+                <w:rStyle w:val="IndexLink"/>
+                <w:vanish w:val="false"/>
+                <w:webHidden/>
+              </w:rPr>
+              <w:t>.4</w:t>
+            </w:r>
+            <w:r>
+              <w:rPr>
+                <w:rStyle w:val="IndexLink"/>
+                <w:rFonts w:eastAsia="" w:cs="" w:ascii="Calibri" w:hAnsi="Calibri" w:asciiTheme="minorHAnsi" w:cstheme="minorBidi" w:eastAsiaTheme="minorEastAsia" w:hAnsiTheme="minorHAnsi"/>
                 <w:kern w:val="2"/>
                 <w:sz w:val="24"/>
                 <w:szCs w:val="24"/>
@@ -467,7 +428,7 @@
               <w:rPr>
                 <w:rStyle w:val="IndexLink"/>
               </w:rPr>
-              <w:t>SMART</w:t>
+              <w:t>Sonstige Übersichten zum Gesamtprojekt</w:t>
             </w:r>
             <w:r>
               <w:rPr>
@@ -479,7 +440,7 @@
               <w:rPr>
                 <w:webHidden/>
               </w:rPr>
-              <w:instrText xml:space="preserve">PAGEREF _Toc225327542 \h</w:instrText>
+              <w:instrText xml:space="preserve">PAGEREF _Toc225327545 \h</w:instrText>
             </w:r>
             <w:r>
               <w:rPr>
@@ -511,7 +472,7 @@
               <w:tab w:val="right" w:pos="9061" w:leader="dot"/>
             </w:tabs>
             <w:rPr>
-              <w:rFonts w:ascii="Calibri" w:hAnsi="Calibri" w:eastAsia="ＭＳ 明朝" w:cs="" w:asciiTheme="minorHAnsi" w:cstheme="minorBidi" w:eastAsiaTheme="minorEastAsia" w:hAnsiTheme="minorHAnsi"/>
+              <w:rFonts w:ascii="Calibri" w:hAnsi="Calibri" w:eastAsia="" w:cs="" w:asciiTheme="minorHAnsi" w:cstheme="minorBidi" w:eastAsiaTheme="minorEastAsia" w:hAnsiTheme="minorHAnsi"/>
               <w:kern w:val="2"/>
               <w:sz w:val="24"/>
               <w:szCs w:val="24"/>
@@ -519,18 +480,25 @@
               <w14:ligatures w14:val="standardContextual"/>
             </w:rPr>
           </w:pPr>
-          <w:hyperlink w:anchor="_Toc225327543">
-            <w:r>
-              <w:rPr>
-                <w:rStyle w:val="IndexLink"/>
-                <w:webHidden/>
-              </w:rPr>
-              <w:t>2.2</w:t>
-            </w:r>
-            <w:r>
-              <w:rPr>
-                <w:rStyle w:val="IndexLink"/>
-                <w:rFonts w:eastAsia="ＭＳ 明朝" w:cs="" w:ascii="Calibri" w:hAnsi="Calibri" w:asciiTheme="minorHAnsi" w:cstheme="minorBidi" w:eastAsiaTheme="minorEastAsia" w:hAnsiTheme="minorHAnsi"/>
+          <w:r>
+            <w:rPr>
+              <w:vanish w:val="false"/>
+            </w:rPr>
+            <w:t>1</w:t>
+          </w:r>
+          <w:hyperlink w:anchor="_Toc225327546">
+            <w:r>
+              <w:rPr>
+                <w:rStyle w:val="IndexLink"/>
+                <w:vanish w:val="false"/>
+                <w:webHidden/>
+              </w:rPr>
+              <w:t>.5</w:t>
+            </w:r>
+            <w:r>
+              <w:rPr>
+                <w:rStyle w:val="IndexLink"/>
+                <w:rFonts w:eastAsia="" w:cs="" w:ascii="Calibri" w:hAnsi="Calibri" w:asciiTheme="minorHAnsi" w:cstheme="minorBidi" w:eastAsiaTheme="minorEastAsia" w:hAnsiTheme="minorHAnsi"/>
                 <w:kern w:val="2"/>
                 <w:sz w:val="24"/>
                 <w:szCs w:val="24"/>
@@ -543,7 +511,7 @@
               <w:rPr>
                 <w:rStyle w:val="IndexLink"/>
               </w:rPr>
-              <w:t>Eingesetzte Technologien</w:t>
+              <w:t>Komponentenübergreifende Vereinbarungen</w:t>
             </w:r>
             <w:r>
               <w:rPr>
@@ -555,7 +523,7 @@
               <w:rPr>
                 <w:webHidden/>
               </w:rPr>
-              <w:instrText xml:space="preserve">PAGEREF _Toc225327543 \h</w:instrText>
+              <w:instrText xml:space="preserve">PAGEREF _Toc225327546 \h</w:instrText>
             </w:r>
             <w:r>
               <w:rPr>
@@ -587,7 +555,7 @@
               <w:tab w:val="right" w:pos="9061" w:leader="dot"/>
             </w:tabs>
             <w:rPr>
-              <w:rFonts w:ascii="Calibri" w:hAnsi="Calibri" w:eastAsia="ＭＳ 明朝" w:cs="" w:asciiTheme="minorHAnsi" w:cstheme="minorBidi" w:eastAsiaTheme="minorEastAsia" w:hAnsiTheme="minorHAnsi"/>
+              <w:rFonts w:ascii="Calibri" w:hAnsi="Calibri" w:eastAsia="" w:cs="" w:asciiTheme="minorHAnsi" w:cstheme="minorBidi" w:eastAsiaTheme="minorEastAsia" w:hAnsiTheme="minorHAnsi"/>
               <w:kern w:val="2"/>
               <w:sz w:val="24"/>
               <w:szCs w:val="24"/>
@@ -595,18 +563,25 @@
               <w14:ligatures w14:val="standardContextual"/>
             </w:rPr>
           </w:pPr>
-          <w:hyperlink w:anchor="_Toc225327544">
-            <w:r>
-              <w:rPr>
-                <w:rStyle w:val="IndexLink"/>
-                <w:webHidden/>
-              </w:rPr>
-              <w:t>2.3</w:t>
-            </w:r>
-            <w:r>
-              <w:rPr>
-                <w:rStyle w:val="IndexLink"/>
-                <w:rFonts w:eastAsia="ＭＳ 明朝" w:cs="" w:ascii="Calibri" w:hAnsi="Calibri" w:asciiTheme="minorHAnsi" w:cstheme="minorBidi" w:eastAsiaTheme="minorEastAsia" w:hAnsiTheme="minorHAnsi"/>
+          <w:r>
+            <w:rPr>
+              <w:vanish w:val="false"/>
+            </w:rPr>
+            <w:t>1</w:t>
+          </w:r>
+          <w:hyperlink w:anchor="_Toc225327547">
+            <w:r>
+              <w:rPr>
+                <w:rStyle w:val="IndexLink"/>
+                <w:vanish w:val="false"/>
+                <w:webHidden/>
+              </w:rPr>
+              <w:t>.6</w:t>
+            </w:r>
+            <w:r>
+              <w:rPr>
+                <w:rStyle w:val="IndexLink"/>
+                <w:rFonts w:eastAsia="" w:cs="" w:ascii="Calibri" w:hAnsi="Calibri" w:asciiTheme="minorHAnsi" w:cstheme="minorBidi" w:eastAsiaTheme="minorEastAsia" w:hAnsiTheme="minorHAnsi"/>
                 <w:kern w:val="2"/>
                 <w:sz w:val="24"/>
                 <w:szCs w:val="24"/>
@@ -619,7 +594,7 @@
               <w:rPr>
                 <w:rStyle w:val="IndexLink"/>
               </w:rPr>
-              <w:t>Zusammenwirken der Komponenten</w:t>
+              <w:t>Entity-Attribute-Value-Pattern</w:t>
             </w:r>
             <w:r>
               <w:rPr>
@@ -631,7 +606,86 @@
               <w:rPr>
                 <w:webHidden/>
               </w:rPr>
-              <w:instrText xml:space="preserve">PAGEREF _Toc225327544 \h</w:instrText>
+              <w:instrText xml:space="preserve">PAGEREF _Toc225327547 \h</w:instrText>
+            </w:r>
+            <w:r>
+              <w:rPr>
+                <w:webHidden/>
+              </w:rPr>
+              <w:fldChar w:fldCharType="separate"/>
+            </w:r>
+            <w:r>
+              <w:rPr>
+                <w:rStyle w:val="IndexLink"/>
+                <w:vanish w:val="false"/>
+              </w:rPr>
+              <w:tab/>
+              <w:t>2</w:t>
+            </w:r>
+            <w:r>
+              <w:rPr>
+                <w:webHidden/>
+              </w:rPr>
+              <w:fldChar w:fldCharType="end"/>
+            </w:r>
+          </w:hyperlink>
+        </w:p>
+        <w:p>
+          <w:pPr>
+            <w:pStyle w:val="TOC1"/>
+            <w:rPr>
+              <w:rFonts w:ascii="Calibri" w:hAnsi="Calibri" w:eastAsia="" w:cs="" w:asciiTheme="minorHAnsi" w:cstheme="minorBidi" w:eastAsiaTheme="minorEastAsia" w:hAnsiTheme="minorHAnsi"/>
+              <w:kern w:val="2"/>
+              <w:sz w:val="24"/>
+              <w:szCs w:val="24"/>
+              <w:lang w:eastAsia="de-DE"/>
+              <w14:ligatures w14:val="standardContextual"/>
+            </w:rPr>
+          </w:pPr>
+          <w:r>
+            <w:rPr>
+              <w:vanish w:val="false"/>
+            </w:rPr>
+            <w:t>2</w:t>
+          </w:r>
+          <w:hyperlink w:anchor="_Toc225327548">
+            <w:r>
+              <w:rPr>
+                <w:rStyle w:val="IndexLink"/>
+                <w:vanish w:val="false"/>
+                <w:webHidden/>
+              </w:rPr>
+              <w:t>.</w:t>
+            </w:r>
+            <w:r>
+              <w:rPr>
+                <w:rStyle w:val="IndexLink"/>
+                <w:rFonts w:eastAsia="" w:cs="" w:ascii="Calibri" w:hAnsi="Calibri" w:asciiTheme="minorHAnsi" w:cstheme="minorBidi" w:eastAsiaTheme="minorEastAsia" w:hAnsiTheme="minorHAnsi"/>
+                <w:kern w:val="2"/>
+                <w:sz w:val="24"/>
+                <w:szCs w:val="24"/>
+                <w:lang w:eastAsia="de-DE"/>
+                <w14:ligatures w14:val="standardContextual"/>
+              </w:rPr>
+              <w:tab/>
+            </w:r>
+            <w:r>
+              <w:rPr>
+                <w:rStyle w:val="IndexLink"/>
+              </w:rPr>
+              <w:t>Konzeption der Komponenten</w:t>
+            </w:r>
+            <w:r>
+              <w:rPr>
+                <w:webHidden/>
+              </w:rPr>
+              <w:fldChar w:fldCharType="begin"/>
+            </w:r>
+            <w:r>
+              <w:rPr>
+                <w:webHidden/>
+              </w:rPr>
+              <w:instrText xml:space="preserve">PAGEREF _Toc225327548 \h</w:instrText>
             </w:r>
             <w:r>
               <w:rPr>
@@ -663,7 +717,7 @@
               <w:tab w:val="right" w:pos="9061" w:leader="dot"/>
             </w:tabs>
             <w:rPr>
-              <w:rFonts w:ascii="Calibri" w:hAnsi="Calibri" w:eastAsia="ＭＳ 明朝" w:cs="" w:asciiTheme="minorHAnsi" w:cstheme="minorBidi" w:eastAsiaTheme="minorEastAsia" w:hAnsiTheme="minorHAnsi"/>
+              <w:rFonts w:ascii="Calibri" w:hAnsi="Calibri" w:eastAsia="" w:cs="" w:asciiTheme="minorHAnsi" w:cstheme="minorBidi" w:eastAsiaTheme="minorEastAsia" w:hAnsiTheme="minorHAnsi"/>
               <w:kern w:val="2"/>
               <w:sz w:val="24"/>
               <w:szCs w:val="24"/>
@@ -671,18 +725,27 @@
               <w14:ligatures w14:val="standardContextual"/>
             </w:rPr>
           </w:pPr>
-          <w:hyperlink w:anchor="_Toc225327545">
-            <w:r>
-              <w:rPr>
-                <w:rStyle w:val="IndexLink"/>
-                <w:webHidden/>
-              </w:rPr>
-              <w:t>2.4</w:t>
-            </w:r>
-            <w:r>
-              <w:rPr>
-                <w:rStyle w:val="IndexLink"/>
-                <w:rFonts w:eastAsia="ＭＳ 明朝" w:cs="" w:ascii="Calibri" w:hAnsi="Calibri" w:asciiTheme="minorHAnsi" w:cstheme="minorBidi" w:eastAsiaTheme="minorEastAsia" w:hAnsiTheme="minorHAnsi"/>
+          <w:r>
+            <w:rPr>
+              <w:vanish w:val="false"/>
+              <w:lang w:val="en-US"/>
+            </w:rPr>
+            <w:t>2</w:t>
+          </w:r>
+          <w:hyperlink w:anchor="_Toc225327549">
+            <w:r>
+              <w:rPr>
+                <w:rStyle w:val="IndexLink"/>
+                <w:vanish w:val="false"/>
+                <w:webHidden/>
+                <w:lang w:val="en-US"/>
+              </w:rPr>
+              <w:t>.1</w:t>
+            </w:r>
+            <w:r>
+              <w:rPr>
+                <w:rStyle w:val="IndexLink"/>
+                <w:rFonts w:eastAsia="" w:cs="" w:ascii="Calibri" w:hAnsi="Calibri" w:asciiTheme="minorHAnsi" w:cstheme="minorBidi" w:eastAsiaTheme="minorEastAsia" w:hAnsiTheme="minorHAnsi"/>
                 <w:kern w:val="2"/>
                 <w:sz w:val="24"/>
                 <w:szCs w:val="24"/>
@@ -694,8 +757,9 @@
             <w:r>
               <w:rPr>
                 <w:rStyle w:val="IndexLink"/>
-              </w:rPr>
-              <w:t>Sonstige Übersichten zum Gesamtprojekt</w:t>
+                <w:lang w:val="en-US"/>
+              </w:rPr>
+              <w:t>Frontend</w:t>
             </w:r>
             <w:r>
               <w:rPr>
@@ -707,7 +771,7 @@
               <w:rPr>
                 <w:webHidden/>
               </w:rPr>
-              <w:instrText xml:space="preserve">PAGEREF _Toc225327545 \h</w:instrText>
+              <w:instrText xml:space="preserve">PAGEREF _Toc225327549 \h</w:instrText>
             </w:r>
             <w:r>
               <w:rPr>
@@ -739,7 +803,7 @@
               <w:tab w:val="right" w:pos="9061" w:leader="dot"/>
             </w:tabs>
             <w:rPr>
-              <w:rFonts w:ascii="Calibri" w:hAnsi="Calibri" w:eastAsia="ＭＳ 明朝" w:cs="" w:asciiTheme="minorHAnsi" w:cstheme="minorBidi" w:eastAsiaTheme="minorEastAsia" w:hAnsiTheme="minorHAnsi"/>
+              <w:rFonts w:ascii="Calibri" w:hAnsi="Calibri" w:eastAsia="" w:cs="" w:asciiTheme="minorHAnsi" w:cstheme="minorBidi" w:eastAsiaTheme="minorEastAsia" w:hAnsiTheme="minorHAnsi"/>
               <w:kern w:val="2"/>
               <w:sz w:val="24"/>
               <w:szCs w:val="24"/>
@@ -747,18 +811,27 @@
               <w14:ligatures w14:val="standardContextual"/>
             </w:rPr>
           </w:pPr>
-          <w:hyperlink w:anchor="_Toc225327546">
-            <w:r>
-              <w:rPr>
-                <w:rStyle w:val="IndexLink"/>
-                <w:webHidden/>
-              </w:rPr>
-              <w:t>2.5</w:t>
-            </w:r>
-            <w:r>
-              <w:rPr>
-                <w:rStyle w:val="IndexLink"/>
-                <w:rFonts w:eastAsia="ＭＳ 明朝" w:cs="" w:ascii="Calibri" w:hAnsi="Calibri" w:asciiTheme="minorHAnsi" w:cstheme="minorBidi" w:eastAsiaTheme="minorEastAsia" w:hAnsiTheme="minorHAnsi"/>
+          <w:r>
+            <w:rPr>
+              <w:vanish w:val="false"/>
+              <w:lang w:val="en-US"/>
+            </w:rPr>
+            <w:t>2</w:t>
+          </w:r>
+          <w:hyperlink w:anchor="_Toc225327550">
+            <w:r>
+              <w:rPr>
+                <w:rStyle w:val="IndexLink"/>
+                <w:vanish w:val="false"/>
+                <w:webHidden/>
+                <w:lang w:val="en-US"/>
+              </w:rPr>
+              <w:t>.1.1</w:t>
+            </w:r>
+            <w:r>
+              <w:rPr>
+                <w:rStyle w:val="IndexLink"/>
+                <w:rFonts w:eastAsia="" w:cs="" w:ascii="Calibri" w:hAnsi="Calibri" w:asciiTheme="minorHAnsi" w:cstheme="minorBidi" w:eastAsiaTheme="minorEastAsia" w:hAnsiTheme="minorHAnsi"/>
                 <w:kern w:val="2"/>
                 <w:sz w:val="24"/>
                 <w:szCs w:val="24"/>
@@ -770,8 +843,9 @@
             <w:r>
               <w:rPr>
                 <w:rStyle w:val="IndexLink"/>
-              </w:rPr>
-              <w:t>Komponentenübergreifende Vereinbarungen</w:t>
+                <w:lang w:val="en-US"/>
+              </w:rPr>
+              <w:t>View</w:t>
             </w:r>
             <w:r>
               <w:rPr>
@@ -783,7 +857,7 @@
               <w:rPr>
                 <w:webHidden/>
               </w:rPr>
-              <w:instrText xml:space="preserve">PAGEREF _Toc225327546 \h</w:instrText>
+              <w:instrText xml:space="preserve">PAGEREF _Toc225327550 \h</w:instrText>
             </w:r>
             <w:r>
               <w:rPr>
@@ -797,7 +871,7 @@
                 <w:vanish w:val="false"/>
               </w:rPr>
               <w:tab/>
-              <w:t>2</w:t>
+              <w:t>3</w:t>
             </w:r>
             <w:r>
               <w:rPr>
@@ -815,7 +889,7 @@
               <w:tab w:val="right" w:pos="9061" w:leader="dot"/>
             </w:tabs>
             <w:rPr>
-              <w:rFonts w:ascii="Calibri" w:hAnsi="Calibri" w:eastAsia="ＭＳ 明朝" w:cs="" w:asciiTheme="minorHAnsi" w:cstheme="minorBidi" w:eastAsiaTheme="minorEastAsia" w:hAnsiTheme="minorHAnsi"/>
+              <w:rFonts w:ascii="Calibri" w:hAnsi="Calibri" w:eastAsia="" w:cs="" w:asciiTheme="minorHAnsi" w:cstheme="minorBidi" w:eastAsiaTheme="minorEastAsia" w:hAnsiTheme="minorHAnsi"/>
               <w:kern w:val="2"/>
               <w:sz w:val="24"/>
               <w:szCs w:val="24"/>
@@ -823,18 +897,27 @@
               <w14:ligatures w14:val="standardContextual"/>
             </w:rPr>
           </w:pPr>
-          <w:hyperlink w:anchor="_Toc225327547">
-            <w:r>
-              <w:rPr>
-                <w:rStyle w:val="IndexLink"/>
-                <w:webHidden/>
-              </w:rPr>
-              <w:t>2.6</w:t>
-            </w:r>
-            <w:r>
-              <w:rPr>
-                <w:rStyle w:val="IndexLink"/>
-                <w:rFonts w:eastAsia="ＭＳ 明朝" w:cs="" w:ascii="Calibri" w:hAnsi="Calibri" w:asciiTheme="minorHAnsi" w:cstheme="minorBidi" w:eastAsiaTheme="minorEastAsia" w:hAnsiTheme="minorHAnsi"/>
+          <w:r>
+            <w:rPr>
+              <w:vanish w:val="false"/>
+              <w:lang w:val="en-US"/>
+            </w:rPr>
+            <w:t>2</w:t>
+          </w:r>
+          <w:hyperlink w:anchor="_Toc225327551">
+            <w:r>
+              <w:rPr>
+                <w:rStyle w:val="IndexLink"/>
+                <w:vanish w:val="false"/>
+                <w:webHidden/>
+                <w:lang w:val="en-US"/>
+              </w:rPr>
+              <w:t>.1.2</w:t>
+            </w:r>
+            <w:r>
+              <w:rPr>
+                <w:rStyle w:val="IndexLink"/>
+                <w:rFonts w:eastAsia="" w:cs="" w:ascii="Calibri" w:hAnsi="Calibri" w:asciiTheme="minorHAnsi" w:cstheme="minorBidi" w:eastAsiaTheme="minorEastAsia" w:hAnsiTheme="minorHAnsi"/>
                 <w:kern w:val="2"/>
                 <w:sz w:val="24"/>
                 <w:szCs w:val="24"/>
@@ -846,8 +929,9 @@
             <w:r>
               <w:rPr>
                 <w:rStyle w:val="IndexLink"/>
-              </w:rPr>
-              <w:t>Entity-Attribute-Value-Pattern</w:t>
+                <w:lang w:val="en-US"/>
+              </w:rPr>
+              <w:t>Model</w:t>
             </w:r>
             <w:r>
               <w:rPr>
@@ -859,7 +943,7 @@
               <w:rPr>
                 <w:webHidden/>
               </w:rPr>
-              <w:instrText xml:space="preserve">PAGEREF _Toc225327547 \h</w:instrText>
+              <w:instrText xml:space="preserve">PAGEREF _Toc225327551 \h</w:instrText>
             </w:r>
             <w:r>
               <w:rPr>
@@ -873,79 +957,7 @@
                 <w:vanish w:val="false"/>
               </w:rPr>
               <w:tab/>
-              <w:t>2</w:t>
-            </w:r>
-            <w:r>
-              <w:rPr>
-                <w:webHidden/>
-              </w:rPr>
-              <w:fldChar w:fldCharType="end"/>
-            </w:r>
-          </w:hyperlink>
-        </w:p>
-        <w:p>
-          <w:pPr>
-            <w:pStyle w:val="TOC1"/>
-            <w:rPr>
-              <w:rFonts w:ascii="Calibri" w:hAnsi="Calibri" w:eastAsia="ＭＳ 明朝" w:cs="" w:asciiTheme="minorHAnsi" w:cstheme="minorBidi" w:eastAsiaTheme="minorEastAsia" w:hAnsiTheme="minorHAnsi"/>
-              <w:kern w:val="2"/>
-              <w:sz w:val="24"/>
-              <w:szCs w:val="24"/>
-              <w:lang w:eastAsia="de-DE"/>
-              <w14:ligatures w14:val="standardContextual"/>
-            </w:rPr>
-          </w:pPr>
-          <w:hyperlink w:anchor="_Toc225327548">
-            <w:r>
-              <w:rPr>
-                <w:rStyle w:val="IndexLink"/>
-                <w:webHidden/>
-              </w:rPr>
-              <w:t>3.</w:t>
-            </w:r>
-            <w:r>
-              <w:rPr>
-                <w:rStyle w:val="IndexLink"/>
-                <w:rFonts w:eastAsia="ＭＳ 明朝" w:cs="" w:ascii="Calibri" w:hAnsi="Calibri" w:asciiTheme="minorHAnsi" w:cstheme="minorBidi" w:eastAsiaTheme="minorEastAsia" w:hAnsiTheme="minorHAnsi"/>
-                <w:kern w:val="2"/>
-                <w:sz w:val="24"/>
-                <w:szCs w:val="24"/>
-                <w:lang w:eastAsia="de-DE"/>
-                <w14:ligatures w14:val="standardContextual"/>
-              </w:rPr>
-              <w:tab/>
-            </w:r>
-            <w:r>
-              <w:rPr>
-                <w:rStyle w:val="IndexLink"/>
-              </w:rPr>
-              <w:t>Konzeption der Komponenten</w:t>
-            </w:r>
-            <w:r>
-              <w:rPr>
-                <w:webHidden/>
-              </w:rPr>
-              <w:fldChar w:fldCharType="begin"/>
-            </w:r>
-            <w:r>
-              <w:rPr>
-                <w:webHidden/>
-              </w:rPr>
-              <w:instrText xml:space="preserve">PAGEREF _Toc225327548 \h</w:instrText>
-            </w:r>
-            <w:r>
-              <w:rPr>
-                <w:webHidden/>
-              </w:rPr>
-              <w:fldChar w:fldCharType="separate"/>
-            </w:r>
-            <w:r>
-              <w:rPr>
-                <w:rStyle w:val="IndexLink"/>
-                <w:vanish w:val="false"/>
-              </w:rPr>
-              <w:tab/>
-              <w:t>2</w:t>
+              <w:t>3</w:t>
             </w:r>
             <w:r>
               <w:rPr>
@@ -963,7 +975,7 @@
               <w:tab w:val="right" w:pos="9061" w:leader="dot"/>
             </w:tabs>
             <w:rPr>
-              <w:rFonts w:ascii="Calibri" w:hAnsi="Calibri" w:eastAsia="ＭＳ 明朝" w:cs="" w:asciiTheme="minorHAnsi" w:cstheme="minorBidi" w:eastAsiaTheme="minorEastAsia" w:hAnsiTheme="minorHAnsi"/>
+              <w:rFonts w:ascii="Calibri" w:hAnsi="Calibri" w:eastAsia="" w:cs="" w:asciiTheme="minorHAnsi" w:cstheme="minorBidi" w:eastAsiaTheme="minorEastAsia" w:hAnsiTheme="minorHAnsi"/>
               <w:kern w:val="2"/>
               <w:sz w:val="24"/>
               <w:szCs w:val="24"/>
@@ -971,19 +983,25 @@
               <w14:ligatures w14:val="standardContextual"/>
             </w:rPr>
           </w:pPr>
-          <w:hyperlink w:anchor="_Toc225327549">
-            <w:r>
-              <w:rPr>
-                <w:rStyle w:val="IndexLink"/>
-                <w:webHidden/>
-                <w:lang w:val="en-US"/>
-              </w:rPr>
-              <w:t>3.1</w:t>
-            </w:r>
-            <w:r>
-              <w:rPr>
-                <w:rStyle w:val="IndexLink"/>
-                <w:rFonts w:eastAsia="ＭＳ 明朝" w:cs="" w:ascii="Calibri" w:hAnsi="Calibri" w:asciiTheme="minorHAnsi" w:cstheme="minorBidi" w:eastAsiaTheme="minorEastAsia" w:hAnsiTheme="minorHAnsi"/>
+          <w:r>
+            <w:rPr>
+              <w:vanish w:val="false"/>
+            </w:rPr>
+            <w:t>2</w:t>
+          </w:r>
+          <w:hyperlink w:anchor="_Toc225327552">
+            <w:r>
+              <w:rPr>
+                <w:rStyle w:val="IndexLink"/>
+                <w:vanish w:val="false"/>
+                <w:webHidden/>
+              </w:rPr>
+              <w:t>.1.3</w:t>
+            </w:r>
+            <w:r>
+              <w:rPr>
+                <w:rStyle w:val="IndexLink"/>
+                <w:rFonts w:eastAsia="" w:cs="" w:ascii="Calibri" w:hAnsi="Calibri" w:asciiTheme="minorHAnsi" w:cstheme="minorBidi" w:eastAsiaTheme="minorEastAsia" w:hAnsiTheme="minorHAnsi"/>
                 <w:kern w:val="2"/>
                 <w:sz w:val="24"/>
                 <w:szCs w:val="24"/>
@@ -997,7 +1015,7 @@
                 <w:rStyle w:val="IndexLink"/>
                 <w:lang w:val="en-US"/>
               </w:rPr>
-              <w:t>Frontend</w:t>
+              <w:t>Controller</w:t>
             </w:r>
             <w:r>
               <w:rPr>
@@ -1009,7 +1027,7 @@
               <w:rPr>
                 <w:webHidden/>
               </w:rPr>
-              <w:instrText xml:space="preserve">PAGEREF _Toc225327549 \h</w:instrText>
+              <w:instrText xml:space="preserve">PAGEREF _Toc225327552 \h</w:instrText>
             </w:r>
             <w:r>
               <w:rPr>
@@ -1023,7 +1041,7 @@
                 <w:vanish w:val="false"/>
               </w:rPr>
               <w:tab/>
-              <w:t>2</w:t>
+              <w:t>3</w:t>
             </w:r>
             <w:r>
               <w:rPr>
@@ -1041,7 +1059,7 @@
               <w:tab w:val="right" w:pos="9061" w:leader="dot"/>
             </w:tabs>
             <w:rPr>
-              <w:rFonts w:ascii="Calibri" w:hAnsi="Calibri" w:eastAsia="ＭＳ 明朝" w:cs="" w:asciiTheme="minorHAnsi" w:cstheme="minorBidi" w:eastAsiaTheme="minorEastAsia" w:hAnsiTheme="minorHAnsi"/>
+              <w:rFonts w:ascii="Calibri" w:hAnsi="Calibri" w:eastAsia="" w:cs="" w:asciiTheme="minorHAnsi" w:cstheme="minorBidi" w:eastAsiaTheme="minorEastAsia" w:hAnsiTheme="minorHAnsi"/>
               <w:kern w:val="2"/>
               <w:sz w:val="24"/>
               <w:szCs w:val="24"/>
@@ -1049,33 +1067,22 @@
               <w14:ligatures w14:val="standardContextual"/>
             </w:rPr>
           </w:pPr>
-          <w:hyperlink w:anchor="_Toc225327550">
-            <w:r>
-              <w:rPr>
-                <w:rStyle w:val="IndexLink"/>
+          <w:r>
+            <w:rPr>
+              <w:vanish w:val="false"/>
+              <w:lang w:val="en-US"/>
+            </w:rPr>
+            <w:t>2</w:t>
+          </w:r>
+          <w:hyperlink w:anchor="_Toc225327553">
+            <w:r>
+              <w:rPr>
+                <w:rStyle w:val="IndexLink"/>
+                <w:vanish w:val="false"/>
                 <w:webHidden/>
                 <w:lang w:val="en-US"/>
               </w:rPr>
-              <w:t>3.1.1</w:t>
-            </w:r>
-            <w:r>
-              <w:rPr>
-                <w:rStyle w:val="IndexLink"/>
-                <w:rFonts w:eastAsia="ＭＳ 明朝" w:cs="" w:ascii="Calibri" w:hAnsi="Calibri" w:asciiTheme="minorHAnsi" w:cstheme="minorBidi" w:eastAsiaTheme="minorEastAsia" w:hAnsiTheme="minorHAnsi"/>
-                <w:kern w:val="2"/>
-                <w:sz w:val="24"/>
-                <w:szCs w:val="24"/>
-                <w:lang w:eastAsia="de-DE"/>
-                <w14:ligatures w14:val="standardContextual"/>
-              </w:rPr>
-              <w:tab/>
-            </w:r>
-            <w:r>
-              <w:rPr>
-                <w:rStyle w:val="IndexLink"/>
-                <w:lang w:val="en-US"/>
-              </w:rPr>
-              <w:t>View</w:t>
+              <w:t>.2 Backend</w:t>
             </w:r>
             <w:r>
               <w:rPr>
@@ -1087,7 +1094,7 @@
               <w:rPr>
                 <w:webHidden/>
               </w:rPr>
-              <w:instrText xml:space="preserve">PAGEREF _Toc225327550 \h</w:instrText>
+              <w:instrText xml:space="preserve">PAGEREF _Toc225327553 \h</w:instrText>
             </w:r>
             <w:r>
               <w:rPr>
@@ -1119,7 +1126,7 @@
               <w:tab w:val="right" w:pos="9061" w:leader="dot"/>
             </w:tabs>
             <w:rPr>
-              <w:rFonts w:ascii="Calibri" w:hAnsi="Calibri" w:eastAsia="ＭＳ 明朝" w:cs="" w:asciiTheme="minorHAnsi" w:cstheme="minorBidi" w:eastAsiaTheme="minorEastAsia" w:hAnsiTheme="minorHAnsi"/>
+              <w:rFonts w:ascii="Calibri" w:hAnsi="Calibri" w:eastAsia="" w:cs="" w:asciiTheme="minorHAnsi" w:cstheme="minorBidi" w:eastAsiaTheme="minorEastAsia" w:hAnsiTheme="minorHAnsi"/>
               <w:kern w:val="2"/>
               <w:sz w:val="24"/>
               <w:szCs w:val="24"/>
@@ -1127,228 +1134,22 @@
               <w14:ligatures w14:val="standardContextual"/>
             </w:rPr>
           </w:pPr>
-          <w:hyperlink w:anchor="_Toc225327551">
-            <w:r>
-              <w:rPr>
-                <w:rStyle w:val="IndexLink"/>
+          <w:r>
+            <w:rPr>
+              <w:vanish w:val="false"/>
+              <w:lang w:val="en-US"/>
+            </w:rPr>
+            <w:t>2</w:t>
+          </w:r>
+          <w:hyperlink w:anchor="_Toc225327554">
+            <w:r>
+              <w:rPr>
+                <w:rStyle w:val="IndexLink"/>
+                <w:vanish w:val="false"/>
                 <w:webHidden/>
                 <w:lang w:val="en-US"/>
               </w:rPr>
-              <w:t>3.1.2</w:t>
-            </w:r>
-            <w:r>
-              <w:rPr>
-                <w:rStyle w:val="IndexLink"/>
-                <w:rFonts w:eastAsia="ＭＳ 明朝" w:cs="" w:ascii="Calibri" w:hAnsi="Calibri" w:asciiTheme="minorHAnsi" w:cstheme="minorBidi" w:eastAsiaTheme="minorEastAsia" w:hAnsiTheme="minorHAnsi"/>
-                <w:kern w:val="2"/>
-                <w:sz w:val="24"/>
-                <w:szCs w:val="24"/>
-                <w:lang w:eastAsia="de-DE"/>
-                <w14:ligatures w14:val="standardContextual"/>
-              </w:rPr>
-              <w:tab/>
-            </w:r>
-            <w:r>
-              <w:rPr>
-                <w:rStyle w:val="IndexLink"/>
-                <w:lang w:val="en-US"/>
-              </w:rPr>
-              <w:t>Model</w:t>
-            </w:r>
-            <w:r>
-              <w:rPr>
-                <w:webHidden/>
-              </w:rPr>
-              <w:fldChar w:fldCharType="begin"/>
-            </w:r>
-            <w:r>
-              <w:rPr>
-                <w:webHidden/>
-              </w:rPr>
-              <w:instrText xml:space="preserve">PAGEREF _Toc225327551 \h</w:instrText>
-            </w:r>
-            <w:r>
-              <w:rPr>
-                <w:webHidden/>
-              </w:rPr>
-              <w:fldChar w:fldCharType="separate"/>
-            </w:r>
-            <w:r>
-              <w:rPr>
-                <w:rStyle w:val="IndexLink"/>
-                <w:vanish w:val="false"/>
-              </w:rPr>
-              <w:tab/>
-              <w:t>3</w:t>
-            </w:r>
-            <w:r>
-              <w:rPr>
-                <w:webHidden/>
-              </w:rPr>
-              <w:fldChar w:fldCharType="end"/>
-            </w:r>
-          </w:hyperlink>
-        </w:p>
-        <w:p>
-          <w:pPr>
-            <w:pStyle w:val="TOC2"/>
-            <w:tabs>
-              <w:tab w:val="clear" w:pos="708"/>
-              <w:tab w:val="right" w:pos="9061" w:leader="dot"/>
-            </w:tabs>
-            <w:rPr>
-              <w:rFonts w:ascii="Calibri" w:hAnsi="Calibri" w:eastAsia="ＭＳ 明朝" w:cs="" w:asciiTheme="minorHAnsi" w:cstheme="minorBidi" w:eastAsiaTheme="minorEastAsia" w:hAnsiTheme="minorHAnsi"/>
-              <w:kern w:val="2"/>
-              <w:sz w:val="24"/>
-              <w:szCs w:val="24"/>
-              <w:lang w:eastAsia="de-DE"/>
-              <w14:ligatures w14:val="standardContextual"/>
-            </w:rPr>
-          </w:pPr>
-          <w:hyperlink w:anchor="_Toc225327552">
-            <w:r>
-              <w:rPr>
-                <w:rStyle w:val="IndexLink"/>
-                <w:webHidden/>
-              </w:rPr>
-              <w:t>3.1.3</w:t>
-            </w:r>
-            <w:r>
-              <w:rPr>
-                <w:rStyle w:val="IndexLink"/>
-                <w:rFonts w:eastAsia="ＭＳ 明朝" w:cs="" w:ascii="Calibri" w:hAnsi="Calibri" w:asciiTheme="minorHAnsi" w:cstheme="minorBidi" w:eastAsiaTheme="minorEastAsia" w:hAnsiTheme="minorHAnsi"/>
-                <w:kern w:val="2"/>
-                <w:sz w:val="24"/>
-                <w:szCs w:val="24"/>
-                <w:lang w:eastAsia="de-DE"/>
-                <w14:ligatures w14:val="standardContextual"/>
-              </w:rPr>
-              <w:tab/>
-            </w:r>
-            <w:r>
-              <w:rPr>
-                <w:rStyle w:val="IndexLink"/>
-                <w:lang w:val="en-US"/>
-              </w:rPr>
-              <w:t>Controller</w:t>
-            </w:r>
-            <w:r>
-              <w:rPr>
-                <w:webHidden/>
-              </w:rPr>
-              <w:fldChar w:fldCharType="begin"/>
-            </w:r>
-            <w:r>
-              <w:rPr>
-                <w:webHidden/>
-              </w:rPr>
-              <w:instrText xml:space="preserve">PAGEREF _Toc225327552 \h</w:instrText>
-            </w:r>
-            <w:r>
-              <w:rPr>
-                <w:webHidden/>
-              </w:rPr>
-              <w:fldChar w:fldCharType="separate"/>
-            </w:r>
-            <w:r>
-              <w:rPr>
-                <w:rStyle w:val="IndexLink"/>
-                <w:vanish w:val="false"/>
-              </w:rPr>
-              <w:tab/>
-              <w:t>3</w:t>
-            </w:r>
-            <w:r>
-              <w:rPr>
-                <w:webHidden/>
-              </w:rPr>
-              <w:fldChar w:fldCharType="end"/>
-            </w:r>
-          </w:hyperlink>
-        </w:p>
-        <w:p>
-          <w:pPr>
-            <w:pStyle w:val="TOC2"/>
-            <w:tabs>
-              <w:tab w:val="clear" w:pos="708"/>
-              <w:tab w:val="right" w:pos="9061" w:leader="dot"/>
-            </w:tabs>
-            <w:rPr>
-              <w:rFonts w:ascii="Calibri" w:hAnsi="Calibri" w:eastAsia="ＭＳ 明朝" w:cs="" w:asciiTheme="minorHAnsi" w:cstheme="minorBidi" w:eastAsiaTheme="minorEastAsia" w:hAnsiTheme="minorHAnsi"/>
-              <w:kern w:val="2"/>
-              <w:sz w:val="24"/>
-              <w:szCs w:val="24"/>
-              <w:lang w:eastAsia="de-DE"/>
-              <w14:ligatures w14:val="standardContextual"/>
-            </w:rPr>
-          </w:pPr>
-          <w:hyperlink w:anchor="_Toc225327553">
-            <w:r>
-              <w:rPr>
-                <w:rStyle w:val="IndexLink"/>
-                <w:webHidden/>
-                <w:lang w:val="en-US"/>
-              </w:rPr>
-              <w:t>3.2 Backend</w:t>
-            </w:r>
-            <w:r>
-              <w:rPr>
-                <w:webHidden/>
-              </w:rPr>
-              <w:fldChar w:fldCharType="begin"/>
-            </w:r>
-            <w:r>
-              <w:rPr>
-                <w:webHidden/>
-              </w:rPr>
-              <w:instrText xml:space="preserve">PAGEREF _Toc225327553 \h</w:instrText>
-            </w:r>
-            <w:r>
-              <w:rPr>
-                <w:webHidden/>
-              </w:rPr>
-              <w:fldChar w:fldCharType="separate"/>
-            </w:r>
-            <w:r>
-              <w:rPr>
-                <w:rStyle w:val="IndexLink"/>
-                <w:vanish w:val="false"/>
-              </w:rPr>
-              <w:tab/>
-              <w:t>3</w:t>
-            </w:r>
-            <w:r>
-              <w:rPr>
-                <w:webHidden/>
-              </w:rPr>
-              <w:fldChar w:fldCharType="end"/>
-            </w:r>
-          </w:hyperlink>
-        </w:p>
-        <w:p>
-          <w:pPr>
-            <w:pStyle w:val="TOC2"/>
-            <w:tabs>
-              <w:tab w:val="clear" w:pos="708"/>
-              <w:tab w:val="right" w:pos="9061" w:leader="dot"/>
-            </w:tabs>
-            <w:rPr>
-              <w:rFonts w:ascii="Calibri" w:hAnsi="Calibri" w:eastAsia="ＭＳ 明朝" w:cs="" w:asciiTheme="minorHAnsi" w:cstheme="minorBidi" w:eastAsiaTheme="minorEastAsia" w:hAnsiTheme="minorHAnsi"/>
-              <w:kern w:val="2"/>
-              <w:sz w:val="24"/>
-              <w:szCs w:val="24"/>
-              <w:lang w:eastAsia="de-DE"/>
-              <w14:ligatures w14:val="standardContextual"/>
-            </w:rPr>
-          </w:pPr>
-          <w:hyperlink w:anchor="_Toc225327554">
-            <w:r>
-              <w:rPr>
-                <w:rStyle w:val="IndexLink"/>
-                <w:webHidden/>
-                <w:lang w:val="en-US"/>
-              </w:rPr>
-              <w:t>3.2.1 View Entities</w:t>
+              <w:t>.2.1 View Entities</w:t>
             </w:r>
             <w:r>
               <w:rPr>
@@ -1392,7 +1193,7 @@
               <w:tab w:val="right" w:pos="9061" w:leader="dot"/>
             </w:tabs>
             <w:rPr>
-              <w:rFonts w:ascii="Calibri" w:hAnsi="Calibri" w:eastAsia="ＭＳ 明朝" w:cs="" w:asciiTheme="minorHAnsi" w:cstheme="minorBidi" w:eastAsiaTheme="minorEastAsia" w:hAnsiTheme="minorHAnsi"/>
+              <w:rFonts w:ascii="Calibri" w:hAnsi="Calibri" w:eastAsia="" w:cs="" w:asciiTheme="minorHAnsi" w:cstheme="minorBidi" w:eastAsiaTheme="minorEastAsia" w:hAnsiTheme="minorHAnsi"/>
               <w:kern w:val="2"/>
               <w:sz w:val="24"/>
               <w:szCs w:val="24"/>
@@ -1400,14 +1201,22 @@
               <w14:ligatures w14:val="standardContextual"/>
             </w:rPr>
           </w:pPr>
+          <w:r>
+            <w:rPr>
+              <w:vanish w:val="false"/>
+              <w:lang w:val="en-US"/>
+            </w:rPr>
+            <w:t>2</w:t>
+          </w:r>
           <w:hyperlink w:anchor="_Toc225327555">
             <w:r>
               <w:rPr>
                 <w:rStyle w:val="IndexLink"/>
+                <w:vanish w:val="false"/>
                 <w:webHidden/>
                 <w:lang w:val="en-US"/>
               </w:rPr>
-              <w:t xml:space="preserve">3.2.1.1 </w:t>
+              <w:t xml:space="preserve">.2.1.1 </w:t>
             </w:r>
             <w:r>
               <w:rPr>
@@ -1459,7 +1268,7 @@
               <w:tab w:val="right" w:pos="9061" w:leader="dot"/>
             </w:tabs>
             <w:rPr>
-              <w:rFonts w:ascii="Calibri" w:hAnsi="Calibri" w:eastAsia="ＭＳ 明朝" w:cs="" w:asciiTheme="minorHAnsi" w:cstheme="minorBidi" w:eastAsiaTheme="minorEastAsia" w:hAnsiTheme="minorHAnsi"/>
+              <w:rFonts w:ascii="Calibri" w:hAnsi="Calibri" w:eastAsia="" w:cs="" w:asciiTheme="minorHAnsi" w:cstheme="minorBidi" w:eastAsiaTheme="minorEastAsia" w:hAnsiTheme="minorHAnsi"/>
               <w:kern w:val="2"/>
               <w:sz w:val="24"/>
               <w:szCs w:val="24"/>
@@ -1467,14 +1276,22 @@
               <w14:ligatures w14:val="standardContextual"/>
             </w:rPr>
           </w:pPr>
+          <w:r>
+            <w:rPr>
+              <w:vanish w:val="false"/>
+              <w:lang w:val="en-US"/>
+            </w:rPr>
+            <w:t>2</w:t>
+          </w:r>
           <w:hyperlink w:anchor="_Toc225327556">
             <w:r>
               <w:rPr>
                 <w:rStyle w:val="IndexLink"/>
+                <w:vanish w:val="false"/>
                 <w:webHidden/>
                 <w:lang w:val="en-US"/>
               </w:rPr>
-              <w:t xml:space="preserve">3.2.1.2 </w:t>
+              <w:t xml:space="preserve">.2.1.2 </w:t>
             </w:r>
             <w:r>
               <w:rPr>
@@ -1526,7 +1343,7 @@
               <w:tab w:val="right" w:pos="9061" w:leader="dot"/>
             </w:tabs>
             <w:rPr>
-              <w:rFonts w:ascii="Calibri" w:hAnsi="Calibri" w:eastAsia="ＭＳ 明朝" w:cs="" w:asciiTheme="minorHAnsi" w:cstheme="minorBidi" w:eastAsiaTheme="minorEastAsia" w:hAnsiTheme="minorHAnsi"/>
+              <w:rFonts w:ascii="Calibri" w:hAnsi="Calibri" w:eastAsia="" w:cs="" w:asciiTheme="minorHAnsi" w:cstheme="minorBidi" w:eastAsiaTheme="minorEastAsia" w:hAnsiTheme="minorHAnsi"/>
               <w:kern w:val="2"/>
               <w:sz w:val="24"/>
               <w:szCs w:val="24"/>
@@ -1534,14 +1351,22 @@
               <w14:ligatures w14:val="standardContextual"/>
             </w:rPr>
           </w:pPr>
+          <w:r>
+            <w:rPr>
+              <w:vanish w:val="false"/>
+              <w:lang w:val="en-US"/>
+            </w:rPr>
+            <w:t>2</w:t>
+          </w:r>
           <w:hyperlink w:anchor="_Toc225327557">
             <w:r>
               <w:rPr>
                 <w:rStyle w:val="IndexLink"/>
+                <w:vanish w:val="false"/>
                 <w:webHidden/>
                 <w:lang w:val="en-US"/>
               </w:rPr>
-              <w:t>3.2.2 Query-Klassen</w:t>
+              <w:t>.2.2 Query-Klassen</w:t>
             </w:r>
             <w:r>
               <w:rPr>
@@ -1585,7 +1410,7 @@
               <w:tab w:val="right" w:pos="9061" w:leader="dot"/>
             </w:tabs>
             <w:rPr>
-              <w:rFonts w:ascii="Calibri" w:hAnsi="Calibri" w:eastAsia="ＭＳ 明朝" w:cs="" w:asciiTheme="minorHAnsi" w:cstheme="minorBidi" w:eastAsiaTheme="minorEastAsia" w:hAnsiTheme="minorHAnsi"/>
+              <w:rFonts w:ascii="Calibri" w:hAnsi="Calibri" w:eastAsia="" w:cs="" w:asciiTheme="minorHAnsi" w:cstheme="minorBidi" w:eastAsiaTheme="minorEastAsia" w:hAnsiTheme="minorHAnsi"/>
               <w:kern w:val="2"/>
               <w:sz w:val="24"/>
               <w:szCs w:val="24"/>
@@ -1593,14 +1418,22 @@
               <w14:ligatures w14:val="standardContextual"/>
             </w:rPr>
           </w:pPr>
+          <w:r>
+            <w:rPr>
+              <w:vanish w:val="false"/>
+              <w:lang w:val="en-US"/>
+            </w:rPr>
+            <w:t>2</w:t>
+          </w:r>
           <w:hyperlink w:anchor="_Toc225327558">
             <w:r>
               <w:rPr>
                 <w:rStyle w:val="IndexLink"/>
+                <w:vanish w:val="false"/>
                 <w:webHidden/>
                 <w:lang w:val="en-US"/>
               </w:rPr>
-              <w:t xml:space="preserve">3.2.2.1 </w:t>
+              <w:t xml:space="preserve">.2.2.1 </w:t>
             </w:r>
             <w:r>
               <w:rPr>
@@ -1652,7 +1485,7 @@
               <w:tab w:val="right" w:pos="9061" w:leader="dot"/>
             </w:tabs>
             <w:rPr>
-              <w:rFonts w:ascii="Calibri" w:hAnsi="Calibri" w:eastAsia="ＭＳ 明朝" w:cs="" w:asciiTheme="minorHAnsi" w:cstheme="minorBidi" w:eastAsiaTheme="minorEastAsia" w:hAnsiTheme="minorHAnsi"/>
+              <w:rFonts w:ascii="Calibri" w:hAnsi="Calibri" w:eastAsia="" w:cs="" w:asciiTheme="minorHAnsi" w:cstheme="minorBidi" w:eastAsiaTheme="minorEastAsia" w:hAnsiTheme="minorHAnsi"/>
               <w:kern w:val="2"/>
               <w:sz w:val="24"/>
               <w:szCs w:val="24"/>
@@ -1660,14 +1493,22 @@
               <w14:ligatures w14:val="standardContextual"/>
             </w:rPr>
           </w:pPr>
+          <w:r>
+            <w:rPr>
+              <w:vanish w:val="false"/>
+              <w:lang w:val="en-US"/>
+            </w:rPr>
+            <w:t>2</w:t>
+          </w:r>
           <w:hyperlink w:anchor="_Toc225327559">
             <w:r>
               <w:rPr>
                 <w:rStyle w:val="IndexLink"/>
+                <w:vanish w:val="false"/>
                 <w:webHidden/>
                 <w:lang w:val="en-US"/>
               </w:rPr>
-              <w:t xml:space="preserve">3.2.2.2 </w:t>
+              <w:t xml:space="preserve">.2.2.2 </w:t>
             </w:r>
             <w:r>
               <w:rPr>
@@ -1719,7 +1560,7 @@
               <w:tab w:val="right" w:pos="9061" w:leader="dot"/>
             </w:tabs>
             <w:rPr>
-              <w:rFonts w:ascii="Calibri" w:hAnsi="Calibri" w:eastAsia="ＭＳ 明朝" w:cs="" w:asciiTheme="minorHAnsi" w:cstheme="minorBidi" w:eastAsiaTheme="minorEastAsia" w:hAnsiTheme="minorHAnsi"/>
+              <w:rFonts w:ascii="Calibri" w:hAnsi="Calibri" w:eastAsia="" w:cs="" w:asciiTheme="minorHAnsi" w:cstheme="minorBidi" w:eastAsiaTheme="minorEastAsia" w:hAnsiTheme="minorHAnsi"/>
               <w:kern w:val="2"/>
               <w:sz w:val="24"/>
               <w:szCs w:val="24"/>
@@ -1727,14 +1568,22 @@
               <w14:ligatures w14:val="standardContextual"/>
             </w:rPr>
           </w:pPr>
+          <w:r>
+            <w:rPr>
+              <w:vanish w:val="false"/>
+              <w:lang w:val="en-US"/>
+            </w:rPr>
+            <w:t>2</w:t>
+          </w:r>
           <w:hyperlink w:anchor="_Toc225327560">
             <w:r>
               <w:rPr>
                 <w:rStyle w:val="IndexLink"/>
+                <w:vanish w:val="false"/>
                 <w:webHidden/>
                 <w:lang w:val="en-US"/>
               </w:rPr>
-              <w:t>3.2.3 Behavior Definition</w:t>
+              <w:t>.2.3 Behavior Definition</w:t>
             </w:r>
             <w:r>
               <w:rPr>
@@ -1778,7 +1627,7 @@
               <w:tab w:val="right" w:pos="9061" w:leader="dot"/>
             </w:tabs>
             <w:rPr>
-              <w:rFonts w:ascii="Calibri" w:hAnsi="Calibri" w:eastAsia="ＭＳ 明朝" w:cs="" w:asciiTheme="minorHAnsi" w:cstheme="minorBidi" w:eastAsiaTheme="minorEastAsia" w:hAnsiTheme="minorHAnsi"/>
+              <w:rFonts w:ascii="Calibri" w:hAnsi="Calibri" w:eastAsia="" w:cs="" w:asciiTheme="minorHAnsi" w:cstheme="minorBidi" w:eastAsiaTheme="minorEastAsia" w:hAnsiTheme="minorHAnsi"/>
               <w:kern w:val="2"/>
               <w:sz w:val="24"/>
               <w:szCs w:val="24"/>
@@ -1786,14 +1635,22 @@
               <w14:ligatures w14:val="standardContextual"/>
             </w:rPr>
           </w:pPr>
+          <w:r>
+            <w:rPr>
+              <w:vanish w:val="false"/>
+              <w:lang w:val="en-US"/>
+            </w:rPr>
+            <w:t>2</w:t>
+          </w:r>
           <w:hyperlink w:anchor="_Toc225327561">
             <w:r>
               <w:rPr>
                 <w:rStyle w:val="IndexLink"/>
+                <w:vanish w:val="false"/>
                 <w:webHidden/>
                 <w:lang w:val="en-US"/>
               </w:rPr>
-              <w:t xml:space="preserve">3.2.3.1 </w:t>
+              <w:t xml:space="preserve">.2.3.1 </w:t>
             </w:r>
             <w:r>
               <w:rPr>
@@ -1847,10 +1704,140 @@
             </w:rPr>
           </w:pPr>
           <w:r>
-            <w:rPr/>
+            <w:rPr>
+              <w:sz w:val="22"/>
+              <w:lang w:eastAsia="en-US"/>
+            </w:rPr>
+          </w:r>
+        </w:p>
+        <w:p>
+          <w:pPr>
+            <w:pStyle w:val="Normal"/>
+            <w:spacing w:before="60" w:after="120"/>
+            <w:rPr>
+              <w:sz w:val="22"/>
+              <w:lang w:eastAsia="en-US"/>
+            </w:rPr>
+          </w:pPr>
+          <w:r>
+            <w:rPr>
+              <w:sz w:val="22"/>
+              <w:lang w:eastAsia="en-US"/>
+            </w:rPr>
+          </w:r>
+        </w:p>
+        <w:p>
+          <w:pPr>
+            <w:pStyle w:val="Normal"/>
+            <w:spacing w:before="60" w:after="120"/>
+            <w:rPr>
+              <w:sz w:val="22"/>
+              <w:lang w:eastAsia="en-US"/>
+            </w:rPr>
+          </w:pPr>
+          <w:r>
+            <w:rPr>
+              <w:sz w:val="22"/>
+              <w:lang w:eastAsia="en-US"/>
+            </w:rPr>
+          </w:r>
+        </w:p>
+        <w:p>
+          <w:pPr>
+            <w:pStyle w:val="Normal"/>
+            <w:spacing w:before="60" w:after="120"/>
+            <w:rPr>
+              <w:sz w:val="22"/>
+              <w:lang w:eastAsia="en-US"/>
+            </w:rPr>
+          </w:pPr>
+          <w:r>
+            <w:rPr>
+              <w:sz w:val="22"/>
+              <w:lang w:eastAsia="en-US"/>
+            </w:rPr>
+          </w:r>
+        </w:p>
+        <w:p>
+          <w:pPr>
+            <w:pStyle w:val="Normal"/>
+            <w:spacing w:before="60" w:after="120"/>
+            <w:rPr>
+              <w:sz w:val="22"/>
+              <w:lang w:eastAsia="en-US"/>
+            </w:rPr>
+          </w:pPr>
+          <w:r>
+            <w:rPr>
+              <w:sz w:val="22"/>
+              <w:lang w:eastAsia="en-US"/>
+            </w:rPr>
+          </w:r>
+        </w:p>
+        <w:p>
+          <w:pPr>
+            <w:pStyle w:val="Normal"/>
+            <w:spacing w:before="60" w:after="120"/>
+            <w:rPr>
+              <w:sz w:val="22"/>
+              <w:lang w:eastAsia="en-US"/>
+            </w:rPr>
+          </w:pPr>
+          <w:r>
+            <w:rPr>
+              <w:sz w:val="22"/>
+              <w:lang w:eastAsia="en-US"/>
+            </w:rPr>
+          </w:r>
+        </w:p>
+        <w:p>
+          <w:pPr>
+            <w:pStyle w:val="Normal"/>
+            <w:spacing w:before="60" w:after="120"/>
+            <w:rPr>
+              <w:sz w:val="22"/>
+              <w:lang w:eastAsia="en-US"/>
+            </w:rPr>
+          </w:pPr>
+          <w:r>
+            <w:rPr>
+              <w:sz w:val="22"/>
+              <w:lang w:eastAsia="en-US"/>
+            </w:rPr>
+          </w:r>
+        </w:p>
+        <w:p>
+          <w:pPr>
+            <w:pStyle w:val="Normal"/>
+            <w:spacing w:before="60" w:after="120"/>
+            <w:rPr>
+              <w:sz w:val="22"/>
+              <w:lang w:eastAsia="en-US"/>
+            </w:rPr>
+          </w:pPr>
+          <w:r>
+            <w:rPr>
+              <w:sz w:val="22"/>
+              <w:lang w:eastAsia="en-US"/>
+            </w:rPr>
+            <w:tab/>
+            <w:tab/>
+            <w:tab/>
+            <w:tab/>
+            <w:tab/>
+            <w:tab/>
+            <w:tab/>
+            <w:tab/>
+            <w:tab/>
+            <w:tab/>
+            <w:tab/>
+            <w:tab/>
           </w:r>
           <w:r>
-            <w:rPr/>
+            <w:rPr>
+              <w:sz w:val="22"/>
+              <w:lang w:eastAsia="en-US"/>
+            </w:rPr>
             <w:fldChar w:fldCharType="end"/>
           </w:r>
         </w:p>
@@ -1893,7 +1880,7 @@
         <w:pStyle w:val="Normal"/>
         <w:numPr>
           <w:ilvl w:val="0"/>
-          <w:numId w:val="7"/>
+          <w:numId w:val="6"/>
         </w:numPr>
         <w:rPr/>
       </w:pPr>
@@ -1907,7 +1894,7 @@
         <w:pStyle w:val="Normal"/>
         <w:numPr>
           <w:ilvl w:val="0"/>
-          <w:numId w:val="7"/>
+          <w:numId w:val="6"/>
         </w:numPr>
         <w:rPr/>
       </w:pPr>
@@ -1921,22 +1908,13 @@
         <w:pStyle w:val="Normal"/>
         <w:numPr>
           <w:ilvl w:val="0"/>
-          <w:numId w:val="7"/>
+          <w:numId w:val="6"/>
         </w:numPr>
         <w:rPr/>
       </w:pPr>
       <w:r>
         <w:rPr/>
         <w:t xml:space="preserve">UI5/Fiori </w:t>
-      </w:r>
-    </w:p>
-    <w:p>
-      <w:pPr>
-        <w:pStyle w:val="Normal"/>
-        <w:rPr/>
-      </w:pPr>
-      <w:r>
-        <w:rPr/>
       </w:r>
     </w:p>
     <w:p>
@@ -1957,6 +1935,216 @@
     </w:p>
     <w:p>
       <w:pPr>
+        <w:pStyle w:val="BodyText"/>
+        <w:rPr>
+          <w:rFonts w:ascii="Alexandria Light" w:hAnsi="Alexandria Light"/>
+          <w:color w:val="000000"/>
+          <w:sz w:val="20"/>
+          <w:lang w:eastAsia="ja-JP"/>
+        </w:rPr>
+      </w:pPr>
+      <w:r>
+        <w:rPr>
+          <w:rFonts w:ascii="Alexandria Light" w:hAnsi="Alexandria Light"/>
+          <w:color w:val="000000"/>
+          <w:sz w:val="20"/>
+          <w:lang w:eastAsia="ja-JP"/>
+        </w:rPr>
+        <w:t>Die Anwendung wird als RAP-Anwendung entwickelt und über einen generierten OData-V4 Service bereitgestellt. Ein zentraler Vorteil des RAP-Frameworks ist die Möglichkeit, aus einem einzigen RAP-Objekt mehrere Anwendungen auf der Consumption-Ebene abzuleiten. Dies wird in diesem Projekt genutzt, indem aus dem gemeinsamen RAP-Objekt zwei separate Consumption Views abgeleitet werden – eine für Mitarbeiter zur Antragsstellung und eine für das Management zur Genehmigung – mit jeweils eigenem Funktionsumfang.</w:t>
+      </w:r>
+    </w:p>
+    <w:p>
+      <w:pPr>
+        <w:pStyle w:val="BodyText"/>
+        <w:spacing w:lineRule="auto" w:line="264" w:before="114" w:after="114"/>
+        <w:jc w:val="both"/>
+        <w:rPr>
+          <w:rFonts w:ascii="Alexandria Light" w:hAnsi="Alexandria Light"/>
+          <w:color w:val="000000"/>
+          <w:sz w:val="20"/>
+          <w:lang w:eastAsia="ja-JP"/>
+        </w:rPr>
+      </w:pPr>
+      <w:r>
+        <w:rPr>
+          <w:rFonts w:ascii="Alexandria Light" w:hAnsi="Alexandria Light"/>
+          <w:color w:val="000000"/>
+          <w:sz w:val="20"/>
+          <w:lang w:eastAsia="ja-JP"/>
+        </w:rPr>
+        <w:t>Da Table Entities als Grundlage des Datenmodells verwendet werden, entfällt die im klassischen RAP-Ansatz übliche Interface-Ebene. Die Behavior Definition wird direkt an die Table Entities gebunden, wodurch der Schichtenaufbau vereinfacht wird und die Consumption Views direkt auf den Table Entities aufbauen. Dies reduziert die Komplexität der Architektur und minimiert den Entwicklungsaufwand, ohne dabei auf die Vorteile des RAP-Frameworks zu verzichten.</w:t>
+      </w:r>
+    </w:p>
+    <w:p>
+      <w:pPr>
+        <w:pStyle w:val="BodyText"/>
+        <w:spacing w:lineRule="auto" w:line="264" w:before="0" w:after="112"/>
+        <w:jc w:val="both"/>
+        <w:rPr>
+          <w:rFonts w:ascii="Alexandria Light" w:hAnsi="Alexandria Light"/>
+          <w:color w:val="000000"/>
+          <w:sz w:val="20"/>
+          <w:lang w:eastAsia="ja-JP"/>
+        </w:rPr>
+      </w:pPr>
+      <w:r>
+        <w:rPr>
+          <w:rFonts w:ascii="Alexandria Light" w:hAnsi="Alexandria Light"/>
+          <w:color w:val="000000"/>
+          <w:sz w:val="20"/>
+          <w:lang w:eastAsia="ja-JP"/>
+        </w:rPr>
+        <w:t>Funktionalitäten, die nicht durch das RAP-Framework abgebildet werden können, werden durch Anpassungen der UI5 Anwendung realisiert, wie beispielsweise der entwickelte UI5 Wizard zur geführten Antragsstellung. Für das Verständnis dieses Konzepts wird ein grundlegendes Verständnis der RAP-Architektur vorausgesetzt.</w:t>
+      </w:r>
+    </w:p>
+    <w:p>
+      <w:pPr>
+        <w:pStyle w:val="BodyText"/>
+        <w:spacing w:lineRule="auto" w:line="264" w:before="0" w:after="112"/>
+        <w:jc w:val="both"/>
+        <w:rPr>
+          <w:rFonts w:ascii="Alexandria Light" w:hAnsi="Alexandria Light"/>
+          <w:color w:val="000000"/>
+          <w:sz w:val="20"/>
+          <w:lang w:eastAsia="ja-JP"/>
+        </w:rPr>
+      </w:pPr>
+      <w:r>
+        <w:rPr>
+          <w:rFonts w:ascii="Alexandria Light" w:hAnsi="Alexandria Light"/>
+          <w:color w:val="000000"/>
+          <w:sz w:val="20"/>
+          <w:lang w:eastAsia="ja-JP"/>
+        </w:rPr>
+      </w:r>
+    </w:p>
+    <w:p>
+      <w:pPr>
+        <w:pStyle w:val="BodyText"/>
+        <w:spacing w:lineRule="auto" w:line="264" w:before="0" w:after="112"/>
+        <w:jc w:val="both"/>
+        <w:rPr>
+          <w:rFonts w:ascii="Alexandria Light" w:hAnsi="Alexandria Light"/>
+          <w:i/>
+          <w:iCs/>
+          <w:color w:val="000000"/>
+          <w:sz w:val="20"/>
+          <w:lang w:eastAsia="ja-JP"/>
+        </w:rPr>
+      </w:pPr>
+      <w:r>
+        <w:drawing>
+          <wp:anchor distT="0" distB="0" distL="0" distR="0" simplePos="0" relativeHeight="3" behindDoc="0" locked="0" layoutInCell="0" allowOverlap="1">
+            <wp:simplePos x="0" y="0"/>
+            <wp:positionH relativeFrom="column">
+              <wp:align>center</wp:align>
+            </wp:positionH>
+            <wp:positionV relativeFrom="paragraph">
+              <wp:posOffset>635</wp:posOffset>
+            </wp:positionV>
+            <wp:extent cx="5760085" cy="2273935"/>
+            <wp:effectExtent l="0" t="0" r="0" b="0"/>
+            <wp:wrapSquare wrapText="largest"/>
+            <wp:docPr id="1" name="Image1"/>
+            <wp:cNvGraphicFramePr>
+              <a:graphicFrameLocks xmlns:a="http://schemas.openxmlformats.org/drawingml/2006/main" noChangeAspect="1"/>
+            </wp:cNvGraphicFramePr>
+            <a:graphic xmlns:a="http://schemas.openxmlformats.org/drawingml/2006/main">
+              <a:graphicData uri="http://schemas.openxmlformats.org/drawingml/2006/picture">
+                <pic:pic xmlns:pic="http://schemas.openxmlformats.org/drawingml/2006/picture">
+                  <pic:nvPicPr>
+                    <pic:cNvPr id="1" name="Image1"/>
+                    <pic:cNvPicPr>
+                      <a:picLocks noChangeAspect="1" noChangeArrowheads="1"/>
+                    </pic:cNvPicPr>
+                  </pic:nvPicPr>
+                  <pic:blipFill>
+                    <a:blip r:embed="rId2"/>
+                    <a:stretch>
+                      <a:fillRect/>
+                    </a:stretch>
+                  </pic:blipFill>
+                  <pic:spPr bwMode="auto">
+                    <a:xfrm>
+                      <a:off x="0" y="0"/>
+                      <a:ext cx="5760085" cy="2273935"/>
+                    </a:xfrm>
+                    <a:prstGeom prst="rect">
+                      <a:avLst/>
+                    </a:prstGeom>
+                    <a:noFill/>
+                  </pic:spPr>
+                </pic:pic>
+              </a:graphicData>
+            </a:graphic>
+          </wp:anchor>
+        </w:drawing>
+      </w:r>
+      <w:r>
+        <w:rPr>
+          <w:rFonts w:ascii="Alexandria Light" w:hAnsi="Alexandria Light"/>
+          <w:i/>
+          <w:iCs/>
+          <w:color w:val="000000"/>
+          <w:sz w:val="20"/>
+          <w:lang w:eastAsia="ja-JP"/>
+        </w:rPr>
+        <w:t>Abbildung 1 RAP Architektur</w:t>
+      </w:r>
+    </w:p>
+    <w:p>
+      <w:pPr>
+        <w:pStyle w:val="BodyText"/>
+        <w:spacing w:lineRule="auto" w:line="264" w:before="0" w:after="112"/>
+        <w:jc w:val="both"/>
+        <w:rPr>
+          <w:rFonts w:ascii="Alexandria Light" w:hAnsi="Alexandria Light"/>
+          <w:i/>
+          <w:iCs/>
+          <w:color w:val="000000"/>
+          <w:sz w:val="20"/>
+          <w:lang w:eastAsia="ja-JP"/>
+        </w:rPr>
+      </w:pPr>
+      <w:r>
+        <w:rPr>
+          <w:rFonts w:ascii="Alexandria Light" w:hAnsi="Alexandria Light"/>
+          <w:i/>
+          <w:iCs/>
+          <w:color w:val="000000"/>
+          <w:sz w:val="20"/>
+          <w:lang w:eastAsia="ja-JP"/>
+        </w:rPr>
+      </w:r>
+    </w:p>
+    <w:p>
+      <w:pPr>
+        <w:pStyle w:val="BodyText"/>
+        <w:spacing w:lineRule="auto" w:line="264" w:before="0" w:after="112"/>
+        <w:jc w:val="both"/>
+        <w:rPr>
+          <w:rFonts w:ascii="Alexandria Light" w:hAnsi="Alexandria Light"/>
+          <w:i w:val="false"/>
+          <w:iCs w:val="false"/>
+          <w:color w:val="000000"/>
+          <w:sz w:val="20"/>
+          <w:lang w:eastAsia="ja-JP"/>
+        </w:rPr>
+      </w:pPr>
+      <w:r>
+        <w:rPr>
+          <w:rFonts w:ascii="Alexandria Light" w:hAnsi="Alexandria Light"/>
+          <w:i w:val="false"/>
+          <w:iCs w:val="false"/>
+          <w:color w:val="000000"/>
+          <w:sz w:val="20"/>
+          <w:lang w:eastAsia="ja-JP"/>
+        </w:rPr>
+        <w:t>Anders als im klassischen RAP-Ansatz, bei dem Annotationen in separaten Metadata Extensions gepflegt werden, werden in diesem Projekt die Annotationen, Assoziationen und Kompositionen direkt innerhalb der Table Entities definiert. Dies ist ein weiterer Vorteil der gewählten Architektur, da alle relevanten Metadaten zentral an einer Stelle gepflegt werden und keine zusätzlichen Artefakte benötigt werden.</w:t>
+      </w:r>
+    </w:p>
+    <w:p>
+      <w:pPr>
         <w:pStyle w:val="Heading2"/>
         <w:numPr>
           <w:ilvl w:val="1"/>
@@ -1964,67 +2152,109 @@
         </w:numPr>
         <w:rPr/>
       </w:pPr>
-      <w:bookmarkStart w:id="3" w:name="_Toc225327545"/>
+      <w:bookmarkStart w:id="3" w:name="_Toc225327546"/>
       <w:r>
         <w:rPr/>
-        <w:t>Sonstige Übersichten zum Gesamtprojekt</w:t>
+        <w:t>Komponentenübergreifende Vereinbarungen</w:t>
       </w:r>
       <w:bookmarkEnd w:id="3"/>
     </w:p>
     <w:p>
       <w:pPr>
-        <w:pStyle w:val="Heading2"/>
-        <w:numPr>
-          <w:ilvl w:val="1"/>
-          <w:numId w:val="4"/>
-        </w:numPr>
+        <w:pStyle w:val="Normal"/>
         <w:rPr/>
       </w:pPr>
-      <w:bookmarkStart w:id="4" w:name="_Toc225327546"/>
       <w:r>
         <w:rPr/>
-        <w:t>Komponentenübergreifende Vereinbarungen</w:t>
+        <w:t xml:space="preserve">Die Anwendung basiert auf einer dreischichtigen Architektur, die in Abbildung </w:t>
       </w:r>
-      <w:bookmarkEnd w:id="4"/>
-    </w:p>
-    <w:p>
-      <w:pPr>
-        <w:pStyle w:val="Normal"/>
-        <w:rPr>
-          <w:lang w:val="en-US"/>
-        </w:rPr>
-      </w:pPr>
       <w:r>
-        <w:rPr>
-          <w:lang w:val="en-US"/>
-        </w:rPr>
-        <w:t>SMART-Standards, Fiori Design Guidelines, Responsiv/Performant/Usability</w:t>
+        <w:rPr/>
+        <w:t>2</w:t>
+      </w:r>
+      <w:r>
+        <w:rPr/>
+        <w:t xml:space="preserve"> dargestellt ist. Die unterste Schicht bildet die SAP HANA Datenbank, in der die Daten über </w:t>
+      </w:r>
+      <w:r>
+        <w:rPr/>
+        <w:t>Table Entities</w:t>
+      </w:r>
+      <w:r>
+        <w:rPr/>
+        <w:t xml:space="preserve"> verwaltet und bereitgestellt werden. Die mittlere Schicht umfasst die Backend Logik, die über das RAP Framework realisiert wird. RAP greift dabei auf die </w:t>
+      </w:r>
+      <w:r>
+        <w:rPr/>
+        <w:t>Table Entities</w:t>
+      </w:r>
+      <w:r>
+        <w:rPr/>
+        <w:t xml:space="preserve"> der Datenbankschicht zu und stellt die Geschäftslogik sowie die Datenzugriffe über einen generierten OData-V4 Service bereit. Die oberste Schicht bildet die SAPUI5 Anwendung, die über den OData Service mit dem Backend kommuniziert und die Benutzeroberfläche für die verschiedenen Benutzerrollen rendert.</w:t>
       </w:r>
     </w:p>
     <w:p>
       <w:pPr>
-        <w:pStyle w:val="Heading2"/>
-        <w:numPr>
-          <w:ilvl w:val="1"/>
-          <w:numId w:val="4"/>
-        </w:numPr>
-        <w:rPr/>
-      </w:pPr>
-      <w:bookmarkStart w:id="5" w:name="_Toc225327547"/>
+        <w:pStyle w:val="Normal"/>
+        <w:rPr>
+          <w:i/>
+          <w:iCs/>
+        </w:rPr>
+      </w:pPr>
       <w:r>
-        <w:rPr/>
-        <w:t>Entity-Attribute-Value-Pattern</w:t>
+        <w:drawing>
+          <wp:anchor distT="0" distB="0" distL="0" distR="0" simplePos="0" relativeHeight="4" behindDoc="0" locked="0" layoutInCell="0" allowOverlap="1">
+            <wp:simplePos x="0" y="0"/>
+            <wp:positionH relativeFrom="column">
+              <wp:align>left</wp:align>
+            </wp:positionH>
+            <wp:positionV relativeFrom="paragraph">
+              <wp:posOffset>635</wp:posOffset>
+            </wp:positionV>
+            <wp:extent cx="2952750" cy="4057650"/>
+            <wp:effectExtent l="0" t="0" r="0" b="0"/>
+            <wp:wrapTopAndBottom/>
+            <wp:docPr id="2" name="Image2"/>
+            <wp:cNvGraphicFramePr>
+              <a:graphicFrameLocks xmlns:a="http://schemas.openxmlformats.org/drawingml/2006/main" noChangeAspect="1"/>
+            </wp:cNvGraphicFramePr>
+            <a:graphic xmlns:a="http://schemas.openxmlformats.org/drawingml/2006/main">
+              <a:graphicData uri="http://schemas.openxmlformats.org/drawingml/2006/picture">
+                <pic:pic xmlns:pic="http://schemas.openxmlformats.org/drawingml/2006/picture">
+                  <pic:nvPicPr>
+                    <pic:cNvPr id="2" name="Image2"/>
+                    <pic:cNvPicPr>
+                      <a:picLocks noChangeAspect="1" noChangeArrowheads="1"/>
+                    </pic:cNvPicPr>
+                  </pic:nvPicPr>
+                  <pic:blipFill>
+                    <a:blip r:embed="rId3"/>
+                    <a:stretch>
+                      <a:fillRect/>
+                    </a:stretch>
+                  </pic:blipFill>
+                  <pic:spPr bwMode="auto">
+                    <a:xfrm>
+                      <a:off x="0" y="0"/>
+                      <a:ext cx="2952750" cy="4057650"/>
+                    </a:xfrm>
+                    <a:prstGeom prst="rect">
+                      <a:avLst/>
+                    </a:prstGeom>
+                    <a:noFill/>
+                  </pic:spPr>
+                </pic:pic>
+              </a:graphicData>
+            </a:graphic>
+          </wp:anchor>
+        </w:drawing>
       </w:r>
-      <w:bookmarkEnd w:id="5"/>
-    </w:p>
-    <w:p>
-      <w:pPr>
-        <w:pStyle w:val="Normal"/>
-        <w:rPr/>
-      </w:pPr>
       <w:r>
-        <w:rPr/>
-        <w:t xml:space="preserve">Ziel von SMART ist es, Regressionstest im SAP-Umfeld zu automatisieren. Die Testergebnisse werden dabei in sogenannten Testprotokollen dokumentiert. </w:t>
+        <w:rPr>
+          <w:i/>
+          <w:iCs/>
+        </w:rPr>
+        <w:t>Abbildung 2 Zusammenwirken SAPUI5, RAP und HANA</w:t>
       </w:r>
     </w:p>
     <w:p>
@@ -2034,121 +2264,6 @@
       </w:pPr>
       <w:r>
         <w:rPr/>
-        <w:t>Aufgrund der Vielfalt an unterschiedlichen Datenbanktabellen im SAP-Umfeld wäre bei jedem neuen Testfall auch eine Neukonfiguration für das jeweilige Datenmodell notwendig.</w:t>
-      </w:r>
-    </w:p>
-    <w:p>
-      <w:pPr>
-        <w:pStyle w:val="Normal"/>
-        <w:rPr/>
-      </w:pPr>
-      <w:r>
-        <w:rPr/>
-        <w:t xml:space="preserve">Um diesen Mehraufwand zu umgehen und SMART universell einsetzbar zu machen, musste ein Weg gefunden werden, Testergebnisse für alle Datenmodelle einheitlich zu speichern. Um dies zu gewährleisten wird das Entity-Attribute-Value-Pattern verwendet. </w:t>
-      </w:r>
-    </w:p>
-    <w:p>
-      <w:pPr>
-        <w:pStyle w:val="Normal"/>
-        <w:rPr/>
-      </w:pPr>
-      <w:r>
-        <w:rPr/>
-        <w:t>Jeder getestete Datensatz wird im SMART-Umfeld als eigene „Entität“ betrachtet und ist durch folgende Felder eindeutig identifizierbar:</w:t>
-      </w:r>
-    </w:p>
-    <w:p>
-      <w:pPr>
-        <w:pStyle w:val="ListParagraph"/>
-        <w:numPr>
-          <w:ilvl w:val="0"/>
-          <w:numId w:val="5"/>
-        </w:numPr>
-        <w:rPr/>
-      </w:pPr>
-      <w:r>
-        <w:rPr/>
-        <w:t>ID vom Testprotokoll</w:t>
-      </w:r>
-    </w:p>
-    <w:p>
-      <w:pPr>
-        <w:pStyle w:val="ListParagraph"/>
-        <w:numPr>
-          <w:ilvl w:val="0"/>
-          <w:numId w:val="5"/>
-        </w:numPr>
-        <w:rPr/>
-      </w:pPr>
-      <w:r>
-        <w:rPr/>
-        <w:t>ID vom Testfall</w:t>
-      </w:r>
-    </w:p>
-    <w:p>
-      <w:pPr>
-        <w:pStyle w:val="ListParagraph"/>
-        <w:numPr>
-          <w:ilvl w:val="0"/>
-          <w:numId w:val="5"/>
-        </w:numPr>
-        <w:rPr/>
-      </w:pPr>
-      <w:r>
-        <w:rPr/>
-        <w:t>Version vom Testfall</w:t>
-      </w:r>
-    </w:p>
-    <w:p>
-      <w:pPr>
-        <w:pStyle w:val="ListParagraph"/>
-        <w:numPr>
-          <w:ilvl w:val="0"/>
-          <w:numId w:val="5"/>
-        </w:numPr>
-        <w:rPr/>
-      </w:pPr>
-      <w:r>
-        <w:rPr/>
-        <w:t>Name der Datenbanktabelle</w:t>
-      </w:r>
-    </w:p>
-    <w:p>
-      <w:pPr>
-        <w:pStyle w:val="ListParagraph"/>
-        <w:numPr>
-          <w:ilvl w:val="0"/>
-          <w:numId w:val="5"/>
-        </w:numPr>
-        <w:rPr/>
-      </w:pPr>
-      <w:r>
-        <w:rPr/>
-        <w:t>Index des Datensatzes</w:t>
-      </w:r>
-    </w:p>
-    <w:p>
-      <w:pPr>
-        <w:pStyle w:val="Normal"/>
-        <w:rPr/>
-      </w:pPr>
-      <w:r>
-        <w:rPr/>
-        <w:t>Alle Feldwerte werden einzeln in einer separaten Tabelle gespeichert und bilden die „Attribute“ der Entität. Der Primärschlüssel setzt sich dabei aus den Werten der Entität zusammen und wird um folgende Felder ergänzt:</w:t>
-      </w:r>
-    </w:p>
-    <w:p>
-      <w:pPr>
-        <w:pStyle w:val="ListParagraph"/>
-        <w:numPr>
-          <w:ilvl w:val="0"/>
-          <w:numId w:val="5"/>
-        </w:numPr>
-        <w:rPr/>
-      </w:pPr>
-      <w:r>
-        <w:rPr/>
-        <w:t>Name der Tabellenspalte</w:t>
       </w:r>
     </w:p>
     <w:p>
@@ -2160,12 +2275,12 @@
         </w:numPr>
         <w:rPr/>
       </w:pPr>
-      <w:bookmarkStart w:id="6" w:name="_Toc225327548"/>
+      <w:bookmarkStart w:id="4" w:name="_Toc225327548"/>
       <w:r>
         <w:rPr/>
         <w:t>Konzeption der Komponenten</w:t>
       </w:r>
-      <w:bookmarkEnd w:id="6"/>
+      <w:bookmarkEnd w:id="4"/>
     </w:p>
     <w:p>
       <w:pPr>
@@ -2178,14 +2293,20 @@
           <w:lang w:val="en-US"/>
         </w:rPr>
       </w:pPr>
-      <w:bookmarkStart w:id="7" w:name="_Toc225327549"/>
+      <w:bookmarkStart w:id="5" w:name="_Toc225327549"/>
       <w:r>
         <w:rPr>
           <w:lang w:val="en-US"/>
         </w:rPr>
-        <w:t>Frontend</w:t>
+        <w:t>D</w:t>
       </w:r>
-      <w:bookmarkEnd w:id="7"/>
+      <w:bookmarkEnd w:id="5"/>
+      <w:r>
+        <w:rPr>
+          <w:lang w:val="en-US"/>
+        </w:rPr>
+        <w:t>atenmodell</w:t>
+      </w:r>
     </w:p>
     <w:p>
       <w:pPr>
@@ -2195,10 +2316,7 @@
         </w:rPr>
       </w:pPr>
       <w:r>
-        <w:rPr>
-          <w:lang w:val="en-US"/>
-        </w:rPr>
-        <w:t xml:space="preserve">Die Entwicklung </w:t>
+        <w:rPr/>
       </w:r>
     </w:p>
     <w:p>
@@ -2212,14 +2330,14 @@
           <w:lang w:val="en-US"/>
         </w:rPr>
       </w:pPr>
-      <w:bookmarkStart w:id="8" w:name="_Toc225327550"/>
+      <w:bookmarkStart w:id="6" w:name="_Toc225327550"/>
       <w:r>
         <w:rPr>
           <w:lang w:val="en-US"/>
         </w:rPr>
         <w:t>View</w:t>
       </w:r>
-      <w:bookmarkEnd w:id="8"/>
+      <w:bookmarkEnd w:id="6"/>
     </w:p>
     <w:p>
       <w:pPr>
@@ -2232,14 +2350,14 @@
           <w:lang w:val="en-US"/>
         </w:rPr>
       </w:pPr>
-      <w:bookmarkStart w:id="9" w:name="_Toc225327551"/>
+      <w:bookmarkStart w:id="7" w:name="_Toc225327551"/>
       <w:r>
         <w:rPr>
           <w:lang w:val="en-US"/>
         </w:rPr>
         <w:t>Model</w:t>
       </w:r>
-      <w:bookmarkEnd w:id="9"/>
+      <w:bookmarkEnd w:id="7"/>
     </w:p>
     <w:p>
       <w:pPr>
@@ -2250,14 +2368,14 @@
         </w:numPr>
         <w:rPr/>
       </w:pPr>
-      <w:bookmarkStart w:id="10" w:name="_Toc225327552"/>
+      <w:bookmarkStart w:id="8" w:name="_Toc225327552"/>
       <w:r>
         <w:rPr>
           <w:lang w:val="en-US"/>
         </w:rPr>
         <w:t>Controller</w:t>
       </w:r>
-      <w:bookmarkEnd w:id="10"/>
+      <w:bookmarkEnd w:id="8"/>
     </w:p>
     <w:p>
       <w:pPr>
@@ -2272,14 +2390,14 @@
         </w:rPr>
         <w:t xml:space="preserve">3.2 </w:t>
       </w:r>
-      <w:bookmarkStart w:id="11" w:name="_Toc225327553"/>
+      <w:bookmarkStart w:id="9" w:name="_Toc225327553"/>
       <w:r>
         <w:rPr>
           <w:lang w:val="en-US"/>
         </w:rPr>
         <w:t>Backend</w:t>
       </w:r>
-      <w:bookmarkEnd w:id="11"/>
+      <w:bookmarkEnd w:id="9"/>
     </w:p>
     <w:p>
       <w:pPr>
@@ -2328,14 +2446,14 @@
           <w:lang w:val="en-US"/>
         </w:rPr>
       </w:pPr>
-      <w:bookmarkStart w:id="12" w:name="_Toc225327554"/>
+      <w:bookmarkStart w:id="10" w:name="_Toc225327554"/>
       <w:r>
         <w:rPr>
           <w:lang w:val="en-US"/>
         </w:rPr>
         <w:t>3.2.1 View Entities</w:t>
       </w:r>
-      <w:bookmarkEnd w:id="12"/>
+      <w:bookmarkEnd w:id="10"/>
     </w:p>
     <w:p>
       <w:pPr>
@@ -2344,7 +2462,7 @@
           <w:lang w:val="en-US"/>
         </w:rPr>
       </w:pPr>
-      <w:bookmarkStart w:id="13" w:name="_Toc225327555"/>
+      <w:bookmarkStart w:id="11" w:name="_Toc225327555"/>
       <w:r>
         <w:rPr>
           <w:lang w:val="en-US"/>
@@ -2358,7 +2476,7 @@
         </w:rPr>
         <w:t>ZCUSTOM_PROTVALUES</w:t>
       </w:r>
-      <w:bookmarkEnd w:id="13"/>
+      <w:bookmarkEnd w:id="11"/>
     </w:p>
     <w:p>
       <w:pPr>
@@ -2367,7 +2485,7 @@
           <w:lang w:val="en-US"/>
         </w:rPr>
       </w:pPr>
-      <w:bookmarkStart w:id="14" w:name="_Toc225327556"/>
+      <w:bookmarkStart w:id="12" w:name="_Toc225327556"/>
       <w:r>
         <w:rPr>
           <w:lang w:val="en-US"/>
@@ -2381,7 +2499,7 @@
         </w:rPr>
         <w:t>ZCUSTOM_COLUMNVALUES</w:t>
       </w:r>
-      <w:bookmarkEnd w:id="14"/>
+      <w:bookmarkEnd w:id="12"/>
     </w:p>
     <w:p>
       <w:pPr>
@@ -2390,14 +2508,14 @@
           <w:lang w:val="en-US"/>
         </w:rPr>
       </w:pPr>
-      <w:bookmarkStart w:id="15" w:name="_Toc225327557"/>
+      <w:bookmarkStart w:id="13" w:name="_Toc225327557"/>
       <w:r>
         <w:rPr>
           <w:lang w:val="en-US"/>
         </w:rPr>
         <w:t>3.2.2 Query-Klassen</w:t>
       </w:r>
-      <w:bookmarkEnd w:id="15"/>
+      <w:bookmarkEnd w:id="13"/>
     </w:p>
     <w:p>
       <w:pPr>
@@ -2406,7 +2524,7 @@
           <w:lang w:val="en-US"/>
         </w:rPr>
       </w:pPr>
-      <w:bookmarkStart w:id="16" w:name="_Toc225327558"/>
+      <w:bookmarkStart w:id="14" w:name="_Toc225327558"/>
       <w:r>
         <w:rPr>
           <w:lang w:val="en-US"/>
@@ -2420,7 +2538,7 @@
         </w:rPr>
         <w:t>ZCL_CUSTOM_PROTVALUES</w:t>
       </w:r>
-      <w:bookmarkEnd w:id="16"/>
+      <w:bookmarkEnd w:id="14"/>
     </w:p>
     <w:p>
       <w:pPr>
@@ -2429,7 +2547,7 @@
           <w:lang w:val="en-US"/>
         </w:rPr>
       </w:pPr>
-      <w:bookmarkStart w:id="17" w:name="_Toc225327559"/>
+      <w:bookmarkStart w:id="15" w:name="_Toc225327559"/>
       <w:r>
         <w:rPr>
           <w:lang w:val="en-US"/>
@@ -2443,7 +2561,7 @@
         </w:rPr>
         <w:t>ZCL_CUSTOM_COLUMNVALUES</w:t>
       </w:r>
-      <w:bookmarkEnd w:id="17"/>
+      <w:bookmarkEnd w:id="15"/>
     </w:p>
     <w:p>
       <w:pPr>
@@ -2452,14 +2570,14 @@
           <w:lang w:val="en-US"/>
         </w:rPr>
       </w:pPr>
-      <w:bookmarkStart w:id="18" w:name="_Toc225327560"/>
+      <w:bookmarkStart w:id="16" w:name="_Toc225327560"/>
       <w:r>
         <w:rPr>
           <w:lang w:val="en-US"/>
         </w:rPr>
         <w:t>3.2.3 Behavior Definition</w:t>
       </w:r>
-      <w:bookmarkEnd w:id="18"/>
+      <w:bookmarkEnd w:id="16"/>
     </w:p>
     <w:p>
       <w:pPr>
@@ -2468,7 +2586,7 @@
           <w:lang w:val="en-US"/>
         </w:rPr>
       </w:pPr>
-      <w:bookmarkStart w:id="19" w:name="_Toc225327561"/>
+      <w:bookmarkStart w:id="17" w:name="_Toc225327561"/>
       <w:r>
         <w:rPr>
           <w:lang w:val="en-US"/>
@@ -2482,7 +2600,7 @@
         </w:rPr>
         <w:t>ZCUSTOM_PROTVALUES</w:t>
       </w:r>
-      <w:bookmarkEnd w:id="19"/>
+      <w:bookmarkEnd w:id="17"/>
     </w:p>
     <w:p>
       <w:pPr>
@@ -2511,9 +2629,9 @@
       </w:r>
     </w:p>
     <w:sectPr>
-      <w:headerReference w:type="even" r:id="rId2"/>
-      <w:headerReference w:type="default" r:id="rId3"/>
-      <w:headerReference w:type="first" r:id="rId4"/>
+      <w:headerReference w:type="even" r:id="rId4"/>
+      <w:headerReference w:type="default" r:id="rId5"/>
+      <w:headerReference w:type="first" r:id="rId6"/>
       <w:type w:val="nextPage"/>
       <w:pgSz w:w="11906" w:h="16838"/>
       <w:pgMar w:left="1701" w:right="1134" w:gutter="0" w:header="426" w:top="1702" w:footer="0" w:bottom="1134"/>
@@ -2577,7 +2695,7 @@
     </w:pPr>
     <w:r>
       <w:pict>
-        <v:shape id="shape_0" coordsize="2645,936" stroked="f" o:allowincell="f" style="position:absolute;margin-left:369.55pt;margin-top:3.55pt;width:74.9pt;height:26.45pt;mso-wrap-style:none;v-text-anchor:middle;mso-position-horizontal:right;mso-position-horizontal-relative:margin" path="m0,0l2644,0l2644,935l0,935l0,0e">
+        <v:shape id="shape_0" coordsize="2635,928" stroked="f" o:allowincell="f" style="position:absolute;margin-left:369.85pt;margin-top:3.55pt;width:74.6pt;height:26.2pt;mso-wrap-style:none;v-text-anchor:middle;mso-position-horizontal:right;mso-position-horizontal-relative:margin" path="m0,0l2634,0l2634,927l0,927l0,0e">
           <v:fill r:id="rId1" o:detectmouseclick="t" type="frame" color2="black"/>
           <v:stroke color="#3465a4" joinstyle="round" endcap="flat"/>
           <w10:wrap type="square"/>
@@ -3135,142 +3253,6 @@
   </w:abstractNum>
   <w:abstractNum w:abstractNumId="5">
     <w:lvl w:ilvl="0">
-      <w:numFmt w:val="bullet"/>
-      <w:lvlText w:val="-"/>
-      <w:lvlJc w:val="left"/>
-      <w:pPr>
-        <w:tabs>
-          <w:tab w:val="num" w:pos="0"/>
-        </w:tabs>
-        <w:ind w:left="720" w:hanging="360"/>
-      </w:pPr>
-      <w:rPr>
-        <w:rFonts w:ascii="Alexandria Light" w:hAnsi="Alexandria Light" w:cs="Alexandria Light" w:hint="default"/>
-      </w:rPr>
-    </w:lvl>
-    <w:lvl w:ilvl="1">
-      <w:start w:val="1"/>
-      <w:numFmt w:val="bullet"/>
-      <w:lvlText w:val="o"/>
-      <w:lvlJc w:val="left"/>
-      <w:pPr>
-        <w:tabs>
-          <w:tab w:val="num" w:pos="0"/>
-        </w:tabs>
-        <w:ind w:left="1440" w:hanging="360"/>
-      </w:pPr>
-      <w:rPr>
-        <w:rFonts w:ascii="Courier New" w:hAnsi="Courier New" w:cs="Courier New" w:hint="default"/>
-      </w:rPr>
-    </w:lvl>
-    <w:lvl w:ilvl="2">
-      <w:start w:val="1"/>
-      <w:numFmt w:val="bullet"/>
-      <w:lvlText w:val=""/>
-      <w:lvlJc w:val="left"/>
-      <w:pPr>
-        <w:tabs>
-          <w:tab w:val="num" w:pos="0"/>
-        </w:tabs>
-        <w:ind w:left="2160" w:hanging="360"/>
-      </w:pPr>
-      <w:rPr>
-        <w:rFonts w:ascii="Wingdings" w:hAnsi="Wingdings" w:cs="Wingdings" w:hint="default"/>
-      </w:rPr>
-    </w:lvl>
-    <w:lvl w:ilvl="3">
-      <w:start w:val="1"/>
-      <w:numFmt w:val="bullet"/>
-      <w:lvlText w:val=""/>
-      <w:lvlJc w:val="left"/>
-      <w:pPr>
-        <w:tabs>
-          <w:tab w:val="num" w:pos="0"/>
-        </w:tabs>
-        <w:ind w:left="2880" w:hanging="360"/>
-      </w:pPr>
-      <w:rPr>
-        <w:rFonts w:ascii="Symbol" w:hAnsi="Symbol" w:cs="Symbol" w:hint="default"/>
-      </w:rPr>
-    </w:lvl>
-    <w:lvl w:ilvl="4">
-      <w:start w:val="1"/>
-      <w:numFmt w:val="bullet"/>
-      <w:lvlText w:val="o"/>
-      <w:lvlJc w:val="left"/>
-      <w:pPr>
-        <w:tabs>
-          <w:tab w:val="num" w:pos="0"/>
-        </w:tabs>
-        <w:ind w:left="3600" w:hanging="360"/>
-      </w:pPr>
-      <w:rPr>
-        <w:rFonts w:ascii="Courier New" w:hAnsi="Courier New" w:cs="Courier New" w:hint="default"/>
-      </w:rPr>
-    </w:lvl>
-    <w:lvl w:ilvl="5">
-      <w:start w:val="1"/>
-      <w:numFmt w:val="bullet"/>
-      <w:lvlText w:val=""/>
-      <w:lvlJc w:val="left"/>
-      <w:pPr>
-        <w:tabs>
-          <w:tab w:val="num" w:pos="0"/>
-        </w:tabs>
-        <w:ind w:left="4320" w:hanging="360"/>
-      </w:pPr>
-      <w:rPr>
-        <w:rFonts w:ascii="Wingdings" w:hAnsi="Wingdings" w:cs="Wingdings" w:hint="default"/>
-      </w:rPr>
-    </w:lvl>
-    <w:lvl w:ilvl="6">
-      <w:start w:val="1"/>
-      <w:numFmt w:val="bullet"/>
-      <w:lvlText w:val=""/>
-      <w:lvlJc w:val="left"/>
-      <w:pPr>
-        <w:tabs>
-          <w:tab w:val="num" w:pos="0"/>
-        </w:tabs>
-        <w:ind w:left="5040" w:hanging="360"/>
-      </w:pPr>
-      <w:rPr>
-        <w:rFonts w:ascii="Symbol" w:hAnsi="Symbol" w:cs="Symbol" w:hint="default"/>
-      </w:rPr>
-    </w:lvl>
-    <w:lvl w:ilvl="7">
-      <w:start w:val="1"/>
-      <w:numFmt w:val="bullet"/>
-      <w:lvlText w:val="o"/>
-      <w:lvlJc w:val="left"/>
-      <w:pPr>
-        <w:tabs>
-          <w:tab w:val="num" w:pos="0"/>
-        </w:tabs>
-        <w:ind w:left="5760" w:hanging="360"/>
-      </w:pPr>
-      <w:rPr>
-        <w:rFonts w:ascii="Courier New" w:hAnsi="Courier New" w:cs="Courier New" w:hint="default"/>
-      </w:rPr>
-    </w:lvl>
-    <w:lvl w:ilvl="8">
-      <w:start w:val="1"/>
-      <w:numFmt w:val="bullet"/>
-      <w:lvlText w:val=""/>
-      <w:lvlJc w:val="left"/>
-      <w:pPr>
-        <w:tabs>
-          <w:tab w:val="num" w:pos="0"/>
-        </w:tabs>
-        <w:ind w:left="6480" w:hanging="360"/>
-      </w:pPr>
-      <w:rPr>
-        <w:rFonts w:ascii="Wingdings" w:hAnsi="Wingdings" w:cs="Wingdings" w:hint="default"/>
-      </w:rPr>
-    </w:lvl>
-  </w:abstractNum>
-  <w:abstractNum w:abstractNumId="6">
-    <w:lvl w:ilvl="0">
       <w:start w:val="1"/>
       <w:numFmt w:val="decimal"/>
       <w:lvlText w:val="%1."/>
@@ -3388,7 +3370,7 @@
       <w:rPr/>
     </w:lvl>
   </w:abstractNum>
-  <w:abstractNum w:abstractNumId="7">
+  <w:abstractNum w:abstractNumId="6">
     <w:lvl w:ilvl="0">
       <w:start w:val="1"/>
       <w:numFmt w:val="bullet"/>
@@ -3525,7 +3507,7 @@
       </w:rPr>
     </w:lvl>
   </w:abstractNum>
-  <w:abstractNum w:abstractNumId="8">
+  <w:abstractNum w:abstractNumId="7">
     <w:lvl w:ilvl="0">
       <w:start w:val="1"/>
       <w:numFmt w:val="none"/>
@@ -3664,9 +3646,6 @@
   </w:num>
   <w:num w:numId="7">
     <w:abstractNumId w:val="7"/>
-  </w:num>
-  <w:num w:numId="8">
-    <w:abstractNumId w:val="8"/>
   </w:num>
 </w:numbering>
 </file>
@@ -4070,6 +4049,7 @@
     <w:rsid w:val="00b77797"/>
     <w:pPr>
       <w:widowControl/>
+      <w:suppressAutoHyphens w:val="true"/>
       <w:bidi w:val="0"/>
       <w:spacing w:lineRule="auto" w:line="264" w:before="60" w:after="0"/>
       <w:jc w:val="both"/>
@@ -4153,7 +4133,7 @@
       <w:keepNext w:val="true"/>
       <w:numPr>
         <w:ilvl w:val="3"/>
-        <w:numId w:val="6"/>
+        <w:numId w:val="5"/>
       </w:numPr>
       <w:tabs>
         <w:tab w:val="clear" w:pos="708"/>
@@ -4175,7 +4155,7 @@
     <w:pPr>
       <w:numPr>
         <w:ilvl w:val="4"/>
-        <w:numId w:val="6"/>
+        <w:numId w:val="5"/>
       </w:numPr>
       <w:spacing w:before="240" w:after="60"/>
       <w:outlineLvl w:val="4"/>
@@ -4194,7 +4174,7 @@
     <w:pPr>
       <w:numPr>
         <w:ilvl w:val="5"/>
-        <w:numId w:val="6"/>
+        <w:numId w:val="5"/>
       </w:numPr>
       <w:spacing w:before="240" w:after="60"/>
       <w:outlineLvl w:val="5"/>
@@ -4215,7 +4195,7 @@
     <w:pPr>
       <w:numPr>
         <w:ilvl w:val="6"/>
-        <w:numId w:val="6"/>
+        <w:numId w:val="5"/>
       </w:numPr>
       <w:spacing w:before="240" w:after="60"/>
       <w:outlineLvl w:val="6"/>
@@ -4233,7 +4213,7 @@
     <w:pPr>
       <w:numPr>
         <w:ilvl w:val="7"/>
-        <w:numId w:val="6"/>
+        <w:numId w:val="5"/>
       </w:numPr>
       <w:spacing w:before="240" w:after="60"/>
       <w:outlineLvl w:val="7"/>
@@ -4607,7 +4587,7 @@
     <w:qFormat/>
     <w:rsid w:val="006f433b"/>
     <w:rPr>
-      <w:rFonts w:ascii="Calibri" w:hAnsi="Calibri" w:eastAsia="ＭＳ ゴシック" w:cs="" w:asciiTheme="minorHAnsi" w:cstheme="majorBidi" w:eastAsiaTheme="majorEastAsia" w:hAnsiTheme="minorHAnsi"/>
+      <w:rFonts w:ascii="Calibri" w:hAnsi="Calibri" w:eastAsia="" w:cs="" w:asciiTheme="minorHAnsi" w:cstheme="majorBidi" w:eastAsiaTheme="majorEastAsia" w:hAnsiTheme="minorHAnsi"/>
       <w:color w:themeColor="accent1" w:themeShade="bf" w:val="2E74B5"/>
       <w:sz w:val="28"/>
       <w:szCs w:val="28"/>
@@ -4621,7 +4601,7 @@
     <w:qFormat/>
     <w:rsid w:val="006f433b"/>
     <w:rPr>
-      <w:rFonts w:ascii="Calibri" w:hAnsi="Calibri" w:eastAsia="ＭＳ ゴシック" w:cs="" w:asciiTheme="minorHAnsi" w:cstheme="majorBidi" w:eastAsiaTheme="majorEastAsia" w:hAnsiTheme="minorHAnsi"/>
+      <w:rFonts w:ascii="Calibri" w:hAnsi="Calibri" w:eastAsia="" w:cs="" w:asciiTheme="minorHAnsi" w:cstheme="majorBidi" w:eastAsiaTheme="majorEastAsia" w:hAnsiTheme="minorHAnsi"/>
       <w:i/>
       <w:iCs/>
       <w:color w:themeColor="accent1" w:themeShade="bf" w:val="2E74B5"/>
@@ -4636,7 +4616,7 @@
     <w:qFormat/>
     <w:rsid w:val="006f433b"/>
     <w:rPr>
-      <w:rFonts w:ascii="Calibri" w:hAnsi="Calibri" w:eastAsia="ＭＳ ゴシック" w:cs="" w:asciiTheme="minorHAnsi" w:cstheme="majorBidi" w:eastAsiaTheme="majorEastAsia" w:hAnsiTheme="minorHAnsi"/>
+      <w:rFonts w:ascii="Calibri" w:hAnsi="Calibri" w:eastAsia="" w:cs="" w:asciiTheme="minorHAnsi" w:cstheme="majorBidi" w:eastAsiaTheme="majorEastAsia" w:hAnsiTheme="minorHAnsi"/>
       <w:color w:themeColor="accent1" w:themeShade="bf" w:val="2E74B5"/>
       <w:sz w:val="22"/>
       <w:lang w:eastAsia="en-US"/>
@@ -4649,7 +4629,7 @@
     <w:qFormat/>
     <w:rsid w:val="006f433b"/>
     <w:rPr>
-      <w:rFonts w:ascii="Calibri" w:hAnsi="Calibri" w:eastAsia="ＭＳ ゴシック" w:cs="" w:asciiTheme="minorHAnsi" w:cstheme="majorBidi" w:eastAsiaTheme="majorEastAsia" w:hAnsiTheme="minorHAnsi"/>
+      <w:rFonts w:ascii="Calibri" w:hAnsi="Calibri" w:eastAsia="" w:cs="" w:asciiTheme="minorHAnsi" w:cstheme="majorBidi" w:eastAsiaTheme="majorEastAsia" w:hAnsiTheme="minorHAnsi"/>
       <w:color w:themeColor="text1" w:themeTint="d8" w:val="272727"/>
       <w:sz w:val="22"/>
       <w:lang w:eastAsia="en-US"/>
@@ -4677,8 +4657,8 @@
     <w:qFormat/>
     <w:rPr/>
   </w:style>
-  <w:style w:type="character" w:styleId="Bullets">
-    <w:name w:val="Bullets"/>
+  <w:style w:type="character" w:styleId="Bulletsuser">
+    <w:name w:val="Bullets (user)"/>
     <w:qFormat/>
     <w:rPr>
       <w:rFonts w:ascii="OpenSymbol" w:hAnsi="OpenSymbol" w:eastAsia="OpenSymbol" w:cs="OpenSymbol"/>
@@ -4974,7 +4954,7 @@
     <w:semiHidden/>
     <w:rsid w:val="00875818"/>
     <w:pPr>
-      <w:overflowPunct w:val="true"/>
+      <w:overflowPunct w:val="false"/>
       <w:spacing w:lineRule="auto" w:line="312" w:before="120" w:after="0"/>
       <w:textAlignment w:val="baseline"/>
     </w:pPr>
@@ -5032,6 +5012,7 @@
       <w:pBdr>
         <w:left w:val="single" w:sz="24" w:space="24" w:color="5B9BD5" w:themeColor="accent1"/>
       </w:pBdr>
+      <w:suppressAutoHyphens w:val="true"/>
       <w:bidi w:val="0"/>
       <w:spacing w:before="60" w:after="60"/>
       <w:ind w:left="851"/>
@@ -5044,7 +5025,7 @@
       <w:kern w:val="0"/>
       <w:sz w:val="18"/>
       <w:szCs w:val="20"/>
-      <w:lang w:eastAsia="en-US" w:val="de-DE" w:bidi="ar-SA"/>
+      <w:lang w:val="de-DE" w:eastAsia="en-US" w:bidi="ar-SA"/>
     </w:rPr>
   </w:style>
   <w:style w:type="paragraph" w:styleId="Formatvorlageberschrift9" w:customStyle="1">
@@ -5109,7 +5090,7 @@
       <w:outlineLvl w:val="9"/>
     </w:pPr>
     <w:rPr>
-      <w:rFonts w:ascii="Calibri Light" w:hAnsi="Calibri Light" w:eastAsia="ＭＳ ゴシック" w:cs="" w:asciiTheme="majorHAnsi" w:cstheme="majorBidi" w:eastAsiaTheme="majorEastAsia" w:hAnsiTheme="majorHAnsi"/>
+      <w:rFonts w:ascii="Calibri Light" w:hAnsi="Calibri Light" w:eastAsia="" w:cs="" w:asciiTheme="majorHAnsi" w:cstheme="majorBidi" w:eastAsiaTheme="majorEastAsia" w:hAnsiTheme="majorHAnsi"/>
       <w:b w:val="false"/>
       <w:color w:themeColor="accent1" w:themeShade="bf" w:val="2E74B5"/>
       <w:spacing w:val="0"/>
@@ -5304,6 +5285,7 @@
     <w:rsid w:val="006f433b"/>
     <w:pPr>
       <w:widowControl/>
+      <w:suppressAutoHyphens w:val="true"/>
       <w:bidi w:val="0"/>
       <w:spacing w:before="0" w:after="0"/>
       <w:jc w:val="left"/>
@@ -5314,7 +5296,7 @@
       <w:kern w:val="0"/>
       <w:sz w:val="18"/>
       <w:szCs w:val="20"/>
-      <w:lang w:eastAsia="en-US" w:val="de-DE" w:bidi="ar-SA"/>
+      <w:lang w:val="de-DE" w:eastAsia="en-US" w:bidi="ar-SA"/>
     </w:rPr>
   </w:style>
   <w:style w:type="paragraph" w:styleId="4" w:customStyle="1">
@@ -5382,7 +5364,6 @@
     <w:basedOn w:val="NormaleTabelle"/>
     <w:uiPriority w:val="59"/>
     <w:rsid w:val="000347e6"/>
-    <w:pPr/>
     <w:rPr>
       <w:sz w:val="22"/>
       <w:szCs w:val="22"/>
@@ -5404,7 +5385,6 @@
     <w:basedOn w:val="NormaleTabelle"/>
     <w:uiPriority w:val="59"/>
     <w:rsid w:val="000347e6"/>
-    <w:pPr/>
     <w:rPr>
       <w:sz w:val="22"/>
       <w:szCs w:val="22"/>
@@ -5547,7 +5527,6 @@
     <w:basedOn w:val="NormaleTabelle"/>
     <w:uiPriority w:val="49"/>
     <w:rsid w:val="006f433b"/>
-    <w:rPr/>
     <w:tblPr>
       <w:tblStyleRowBandSize w:val="1"/>
       <w:tblStyleColBandSize w:val="1"/>
@@ -5623,7 +5602,6 @@
     <w:basedOn w:val="NormaleTabelle"/>
     <w:uiPriority w:val="50"/>
     <w:rsid w:val="006f433b"/>
-    <w:rPr/>
     <w:tblPr>
       <w:tblStyleRowBandSize w:val="1"/>
       <w:tblStyleColBandSize w:val="1"/>
@@ -5727,7 +5705,6 @@
     <w:basedOn w:val="NormaleTabelle"/>
     <w:uiPriority w:val="49"/>
     <w:rsid w:val="006f433b"/>
-    <w:rPr/>
     <w:tblPr>
       <w:tblStyleRowBandSize w:val="1"/>
       <w:tblStyleColBandSize w:val="1"/>

--- a/Dokumentation/Projektdokumentation/Technisches Konzept/Technisches Konzept.docx
+++ b/Dokumentation/Projektdokumentation/Technisches Konzept/Technisches Konzept.docx
@@ -1082,7 +1082,9 @@
                 <w:webHidden/>
                 <w:lang w:val="en-US"/>
               </w:rPr>
-              <w:t>.2 Backend</w:t>
+              <w:t xml:space="preserve">.2 </w:t>
+              <w:tab/>
+              <w:t>Backend</w:t>
             </w:r>
             <w:r>
               <w:rPr>
@@ -1149,7 +1151,9 @@
                 <w:webHidden/>
                 <w:lang w:val="en-US"/>
               </w:rPr>
-              <w:t>.2.1 View Entities</w:t>
+              <w:t xml:space="preserve">.2.1 </w:t>
+              <w:tab/>
+              <w:t>View Entities</w:t>
             </w:r>
             <w:r>
               <w:rPr>
@@ -1162,373 +1166,6 @@
                 <w:webHidden/>
               </w:rPr>
               <w:instrText xml:space="preserve">PAGEREF _Toc225327554 \h</w:instrText>
-            </w:r>
-            <w:r>
-              <w:rPr>
-                <w:webHidden/>
-              </w:rPr>
-              <w:fldChar w:fldCharType="separate"/>
-            </w:r>
-            <w:r>
-              <w:rPr>
-                <w:rStyle w:val="IndexLink"/>
-                <w:vanish w:val="false"/>
-              </w:rPr>
-              <w:tab/>
-              <w:t>3</w:t>
-            </w:r>
-            <w:r>
-              <w:rPr>
-                <w:webHidden/>
-              </w:rPr>
-              <w:fldChar w:fldCharType="end"/>
-            </w:r>
-          </w:hyperlink>
-        </w:p>
-        <w:p>
-          <w:pPr>
-            <w:pStyle w:val="TOC3"/>
-            <w:tabs>
-              <w:tab w:val="clear" w:pos="708"/>
-              <w:tab w:val="right" w:pos="9061" w:leader="dot"/>
-            </w:tabs>
-            <w:rPr>
-              <w:rFonts w:ascii="Calibri" w:hAnsi="Calibri" w:eastAsia="" w:cs="" w:asciiTheme="minorHAnsi" w:cstheme="minorBidi" w:eastAsiaTheme="minorEastAsia" w:hAnsiTheme="minorHAnsi"/>
-              <w:kern w:val="2"/>
-              <w:sz w:val="24"/>
-              <w:szCs w:val="24"/>
-              <w:lang w:eastAsia="de-DE"/>
-              <w14:ligatures w14:val="standardContextual"/>
-            </w:rPr>
-          </w:pPr>
-          <w:r>
-            <w:rPr>
-              <w:vanish w:val="false"/>
-              <w:lang w:val="en-US"/>
-            </w:rPr>
-            <w:t>2</w:t>
-          </w:r>
-          <w:hyperlink w:anchor="_Toc225327555">
-            <w:r>
-              <w:rPr>
-                <w:rStyle w:val="IndexLink"/>
-                <w:vanish w:val="false"/>
-                <w:webHidden/>
-                <w:lang w:val="en-US"/>
-              </w:rPr>
-              <w:t xml:space="preserve">.2.1.1 </w:t>
-            </w:r>
-            <w:r>
-              <w:rPr>
-                <w:rStyle w:val="IndexLink"/>
-                <w:highlight w:val="red"/>
-                <w:lang w:val="en-US"/>
-              </w:rPr>
-              <w:t>ZCUSTOM_PROTVALUES</w:t>
-            </w:r>
-            <w:r>
-              <w:rPr>
-                <w:webHidden/>
-              </w:rPr>
-              <w:fldChar w:fldCharType="begin"/>
-            </w:r>
-            <w:r>
-              <w:rPr>
-                <w:webHidden/>
-              </w:rPr>
-              <w:instrText xml:space="preserve">PAGEREF _Toc225327555 \h</w:instrText>
-            </w:r>
-            <w:r>
-              <w:rPr>
-                <w:webHidden/>
-              </w:rPr>
-              <w:fldChar w:fldCharType="separate"/>
-            </w:r>
-            <w:r>
-              <w:rPr>
-                <w:rStyle w:val="IndexLink"/>
-                <w:vanish w:val="false"/>
-              </w:rPr>
-              <w:tab/>
-              <w:t>3</w:t>
-            </w:r>
-            <w:r>
-              <w:rPr>
-                <w:webHidden/>
-              </w:rPr>
-              <w:fldChar w:fldCharType="end"/>
-            </w:r>
-          </w:hyperlink>
-        </w:p>
-        <w:p>
-          <w:pPr>
-            <w:pStyle w:val="TOC3"/>
-            <w:tabs>
-              <w:tab w:val="clear" w:pos="708"/>
-              <w:tab w:val="right" w:pos="9061" w:leader="dot"/>
-            </w:tabs>
-            <w:rPr>
-              <w:rFonts w:ascii="Calibri" w:hAnsi="Calibri" w:eastAsia="" w:cs="" w:asciiTheme="minorHAnsi" w:cstheme="minorBidi" w:eastAsiaTheme="minorEastAsia" w:hAnsiTheme="minorHAnsi"/>
-              <w:kern w:val="2"/>
-              <w:sz w:val="24"/>
-              <w:szCs w:val="24"/>
-              <w:lang w:eastAsia="de-DE"/>
-              <w14:ligatures w14:val="standardContextual"/>
-            </w:rPr>
-          </w:pPr>
-          <w:r>
-            <w:rPr>
-              <w:vanish w:val="false"/>
-              <w:lang w:val="en-US"/>
-            </w:rPr>
-            <w:t>2</w:t>
-          </w:r>
-          <w:hyperlink w:anchor="_Toc225327556">
-            <w:r>
-              <w:rPr>
-                <w:rStyle w:val="IndexLink"/>
-                <w:vanish w:val="false"/>
-                <w:webHidden/>
-                <w:lang w:val="en-US"/>
-              </w:rPr>
-              <w:t xml:space="preserve">.2.1.2 </w:t>
-            </w:r>
-            <w:r>
-              <w:rPr>
-                <w:rStyle w:val="IndexLink"/>
-                <w:highlight w:val="red"/>
-                <w:lang w:val="en-US"/>
-              </w:rPr>
-              <w:t>ZCUSTOM_COLUMNVALUES</w:t>
-            </w:r>
-            <w:r>
-              <w:rPr>
-                <w:webHidden/>
-              </w:rPr>
-              <w:fldChar w:fldCharType="begin"/>
-            </w:r>
-            <w:r>
-              <w:rPr>
-                <w:webHidden/>
-              </w:rPr>
-              <w:instrText xml:space="preserve">PAGEREF _Toc225327556 \h</w:instrText>
-            </w:r>
-            <w:r>
-              <w:rPr>
-                <w:webHidden/>
-              </w:rPr>
-              <w:fldChar w:fldCharType="separate"/>
-            </w:r>
-            <w:r>
-              <w:rPr>
-                <w:rStyle w:val="IndexLink"/>
-                <w:vanish w:val="false"/>
-              </w:rPr>
-              <w:tab/>
-              <w:t>3</w:t>
-            </w:r>
-            <w:r>
-              <w:rPr>
-                <w:webHidden/>
-              </w:rPr>
-              <w:fldChar w:fldCharType="end"/>
-            </w:r>
-          </w:hyperlink>
-        </w:p>
-        <w:p>
-          <w:pPr>
-            <w:pStyle w:val="TOC3"/>
-            <w:tabs>
-              <w:tab w:val="clear" w:pos="708"/>
-              <w:tab w:val="right" w:pos="9061" w:leader="dot"/>
-            </w:tabs>
-            <w:rPr>
-              <w:rFonts w:ascii="Calibri" w:hAnsi="Calibri" w:eastAsia="" w:cs="" w:asciiTheme="minorHAnsi" w:cstheme="minorBidi" w:eastAsiaTheme="minorEastAsia" w:hAnsiTheme="minorHAnsi"/>
-              <w:kern w:val="2"/>
-              <w:sz w:val="24"/>
-              <w:szCs w:val="24"/>
-              <w:lang w:eastAsia="de-DE"/>
-              <w14:ligatures w14:val="standardContextual"/>
-            </w:rPr>
-          </w:pPr>
-          <w:r>
-            <w:rPr>
-              <w:vanish w:val="false"/>
-              <w:lang w:val="en-US"/>
-            </w:rPr>
-            <w:t>2</w:t>
-          </w:r>
-          <w:hyperlink w:anchor="_Toc225327557">
-            <w:r>
-              <w:rPr>
-                <w:rStyle w:val="IndexLink"/>
-                <w:vanish w:val="false"/>
-                <w:webHidden/>
-                <w:lang w:val="en-US"/>
-              </w:rPr>
-              <w:t>.2.2 Query-Klassen</w:t>
-            </w:r>
-            <w:r>
-              <w:rPr>
-                <w:webHidden/>
-              </w:rPr>
-              <w:fldChar w:fldCharType="begin"/>
-            </w:r>
-            <w:r>
-              <w:rPr>
-                <w:webHidden/>
-              </w:rPr>
-              <w:instrText xml:space="preserve">PAGEREF _Toc225327557 \h</w:instrText>
-            </w:r>
-            <w:r>
-              <w:rPr>
-                <w:webHidden/>
-              </w:rPr>
-              <w:fldChar w:fldCharType="separate"/>
-            </w:r>
-            <w:r>
-              <w:rPr>
-                <w:rStyle w:val="IndexLink"/>
-                <w:vanish w:val="false"/>
-              </w:rPr>
-              <w:tab/>
-              <w:t>3</w:t>
-            </w:r>
-            <w:r>
-              <w:rPr>
-                <w:webHidden/>
-              </w:rPr>
-              <w:fldChar w:fldCharType="end"/>
-            </w:r>
-          </w:hyperlink>
-        </w:p>
-        <w:p>
-          <w:pPr>
-            <w:pStyle w:val="TOC3"/>
-            <w:tabs>
-              <w:tab w:val="clear" w:pos="708"/>
-              <w:tab w:val="right" w:pos="9061" w:leader="dot"/>
-            </w:tabs>
-            <w:rPr>
-              <w:rFonts w:ascii="Calibri" w:hAnsi="Calibri" w:eastAsia="" w:cs="" w:asciiTheme="minorHAnsi" w:cstheme="minorBidi" w:eastAsiaTheme="minorEastAsia" w:hAnsiTheme="minorHAnsi"/>
-              <w:kern w:val="2"/>
-              <w:sz w:val="24"/>
-              <w:szCs w:val="24"/>
-              <w:lang w:eastAsia="de-DE"/>
-              <w14:ligatures w14:val="standardContextual"/>
-            </w:rPr>
-          </w:pPr>
-          <w:r>
-            <w:rPr>
-              <w:vanish w:val="false"/>
-              <w:lang w:val="en-US"/>
-            </w:rPr>
-            <w:t>2</w:t>
-          </w:r>
-          <w:hyperlink w:anchor="_Toc225327558">
-            <w:r>
-              <w:rPr>
-                <w:rStyle w:val="IndexLink"/>
-                <w:vanish w:val="false"/>
-                <w:webHidden/>
-                <w:lang w:val="en-US"/>
-              </w:rPr>
-              <w:t xml:space="preserve">.2.2.1 </w:t>
-            </w:r>
-            <w:r>
-              <w:rPr>
-                <w:rStyle w:val="IndexLink"/>
-                <w:highlight w:val="red"/>
-                <w:lang w:val="en-US"/>
-              </w:rPr>
-              <w:t>ZCL_CUSTOM_PROTVALUES</w:t>
-            </w:r>
-            <w:r>
-              <w:rPr>
-                <w:webHidden/>
-              </w:rPr>
-              <w:fldChar w:fldCharType="begin"/>
-            </w:r>
-            <w:r>
-              <w:rPr>
-                <w:webHidden/>
-              </w:rPr>
-              <w:instrText xml:space="preserve">PAGEREF _Toc225327558 \h</w:instrText>
-            </w:r>
-            <w:r>
-              <w:rPr>
-                <w:webHidden/>
-              </w:rPr>
-              <w:fldChar w:fldCharType="separate"/>
-            </w:r>
-            <w:r>
-              <w:rPr>
-                <w:rStyle w:val="IndexLink"/>
-                <w:vanish w:val="false"/>
-              </w:rPr>
-              <w:tab/>
-              <w:t>3</w:t>
-            </w:r>
-            <w:r>
-              <w:rPr>
-                <w:webHidden/>
-              </w:rPr>
-              <w:fldChar w:fldCharType="end"/>
-            </w:r>
-          </w:hyperlink>
-        </w:p>
-        <w:p>
-          <w:pPr>
-            <w:pStyle w:val="TOC3"/>
-            <w:tabs>
-              <w:tab w:val="clear" w:pos="708"/>
-              <w:tab w:val="right" w:pos="9061" w:leader="dot"/>
-            </w:tabs>
-            <w:rPr>
-              <w:rFonts w:ascii="Calibri" w:hAnsi="Calibri" w:eastAsia="" w:cs="" w:asciiTheme="minorHAnsi" w:cstheme="minorBidi" w:eastAsiaTheme="minorEastAsia" w:hAnsiTheme="minorHAnsi"/>
-              <w:kern w:val="2"/>
-              <w:sz w:val="24"/>
-              <w:szCs w:val="24"/>
-              <w:lang w:eastAsia="de-DE"/>
-              <w14:ligatures w14:val="standardContextual"/>
-            </w:rPr>
-          </w:pPr>
-          <w:r>
-            <w:rPr>
-              <w:vanish w:val="false"/>
-              <w:lang w:val="en-US"/>
-            </w:rPr>
-            <w:t>2</w:t>
-          </w:r>
-          <w:hyperlink w:anchor="_Toc225327559">
-            <w:r>
-              <w:rPr>
-                <w:rStyle w:val="IndexLink"/>
-                <w:vanish w:val="false"/>
-                <w:webHidden/>
-                <w:lang w:val="en-US"/>
-              </w:rPr>
-              <w:t xml:space="preserve">.2.2.2 </w:t>
-            </w:r>
-            <w:r>
-              <w:rPr>
-                <w:rStyle w:val="IndexLink"/>
-                <w:highlight w:val="red"/>
-                <w:lang w:val="en-US"/>
-              </w:rPr>
-              <w:t>ZCL_CUSTOM_COLUMNVALUES</w:t>
-            </w:r>
-            <w:r>
-              <w:rPr>
-                <w:webHidden/>
-              </w:rPr>
-              <w:fldChar w:fldCharType="begin"/>
-            </w:r>
-            <w:r>
-              <w:rPr>
-                <w:webHidden/>
-              </w:rPr>
-              <w:instrText xml:space="preserve">PAGEREF _Toc225327559 \h</w:instrText>
             </w:r>
             <w:r>
               <w:rPr>
@@ -1583,7 +1220,9 @@
                 <w:webHidden/>
                 <w:lang w:val="en-US"/>
               </w:rPr>
-              <w:t>.2.3 Behavior Definition</w:t>
+              <w:t xml:space="preserve">.2.3 </w:t>
+              <w:tab/>
+              <w:t>Behavior Definition</w:t>
             </w:r>
             <w:r>
               <w:rPr>
@@ -1626,73 +1265,12 @@
               <w:tab w:val="clear" w:pos="708"/>
               <w:tab w:val="right" w:pos="9061" w:leader="dot"/>
             </w:tabs>
-            <w:rPr>
-              <w:rFonts w:ascii="Calibri" w:hAnsi="Calibri" w:eastAsia="" w:cs="" w:asciiTheme="minorHAnsi" w:cstheme="minorBidi" w:eastAsiaTheme="minorEastAsia" w:hAnsiTheme="minorHAnsi"/>
-              <w:kern w:val="2"/>
-              <w:sz w:val="24"/>
-              <w:szCs w:val="24"/>
-              <w:lang w:eastAsia="de-DE"/>
-              <w14:ligatures w14:val="standardContextual"/>
-            </w:rPr>
+            <w:ind w:hanging="0" w:left="0"/>
+            <w:rPr/>
           </w:pPr>
           <w:r>
-            <w:rPr>
-              <w:vanish w:val="false"/>
-              <w:lang w:val="en-US"/>
-            </w:rPr>
-            <w:t>2</w:t>
+            <w:rPr/>
           </w:r>
-          <w:hyperlink w:anchor="_Toc225327561">
-            <w:r>
-              <w:rPr>
-                <w:rStyle w:val="IndexLink"/>
-                <w:vanish w:val="false"/>
-                <w:webHidden/>
-                <w:lang w:val="en-US"/>
-              </w:rPr>
-              <w:t xml:space="preserve">.2.3.1 </w:t>
-            </w:r>
-            <w:r>
-              <w:rPr>
-                <w:rStyle w:val="IndexLink"/>
-                <w:highlight w:val="red"/>
-                <w:lang w:val="en-US"/>
-              </w:rPr>
-              <w:t>ZCUSTOM_PROTVALUES</w:t>
-            </w:r>
-            <w:r>
-              <w:rPr>
-                <w:webHidden/>
-              </w:rPr>
-              <w:fldChar w:fldCharType="begin"/>
-            </w:r>
-            <w:r>
-              <w:rPr>
-                <w:webHidden/>
-              </w:rPr>
-              <w:instrText xml:space="preserve">PAGEREF _Toc225327561 \h</w:instrText>
-            </w:r>
-            <w:r>
-              <w:rPr>
-                <w:webHidden/>
-              </w:rPr>
-              <w:fldChar w:fldCharType="separate"/>
-            </w:r>
-            <w:r>
-              <w:rPr>
-                <w:rStyle w:val="IndexLink"/>
-                <w:vanish w:val="false"/>
-              </w:rPr>
-              <w:tab/>
-              <w:t>3</w:t>
-            </w:r>
-            <w:r>
-              <w:rPr>
-                <w:webHidden/>
-              </w:rPr>
-              <w:fldChar w:fldCharType="end"/>
-            </w:r>
-          </w:hyperlink>
         </w:p>
         <w:p>
           <w:pPr>
@@ -2166,31 +1744,7 @@
       </w:pPr>
       <w:r>
         <w:rPr/>
-        <w:t xml:space="preserve">Die Anwendung basiert auf einer dreischichtigen Architektur, die in Abbildung </w:t>
-      </w:r>
-      <w:r>
-        <w:rPr/>
-        <w:t>2</w:t>
-      </w:r>
-      <w:r>
-        <w:rPr/>
-        <w:t xml:space="preserve"> dargestellt ist. Die unterste Schicht bildet die SAP HANA Datenbank, in der die Daten über </w:t>
-      </w:r>
-      <w:r>
-        <w:rPr/>
-        <w:t>Table Entities</w:t>
-      </w:r>
-      <w:r>
-        <w:rPr/>
-        <w:t xml:space="preserve"> verwaltet und bereitgestellt werden. Die mittlere Schicht umfasst die Backend Logik, die über das RAP Framework realisiert wird. RAP greift dabei auf die </w:t>
-      </w:r>
-      <w:r>
-        <w:rPr/>
-        <w:t>Table Entities</w:t>
-      </w:r>
-      <w:r>
-        <w:rPr/>
-        <w:t xml:space="preserve"> der Datenbankschicht zu und stellt die Geschäftslogik sowie die Datenzugriffe über einen generierten OData-V4 Service bereit. Die oberste Schicht bildet die SAPUI5 Anwendung, die über den OData Service mit dem Backend kommuniziert und die Benutzeroberfläche für die verschiedenen Benutzerrollen rendert.</w:t>
+        <w:t>Die Anwendung basiert auf einer dreischichtigen Architektur, die in Abbildung 2 dargestellt ist. Die unterste Schicht bildet die SAP HANA Datenbank, in der die Daten über Table Entities verwaltet und bereitgestellt werden. Die mittlere Schicht umfasst die Backend Logik, die über das RAP Framework realisiert wird. RAP greift dabei auf die Table Entities der Datenbankschicht zu und stellt die Geschäftslogik sowie die Datenzugriffe über einen generierten OData-V4 Service bereit. Die oberste Schicht bildet die SAPUI5 Anwendung, die über den OData Service mit dem Backend kommuniziert und die Benutzeroberfläche für die verschiedenen Benutzerrollen rendert.</w:t>
       </w:r>
     </w:p>
     <w:p>
@@ -2316,7 +1870,9 @@
         </w:rPr>
       </w:pPr>
       <w:r>
-        <w:rPr/>
+        <w:rPr>
+          <w:lang w:val="en-US"/>
+        </w:rPr>
       </w:r>
     </w:p>
     <w:p>
@@ -2695,7 +2251,7 @@
     </w:pPr>
     <w:r>
       <w:pict>
-        <v:shape id="shape_0" coordsize="2635,928" stroked="f" o:allowincell="f" style="position:absolute;margin-left:369.85pt;margin-top:3.55pt;width:74.6pt;height:26.2pt;mso-wrap-style:none;v-text-anchor:middle;mso-position-horizontal:right;mso-position-horizontal-relative:margin" path="m0,0l2634,0l2634,927l0,927l0,0e">
+        <v:shape id="shape_0" coordsize="2632,924" stroked="f" o:allowincell="f" style="position:absolute;margin-left:369.95pt;margin-top:3.55pt;width:74.5pt;height:26.1pt;mso-wrap-style:none;v-text-anchor:middle;mso-position-horizontal:right;mso-position-horizontal-relative:margin" path="m0,0l2631,0l2631,923l0,923l0,0e">
           <v:fill r:id="rId1" o:detectmouseclick="t" type="frame" color2="black"/>
           <v:stroke color="#3465a4" joinstyle="round" endcap="flat"/>
           <w10:wrap type="square"/>
@@ -4657,8 +4213,8 @@
     <w:qFormat/>
     <w:rPr/>
   </w:style>
-  <w:style w:type="character" w:styleId="Bulletsuser">
-    <w:name w:val="Bullets (user)"/>
+  <w:style w:type="character" w:styleId="Bullets">
+    <w:name w:val="Bullets"/>
     <w:qFormat/>
     <w:rPr>
       <w:rFonts w:ascii="OpenSymbol" w:hAnsi="OpenSymbol" w:eastAsia="OpenSymbol" w:cs="OpenSymbol"/>
@@ -4954,7 +4510,7 @@
     <w:semiHidden/>
     <w:rsid w:val="00875818"/>
     <w:pPr>
-      <w:overflowPunct w:val="false"/>
+      <w:overflowPunct w:val="true"/>
       <w:spacing w:lineRule="auto" w:line="312" w:before="120" w:after="0"/>
       <w:textAlignment w:val="baseline"/>
     </w:pPr>

--- a/Dokumentation/Projektdokumentation/Technisches Konzept/Technisches Konzept.docx
+++ b/Dokumentation/Projektdokumentation/Technisches Konzept/Technisches Konzept.docx
@@ -14,6 +14,7 @@
         <w:rPr>
           <w:rFonts w:cs="Alexandria" w:ascii="Alexandria" w:hAnsi="Alexandria"/>
         </w:rPr>
+        <w:t>2</w:t>
       </w:r>
     </w:p>
     <w:sdt>
@@ -27,6 +28,7 @@
         <w:p>
           <w:pPr>
             <w:pStyle w:val="TOCHeading"/>
+            <w:ind w:hanging="0" w:left="0"/>
             <w:rPr>
               <w:color w:val="B1CB3C"/>
             </w:rPr>
@@ -42,12 +44,11 @@
           <w:pPr>
             <w:pStyle w:val="TOC1"/>
             <w:rPr>
-              <w:rFonts w:ascii="Calibri" w:hAnsi="Calibri" w:eastAsia="" w:cs="" w:asciiTheme="minorHAnsi" w:cstheme="minorBidi" w:eastAsiaTheme="minorEastAsia" w:hAnsiTheme="minorHAnsi"/>
+              <w:rFonts w:ascii="Calibri" w:hAnsi="Calibri"/>
               <w:kern w:val="2"/>
               <w:sz w:val="24"/>
               <w:szCs w:val="24"/>
               <w:lang w:eastAsia="de-DE"/>
-              <w14:ligatures w14:val="standardContextual"/>
             </w:rPr>
           </w:pPr>
           <w:r>
@@ -57,7 +58,7 @@
             <w:rPr>
               <w:vanish w:val="false"/>
             </w:rPr>
-            <w:instrText xml:space="preserve"> TOC \z \o "1-4" \u \h</w:instrText>
+            <w:instrText xml:space="preserve"> TOC \o "1-4" \h</w:instrText>
           </w:r>
           <w:r>
             <w:rPr>
@@ -76,19 +77,17 @@
               <w:rPr>
                 <w:rStyle w:val="IndexLink"/>
                 <w:vanish w:val="false"/>
-                <w:webHidden/>
               </w:rPr>
               <w:t>.</w:t>
             </w:r>
             <w:r>
               <w:rPr>
                 <w:rStyle w:val="IndexLink"/>
-                <w:rFonts w:eastAsia="" w:cs="" w:ascii="Calibri" w:hAnsi="Calibri" w:asciiTheme="minorHAnsi" w:cstheme="minorBidi" w:eastAsiaTheme="minorEastAsia" w:hAnsiTheme="minorHAnsi"/>
+                <w:rFonts w:ascii="Calibri" w:hAnsi="Calibri"/>
                 <w:kern w:val="2"/>
                 <w:sz w:val="24"/>
                 <w:szCs w:val="24"/>
                 <w:lang w:eastAsia="de-DE"/>
-                <w14:ligatures w14:val="standardContextual"/>
               </w:rPr>
               <w:tab/>
             </w:r>
@@ -140,12 +139,11 @@
               <w:tab w:val="right" w:pos="9061" w:leader="dot"/>
             </w:tabs>
             <w:rPr>
-              <w:rFonts w:ascii="Calibri" w:hAnsi="Calibri" w:eastAsia="" w:cs="" w:asciiTheme="minorHAnsi" w:cstheme="minorBidi" w:eastAsiaTheme="minorEastAsia" w:hAnsiTheme="minorHAnsi"/>
+              <w:rFonts w:ascii="Calibri" w:hAnsi="Calibri"/>
               <w:kern w:val="2"/>
               <w:sz w:val="24"/>
               <w:szCs w:val="24"/>
               <w:lang w:eastAsia="de-DE"/>
-              <w14:ligatures w14:val="standardContextual"/>
             </w:rPr>
           </w:pPr>
           <w:r>
@@ -159,19 +157,17 @@
               <w:rPr>
                 <w:rStyle w:val="IndexLink"/>
                 <w:vanish w:val="false"/>
-                <w:webHidden/>
               </w:rPr>
               <w:t>.1</w:t>
             </w:r>
             <w:r>
               <w:rPr>
                 <w:rStyle w:val="IndexLink"/>
-                <w:rFonts w:eastAsia="" w:cs="" w:ascii="Calibri" w:hAnsi="Calibri" w:asciiTheme="minorHAnsi" w:cstheme="minorBidi" w:eastAsiaTheme="minorEastAsia" w:hAnsiTheme="minorHAnsi"/>
+                <w:rFonts w:ascii="Calibri" w:hAnsi="Calibri"/>
                 <w:kern w:val="2"/>
                 <w:sz w:val="24"/>
                 <w:szCs w:val="24"/>
                 <w:lang w:eastAsia="de-DE"/>
-                <w14:ligatures w14:val="standardContextual"/>
               </w:rPr>
               <w:tab/>
             </w:r>
@@ -223,12 +219,11 @@
               <w:tab w:val="right" w:pos="9061" w:leader="dot"/>
             </w:tabs>
             <w:rPr>
-              <w:rFonts w:ascii="Calibri" w:hAnsi="Calibri" w:eastAsia="" w:cs="" w:asciiTheme="minorHAnsi" w:cstheme="minorBidi" w:eastAsiaTheme="minorEastAsia" w:hAnsiTheme="minorHAnsi"/>
+              <w:rFonts w:ascii="Calibri" w:hAnsi="Calibri"/>
               <w:kern w:val="2"/>
               <w:sz w:val="24"/>
               <w:szCs w:val="24"/>
               <w:lang w:eastAsia="de-DE"/>
-              <w14:ligatures w14:val="standardContextual"/>
             </w:rPr>
           </w:pPr>
           <w:r>
@@ -242,19 +237,17 @@
               <w:rPr>
                 <w:rStyle w:val="IndexLink"/>
                 <w:vanish w:val="false"/>
-                <w:webHidden/>
               </w:rPr>
               <w:t>.2</w:t>
             </w:r>
             <w:r>
               <w:rPr>
                 <w:rStyle w:val="IndexLink"/>
-                <w:rFonts w:eastAsia="" w:cs="" w:ascii="Calibri" w:hAnsi="Calibri" w:asciiTheme="minorHAnsi" w:cstheme="minorBidi" w:eastAsiaTheme="minorEastAsia" w:hAnsiTheme="minorHAnsi"/>
+                <w:rFonts w:ascii="Calibri" w:hAnsi="Calibri"/>
                 <w:kern w:val="2"/>
                 <w:sz w:val="24"/>
                 <w:szCs w:val="24"/>
                 <w:lang w:eastAsia="de-DE"/>
-                <w14:ligatures w14:val="standardContextual"/>
               </w:rPr>
               <w:tab/>
             </w:r>
@@ -306,12 +299,11 @@
               <w:tab w:val="right" w:pos="9061" w:leader="dot"/>
             </w:tabs>
             <w:rPr>
-              <w:rFonts w:ascii="Calibri" w:hAnsi="Calibri" w:eastAsia="" w:cs="" w:asciiTheme="minorHAnsi" w:cstheme="minorBidi" w:eastAsiaTheme="minorEastAsia" w:hAnsiTheme="minorHAnsi"/>
+              <w:rFonts w:ascii="Calibri" w:hAnsi="Calibri"/>
               <w:kern w:val="2"/>
               <w:sz w:val="24"/>
               <w:szCs w:val="24"/>
               <w:lang w:eastAsia="de-DE"/>
-              <w14:ligatures w14:val="standardContextual"/>
             </w:rPr>
           </w:pPr>
           <w:r>
@@ -325,19 +317,17 @@
               <w:rPr>
                 <w:rStyle w:val="IndexLink"/>
                 <w:vanish w:val="false"/>
-                <w:webHidden/>
               </w:rPr>
               <w:t>.3</w:t>
             </w:r>
             <w:r>
               <w:rPr>
                 <w:rStyle w:val="IndexLink"/>
-                <w:rFonts w:eastAsia="" w:cs="" w:ascii="Calibri" w:hAnsi="Calibri" w:asciiTheme="minorHAnsi" w:cstheme="minorBidi" w:eastAsiaTheme="minorEastAsia" w:hAnsiTheme="minorHAnsi"/>
+                <w:rFonts w:ascii="Calibri" w:hAnsi="Calibri"/>
                 <w:kern w:val="2"/>
                 <w:sz w:val="24"/>
                 <w:szCs w:val="24"/>
                 <w:lang w:eastAsia="de-DE"/>
-                <w14:ligatures w14:val="standardContextual"/>
               </w:rPr>
               <w:tab/>
             </w:r>
@@ -389,12 +379,11 @@
               <w:tab w:val="right" w:pos="9061" w:leader="dot"/>
             </w:tabs>
             <w:rPr>
-              <w:rFonts w:ascii="Calibri" w:hAnsi="Calibri" w:eastAsia="" w:cs="" w:asciiTheme="minorHAnsi" w:cstheme="minorBidi" w:eastAsiaTheme="minorEastAsia" w:hAnsiTheme="minorHAnsi"/>
+              <w:rFonts w:ascii="Calibri" w:hAnsi="Calibri"/>
               <w:kern w:val="2"/>
               <w:sz w:val="24"/>
               <w:szCs w:val="24"/>
               <w:lang w:eastAsia="de-DE"/>
-              <w14:ligatures w14:val="standardContextual"/>
             </w:rPr>
           </w:pPr>
           <w:r>
@@ -408,19 +397,17 @@
               <w:rPr>
                 <w:rStyle w:val="IndexLink"/>
                 <w:vanish w:val="false"/>
-                <w:webHidden/>
               </w:rPr>
               <w:t>.4</w:t>
             </w:r>
             <w:r>
               <w:rPr>
                 <w:rStyle w:val="IndexLink"/>
-                <w:rFonts w:eastAsia="" w:cs="" w:ascii="Calibri" w:hAnsi="Calibri" w:asciiTheme="minorHAnsi" w:cstheme="minorBidi" w:eastAsiaTheme="minorEastAsia" w:hAnsiTheme="minorHAnsi"/>
+                <w:rFonts w:ascii="Calibri" w:hAnsi="Calibri"/>
                 <w:kern w:val="2"/>
                 <w:sz w:val="24"/>
                 <w:szCs w:val="24"/>
                 <w:lang w:eastAsia="de-DE"/>
-                <w14:ligatures w14:val="standardContextual"/>
               </w:rPr>
               <w:tab/>
             </w:r>
@@ -472,12 +459,11 @@
               <w:tab w:val="right" w:pos="9061" w:leader="dot"/>
             </w:tabs>
             <w:rPr>
-              <w:rFonts w:ascii="Calibri" w:hAnsi="Calibri" w:eastAsia="" w:cs="" w:asciiTheme="minorHAnsi" w:cstheme="minorBidi" w:eastAsiaTheme="minorEastAsia" w:hAnsiTheme="minorHAnsi"/>
+              <w:rFonts w:ascii="Calibri" w:hAnsi="Calibri"/>
               <w:kern w:val="2"/>
               <w:sz w:val="24"/>
               <w:szCs w:val="24"/>
               <w:lang w:eastAsia="de-DE"/>
-              <w14:ligatures w14:val="standardContextual"/>
             </w:rPr>
           </w:pPr>
           <w:r>
@@ -491,19 +477,17 @@
               <w:rPr>
                 <w:rStyle w:val="IndexLink"/>
                 <w:vanish w:val="false"/>
-                <w:webHidden/>
               </w:rPr>
               <w:t>.5</w:t>
             </w:r>
             <w:r>
               <w:rPr>
                 <w:rStyle w:val="IndexLink"/>
-                <w:rFonts w:eastAsia="" w:cs="" w:ascii="Calibri" w:hAnsi="Calibri" w:asciiTheme="minorHAnsi" w:cstheme="minorBidi" w:eastAsiaTheme="minorEastAsia" w:hAnsiTheme="minorHAnsi"/>
+                <w:rFonts w:ascii="Calibri" w:hAnsi="Calibri"/>
                 <w:kern w:val="2"/>
                 <w:sz w:val="24"/>
                 <w:szCs w:val="24"/>
                 <w:lang w:eastAsia="de-DE"/>
-                <w14:ligatures w14:val="standardContextual"/>
               </w:rPr>
               <w:tab/>
             </w:r>
@@ -555,12 +539,11 @@
               <w:tab w:val="right" w:pos="9061" w:leader="dot"/>
             </w:tabs>
             <w:rPr>
-              <w:rFonts w:ascii="Calibri" w:hAnsi="Calibri" w:eastAsia="" w:cs="" w:asciiTheme="minorHAnsi" w:cstheme="minorBidi" w:eastAsiaTheme="minorEastAsia" w:hAnsiTheme="minorHAnsi"/>
+              <w:rFonts w:ascii="Calibri" w:hAnsi="Calibri"/>
               <w:kern w:val="2"/>
               <w:sz w:val="24"/>
               <w:szCs w:val="24"/>
               <w:lang w:eastAsia="de-DE"/>
-              <w14:ligatures w14:val="standardContextual"/>
             </w:rPr>
           </w:pPr>
           <w:r>
@@ -574,19 +557,17 @@
               <w:rPr>
                 <w:rStyle w:val="IndexLink"/>
                 <w:vanish w:val="false"/>
-                <w:webHidden/>
               </w:rPr>
               <w:t>.6</w:t>
             </w:r>
             <w:r>
               <w:rPr>
                 <w:rStyle w:val="IndexLink"/>
-                <w:rFonts w:eastAsia="" w:cs="" w:ascii="Calibri" w:hAnsi="Calibri" w:asciiTheme="minorHAnsi" w:cstheme="minorBidi" w:eastAsiaTheme="minorEastAsia" w:hAnsiTheme="minorHAnsi"/>
+                <w:rFonts w:ascii="Calibri" w:hAnsi="Calibri"/>
                 <w:kern w:val="2"/>
                 <w:sz w:val="24"/>
                 <w:szCs w:val="24"/>
                 <w:lang w:eastAsia="de-DE"/>
-                <w14:ligatures w14:val="standardContextual"/>
               </w:rPr>
               <w:tab/>
             </w:r>
@@ -634,12 +615,11 @@
           <w:pPr>
             <w:pStyle w:val="TOC1"/>
             <w:rPr>
-              <w:rFonts w:ascii="Calibri" w:hAnsi="Calibri" w:eastAsia="" w:cs="" w:asciiTheme="minorHAnsi" w:cstheme="minorBidi" w:eastAsiaTheme="minorEastAsia" w:hAnsiTheme="minorHAnsi"/>
+              <w:rFonts w:ascii="Calibri" w:hAnsi="Calibri"/>
               <w:kern w:val="2"/>
               <w:sz w:val="24"/>
               <w:szCs w:val="24"/>
               <w:lang w:eastAsia="de-DE"/>
-              <w14:ligatures w14:val="standardContextual"/>
             </w:rPr>
           </w:pPr>
           <w:r>
@@ -653,19 +633,17 @@
               <w:rPr>
                 <w:rStyle w:val="IndexLink"/>
                 <w:vanish w:val="false"/>
-                <w:webHidden/>
               </w:rPr>
               <w:t>.</w:t>
             </w:r>
             <w:r>
               <w:rPr>
                 <w:rStyle w:val="IndexLink"/>
-                <w:rFonts w:eastAsia="" w:cs="" w:ascii="Calibri" w:hAnsi="Calibri" w:asciiTheme="minorHAnsi" w:cstheme="minorBidi" w:eastAsiaTheme="minorEastAsia" w:hAnsiTheme="minorHAnsi"/>
+                <w:rFonts w:ascii="Calibri" w:hAnsi="Calibri"/>
                 <w:kern w:val="2"/>
                 <w:sz w:val="24"/>
                 <w:szCs w:val="24"/>
                 <w:lang w:eastAsia="de-DE"/>
-                <w14:ligatures w14:val="standardContextual"/>
               </w:rPr>
               <w:tab/>
             </w:r>
@@ -717,12 +695,11 @@
               <w:tab w:val="right" w:pos="9061" w:leader="dot"/>
             </w:tabs>
             <w:rPr>
-              <w:rFonts w:ascii="Calibri" w:hAnsi="Calibri" w:eastAsia="" w:cs="" w:asciiTheme="minorHAnsi" w:cstheme="minorBidi" w:eastAsiaTheme="minorEastAsia" w:hAnsiTheme="minorHAnsi"/>
+              <w:rFonts w:ascii="Calibri" w:hAnsi="Calibri"/>
               <w:kern w:val="2"/>
               <w:sz w:val="24"/>
               <w:szCs w:val="24"/>
               <w:lang w:eastAsia="de-DE"/>
-              <w14:ligatures w14:val="standardContextual"/>
             </w:rPr>
           </w:pPr>
           <w:r>
@@ -737,7 +714,6 @@
               <w:rPr>
                 <w:rStyle w:val="IndexLink"/>
                 <w:vanish w:val="false"/>
-                <w:webHidden/>
                 <w:lang w:val="en-US"/>
               </w:rPr>
               <w:t>.1</w:t>
@@ -745,12 +721,11 @@
             <w:r>
               <w:rPr>
                 <w:rStyle w:val="IndexLink"/>
-                <w:rFonts w:eastAsia="" w:cs="" w:ascii="Calibri" w:hAnsi="Calibri" w:asciiTheme="minorHAnsi" w:cstheme="minorBidi" w:eastAsiaTheme="minorEastAsia" w:hAnsiTheme="minorHAnsi"/>
+                <w:rFonts w:ascii="Calibri" w:hAnsi="Calibri"/>
                 <w:kern w:val="2"/>
                 <w:sz w:val="24"/>
                 <w:szCs w:val="24"/>
                 <w:lang w:eastAsia="de-DE"/>
-                <w14:ligatures w14:val="standardContextual"/>
               </w:rPr>
               <w:tab/>
             </w:r>
@@ -803,12 +778,11 @@
               <w:tab w:val="right" w:pos="9061" w:leader="dot"/>
             </w:tabs>
             <w:rPr>
-              <w:rFonts w:ascii="Calibri" w:hAnsi="Calibri" w:eastAsia="" w:cs="" w:asciiTheme="minorHAnsi" w:cstheme="minorBidi" w:eastAsiaTheme="minorEastAsia" w:hAnsiTheme="minorHAnsi"/>
+              <w:rFonts w:ascii="Calibri" w:hAnsi="Calibri"/>
               <w:kern w:val="2"/>
               <w:sz w:val="24"/>
               <w:szCs w:val="24"/>
               <w:lang w:eastAsia="de-DE"/>
-              <w14:ligatures w14:val="standardContextual"/>
             </w:rPr>
           </w:pPr>
           <w:r>
@@ -823,7 +797,6 @@
               <w:rPr>
                 <w:rStyle w:val="IndexLink"/>
                 <w:vanish w:val="false"/>
-                <w:webHidden/>
                 <w:lang w:val="en-US"/>
               </w:rPr>
               <w:t>.1.1</w:t>
@@ -831,12 +804,11 @@
             <w:r>
               <w:rPr>
                 <w:rStyle w:val="IndexLink"/>
-                <w:rFonts w:eastAsia="" w:cs="" w:ascii="Calibri" w:hAnsi="Calibri" w:asciiTheme="minorHAnsi" w:cstheme="minorBidi" w:eastAsiaTheme="minorEastAsia" w:hAnsiTheme="minorHAnsi"/>
+                <w:rFonts w:ascii="Calibri" w:hAnsi="Calibri"/>
                 <w:kern w:val="2"/>
                 <w:sz w:val="24"/>
                 <w:szCs w:val="24"/>
                 <w:lang w:eastAsia="de-DE"/>
-                <w14:ligatures w14:val="standardContextual"/>
               </w:rPr>
               <w:tab/>
             </w:r>
@@ -889,12 +861,11 @@
               <w:tab w:val="right" w:pos="9061" w:leader="dot"/>
             </w:tabs>
             <w:rPr>
-              <w:rFonts w:ascii="Calibri" w:hAnsi="Calibri" w:eastAsia="" w:cs="" w:asciiTheme="minorHAnsi" w:cstheme="minorBidi" w:eastAsiaTheme="minorEastAsia" w:hAnsiTheme="minorHAnsi"/>
+              <w:rFonts w:ascii="Calibri" w:hAnsi="Calibri"/>
               <w:kern w:val="2"/>
               <w:sz w:val="24"/>
               <w:szCs w:val="24"/>
               <w:lang w:eastAsia="de-DE"/>
-              <w14:ligatures w14:val="standardContextual"/>
             </w:rPr>
           </w:pPr>
           <w:r>
@@ -909,7 +880,6 @@
               <w:rPr>
                 <w:rStyle w:val="IndexLink"/>
                 <w:vanish w:val="false"/>
-                <w:webHidden/>
                 <w:lang w:val="en-US"/>
               </w:rPr>
               <w:t>.1.2</w:t>
@@ -917,12 +887,11 @@
             <w:r>
               <w:rPr>
                 <w:rStyle w:val="IndexLink"/>
-                <w:rFonts w:eastAsia="" w:cs="" w:ascii="Calibri" w:hAnsi="Calibri" w:asciiTheme="minorHAnsi" w:cstheme="minorBidi" w:eastAsiaTheme="minorEastAsia" w:hAnsiTheme="minorHAnsi"/>
+                <w:rFonts w:ascii="Calibri" w:hAnsi="Calibri"/>
                 <w:kern w:val="2"/>
                 <w:sz w:val="24"/>
                 <w:szCs w:val="24"/>
                 <w:lang w:eastAsia="de-DE"/>
-                <w14:ligatures w14:val="standardContextual"/>
               </w:rPr>
               <w:tab/>
             </w:r>
@@ -975,12 +944,11 @@
               <w:tab w:val="right" w:pos="9061" w:leader="dot"/>
             </w:tabs>
             <w:rPr>
-              <w:rFonts w:ascii="Calibri" w:hAnsi="Calibri" w:eastAsia="" w:cs="" w:asciiTheme="minorHAnsi" w:cstheme="minorBidi" w:eastAsiaTheme="minorEastAsia" w:hAnsiTheme="minorHAnsi"/>
+              <w:rFonts w:ascii="Calibri" w:hAnsi="Calibri"/>
               <w:kern w:val="2"/>
               <w:sz w:val="24"/>
               <w:szCs w:val="24"/>
               <w:lang w:eastAsia="de-DE"/>
-              <w14:ligatures w14:val="standardContextual"/>
             </w:rPr>
           </w:pPr>
           <w:r>
@@ -994,19 +962,17 @@
               <w:rPr>
                 <w:rStyle w:val="IndexLink"/>
                 <w:vanish w:val="false"/>
-                <w:webHidden/>
               </w:rPr>
               <w:t>.1.3</w:t>
             </w:r>
             <w:r>
               <w:rPr>
                 <w:rStyle w:val="IndexLink"/>
-                <w:rFonts w:eastAsia="" w:cs="" w:ascii="Calibri" w:hAnsi="Calibri" w:asciiTheme="minorHAnsi" w:cstheme="minorBidi" w:eastAsiaTheme="minorEastAsia" w:hAnsiTheme="minorHAnsi"/>
+                <w:rFonts w:ascii="Calibri" w:hAnsi="Calibri"/>
                 <w:kern w:val="2"/>
                 <w:sz w:val="24"/>
                 <w:szCs w:val="24"/>
                 <w:lang w:eastAsia="de-DE"/>
-                <w14:ligatures w14:val="standardContextual"/>
               </w:rPr>
               <w:tab/>
             </w:r>
@@ -1059,12 +1025,11 @@
               <w:tab w:val="right" w:pos="9061" w:leader="dot"/>
             </w:tabs>
             <w:rPr>
-              <w:rFonts w:ascii="Calibri" w:hAnsi="Calibri" w:eastAsia="" w:cs="" w:asciiTheme="minorHAnsi" w:cstheme="minorBidi" w:eastAsiaTheme="minorEastAsia" w:hAnsiTheme="minorHAnsi"/>
+              <w:rFonts w:ascii="Calibri" w:hAnsi="Calibri"/>
               <w:kern w:val="2"/>
               <w:sz w:val="24"/>
               <w:szCs w:val="24"/>
               <w:lang w:eastAsia="de-DE"/>
-              <w14:ligatures w14:val="standardContextual"/>
             </w:rPr>
           </w:pPr>
           <w:r>
@@ -1079,7 +1044,6 @@
               <w:rPr>
                 <w:rStyle w:val="IndexLink"/>
                 <w:vanish w:val="false"/>
-                <w:webHidden/>
                 <w:lang w:val="en-US"/>
               </w:rPr>
               <w:t xml:space="preserve">.2 </w:t>
@@ -1128,12 +1092,11 @@
               <w:tab w:val="right" w:pos="9061" w:leader="dot"/>
             </w:tabs>
             <w:rPr>
-              <w:rFonts w:ascii="Calibri" w:hAnsi="Calibri" w:eastAsia="" w:cs="" w:asciiTheme="minorHAnsi" w:cstheme="minorBidi" w:eastAsiaTheme="minorEastAsia" w:hAnsiTheme="minorHAnsi"/>
+              <w:rFonts w:ascii="Calibri" w:hAnsi="Calibri"/>
               <w:kern w:val="2"/>
               <w:sz w:val="24"/>
               <w:szCs w:val="24"/>
               <w:lang w:eastAsia="de-DE"/>
-              <w14:ligatures w14:val="standardContextual"/>
             </w:rPr>
           </w:pPr>
           <w:r>
@@ -1148,7 +1111,6 @@
               <w:rPr>
                 <w:rStyle w:val="IndexLink"/>
                 <w:vanish w:val="false"/>
-                <w:webHidden/>
                 <w:lang w:val="en-US"/>
               </w:rPr>
               <w:t xml:space="preserve">.2.1 </w:t>
@@ -1197,12 +1159,11 @@
               <w:tab w:val="right" w:pos="9061" w:leader="dot"/>
             </w:tabs>
             <w:rPr>
-              <w:rFonts w:ascii="Calibri" w:hAnsi="Calibri" w:eastAsia="" w:cs="" w:asciiTheme="minorHAnsi" w:cstheme="minorBidi" w:eastAsiaTheme="minorEastAsia" w:hAnsiTheme="minorHAnsi"/>
+              <w:rFonts w:ascii="Calibri" w:hAnsi="Calibri"/>
               <w:kern w:val="2"/>
               <w:sz w:val="24"/>
               <w:szCs w:val="24"/>
               <w:lang w:eastAsia="de-DE"/>
-              <w14:ligatures w14:val="standardContextual"/>
             </w:rPr>
           </w:pPr>
           <w:r>
@@ -1217,7 +1178,6 @@
               <w:rPr>
                 <w:rStyle w:val="IndexLink"/>
                 <w:vanish w:val="false"/>
-                <w:webHidden/>
                 <w:lang w:val="en-US"/>
               </w:rPr>
               <w:t xml:space="preserve">.2.3 </w:t>
@@ -1399,8 +1359,71 @@
               <w:lang w:eastAsia="en-US"/>
             </w:rPr>
             <w:tab/>
+          </w:r>
+        </w:p>
+        <w:p>
+          <w:pPr>
+            <w:pStyle w:val="Normal"/>
+            <w:spacing w:before="60" w:after="120"/>
+            <w:rPr>
+              <w:sz w:val="22"/>
+              <w:lang w:eastAsia="en-US"/>
+            </w:rPr>
+          </w:pPr>
+          <w:r>
+            <w:rPr>
+              <w:sz w:val="22"/>
+              <w:lang w:eastAsia="en-US"/>
+            </w:rPr>
+          </w:r>
+        </w:p>
+        <w:p>
+          <w:pPr>
+            <w:pStyle w:val="Normal"/>
+            <w:spacing w:before="60" w:after="120"/>
+            <w:rPr>
+              <w:sz w:val="22"/>
+              <w:lang w:eastAsia="en-US"/>
+            </w:rPr>
+          </w:pPr>
+          <w:r>
+            <w:rPr>
+              <w:sz w:val="22"/>
+              <w:lang w:eastAsia="en-US"/>
+            </w:rPr>
+          </w:r>
+        </w:p>
+        <w:p>
+          <w:pPr>
+            <w:pStyle w:val="Normal"/>
+            <w:spacing w:before="60" w:after="120"/>
+            <w:rPr>
+              <w:sz w:val="22"/>
+              <w:lang w:eastAsia="en-US"/>
+            </w:rPr>
+          </w:pPr>
+          <w:r>
+            <w:rPr>
+              <w:sz w:val="22"/>
+              <w:lang w:eastAsia="en-US"/>
+            </w:rPr>
             <w:tab/>
-            <w:tab/>
+          </w:r>
+        </w:p>
+        <w:p>
+          <w:pPr>
+            <w:pStyle w:val="Normal"/>
+            <w:spacing w:before="60" w:after="120"/>
+            <w:rPr>
+              <w:sz w:val="22"/>
+              <w:lang w:eastAsia="en-US"/>
+            </w:rPr>
+          </w:pPr>
+          <w:r>
+            <w:rPr>
+              <w:sz w:val="22"/>
+              <w:lang w:eastAsia="en-US"/>
+            </w:rPr>
             <w:tab/>
             <w:tab/>
             <w:tab/>
@@ -1460,11 +1483,21 @@
           <w:ilvl w:val="0"/>
           <w:numId w:val="6"/>
         </w:numPr>
-        <w:rPr/>
-      </w:pPr>
-      <w:r>
-        <w:rPr/>
-        <w:t xml:space="preserve">ABAP Restful Programming Model (kurz: RAP) </w:t>
+        <w:rPr>
+          <w:b w:val="false"/>
+          <w:bCs w:val="false"/>
+          <w:sz w:val="20"/>
+          <w:szCs w:val="20"/>
+        </w:rPr>
+      </w:pPr>
+      <w:r>
+        <w:rPr>
+          <w:b w:val="false"/>
+          <w:bCs w:val="false"/>
+          <w:sz w:val="20"/>
+          <w:szCs w:val="20"/>
+        </w:rPr>
+        <w:t xml:space="preserve">ABAP Restful Application Programming Model (kurz: RAP) </w:t>
       </w:r>
     </w:p>
     <w:p>
@@ -1474,10 +1507,20 @@
           <w:ilvl w:val="0"/>
           <w:numId w:val="6"/>
         </w:numPr>
-        <w:rPr/>
-      </w:pPr>
-      <w:r>
-        <w:rPr/>
+        <w:rPr>
+          <w:b w:val="false"/>
+          <w:bCs w:val="false"/>
+          <w:sz w:val="20"/>
+          <w:szCs w:val="20"/>
+        </w:rPr>
+      </w:pPr>
+      <w:r>
+        <w:rPr>
+          <w:b w:val="false"/>
+          <w:bCs w:val="false"/>
+          <w:sz w:val="20"/>
+          <w:szCs w:val="20"/>
+        </w:rPr>
         <w:t xml:space="preserve">ABAP OO </w:t>
       </w:r>
     </w:p>
@@ -1488,10 +1531,20 @@
           <w:ilvl w:val="0"/>
           <w:numId w:val="6"/>
         </w:numPr>
-        <w:rPr/>
-      </w:pPr>
-      <w:r>
-        <w:rPr/>
+        <w:rPr>
+          <w:b w:val="false"/>
+          <w:bCs w:val="false"/>
+          <w:sz w:val="20"/>
+          <w:szCs w:val="20"/>
+        </w:rPr>
+      </w:pPr>
+      <w:r>
+        <w:rPr>
+          <w:b w:val="false"/>
+          <w:bCs w:val="false"/>
+          <w:sz w:val="20"/>
+          <w:szCs w:val="20"/>
+        </w:rPr>
         <w:t xml:space="preserve">UI5/Fiori </w:t>
       </w:r>
     </w:p>
@@ -1515,17 +1568,16 @@
       <w:pPr>
         <w:pStyle w:val="BodyText"/>
         <w:rPr>
+          <w:sz w:val="20"/>
+          <w:szCs w:val="20"/>
+        </w:rPr>
+      </w:pPr>
+      <w:r>
+        <w:rPr>
           <w:rFonts w:ascii="Alexandria Light" w:hAnsi="Alexandria Light"/>
           <w:color w:val="000000"/>
           <w:sz w:val="20"/>
-          <w:lang w:eastAsia="ja-JP"/>
-        </w:rPr>
-      </w:pPr>
-      <w:r>
-        <w:rPr>
-          <w:rFonts w:ascii="Alexandria Light" w:hAnsi="Alexandria Light"/>
-          <w:color w:val="000000"/>
-          <w:sz w:val="20"/>
+          <w:szCs w:val="20"/>
           <w:lang w:eastAsia="ja-JP"/>
         </w:rPr>
         <w:t>Die Anwendung wird als RAP-Anwendung entwickelt und über einen generierten OData-V4 Service bereitgestellt. Ein zentraler Vorteil des RAP-Frameworks ist die Möglichkeit, aus einem einzigen RAP-Objekt mehrere Anwendungen auf der Consumption-Ebene abzuleiten. Dies wird in diesem Projekt genutzt, indem aus dem gemeinsamen RAP-Objekt zwei separate Consumption Views abgeleitet werden – eine für Mitarbeiter zur Antragsstellung und eine für das Management zur Genehmigung – mit jeweils eigenem Funktionsumfang.</w:t>
@@ -1537,17 +1589,16 @@
         <w:spacing w:lineRule="auto" w:line="264" w:before="114" w:after="114"/>
         <w:jc w:val="both"/>
         <w:rPr>
+          <w:sz w:val="20"/>
+          <w:szCs w:val="20"/>
+        </w:rPr>
+      </w:pPr>
+      <w:r>
+        <w:rPr>
           <w:rFonts w:ascii="Alexandria Light" w:hAnsi="Alexandria Light"/>
           <w:color w:val="000000"/>
           <w:sz w:val="20"/>
-          <w:lang w:eastAsia="ja-JP"/>
-        </w:rPr>
-      </w:pPr>
-      <w:r>
-        <w:rPr>
-          <w:rFonts w:ascii="Alexandria Light" w:hAnsi="Alexandria Light"/>
-          <w:color w:val="000000"/>
-          <w:sz w:val="20"/>
+          <w:szCs w:val="20"/>
           <w:lang w:eastAsia="ja-JP"/>
         </w:rPr>
         <w:t>Da Table Entities als Grundlage des Datenmodells verwendet werden, entfällt die im klassischen RAP-Ansatz übliche Interface-Ebene. Die Behavior Definition wird direkt an die Table Entities gebunden, wodurch der Schichtenaufbau vereinfacht wird und die Consumption Views direkt auf den Table Entities aufbauen. Dies reduziert die Komplexität der Architektur und minimiert den Entwicklungsaufwand, ohne dabei auf die Vorteile des RAP-Frameworks zu verzichten.</w:t>
@@ -1559,17 +1610,16 @@
         <w:spacing w:lineRule="auto" w:line="264" w:before="0" w:after="112"/>
         <w:jc w:val="both"/>
         <w:rPr>
+          <w:sz w:val="20"/>
+          <w:szCs w:val="20"/>
+        </w:rPr>
+      </w:pPr>
+      <w:r>
+        <w:rPr>
           <w:rFonts w:ascii="Alexandria Light" w:hAnsi="Alexandria Light"/>
           <w:color w:val="000000"/>
           <w:sz w:val="20"/>
-          <w:lang w:eastAsia="ja-JP"/>
-        </w:rPr>
-      </w:pPr>
-      <w:r>
-        <w:rPr>
-          <w:rFonts w:ascii="Alexandria Light" w:hAnsi="Alexandria Light"/>
-          <w:color w:val="000000"/>
-          <w:sz w:val="20"/>
+          <w:szCs w:val="20"/>
           <w:lang w:eastAsia="ja-JP"/>
         </w:rPr>
         <w:t>Funktionalitäten, die nicht durch das RAP-Framework abgebildet werden können, werden durch Anpassungen der UI5 Anwendung realisiert, wie beispielsweise der entwickelte UI5 Wizard zur geführten Antragsstellung. Für das Verständnis dieses Konzepts wird ein grundlegendes Verständnis der RAP-Architektur vorausgesetzt.</w:t>
@@ -1602,20 +1652,16 @@
         <w:spacing w:lineRule="auto" w:line="264" w:before="0" w:after="112"/>
         <w:jc w:val="both"/>
         <w:rPr>
-          <w:rFonts w:ascii="Alexandria Light" w:hAnsi="Alexandria Light"/>
-          <w:i/>
-          <w:iCs/>
-          <w:color w:val="000000"/>
-          <w:sz w:val="20"/>
-          <w:lang w:eastAsia="ja-JP"/>
+          <w:sz w:val="16"/>
+          <w:szCs w:val="16"/>
         </w:rPr>
       </w:pPr>
       <w:r>
         <w:drawing>
-          <wp:anchor distT="0" distB="0" distL="0" distR="0" simplePos="0" relativeHeight="3" behindDoc="0" locked="0" layoutInCell="0" allowOverlap="1">
+          <wp:anchor distT="0" distB="0" distL="0" distR="0" simplePos="0" relativeHeight="2" behindDoc="0" locked="0" layoutInCell="0" allowOverlap="1">
             <wp:simplePos x="0" y="0"/>
             <wp:positionH relativeFrom="column">
-              <wp:align>center</wp:align>
+              <wp:align>left</wp:align>
             </wp:positionH>
             <wp:positionV relativeFrom="paragraph">
               <wp:posOffset>635</wp:posOffset>
@@ -1664,7 +1710,8 @@
           <w:i/>
           <w:iCs/>
           <w:color w:val="000000"/>
-          <w:sz w:val="20"/>
+          <w:sz w:val="16"/>
+          <w:szCs w:val="16"/>
           <w:lang w:eastAsia="ja-JP"/>
         </w:rPr>
         <w:t>Abbildung 1 RAP Architektur</w:t>
@@ -1680,7 +1727,8 @@
           <w:i/>
           <w:iCs/>
           <w:color w:val="000000"/>
-          <w:sz w:val="20"/>
+          <w:sz w:val="16"/>
+          <w:szCs w:val="16"/>
           <w:lang w:eastAsia="ja-JP"/>
         </w:rPr>
       </w:pPr>
@@ -1690,7 +1738,8 @@
           <w:i/>
           <w:iCs/>
           <w:color w:val="000000"/>
-          <w:sz w:val="20"/>
+          <w:sz w:val="16"/>
+          <w:szCs w:val="16"/>
           <w:lang w:eastAsia="ja-JP"/>
         </w:rPr>
       </w:r>
@@ -1701,24 +1750,21 @@
         <w:spacing w:lineRule="auto" w:line="264" w:before="0" w:after="112"/>
         <w:jc w:val="both"/>
         <w:rPr>
+          <w:sz w:val="20"/>
+          <w:szCs w:val="20"/>
+        </w:rPr>
+      </w:pPr>
+      <w:r>
+        <w:rPr>
           <w:rFonts w:ascii="Alexandria Light" w:hAnsi="Alexandria Light"/>
           <w:i w:val="false"/>
           <w:iCs w:val="false"/>
           <w:color w:val="000000"/>
           <w:sz w:val="20"/>
+          <w:szCs w:val="20"/>
           <w:lang w:eastAsia="ja-JP"/>
         </w:rPr>
-      </w:pPr>
-      <w:r>
-        <w:rPr>
-          <w:rFonts w:ascii="Alexandria Light" w:hAnsi="Alexandria Light"/>
-          <w:i w:val="false"/>
-          <w:iCs w:val="false"/>
-          <w:color w:val="000000"/>
-          <w:sz w:val="20"/>
-          <w:lang w:eastAsia="ja-JP"/>
-        </w:rPr>
-        <w:t>Anders als im klassischen RAP-Ansatz, bei dem Annotationen in separaten Metadata Extensions gepflegt werden, werden in diesem Projekt die Annotationen, Assoziationen und Kompositionen direkt innerhalb der Table Entities definiert. Dies ist ein weiterer Vorteil der gewählten Architektur, da alle relevanten Metadaten zentral an einer Stelle gepflegt werden und keine zusätzlichen Artefakte benötigt werden.</w:t>
+        <w:t>Anders als im klassischen RAP-Ansatz werden in diesem Projekt Annotationen, Assoziationen und Kompositionen direkt innerhalb der Table Entities definiert. Lediglich Annotationen, die ansichtsspezifisch sind – also unterschiedlich für die Mitarbeiter- und die Managementansicht gelten – werden über eine separate Metadata Extension gepflegt. Felder, die in beiden Consumption Views identisch annotiert werden, sind hingegen direkt auf Ebene der Table Entities definiert. Dies ist ein weiterer Vorteil der gewählten Architektur.</w:t>
       </w:r>
     </w:p>
     <w:p>
@@ -1740,11 +1786,17 @@
     <w:p>
       <w:pPr>
         <w:pStyle w:val="Normal"/>
-        <w:rPr/>
-      </w:pPr>
-      <w:r>
-        <w:rPr/>
-        <w:t>Die Anwendung basiert auf einer dreischichtigen Architektur, die in Abbildung 2 dargestellt ist. Die unterste Schicht bildet die SAP HANA Datenbank, in der die Daten über Table Entities verwaltet und bereitgestellt werden. Die mittlere Schicht umfasst die Backend Logik, die über das RAP Framework realisiert wird. RAP greift dabei auf die Table Entities der Datenbankschicht zu und stellt die Geschäftslogik sowie die Datenzugriffe über einen generierten OData-V4 Service bereit. Die oberste Schicht bildet die SAPUI5 Anwendung, die über den OData Service mit dem Backend kommuniziert und die Benutzeroberfläche für die verschiedenen Benutzerrollen rendert.</w:t>
+        <w:rPr>
+          <w:sz w:val="20"/>
+          <w:szCs w:val="20"/>
+        </w:rPr>
+      </w:pPr>
+      <w:r>
+        <w:rPr>
+          <w:sz w:val="20"/>
+          <w:szCs w:val="20"/>
+        </w:rPr>
+        <w:t>Die Anwendung basiert auf einer dreischichtigen Architektur, die in Abbildung 2 dargestellt ist. Die unterste Schicht bildet die SAP HANA Datenbank, in der die Daten über Table Entities verwaltet und bereitgestellt werden. Die mittlere Schicht umfasst die Backend Logik, die über das RAP Framework realisiert wird. RAP greift dabei auf die Table Entities der Datenbankschicht zu und stellt die Geschäftslogik sowie die Datenzugriffe über einen generierten OData-V4 Service bereit. Die oberste Schicht bildet die SAPUI5 Anwendung, die über den OData Service mit dem Backend kommuniziert und die Benutzeroberfläche für die verschiedenen Benutzerrollen darstellt.</w:t>
       </w:r>
     </w:p>
     <w:p>
@@ -1753,11 +1805,13 @@
         <w:rPr>
           <w:i/>
           <w:iCs/>
+          <w:sz w:val="16"/>
+          <w:szCs w:val="16"/>
         </w:rPr>
       </w:pPr>
       <w:r>
         <w:drawing>
-          <wp:anchor distT="0" distB="0" distL="0" distR="0" simplePos="0" relativeHeight="4" behindDoc="0" locked="0" layoutInCell="0" allowOverlap="1">
+          <wp:anchor distT="0" distB="0" distL="0" distR="0" simplePos="0" relativeHeight="3" behindDoc="0" locked="0" layoutInCell="0" allowOverlap="1">
             <wp:simplePos x="0" y="0"/>
             <wp:positionH relativeFrom="column">
               <wp:align>left</wp:align>
@@ -1765,7 +1819,7 @@
             <wp:positionV relativeFrom="paragraph">
               <wp:posOffset>635</wp:posOffset>
             </wp:positionV>
-            <wp:extent cx="2952750" cy="4057650"/>
+            <wp:extent cx="2074545" cy="2850515"/>
             <wp:effectExtent l="0" t="0" r="0" b="0"/>
             <wp:wrapTopAndBottom/>
             <wp:docPr id="2" name="Image2"/>
@@ -1790,7 +1844,7 @@
                   <pic:spPr bwMode="auto">
                     <a:xfrm>
                       <a:off x="0" y="0"/>
-                      <a:ext cx="2952750" cy="4057650"/>
+                      <a:ext cx="2074545" cy="2850515"/>
                     </a:xfrm>
                     <a:prstGeom prst="rect">
                       <a:avLst/>
@@ -1807,6 +1861,8 @@
         <w:rPr>
           <w:i/>
           <w:iCs/>
+          <w:sz w:val="16"/>
+          <w:szCs w:val="16"/>
         </w:rPr>
         <w:t>Abbildung 2 Zusammenwirken SAPUI5, RAP und HANA</w:t>
       </w:r>
@@ -1814,10 +1870,20 @@
     <w:p>
       <w:pPr>
         <w:pStyle w:val="Normal"/>
-        <w:rPr/>
-      </w:pPr>
-      <w:r>
-        <w:rPr/>
+        <w:rPr>
+          <w:i/>
+          <w:iCs/>
+          <w:sz w:val="16"/>
+          <w:szCs w:val="16"/>
+        </w:rPr>
+      </w:pPr>
+      <w:r>
+        <w:rPr>
+          <w:i/>
+          <w:iCs/>
+          <w:sz w:val="16"/>
+          <w:szCs w:val="16"/>
+        </w:rPr>
       </w:r>
     </w:p>
     <w:p>
@@ -1847,37 +1913,833 @@
           <w:lang w:val="en-US"/>
         </w:rPr>
       </w:pPr>
+      <w:r>
+        <w:rPr>
+          <w:lang w:val="en-US"/>
+        </w:rPr>
+        <w:t>Admin-Struktur</w:t>
+      </w:r>
+    </w:p>
+    <w:p>
+      <w:pPr>
+        <w:pStyle w:val="Normal"/>
+        <w:rPr>
+          <w:sz w:val="16"/>
+          <w:szCs w:val="16"/>
+        </w:rPr>
+      </w:pPr>
+      <w:r>
+        <w:drawing>
+          <wp:anchor distT="0" distB="0" distL="0" distR="0" simplePos="0" relativeHeight="4" behindDoc="0" locked="0" layoutInCell="0" allowOverlap="1">
+            <wp:simplePos x="0" y="0"/>
+            <wp:positionH relativeFrom="column">
+              <wp:align>left</wp:align>
+            </wp:positionH>
+            <wp:positionV relativeFrom="paragraph">
+              <wp:posOffset>635</wp:posOffset>
+            </wp:positionV>
+            <wp:extent cx="1297305" cy="1096010"/>
+            <wp:effectExtent l="0" t="0" r="0" b="0"/>
+            <wp:wrapTopAndBottom/>
+            <wp:docPr id="3" name="Image4"/>
+            <wp:cNvGraphicFramePr>
+              <a:graphicFrameLocks xmlns:a="http://schemas.openxmlformats.org/drawingml/2006/main" noChangeAspect="1"/>
+            </wp:cNvGraphicFramePr>
+            <a:graphic xmlns:a="http://schemas.openxmlformats.org/drawingml/2006/main">
+              <a:graphicData uri="http://schemas.openxmlformats.org/drawingml/2006/picture">
+                <pic:pic xmlns:pic="http://schemas.openxmlformats.org/drawingml/2006/picture">
+                  <pic:nvPicPr>
+                    <pic:cNvPr id="3" name="Image4"/>
+                    <pic:cNvPicPr>
+                      <a:picLocks noChangeAspect="1" noChangeArrowheads="1"/>
+                    </pic:cNvPicPr>
+                  </pic:nvPicPr>
+                  <pic:blipFill>
+                    <a:blip r:embed="rId4"/>
+                    <a:stretch>
+                      <a:fillRect/>
+                    </a:stretch>
+                  </pic:blipFill>
+                  <pic:spPr bwMode="auto">
+                    <a:xfrm>
+                      <a:off x="0" y="0"/>
+                      <a:ext cx="1297305" cy="1096010"/>
+                    </a:xfrm>
+                    <a:prstGeom prst="rect">
+                      <a:avLst/>
+                    </a:prstGeom>
+                    <a:noFill/>
+                  </pic:spPr>
+                </pic:pic>
+              </a:graphicData>
+            </a:graphic>
+          </wp:anchor>
+        </w:drawing>
+      </w:r>
+      <w:r>
+        <w:rPr>
+          <w:i/>
+          <w:iCs/>
+          <w:sz w:val="16"/>
+          <w:szCs w:val="16"/>
+          <w:lang w:val="en-US"/>
+        </w:rPr>
+        <w:t>Abbildung 3 Admin-Struktur</w:t>
+      </w:r>
+    </w:p>
+    <w:p>
+      <w:pPr>
+        <w:pStyle w:val="Normal"/>
+        <w:rPr>
+          <w:sz w:val="16"/>
+          <w:szCs w:val="16"/>
+          <w:lang w:val="en-US"/>
+        </w:rPr>
+      </w:pPr>
+      <w:r>
+        <w:rPr>
+          <w:sz w:val="16"/>
+          <w:szCs w:val="16"/>
+          <w:lang w:val="en-US"/>
+        </w:rPr>
+      </w:r>
+    </w:p>
+    <w:p>
+      <w:pPr>
+        <w:pStyle w:val="Normal"/>
+        <w:rPr>
+          <w:sz w:val="20"/>
+          <w:szCs w:val="20"/>
+          <w:lang w:val="en-US"/>
+        </w:rPr>
+      </w:pPr>
+      <w:r>
+        <w:rPr>
+          <w:sz w:val="20"/>
+          <w:szCs w:val="20"/>
+          <w:lang w:val="en-US"/>
+        </w:rPr>
+        <w:t>Diese Admin-Struktur ist ein elementarer Bestandteil des RAP Frameworks und basiert auf den Anforderungen des RESTful Programming Models. Da das RESTful Model ein Sperrmechanismus voraussetzt, um konkurrierende Zugriffe auf Business Objekte zu verhindern, ist die Admin-Struktur notwendig, damit RAP erkennen kann, von wem und wann ein Business Objekt gesperrt worden ist. Sie wird in jedem Business Objekt verwendet, für das Create-, Update- oder Delete-Operationen definiert sind.</w:t>
+      </w:r>
+    </w:p>
+    <w:p>
+      <w:pPr>
+        <w:pStyle w:val="Heading2"/>
+        <w:numPr>
+          <w:ilvl w:val="1"/>
+          <w:numId w:val="4"/>
+        </w:numPr>
+        <w:rPr>
+          <w:lang w:val="en-US"/>
+        </w:rPr>
+      </w:pPr>
       <w:bookmarkStart w:id="5" w:name="_Toc225327549"/>
       <w:r>
+        <w:drawing>
+          <wp:anchor distT="0" distB="0" distL="0" distR="0" simplePos="0" relativeHeight="5" behindDoc="0" locked="0" layoutInCell="0" allowOverlap="1">
+            <wp:simplePos x="0" y="0"/>
+            <wp:positionH relativeFrom="column">
+              <wp:posOffset>-6350</wp:posOffset>
+            </wp:positionH>
+            <wp:positionV relativeFrom="paragraph">
+              <wp:posOffset>365125</wp:posOffset>
+            </wp:positionV>
+            <wp:extent cx="5191760" cy="3943350"/>
+            <wp:effectExtent l="0" t="0" r="0" b="0"/>
+            <wp:wrapTopAndBottom/>
+            <wp:docPr id="4" name="Image5"/>
+            <wp:cNvGraphicFramePr>
+              <a:graphicFrameLocks xmlns:a="http://schemas.openxmlformats.org/drawingml/2006/main" noChangeAspect="1"/>
+            </wp:cNvGraphicFramePr>
+            <a:graphic xmlns:a="http://schemas.openxmlformats.org/drawingml/2006/main">
+              <a:graphicData uri="http://schemas.openxmlformats.org/drawingml/2006/picture">
+                <pic:pic xmlns:pic="http://schemas.openxmlformats.org/drawingml/2006/picture">
+                  <pic:nvPicPr>
+                    <pic:cNvPr id="4" name="Image5"/>
+                    <pic:cNvPicPr>
+                      <a:picLocks noChangeAspect="1" noChangeArrowheads="1"/>
+                    </pic:cNvPicPr>
+                  </pic:nvPicPr>
+                  <pic:blipFill>
+                    <a:blip r:embed="rId5"/>
+                    <a:stretch>
+                      <a:fillRect/>
+                    </a:stretch>
+                  </pic:blipFill>
+                  <pic:spPr bwMode="auto">
+                    <a:xfrm>
+                      <a:off x="0" y="0"/>
+                      <a:ext cx="5191760" cy="3943350"/>
+                    </a:xfrm>
+                    <a:prstGeom prst="rect">
+                      <a:avLst/>
+                    </a:prstGeom>
+                    <a:noFill/>
+                  </pic:spPr>
+                </pic:pic>
+              </a:graphicData>
+            </a:graphic>
+          </wp:anchor>
+        </w:drawing>
+      </w:r>
+      <w:r>
         <w:rPr>
           <w:lang w:val="en-US"/>
         </w:rPr>
-        <w:t>D</w:t>
+        <w:t>B</w:t>
       </w:r>
       <w:bookmarkEnd w:id="5"/>
       <w:r>
         <w:rPr>
           <w:lang w:val="en-US"/>
         </w:rPr>
-        <w:t>atenmodell</w:t>
+        <w:t>erechtigungen</w:t>
       </w:r>
     </w:p>
     <w:p>
       <w:pPr>
         <w:pStyle w:val="Normal"/>
         <w:rPr>
+          <w:sz w:val="16"/>
+          <w:szCs w:val="16"/>
+        </w:rPr>
+      </w:pPr>
+      <w:r>
+        <w:rPr>
+          <w:i/>
+          <w:iCs/>
+          <w:sz w:val="16"/>
+          <w:szCs w:val="16"/>
           <w:lang w:val="en-US"/>
         </w:rPr>
-      </w:pPr>
-      <w:r>
-        <w:rPr>
+        <w:t>Abbildung 4 Berechtigungen</w:t>
+      </w:r>
+    </w:p>
+    <w:p>
+      <w:pPr>
+        <w:pStyle w:val="Normal"/>
+        <w:rPr>
+          <w:sz w:val="16"/>
+          <w:szCs w:val="16"/>
           <w:lang w:val="en-US"/>
         </w:rPr>
-      </w:r>
-    </w:p>
-    <w:p>
-      <w:pPr>
-        <w:pStyle w:val="2-MIBS"/>
+      </w:pPr>
+      <w:r>
+        <w:rPr>
+          <w:sz w:val="16"/>
+          <w:szCs w:val="16"/>
+          <w:lang w:val="en-US"/>
+        </w:rPr>
+      </w:r>
+    </w:p>
+    <w:p>
+      <w:pPr>
+        <w:pStyle w:val="BodyText"/>
+        <w:rPr/>
+      </w:pPr>
+      <w:r>
+        <w:rPr>
+          <w:rFonts w:ascii="Alexandria Light" w:hAnsi="Alexandria Light"/>
+          <w:b w:val="false"/>
+          <w:bCs w:val="false"/>
+          <w:i w:val="false"/>
+          <w:iCs w:val="false"/>
+          <w:sz w:val="20"/>
+          <w:szCs w:val="20"/>
+          <w:lang w:val="en-US" w:eastAsia="ja-JP"/>
+        </w:rPr>
+        <w:t xml:space="preserve">Das Berechtigungskonzept wird über sechs Entitäten abgebildet, die in Abbildung 4 dargestellt sind. </w:t>
+      </w:r>
+      <w:r>
+        <w:rPr>
+          <w:rFonts w:ascii="Alexandria Light" w:hAnsi="Alexandria Light"/>
+          <w:b w:val="false"/>
+          <w:bCs w:val="false"/>
+          <w:sz w:val="20"/>
+          <w:szCs w:val="20"/>
+          <w:lang w:val="en-US" w:eastAsia="ja-JP"/>
+        </w:rPr>
+        <w:t xml:space="preserve">Die Entität </w:t>
+      </w:r>
+      <w:r>
+        <w:rPr>
+          <w:rStyle w:val="Strong"/>
+          <w:rFonts w:ascii="Alexandria Light" w:hAnsi="Alexandria Light"/>
+          <w:b w:val="false"/>
+          <w:bCs w:val="false"/>
+          <w:sz w:val="20"/>
+          <w:szCs w:val="20"/>
+          <w:lang w:val="en-US" w:eastAsia="ja-JP"/>
+        </w:rPr>
+        <w:t>ZMVD_REQ_TEAMS</w:t>
+      </w:r>
+      <w:r>
+        <w:rPr>
+          <w:rFonts w:ascii="Alexandria Light" w:hAnsi="Alexandria Light"/>
+          <w:b w:val="false"/>
+          <w:bCs w:val="false"/>
+          <w:sz w:val="20"/>
+          <w:szCs w:val="20"/>
+          <w:lang w:val="en-US" w:eastAsia="ja-JP"/>
+        </w:rPr>
+        <w:t xml:space="preserve"> bildet die Grundlage des Berechtigungskonzepts und definiert die verfügbaren Teams. Jedes Team besitzt eine eindeutige Team-ID, einen Namen sowie einen Team-Typ, über den unterschieden wird, ob es sich um ein Beantragungsteam oder ein Genehmigungsteam handelt. Über die zwei Entitäten – </w:t>
+      </w:r>
+      <w:r>
+        <w:rPr>
+          <w:rStyle w:val="Strong"/>
+          <w:rFonts w:ascii="Alexandria Light" w:hAnsi="Alexandria Light"/>
+          <w:b w:val="false"/>
+          <w:bCs w:val="false"/>
+          <w:sz w:val="20"/>
+          <w:szCs w:val="20"/>
+          <w:lang w:val="en-US" w:eastAsia="ja-JP"/>
+        </w:rPr>
+        <w:t xml:space="preserve">ZMVD_REQ_TEAMS_R </w:t>
+      </w:r>
+      <w:r>
+        <w:rPr>
+          <w:rFonts w:ascii="Alexandria Light" w:hAnsi="Alexandria Light"/>
+          <w:b w:val="false"/>
+          <w:bCs w:val="false"/>
+          <w:sz w:val="20"/>
+          <w:szCs w:val="20"/>
+          <w:lang w:val="en-US" w:eastAsia="ja-JP"/>
+        </w:rPr>
+        <w:t xml:space="preserve">und </w:t>
+      </w:r>
+      <w:r>
+        <w:rPr>
+          <w:rStyle w:val="Strong"/>
+          <w:rFonts w:ascii="Alexandria Light" w:hAnsi="Alexandria Light"/>
+          <w:b w:val="false"/>
+          <w:bCs w:val="false"/>
+          <w:sz w:val="20"/>
+          <w:szCs w:val="20"/>
+          <w:lang w:val="en-US" w:eastAsia="ja-JP"/>
+        </w:rPr>
+        <w:t>ZMVD_REQ_TEAMS_A</w:t>
+      </w:r>
+      <w:r>
+        <w:rPr>
+          <w:rFonts w:ascii="Alexandria Light" w:hAnsi="Alexandria Light"/>
+          <w:b w:val="false"/>
+          <w:bCs w:val="false"/>
+          <w:sz w:val="20"/>
+          <w:szCs w:val="20"/>
+          <w:lang w:val="en-US" w:eastAsia="ja-JP"/>
+        </w:rPr>
+        <w:t xml:space="preserve"> - werden Mitarbeiter den jeweiligen Teams zugeordnet. ZMVD_REQ_TEAMS_R bildet dabei die Zuordnung für Beantragungsteams ab, während ZMVD_REQ_TEAMS_A die Zuordnung für Genehmigungsteams verwaltet. Ein Mitarbeiter kann dabei mehreren Teams zugeordnet sein. Die Entität </w:t>
+      </w:r>
+      <w:r>
+        <w:rPr>
+          <w:rStyle w:val="Strong"/>
+          <w:rFonts w:ascii="Alexandria Light" w:hAnsi="Alexandria Light"/>
+          <w:b w:val="false"/>
+          <w:bCs w:val="false"/>
+          <w:sz w:val="20"/>
+          <w:szCs w:val="20"/>
+          <w:lang w:val="en-US" w:eastAsia="ja-JP"/>
+        </w:rPr>
+        <w:t>ZMVD_REQ_CAT</w:t>
+      </w:r>
+      <w:r>
+        <w:rPr>
+          <w:rFonts w:ascii="Alexandria Light" w:hAnsi="Alexandria Light"/>
+          <w:b w:val="false"/>
+          <w:bCs w:val="false"/>
+          <w:sz w:val="20"/>
+          <w:szCs w:val="20"/>
+          <w:lang w:val="en-US" w:eastAsia="ja-JP"/>
+        </w:rPr>
+        <w:t xml:space="preserve"> definiert die verfügbaren Antragskategorien. Neben der Kategorie-ID und dem Namen enthält sie die Felder </w:t>
+      </w:r>
+      <w:r>
+        <w:rPr>
+          <w:rStyle w:val="Strong"/>
+          <w:rFonts w:ascii="Alexandria Light" w:hAnsi="Alexandria Light"/>
+          <w:b w:val="false"/>
+          <w:bCs w:val="false"/>
+          <w:sz w:val="20"/>
+          <w:szCs w:val="20"/>
+          <w:lang w:val="en-US" w:eastAsia="ja-JP"/>
+        </w:rPr>
+        <w:t>require_cost_check</w:t>
+      </w:r>
+      <w:r>
+        <w:rPr>
+          <w:rFonts w:ascii="Alexandria Light" w:hAnsi="Alexandria Light"/>
+          <w:b w:val="false"/>
+          <w:bCs w:val="false"/>
+          <w:sz w:val="20"/>
+          <w:szCs w:val="20"/>
+          <w:lang w:val="en-US" w:eastAsia="ja-JP"/>
+        </w:rPr>
+        <w:t xml:space="preserve"> und </w:t>
+      </w:r>
+      <w:r>
+        <w:rPr>
+          <w:rStyle w:val="Strong"/>
+          <w:rFonts w:ascii="Alexandria Light" w:hAnsi="Alexandria Light"/>
+          <w:b w:val="false"/>
+          <w:bCs w:val="false"/>
+          <w:sz w:val="20"/>
+          <w:szCs w:val="20"/>
+          <w:lang w:val="en-US" w:eastAsia="ja-JP"/>
+        </w:rPr>
+        <w:t>require_management</w:t>
+      </w:r>
+      <w:r>
+        <w:rPr>
+          <w:rFonts w:ascii="Alexandria Light" w:hAnsi="Alexandria Light"/>
+          <w:b w:val="false"/>
+          <w:bCs w:val="false"/>
+          <w:sz w:val="20"/>
+          <w:szCs w:val="20"/>
+          <w:lang w:val="en-US" w:eastAsia="ja-JP"/>
+        </w:rPr>
+        <w:t xml:space="preserve">, über die gesteuert wird, ob eine Kategorie kostenrelevant ist und ob ein Backoffice-Kostenvoranschlag erforderlich ist. Die Verknüpfung zwischen Teams und Kategorien erfolgt über die Entitäten </w:t>
+      </w:r>
+      <w:r>
+        <w:rPr>
+          <w:rStyle w:val="Strong"/>
+          <w:rFonts w:ascii="Alexandria Light" w:hAnsi="Alexandria Light"/>
+          <w:b w:val="false"/>
+          <w:bCs w:val="false"/>
+          <w:sz w:val="20"/>
+          <w:szCs w:val="20"/>
+          <w:lang w:val="en-US" w:eastAsia="ja-JP"/>
+        </w:rPr>
+        <w:t>ZMVD_REQ_ACCESS</w:t>
+      </w:r>
+      <w:r>
+        <w:rPr>
+          <w:rFonts w:ascii="Alexandria Light" w:hAnsi="Alexandria Light"/>
+          <w:b w:val="false"/>
+          <w:bCs w:val="false"/>
+          <w:sz w:val="20"/>
+          <w:szCs w:val="20"/>
+          <w:lang w:val="en-US" w:eastAsia="ja-JP"/>
+        </w:rPr>
+        <w:t xml:space="preserve"> und</w:t>
+      </w:r>
+      <w:r>
+        <w:rPr>
+          <w:rFonts w:ascii="Alexandria Light" w:hAnsi="Alexandria Light"/>
+          <w:sz w:val="20"/>
+          <w:szCs w:val="20"/>
+          <w:lang w:val="en-US" w:eastAsia="ja-JP"/>
+        </w:rPr>
+        <w:t xml:space="preserve"> </w:t>
+      </w:r>
+      <w:r>
+        <w:rPr>
+          <w:rStyle w:val="Strong"/>
+          <w:rFonts w:ascii="Alexandria Light" w:hAnsi="Alexandria Light"/>
+          <w:b w:val="false"/>
+          <w:bCs w:val="false"/>
+          <w:sz w:val="20"/>
+          <w:szCs w:val="20"/>
+          <w:lang w:val="en-US" w:eastAsia="ja-JP"/>
+        </w:rPr>
+        <w:t>ZMVD_REQ_RULES</w:t>
+      </w:r>
+      <w:r>
+        <w:rPr>
+          <w:rFonts w:ascii="Alexandria Light" w:hAnsi="Alexandria Light"/>
+          <w:b w:val="false"/>
+          <w:bCs w:val="false"/>
+          <w:sz w:val="20"/>
+          <w:szCs w:val="20"/>
+          <w:lang w:val="en-US" w:eastAsia="ja-JP"/>
+        </w:rPr>
+        <w:t>. ZMVD_REQ_ACCESS definiert, welche Beantragungsteams welche Kategorien beantragen dürfen, während ZMVD_REQ_RULES festlegt, welche Genehmigungsteams für welche Kategorien zuständig sind.</w:t>
+      </w:r>
+    </w:p>
+    <w:p>
+      <w:pPr>
+        <w:pStyle w:val="BodyText"/>
+        <w:rPr>
+          <w:rFonts w:ascii="Alexandria Light" w:hAnsi="Alexandria Light"/>
+          <w:b w:val="false"/>
+          <w:bCs w:val="false"/>
+          <w:sz w:val="20"/>
+          <w:szCs w:val="20"/>
+          <w:lang w:val="en-US" w:eastAsia="ja-JP"/>
+        </w:rPr>
+      </w:pPr>
+      <w:r>
+        <w:rPr>
+          <w:rFonts w:ascii="Alexandria Light" w:hAnsi="Alexandria Light"/>
+          <w:b w:val="false"/>
+          <w:bCs w:val="false"/>
+          <w:sz w:val="20"/>
+          <w:szCs w:val="20"/>
+          <w:lang w:val="en-US" w:eastAsia="ja-JP"/>
+        </w:rPr>
+      </w:r>
+    </w:p>
+    <w:p>
+      <w:pPr>
+        <w:pStyle w:val="BodyText"/>
+        <w:rPr>
+          <w:rFonts w:ascii="Alexandria Light" w:hAnsi="Alexandria Light"/>
+          <w:b w:val="false"/>
+          <w:bCs w:val="false"/>
+          <w:sz w:val="20"/>
+          <w:szCs w:val="20"/>
+          <w:lang w:val="en-US" w:eastAsia="ja-JP"/>
+        </w:rPr>
+      </w:pPr>
+      <w:r>
+        <w:rPr>
+          <w:rFonts w:ascii="Alexandria Light" w:hAnsi="Alexandria Light"/>
+          <w:b w:val="false"/>
+          <w:bCs w:val="false"/>
+          <w:sz w:val="20"/>
+          <w:szCs w:val="20"/>
+          <w:lang w:val="en-US" w:eastAsia="ja-JP"/>
+        </w:rPr>
+      </w:r>
+    </w:p>
+    <w:p>
+      <w:pPr>
+        <w:pStyle w:val="BodyText"/>
+        <w:rPr>
+          <w:rFonts w:ascii="Alexandria Light" w:hAnsi="Alexandria Light"/>
+          <w:b w:val="false"/>
+          <w:bCs w:val="false"/>
+          <w:sz w:val="20"/>
+          <w:szCs w:val="20"/>
+          <w:lang w:val="en-US" w:eastAsia="ja-JP"/>
+        </w:rPr>
+      </w:pPr>
+      <w:r>
+        <w:rPr>
+          <w:rFonts w:ascii="Alexandria Light" w:hAnsi="Alexandria Light"/>
+          <w:b w:val="false"/>
+          <w:bCs w:val="false"/>
+          <w:sz w:val="20"/>
+          <w:szCs w:val="20"/>
+          <w:lang w:val="en-US" w:eastAsia="ja-JP"/>
+        </w:rPr>
+      </w:r>
+    </w:p>
+    <w:p>
+      <w:pPr>
+        <w:pStyle w:val="BodyText"/>
+        <w:rPr>
+          <w:rFonts w:ascii="Alexandria Light" w:hAnsi="Alexandria Light"/>
+          <w:b w:val="false"/>
+          <w:bCs w:val="false"/>
+          <w:sz w:val="20"/>
+          <w:szCs w:val="20"/>
+          <w:lang w:val="en-US" w:eastAsia="ja-JP"/>
+        </w:rPr>
+      </w:pPr>
+      <w:r>
+        <w:rPr>
+          <w:rFonts w:ascii="Alexandria Light" w:hAnsi="Alexandria Light"/>
+          <w:b w:val="false"/>
+          <w:bCs w:val="false"/>
+          <w:sz w:val="20"/>
+          <w:szCs w:val="20"/>
+          <w:lang w:val="en-US" w:eastAsia="ja-JP"/>
+        </w:rPr>
+      </w:r>
+    </w:p>
+    <w:p>
+      <w:pPr>
+        <w:pStyle w:val="BodyText"/>
+        <w:rPr>
+          <w:rFonts w:ascii="Alexandria Light" w:hAnsi="Alexandria Light"/>
+          <w:b w:val="false"/>
+          <w:bCs w:val="false"/>
+          <w:sz w:val="20"/>
+          <w:szCs w:val="20"/>
+          <w:lang w:val="en-US" w:eastAsia="ja-JP"/>
+        </w:rPr>
+      </w:pPr>
+      <w:r>
+        <w:rPr>
+          <w:rFonts w:ascii="Alexandria Light" w:hAnsi="Alexandria Light"/>
+          <w:b w:val="false"/>
+          <w:bCs w:val="false"/>
+          <w:sz w:val="20"/>
+          <w:szCs w:val="20"/>
+          <w:lang w:val="en-US" w:eastAsia="ja-JP"/>
+        </w:rPr>
+      </w:r>
+    </w:p>
+    <w:p>
+      <w:pPr>
+        <w:pStyle w:val="BodyText"/>
+        <w:rPr>
+          <w:rFonts w:ascii="Alexandria Light" w:hAnsi="Alexandria Light"/>
+          <w:b w:val="false"/>
+          <w:bCs w:val="false"/>
+          <w:sz w:val="20"/>
+          <w:szCs w:val="20"/>
+          <w:lang w:val="en-US" w:eastAsia="ja-JP"/>
+        </w:rPr>
+      </w:pPr>
+      <w:r>
+        <w:rPr>
+          <w:rFonts w:ascii="Alexandria Light" w:hAnsi="Alexandria Light"/>
+          <w:b w:val="false"/>
+          <w:bCs w:val="false"/>
+          <w:sz w:val="20"/>
+          <w:szCs w:val="20"/>
+          <w:lang w:val="en-US" w:eastAsia="ja-JP"/>
+        </w:rPr>
+      </w:r>
+    </w:p>
+    <w:p>
+      <w:pPr>
+        <w:pStyle w:val="BodyText"/>
+        <w:rPr>
+          <w:rFonts w:ascii="Alexandria Light" w:hAnsi="Alexandria Light"/>
+          <w:b w:val="false"/>
+          <w:bCs w:val="false"/>
+          <w:sz w:val="20"/>
+          <w:szCs w:val="20"/>
+          <w:lang w:val="en-US" w:eastAsia="ja-JP"/>
+        </w:rPr>
+      </w:pPr>
+      <w:r>
+        <w:rPr>
+          <w:rFonts w:ascii="Alexandria Light" w:hAnsi="Alexandria Light"/>
+          <w:b w:val="false"/>
+          <w:bCs w:val="false"/>
+          <w:sz w:val="20"/>
+          <w:szCs w:val="20"/>
+          <w:lang w:val="en-US" w:eastAsia="ja-JP"/>
+        </w:rPr>
+      </w:r>
+    </w:p>
+    <w:p>
+      <w:pPr>
+        <w:pStyle w:val="BodyText"/>
+        <w:rPr>
+          <w:rFonts w:ascii="Alexandria Light" w:hAnsi="Alexandria Light"/>
+          <w:b w:val="false"/>
+          <w:bCs w:val="false"/>
+          <w:sz w:val="20"/>
+          <w:szCs w:val="20"/>
+          <w:lang w:val="en-US" w:eastAsia="ja-JP"/>
+        </w:rPr>
+      </w:pPr>
+      <w:r>
+        <w:rPr>
+          <w:rFonts w:ascii="Alexandria Light" w:hAnsi="Alexandria Light"/>
+          <w:b w:val="false"/>
+          <w:bCs w:val="false"/>
+          <w:sz w:val="20"/>
+          <w:szCs w:val="20"/>
+          <w:lang w:val="en-US" w:eastAsia="ja-JP"/>
+        </w:rPr>
+      </w:r>
+    </w:p>
+    <w:p>
+      <w:pPr>
+        <w:pStyle w:val="Heading2"/>
+        <w:numPr>
+          <w:ilvl w:val="1"/>
+          <w:numId w:val="4"/>
+        </w:numPr>
+        <w:bidi w:val="0"/>
+        <w:rPr>
+          <w:lang w:val="en-US"/>
+        </w:rPr>
+      </w:pPr>
+      <w:r>
+        <w:rPr>
+          <w:lang w:val="en-US"/>
+        </w:rPr>
+        <w:t>Datenelemete</w:t>
+      </w:r>
+    </w:p>
+    <w:p>
+      <w:pPr>
+        <w:pStyle w:val="Normal"/>
+        <w:rPr>
+          <w:sz w:val="16"/>
+          <w:szCs w:val="16"/>
+        </w:rPr>
+      </w:pPr>
+      <w:r>
+        <w:drawing>
+          <wp:anchor distT="0" distB="0" distL="0" distR="0" simplePos="0" relativeHeight="7" behindDoc="0" locked="0" layoutInCell="0" allowOverlap="1">
+            <wp:simplePos x="0" y="0"/>
+            <wp:positionH relativeFrom="column">
+              <wp:align>left</wp:align>
+            </wp:positionH>
+            <wp:positionV relativeFrom="paragraph">
+              <wp:posOffset>635</wp:posOffset>
+            </wp:positionV>
+            <wp:extent cx="2406015" cy="3514090"/>
+            <wp:effectExtent l="0" t="0" r="0" b="0"/>
+            <wp:wrapTopAndBottom/>
+            <wp:docPr id="5" name="Image6"/>
+            <wp:cNvGraphicFramePr>
+              <a:graphicFrameLocks xmlns:a="http://schemas.openxmlformats.org/drawingml/2006/main" noChangeAspect="1"/>
+            </wp:cNvGraphicFramePr>
+            <a:graphic xmlns:a="http://schemas.openxmlformats.org/drawingml/2006/main">
+              <a:graphicData uri="http://schemas.openxmlformats.org/drawingml/2006/picture">
+                <pic:pic xmlns:pic="http://schemas.openxmlformats.org/drawingml/2006/picture">
+                  <pic:nvPicPr>
+                    <pic:cNvPr id="5" name="Image6"/>
+                    <pic:cNvPicPr>
+                      <a:picLocks noChangeAspect="1" noChangeArrowheads="1"/>
+                    </pic:cNvPicPr>
+                  </pic:nvPicPr>
+                  <pic:blipFill>
+                    <a:blip r:embed="rId6"/>
+                    <a:stretch>
+                      <a:fillRect/>
+                    </a:stretch>
+                  </pic:blipFill>
+                  <pic:spPr bwMode="auto">
+                    <a:xfrm>
+                      <a:off x="0" y="0"/>
+                      <a:ext cx="2406015" cy="3514090"/>
+                    </a:xfrm>
+                    <a:prstGeom prst="rect">
+                      <a:avLst/>
+                    </a:prstGeom>
+                    <a:noFill/>
+                  </pic:spPr>
+                </pic:pic>
+              </a:graphicData>
+            </a:graphic>
+          </wp:anchor>
+        </w:drawing>
+      </w:r>
+      <w:r>
+        <w:rPr>
+          <w:i/>
+          <w:iCs/>
+          <w:sz w:val="16"/>
+          <w:szCs w:val="16"/>
+        </w:rPr>
+        <w:t>Abbildung 5 Datenelemente</w:t>
+      </w:r>
+    </w:p>
+    <w:p>
+      <w:pPr>
+        <w:pStyle w:val="Normal"/>
+        <w:rPr>
+          <w:sz w:val="16"/>
+          <w:szCs w:val="16"/>
+        </w:rPr>
+      </w:pPr>
+      <w:r>
+        <w:rPr>
+          <w:sz w:val="16"/>
+          <w:szCs w:val="16"/>
+        </w:rPr>
+      </w:r>
+    </w:p>
+    <w:p>
+      <w:pPr>
+        <w:pStyle w:val="Heading2"/>
+        <w:numPr>
+          <w:ilvl w:val="1"/>
+          <w:numId w:val="4"/>
+        </w:numPr>
+        <w:bidi w:val="0"/>
+        <w:rPr>
+          <w:lang w:val="en-US"/>
+        </w:rPr>
+      </w:pPr>
+      <w:r>
+        <w:rPr>
+          <w:lang w:val="en-US"/>
+        </w:rPr>
+        <w:t>Rap Artefakte</w:t>
+      </w:r>
+    </w:p>
+    <w:p>
+      <w:pPr>
+        <w:pStyle w:val="Normal"/>
+        <w:rPr>
+          <w:sz w:val="16"/>
+          <w:szCs w:val="16"/>
+        </w:rPr>
+      </w:pPr>
+      <w:r>
+        <w:drawing>
+          <wp:anchor distT="0" distB="0" distL="0" distR="0" simplePos="0" relativeHeight="6" behindDoc="0" locked="0" layoutInCell="0" allowOverlap="1">
+            <wp:simplePos x="0" y="0"/>
+            <wp:positionH relativeFrom="column">
+              <wp:align>left</wp:align>
+            </wp:positionH>
+            <wp:positionV relativeFrom="paragraph">
+              <wp:posOffset>635</wp:posOffset>
+            </wp:positionV>
+            <wp:extent cx="5151755" cy="3394710"/>
+            <wp:effectExtent l="0" t="0" r="0" b="0"/>
+            <wp:wrapTopAndBottom/>
+            <wp:docPr id="6" name="Image3"/>
+            <wp:cNvGraphicFramePr>
+              <a:graphicFrameLocks xmlns:a="http://schemas.openxmlformats.org/drawingml/2006/main" noChangeAspect="1"/>
+            </wp:cNvGraphicFramePr>
+            <a:graphic xmlns:a="http://schemas.openxmlformats.org/drawingml/2006/main">
+              <a:graphicData uri="http://schemas.openxmlformats.org/drawingml/2006/picture">
+                <pic:pic xmlns:pic="http://schemas.openxmlformats.org/drawingml/2006/picture">
+                  <pic:nvPicPr>
+                    <pic:cNvPr id="6" name="Image3"/>
+                    <pic:cNvPicPr>
+                      <a:picLocks noChangeAspect="1" noChangeArrowheads="1"/>
+                    </pic:cNvPicPr>
+                  </pic:nvPicPr>
+                  <pic:blipFill>
+                    <a:blip r:embed="rId7"/>
+                    <a:stretch>
+                      <a:fillRect/>
+                    </a:stretch>
+                  </pic:blipFill>
+                  <pic:spPr bwMode="auto">
+                    <a:xfrm>
+                      <a:off x="0" y="0"/>
+                      <a:ext cx="5151755" cy="3394710"/>
+                    </a:xfrm>
+                    <a:prstGeom prst="rect">
+                      <a:avLst/>
+                    </a:prstGeom>
+                    <a:noFill/>
+                  </pic:spPr>
+                </pic:pic>
+              </a:graphicData>
+            </a:graphic>
+          </wp:anchor>
+        </w:drawing>
+      </w:r>
+      <w:r>
+        <w:rPr>
+          <w:i/>
+          <w:iCs/>
+          <w:sz w:val="16"/>
+          <w:szCs w:val="16"/>
+        </w:rPr>
+        <w:t>Abbildung 6 RAP-Artefakte</w:t>
+      </w:r>
+    </w:p>
+    <w:p>
+      <w:pPr>
+        <w:pStyle w:val="Normal"/>
+        <w:rPr>
+          <w:lang w:val="en-US"/>
+        </w:rPr>
+      </w:pPr>
+      <w:r>
+        <w:rPr>
+          <w:lang w:val="en-US"/>
+        </w:rPr>
+      </w:r>
+    </w:p>
+    <w:p>
+      <w:pPr>
+        <w:pStyle w:val="Heading2"/>
         <w:numPr>
           <w:ilvl w:val="2"/>
           <w:numId w:val="4"/>
@@ -1886,18 +2748,789 @@
           <w:lang w:val="en-US"/>
         </w:rPr>
       </w:pPr>
-      <w:bookmarkStart w:id="6" w:name="_Toc225327550"/>
       <w:r>
         <w:rPr>
           <w:lang w:val="en-US"/>
         </w:rPr>
-        <w:t>View</w:t>
-      </w:r>
-      <w:bookmarkEnd w:id="6"/>
-    </w:p>
-    <w:p>
-      <w:pPr>
-        <w:pStyle w:val="2-MIBS"/>
+        <w:t xml:space="preserve">Behavior Definition </w:t>
+      </w:r>
+    </w:p>
+    <w:p>
+      <w:pPr>
+        <w:pStyle w:val="BodyText"/>
+        <w:rPr>
+          <w:rFonts w:ascii="Alexandria Light" w:hAnsi="Alexandria Light"/>
+          <w:b w:val="false"/>
+          <w:bCs w:val="false"/>
+          <w:sz w:val="20"/>
+          <w:lang w:val="en-US" w:eastAsia="ja-JP"/>
+        </w:rPr>
+      </w:pPr>
+      <w:r>
+        <w:rPr>
+          <w:rFonts w:ascii="Alexandria Light" w:hAnsi="Alexandria Light"/>
+          <w:b w:val="false"/>
+          <w:bCs w:val="false"/>
+          <w:sz w:val="20"/>
+          <w:szCs w:val="20"/>
+          <w:lang w:val="en-US" w:eastAsia="ja-JP"/>
+        </w:rPr>
+        <w:t xml:space="preserve">Für die Behavior Definition wird zwischen dem Parent-Objekt </w:t>
+      </w:r>
+      <w:r>
+        <w:rPr>
+          <w:rStyle w:val="Strong"/>
+          <w:rFonts w:ascii="Alexandria Light" w:hAnsi="Alexandria Light"/>
+          <w:b w:val="false"/>
+          <w:bCs w:val="false"/>
+          <w:sz w:val="20"/>
+          <w:szCs w:val="20"/>
+          <w:lang w:val="en-US" w:eastAsia="ja-JP"/>
+        </w:rPr>
+        <w:t>Request</w:t>
+      </w:r>
+      <w:r>
+        <w:rPr>
+          <w:rFonts w:ascii="Alexandria Light" w:hAnsi="Alexandria Light"/>
+          <w:b w:val="false"/>
+          <w:bCs w:val="false"/>
+          <w:sz w:val="20"/>
+          <w:szCs w:val="20"/>
+          <w:lang w:val="en-US" w:eastAsia="ja-JP"/>
+        </w:rPr>
+        <w:t xml:space="preserve"> und den Child-Objekten </w:t>
+      </w:r>
+      <w:r>
+        <w:rPr>
+          <w:rStyle w:val="Strong"/>
+          <w:rFonts w:ascii="Alexandria Light" w:hAnsi="Alexandria Light"/>
+          <w:b w:val="false"/>
+          <w:bCs w:val="false"/>
+          <w:sz w:val="20"/>
+          <w:szCs w:val="20"/>
+          <w:lang w:val="en-US" w:eastAsia="ja-JP"/>
+        </w:rPr>
+        <w:t>Offer</w:t>
+      </w:r>
+      <w:r>
+        <w:rPr>
+          <w:rFonts w:ascii="Alexandria Light" w:hAnsi="Alexandria Light"/>
+          <w:b w:val="false"/>
+          <w:bCs w:val="false"/>
+          <w:sz w:val="20"/>
+          <w:szCs w:val="20"/>
+          <w:lang w:val="en-US" w:eastAsia="ja-JP"/>
+        </w:rPr>
+        <w:t xml:space="preserve">, </w:t>
+      </w:r>
+      <w:r>
+        <w:rPr>
+          <w:rStyle w:val="Strong"/>
+          <w:rFonts w:ascii="Alexandria Light" w:hAnsi="Alexandria Light"/>
+          <w:b w:val="false"/>
+          <w:bCs w:val="false"/>
+          <w:sz w:val="20"/>
+          <w:szCs w:val="20"/>
+          <w:lang w:val="en-US" w:eastAsia="ja-JP"/>
+        </w:rPr>
+        <w:t>Position</w:t>
+      </w:r>
+      <w:r>
+        <w:rPr>
+          <w:rFonts w:ascii="Alexandria Light" w:hAnsi="Alexandria Light"/>
+          <w:b w:val="false"/>
+          <w:bCs w:val="false"/>
+          <w:sz w:val="20"/>
+          <w:szCs w:val="20"/>
+          <w:lang w:val="en-US" w:eastAsia="ja-JP"/>
+        </w:rPr>
+        <w:t xml:space="preserve"> und </w:t>
+      </w:r>
+      <w:r>
+        <w:rPr>
+          <w:rStyle w:val="Strong"/>
+          <w:rFonts w:ascii="Alexandria Light" w:hAnsi="Alexandria Light"/>
+          <w:b w:val="false"/>
+          <w:bCs w:val="false"/>
+          <w:sz w:val="20"/>
+          <w:szCs w:val="20"/>
+          <w:lang w:val="en-US" w:eastAsia="ja-JP"/>
+        </w:rPr>
+        <w:t>Participant</w:t>
+      </w:r>
+      <w:r>
+        <w:rPr>
+          <w:rFonts w:ascii="Alexandria Light" w:hAnsi="Alexandria Light"/>
+          <w:b w:val="false"/>
+          <w:bCs w:val="false"/>
+          <w:sz w:val="20"/>
+          <w:szCs w:val="20"/>
+          <w:lang w:val="en-US" w:eastAsia="ja-JP"/>
+        </w:rPr>
+        <w:t xml:space="preserve"> unterschieden, wobei Position in diesem Fall ein Child-Objekt von Offer ist.</w:t>
+      </w:r>
+    </w:p>
+    <w:p>
+      <w:pPr>
+        <w:pStyle w:val="BodyText"/>
+        <w:spacing w:before="0" w:after="283"/>
+        <w:ind w:hanging="0" w:left="0" w:right="567"/>
+        <w:rPr>
+          <w:rFonts w:ascii="Alexandria Light" w:hAnsi="Alexandria Light"/>
+          <w:sz w:val="20"/>
+          <w:lang w:val="en-US" w:eastAsia="ja-JP"/>
+        </w:rPr>
+      </w:pPr>
+      <w:r>
+        <w:rPr>
+          <w:rFonts w:ascii="Alexandria Light" w:hAnsi="Alexandria Light"/>
+          <w:b w:val="false"/>
+          <w:bCs w:val="false"/>
+          <w:sz w:val="20"/>
+          <w:szCs w:val="20"/>
+          <w:lang w:val="en-US" w:eastAsia="ja-JP"/>
+        </w:rPr>
+        <w:t xml:space="preserve">Die Behavior Definition verwendet das SAP Draft Handling, welches es Benutzern ermöglicht, einen Antrag zwischenzuspeichern ohne ihn direkt zu persistieren. Das Draft Handling wird über die Standard Draft Actions </w:t>
+      </w:r>
+      <w:r>
+        <w:rPr>
+          <w:rStyle w:val="Strong"/>
+          <w:rFonts w:ascii="Alexandria Light" w:hAnsi="Alexandria Light"/>
+          <w:b w:val="false"/>
+          <w:bCs w:val="false"/>
+          <w:sz w:val="20"/>
+          <w:szCs w:val="20"/>
+          <w:lang w:val="en-US" w:eastAsia="ja-JP"/>
+        </w:rPr>
+        <w:t>Edit</w:t>
+      </w:r>
+      <w:r>
+        <w:rPr>
+          <w:rFonts w:ascii="Alexandria Light" w:hAnsi="Alexandria Light"/>
+          <w:b w:val="false"/>
+          <w:bCs w:val="false"/>
+          <w:sz w:val="20"/>
+          <w:szCs w:val="20"/>
+          <w:lang w:val="en-US" w:eastAsia="ja-JP"/>
+        </w:rPr>
+        <w:t xml:space="preserve">, </w:t>
+      </w:r>
+      <w:r>
+        <w:rPr>
+          <w:rStyle w:val="Strong"/>
+          <w:rFonts w:ascii="Alexandria Light" w:hAnsi="Alexandria Light"/>
+          <w:b w:val="false"/>
+          <w:bCs w:val="false"/>
+          <w:sz w:val="20"/>
+          <w:szCs w:val="20"/>
+          <w:lang w:val="en-US" w:eastAsia="ja-JP"/>
+        </w:rPr>
+        <w:t>Discard</w:t>
+      </w:r>
+      <w:r>
+        <w:rPr>
+          <w:rFonts w:ascii="Alexandria Light" w:hAnsi="Alexandria Light"/>
+          <w:b w:val="false"/>
+          <w:bCs w:val="false"/>
+          <w:sz w:val="20"/>
+          <w:szCs w:val="20"/>
+          <w:lang w:val="en-US" w:eastAsia="ja-JP"/>
+        </w:rPr>
+        <w:t xml:space="preserve">, </w:t>
+      </w:r>
+      <w:r>
+        <w:rPr>
+          <w:rStyle w:val="Strong"/>
+          <w:rFonts w:ascii="Alexandria Light" w:hAnsi="Alexandria Light"/>
+          <w:b w:val="false"/>
+          <w:bCs w:val="false"/>
+          <w:sz w:val="20"/>
+          <w:szCs w:val="20"/>
+          <w:lang w:val="en-US" w:eastAsia="ja-JP"/>
+        </w:rPr>
+        <w:t>Resume</w:t>
+      </w:r>
+      <w:r>
+        <w:rPr>
+          <w:rFonts w:ascii="Alexandria Light" w:hAnsi="Alexandria Light"/>
+          <w:b w:val="false"/>
+          <w:bCs w:val="false"/>
+          <w:sz w:val="20"/>
+          <w:szCs w:val="20"/>
+          <w:lang w:val="en-US" w:eastAsia="ja-JP"/>
+        </w:rPr>
+        <w:t xml:space="preserve"> und </w:t>
+      </w:r>
+      <w:r>
+        <w:rPr>
+          <w:rStyle w:val="Strong"/>
+          <w:rFonts w:ascii="Alexandria Light" w:hAnsi="Alexandria Light"/>
+          <w:b w:val="false"/>
+          <w:bCs w:val="false"/>
+          <w:sz w:val="20"/>
+          <w:szCs w:val="20"/>
+          <w:lang w:val="en-US" w:eastAsia="ja-JP"/>
+        </w:rPr>
+        <w:t>Activate</w:t>
+      </w:r>
+      <w:r>
+        <w:rPr>
+          <w:rFonts w:ascii="Alexandria Light" w:hAnsi="Alexandria Light"/>
+          <w:b w:val="false"/>
+          <w:bCs w:val="false"/>
+          <w:sz w:val="20"/>
+          <w:szCs w:val="20"/>
+          <w:lang w:val="en-US" w:eastAsia="ja-JP"/>
+        </w:rPr>
+        <w:t xml:space="preserve"> gesteuert.</w:t>
+      </w:r>
+    </w:p>
+    <w:p>
+      <w:pPr>
+        <w:pStyle w:val="BodyText"/>
+        <w:spacing w:before="0" w:after="0"/>
+        <w:ind w:hanging="0" w:left="0" w:right="567"/>
+        <w:rPr>
+          <w:lang w:val="en-US"/>
+        </w:rPr>
+      </w:pPr>
+      <w:r>
+        <w:rPr>
+          <w:rStyle w:val="Strong"/>
+          <w:rFonts w:ascii="Alexandria Light" w:hAnsi="Alexandria Light"/>
+          <w:b w:val="false"/>
+          <w:bCs w:val="false"/>
+          <w:sz w:val="20"/>
+          <w:szCs w:val="20"/>
+          <w:lang w:val="en-US" w:eastAsia="ja-JP"/>
+        </w:rPr>
+        <w:t>Feld-Behavior-Definition:</w:t>
+      </w:r>
+    </w:p>
+    <w:p>
+      <w:pPr>
+        <w:pStyle w:val="BodyText"/>
+        <w:numPr>
+          <w:ilvl w:val="0"/>
+          <w:numId w:val="7"/>
+        </w:numPr>
+        <w:spacing w:before="0" w:after="0"/>
+        <w:rPr>
+          <w:rFonts w:ascii="Alexandria Light" w:hAnsi="Alexandria Light"/>
+          <w:sz w:val="20"/>
+          <w:szCs w:val="20"/>
+          <w:lang w:val="en-US"/>
+        </w:rPr>
+      </w:pPr>
+      <w:r>
+        <w:rPr>
+          <w:rFonts w:ascii="Alexandria Light" w:hAnsi="Alexandria Light"/>
+          <w:b w:val="false"/>
+          <w:bCs w:val="false"/>
+          <w:sz w:val="20"/>
+          <w:szCs w:val="20"/>
+          <w:lang w:val="en-US"/>
+        </w:rPr>
+        <w:t>IDs werden durch das Framework automatisch gesetzt („numbering:managed")</w:t>
+      </w:r>
+    </w:p>
+    <w:p>
+      <w:pPr>
+        <w:pStyle w:val="BodyText"/>
+        <w:numPr>
+          <w:ilvl w:val="0"/>
+          <w:numId w:val="7"/>
+        </w:numPr>
+        <w:spacing w:before="114" w:after="114"/>
+        <w:rPr>
+          <w:rFonts w:ascii="Alexandria Light" w:hAnsi="Alexandria Light"/>
+          <w:b w:val="false"/>
+          <w:bCs w:val="false"/>
+          <w:sz w:val="20"/>
+          <w:szCs w:val="20"/>
+          <w:lang w:val="en-US"/>
+        </w:rPr>
+      </w:pPr>
+      <w:r>
+        <w:rPr>
+          <w:rFonts w:ascii="Alexandria Light" w:hAnsi="Alexandria Light"/>
+          <w:b w:val="false"/>
+          <w:bCs w:val="false"/>
+          <w:sz w:val="20"/>
+          <w:szCs w:val="20"/>
+          <w:lang w:val="en-US"/>
+        </w:rPr>
+        <w:t>Felder wie Antragsnummer, Initiator und Antragsstatus sind nach der Erstellung readonly und werden ausschließlich über Determinations durch das System gesetzt</w:t>
+      </w:r>
+    </w:p>
+    <w:p>
+      <w:pPr>
+        <w:pStyle w:val="BodyText"/>
+        <w:numPr>
+          <w:ilvl w:val="0"/>
+          <w:numId w:val="7"/>
+        </w:numPr>
+        <w:spacing w:before="0" w:after="283"/>
+        <w:rPr>
+          <w:rFonts w:ascii="Alexandria Light" w:hAnsi="Alexandria Light"/>
+          <w:sz w:val="20"/>
+          <w:szCs w:val="20"/>
+          <w:lang w:val="en-US"/>
+        </w:rPr>
+      </w:pPr>
+      <w:r>
+        <w:rPr>
+          <w:rFonts w:ascii="Alexandria Light" w:hAnsi="Alexandria Light"/>
+          <w:b w:val="false"/>
+          <w:bCs w:val="false"/>
+          <w:sz w:val="20"/>
+          <w:szCs w:val="20"/>
+          <w:lang w:val="en-US"/>
+        </w:rPr>
+        <w:t xml:space="preserve">Administrative Felder wie CreatedBy, CreatedAt, LastChangedBy und LastChangedAt sind readonly und können nur durch das Programm gesetzt und verändert werden </w:t>
+      </w:r>
+    </w:p>
+    <w:p>
+      <w:pPr>
+        <w:pStyle w:val="BodyText"/>
+        <w:spacing w:before="0" w:after="0"/>
+        <w:ind w:hanging="0" w:left="0" w:right="567"/>
+        <w:rPr>
+          <w:lang w:val="en-US"/>
+        </w:rPr>
+      </w:pPr>
+      <w:r>
+        <w:rPr>
+          <w:rStyle w:val="Strong"/>
+          <w:rFonts w:ascii="Alexandria Light" w:hAnsi="Alexandria Light"/>
+          <w:b w:val="false"/>
+          <w:bCs w:val="false"/>
+          <w:sz w:val="20"/>
+          <w:szCs w:val="20"/>
+          <w:lang w:val="en-US" w:eastAsia="ja-JP"/>
+        </w:rPr>
+        <w:t>Determinations:</w:t>
+      </w:r>
+    </w:p>
+    <w:p>
+      <w:pPr>
+        <w:pStyle w:val="BodyText"/>
+        <w:numPr>
+          <w:ilvl w:val="0"/>
+          <w:numId w:val="8"/>
+        </w:numPr>
+        <w:spacing w:before="114" w:after="114"/>
+        <w:rPr>
+          <w:lang w:val="en-US"/>
+        </w:rPr>
+      </w:pPr>
+      <w:r>
+        <w:rPr>
+          <w:rStyle w:val="Strong"/>
+          <w:rFonts w:ascii="Alexandria Light" w:hAnsi="Alexandria Light"/>
+          <w:b w:val="false"/>
+          <w:bCs w:val="false"/>
+          <w:sz w:val="20"/>
+          <w:szCs w:val="20"/>
+          <w:lang w:val="en-US"/>
+        </w:rPr>
+        <w:t>setRequestNumber</w:t>
+      </w:r>
+      <w:r>
+        <w:rPr>
+          <w:rFonts w:ascii="Alexandria Light" w:hAnsi="Alexandria Light"/>
+          <w:b w:val="false"/>
+          <w:bCs w:val="false"/>
+          <w:sz w:val="20"/>
+          <w:szCs w:val="20"/>
+          <w:lang w:val="en-US"/>
+        </w:rPr>
+        <w:t>: Setzt die Antragsnummer automatisch bei Erstellung</w:t>
+      </w:r>
+    </w:p>
+    <w:p>
+      <w:pPr>
+        <w:pStyle w:val="BodyText"/>
+        <w:numPr>
+          <w:ilvl w:val="0"/>
+          <w:numId w:val="8"/>
+        </w:numPr>
+        <w:spacing w:before="114" w:after="114"/>
+        <w:rPr>
+          <w:lang w:val="en-US"/>
+        </w:rPr>
+      </w:pPr>
+      <w:r>
+        <w:rPr>
+          <w:rStyle w:val="Strong"/>
+          <w:rFonts w:ascii="Alexandria Light" w:hAnsi="Alexandria Light"/>
+          <w:b w:val="false"/>
+          <w:bCs w:val="false"/>
+          <w:sz w:val="20"/>
+          <w:szCs w:val="20"/>
+          <w:lang w:val="en-US"/>
+        </w:rPr>
+        <w:t>setRequestStatus</w:t>
+      </w:r>
+      <w:r>
+        <w:rPr>
+          <w:rFonts w:ascii="Alexandria Light" w:hAnsi="Alexandria Light"/>
+          <w:b w:val="false"/>
+          <w:bCs w:val="false"/>
+          <w:sz w:val="20"/>
+          <w:szCs w:val="20"/>
+          <w:lang w:val="en-US"/>
+        </w:rPr>
+        <w:t>: Setzt den initialen Antragsstatus bei Erstellung</w:t>
+      </w:r>
+    </w:p>
+    <w:p>
+      <w:pPr>
+        <w:pStyle w:val="BodyText"/>
+        <w:numPr>
+          <w:ilvl w:val="0"/>
+          <w:numId w:val="8"/>
+        </w:numPr>
+        <w:spacing w:before="114" w:after="114"/>
+        <w:rPr>
+          <w:lang w:val="en-US"/>
+        </w:rPr>
+      </w:pPr>
+      <w:r>
+        <w:rPr>
+          <w:rStyle w:val="Strong"/>
+          <w:rFonts w:ascii="Alexandria Light" w:hAnsi="Alexandria Light"/>
+          <w:b w:val="false"/>
+          <w:bCs w:val="false"/>
+          <w:sz w:val="20"/>
+          <w:szCs w:val="20"/>
+          <w:lang w:val="en-US"/>
+        </w:rPr>
+        <w:t>setStatusLongText</w:t>
+      </w:r>
+      <w:r>
+        <w:rPr>
+          <w:rFonts w:ascii="Alexandria Light" w:hAnsi="Alexandria Light"/>
+          <w:b w:val="false"/>
+          <w:bCs w:val="false"/>
+          <w:sz w:val="20"/>
+          <w:szCs w:val="20"/>
+          <w:lang w:val="en-US"/>
+        </w:rPr>
+        <w:t>: Setzt den zugehörigen Statustext bei Erstellung</w:t>
+      </w:r>
+    </w:p>
+    <w:p>
+      <w:pPr>
+        <w:pStyle w:val="BodyText"/>
+        <w:numPr>
+          <w:ilvl w:val="0"/>
+          <w:numId w:val="8"/>
+        </w:numPr>
+        <w:spacing w:before="171" w:after="171"/>
+        <w:rPr>
+          <w:lang w:val="en-US"/>
+        </w:rPr>
+      </w:pPr>
+      <w:r>
+        <w:rPr>
+          <w:rStyle w:val="Strong"/>
+          <w:rFonts w:ascii="Alexandria Light" w:hAnsi="Alexandria Light"/>
+          <w:b w:val="false"/>
+          <w:bCs w:val="false"/>
+          <w:sz w:val="20"/>
+          <w:szCs w:val="20"/>
+          <w:lang w:val="en-US"/>
+        </w:rPr>
+        <w:t>setOfferNumber / setCurrencyCode</w:t>
+      </w:r>
+      <w:r>
+        <w:rPr>
+          <w:rFonts w:ascii="Alexandria Light" w:hAnsi="Alexandria Light"/>
+          <w:b w:val="false"/>
+          <w:bCs w:val="false"/>
+          <w:sz w:val="20"/>
+          <w:szCs w:val="20"/>
+          <w:lang w:val="en-US"/>
+        </w:rPr>
+        <w:t xml:space="preserve">: Setzen Angebotsnummer und Währungsschlüssel beim Anlegen eines Angebotes </w:t>
+      </w:r>
+    </w:p>
+    <w:p>
+      <w:pPr>
+        <w:pStyle w:val="BodyText"/>
+        <w:spacing w:before="0" w:after="0"/>
+        <w:ind w:hanging="0" w:left="0" w:right="567"/>
+        <w:rPr>
+          <w:rStyle w:val="Strong"/>
+          <w:rFonts w:ascii="Alexandria Light" w:hAnsi="Alexandria Light"/>
+          <w:b w:val="false"/>
+          <w:bCs w:val="false"/>
+          <w:sz w:val="20"/>
+          <w:szCs w:val="20"/>
+          <w:lang w:eastAsia="ja-JP"/>
+        </w:rPr>
+      </w:pPr>
+      <w:r>
+        <w:rPr>
+          <w:rFonts w:ascii="Alexandria Light" w:hAnsi="Alexandria Light"/>
+          <w:b w:val="false"/>
+          <w:bCs w:val="false"/>
+          <w:sz w:val="20"/>
+          <w:szCs w:val="20"/>
+          <w:lang w:eastAsia="ja-JP"/>
+        </w:rPr>
+      </w:r>
+    </w:p>
+    <w:p>
+      <w:pPr>
+        <w:pStyle w:val="BodyText"/>
+        <w:spacing w:before="0" w:after="0"/>
+        <w:ind w:hanging="0" w:left="0" w:right="567"/>
+        <w:rPr>
+          <w:rStyle w:val="Strong"/>
+          <w:rFonts w:ascii="Alexandria Light" w:hAnsi="Alexandria Light"/>
+          <w:b w:val="false"/>
+          <w:bCs w:val="false"/>
+          <w:sz w:val="20"/>
+          <w:szCs w:val="20"/>
+          <w:lang w:eastAsia="ja-JP"/>
+        </w:rPr>
+      </w:pPr>
+      <w:r>
+        <w:rPr>
+          <w:rFonts w:ascii="Alexandria Light" w:hAnsi="Alexandria Light"/>
+          <w:b w:val="false"/>
+          <w:bCs w:val="false"/>
+          <w:sz w:val="20"/>
+          <w:szCs w:val="20"/>
+          <w:lang w:eastAsia="ja-JP"/>
+        </w:rPr>
+      </w:r>
+    </w:p>
+    <w:p>
+      <w:pPr>
+        <w:pStyle w:val="BodyText"/>
+        <w:spacing w:before="0" w:after="0"/>
+        <w:ind w:hanging="0" w:left="0" w:right="567"/>
+        <w:rPr>
+          <w:lang w:val="en-US"/>
+        </w:rPr>
+      </w:pPr>
+      <w:r>
+        <w:rPr>
+          <w:rStyle w:val="Strong"/>
+          <w:rFonts w:ascii="Alexandria Light" w:hAnsi="Alexandria Light"/>
+          <w:b w:val="false"/>
+          <w:bCs w:val="false"/>
+          <w:sz w:val="20"/>
+          <w:szCs w:val="20"/>
+          <w:lang w:val="en-US" w:eastAsia="ja-JP"/>
+        </w:rPr>
+        <w:t>Request Methoden</w:t>
+      </w:r>
+    </w:p>
+    <w:p>
+      <w:pPr>
+        <w:pStyle w:val="BodyText"/>
+        <w:numPr>
+          <w:ilvl w:val="0"/>
+          <w:numId w:val="9"/>
+        </w:numPr>
+        <w:spacing w:before="114" w:after="114"/>
+        <w:rPr>
+          <w:rFonts w:ascii="Alexandria Light" w:hAnsi="Alexandria Light"/>
+          <w:b w:val="false"/>
+          <w:bCs w:val="false"/>
+          <w:sz w:val="20"/>
+          <w:szCs w:val="20"/>
+          <w:lang w:val="en-US"/>
+        </w:rPr>
+      </w:pPr>
+      <w:r>
+        <w:rPr>
+          <w:rFonts w:ascii="Alexandria Light" w:hAnsi="Alexandria Light"/>
+          <w:b w:val="false"/>
+          <w:bCs w:val="false"/>
+          <w:sz w:val="20"/>
+          <w:szCs w:val="20"/>
+          <w:lang w:val="en-US"/>
+        </w:rPr>
+        <w:t>Read: Implizit immer möglich</w:t>
+      </w:r>
+    </w:p>
+    <w:p>
+      <w:pPr>
+        <w:pStyle w:val="BodyText"/>
+        <w:numPr>
+          <w:ilvl w:val="0"/>
+          <w:numId w:val="9"/>
+        </w:numPr>
+        <w:spacing w:before="114" w:after="114"/>
+        <w:rPr>
+          <w:rFonts w:ascii="Alexandria Light" w:hAnsi="Alexandria Light"/>
+          <w:b w:val="false"/>
+          <w:bCs w:val="false"/>
+          <w:sz w:val="20"/>
+          <w:szCs w:val="20"/>
+          <w:lang w:val="en-US"/>
+        </w:rPr>
+      </w:pPr>
+      <w:r>
+        <w:rPr>
+          <w:rFonts w:ascii="Alexandria Light" w:hAnsi="Alexandria Light"/>
+          <w:b w:val="false"/>
+          <w:bCs w:val="false"/>
+          <w:sz w:val="20"/>
+          <w:szCs w:val="20"/>
+          <w:lang w:val="en-US"/>
+        </w:rPr>
+        <w:t>Create: Möglich, erfordert globale Autorisierungsprüfung</w:t>
+      </w:r>
+    </w:p>
+    <w:p>
+      <w:pPr>
+        <w:pStyle w:val="BodyText"/>
+        <w:numPr>
+          <w:ilvl w:val="0"/>
+          <w:numId w:val="9"/>
+        </w:numPr>
+        <w:spacing w:before="114" w:after="114"/>
+        <w:rPr>
+          <w:rFonts w:ascii="Alexandria Light" w:hAnsi="Alexandria Light"/>
+          <w:b w:val="false"/>
+          <w:bCs w:val="false"/>
+          <w:sz w:val="20"/>
+          <w:szCs w:val="20"/>
+          <w:lang w:val="en-US"/>
+        </w:rPr>
+      </w:pPr>
+      <w:r>
+        <w:rPr>
+          <w:rFonts w:ascii="Alexandria Light" w:hAnsi="Alexandria Light"/>
+          <w:b w:val="false"/>
+          <w:bCs w:val="false"/>
+          <w:sz w:val="20"/>
+          <w:szCs w:val="20"/>
+          <w:lang w:val="en-US"/>
+        </w:rPr>
+        <w:t>Update: Möglich</w:t>
+      </w:r>
+    </w:p>
+    <w:p>
+      <w:pPr>
+        <w:pStyle w:val="BodyText"/>
+        <w:numPr>
+          <w:ilvl w:val="0"/>
+          <w:numId w:val="9"/>
+        </w:numPr>
+        <w:spacing w:before="114" w:after="114"/>
+        <w:rPr>
+          <w:rFonts w:ascii="Alexandria Light" w:hAnsi="Alexandria Light"/>
+          <w:b w:val="false"/>
+          <w:bCs w:val="false"/>
+          <w:sz w:val="20"/>
+          <w:szCs w:val="20"/>
+          <w:lang w:val="en-US"/>
+        </w:rPr>
+      </w:pPr>
+      <w:r>
+        <w:rPr>
+          <w:rFonts w:ascii="Alexandria Light" w:hAnsi="Alexandria Light"/>
+          <w:b w:val="false"/>
+          <w:bCs w:val="false"/>
+          <w:sz w:val="20"/>
+          <w:szCs w:val="20"/>
+          <w:lang w:val="en-US"/>
+        </w:rPr>
+        <w:t>Delete: Möglich</w:t>
+      </w:r>
+    </w:p>
+    <w:p>
+      <w:pPr>
+        <w:pStyle w:val="BodyText"/>
+        <w:numPr>
+          <w:ilvl w:val="0"/>
+          <w:numId w:val="9"/>
+        </w:numPr>
+        <w:spacing w:before="114" w:after="114"/>
+        <w:rPr>
+          <w:rFonts w:ascii="Alexandria Light" w:hAnsi="Alexandria Light"/>
+          <w:b w:val="false"/>
+          <w:bCs w:val="false"/>
+          <w:sz w:val="20"/>
+          <w:szCs w:val="20"/>
+          <w:lang w:val="en-US"/>
+        </w:rPr>
+      </w:pPr>
+      <w:r>
+        <w:rPr>
+          <w:rFonts w:ascii="Alexandria Light" w:hAnsi="Alexandria Light"/>
+          <w:b w:val="false"/>
+          <w:bCs w:val="false"/>
+          <w:sz w:val="20"/>
+          <w:szCs w:val="20"/>
+          <w:lang w:val="en-US"/>
+        </w:rPr>
+        <w:t>Approve: Setzt den Antragsstatus auf „Genehmigt"</w:t>
+      </w:r>
+    </w:p>
+    <w:p>
+      <w:pPr>
+        <w:pStyle w:val="BodyText"/>
+        <w:numPr>
+          <w:ilvl w:val="0"/>
+          <w:numId w:val="9"/>
+        </w:numPr>
+        <w:spacing w:before="114" w:after="114"/>
+        <w:rPr>
+          <w:rFonts w:ascii="Alexandria Light" w:hAnsi="Alexandria Light"/>
+          <w:b w:val="false"/>
+          <w:bCs w:val="false"/>
+          <w:sz w:val="20"/>
+          <w:szCs w:val="20"/>
+          <w:lang w:val="en-US"/>
+        </w:rPr>
+      </w:pPr>
+      <w:r>
+        <w:rPr>
+          <w:rFonts w:ascii="Alexandria Light" w:hAnsi="Alexandria Light"/>
+          <w:b w:val="false"/>
+          <w:bCs w:val="false"/>
+          <w:sz w:val="20"/>
+          <w:szCs w:val="20"/>
+          <w:lang w:val="en-US"/>
+        </w:rPr>
+        <w:t>Reject: Setzt den Antragsstatus auf „Abgelehnt"</w:t>
+      </w:r>
+    </w:p>
+    <w:p>
+      <w:pPr>
+        <w:pStyle w:val="BodyText"/>
+        <w:spacing w:before="114" w:after="114"/>
+        <w:rPr>
+          <w:rFonts w:ascii="Alexandria Light" w:hAnsi="Alexandria Light"/>
+          <w:b w:val="false"/>
+          <w:bCs w:val="false"/>
+          <w:sz w:val="20"/>
+          <w:szCs w:val="20"/>
+          <w:lang w:val="en-US"/>
+        </w:rPr>
+      </w:pPr>
+      <w:r>
+        <w:rPr>
+          <w:rFonts w:ascii="Alexandria Light" w:hAnsi="Alexandria Light"/>
+          <w:b w:val="false"/>
+          <w:bCs w:val="false"/>
+          <w:sz w:val="20"/>
+          <w:szCs w:val="20"/>
+          <w:lang w:val="en-US"/>
+        </w:rPr>
+      </w:r>
+    </w:p>
+    <w:p>
+      <w:pPr>
+        <w:pStyle w:val="Heading2"/>
         <w:numPr>
           <w:ilvl w:val="2"/>
           <w:numId w:val="4"/>
@@ -1906,36 +3539,625 @@
           <w:lang w:val="en-US"/>
         </w:rPr>
       </w:pPr>
-      <w:bookmarkStart w:id="7" w:name="_Toc225327551"/>
       <w:r>
         <w:rPr>
           <w:lang w:val="en-US"/>
         </w:rPr>
-        <w:t>Model</w:t>
-      </w:r>
-      <w:bookmarkEnd w:id="7"/>
-    </w:p>
-    <w:p>
-      <w:pPr>
-        <w:pStyle w:val="2-MIBS"/>
+        <w:t>Behavior Projection</w:t>
+      </w:r>
+    </w:p>
+    <w:p>
+      <w:pPr>
+        <w:pStyle w:val="BodyText"/>
+        <w:rPr>
+          <w:rFonts w:ascii="Alexandria Light" w:hAnsi="Alexandria Light"/>
+          <w:b w:val="false"/>
+          <w:bCs w:val="false"/>
+          <w:sz w:val="20"/>
+          <w:szCs w:val="20"/>
+          <w:lang w:val="en-US" w:eastAsia="ja-JP"/>
+        </w:rPr>
+      </w:pPr>
+      <w:r>
+        <w:rPr>
+          <w:rFonts w:ascii="Alexandria Light" w:hAnsi="Alexandria Light"/>
+          <w:b w:val="false"/>
+          <w:bCs w:val="false"/>
+          <w:sz w:val="20"/>
+          <w:szCs w:val="20"/>
+          <w:lang w:val="en-US" w:eastAsia="ja-JP"/>
+        </w:rPr>
+        <w:t>Die Behavior Projection steuert, welche Operationen den jeweiligen Benutzerrollen zur Verfügung stehen.</w:t>
+      </w:r>
+    </w:p>
+    <w:p>
+      <w:pPr>
+        <w:pStyle w:val="BodyText"/>
+        <w:spacing w:lineRule="auto" w:line="264" w:before="0" w:after="0"/>
+        <w:jc w:val="both"/>
+        <w:rPr>
+          <w:rFonts w:ascii="Alexandria Light" w:hAnsi="Alexandria Light"/>
+          <w:sz w:val="20"/>
+          <w:lang w:val="en-US" w:eastAsia="ja-JP"/>
+        </w:rPr>
+      </w:pPr>
+      <w:r>
+        <w:rPr>
+          <w:rStyle w:val="Strong"/>
+          <w:rFonts w:ascii="Alexandria Light" w:hAnsi="Alexandria Light"/>
+          <w:b w:val="false"/>
+          <w:bCs w:val="false"/>
+          <w:sz w:val="20"/>
+          <w:szCs w:val="20"/>
+          <w:lang w:val="en-US" w:eastAsia="ja-JP"/>
+        </w:rPr>
+        <w:t>Methodenumfang Mitarbeiter:</w:t>
+      </w:r>
+    </w:p>
+    <w:p>
+      <w:pPr>
+        <w:pStyle w:val="BodyText"/>
+        <w:numPr>
+          <w:ilvl w:val="0"/>
+          <w:numId w:val="10"/>
+        </w:numPr>
+        <w:tabs>
+          <w:tab w:val="clear" w:pos="2127"/>
+          <w:tab w:val="clear" w:pos="2552"/>
+          <w:tab w:val="left" w:pos="0" w:leader="none"/>
+          <w:tab w:val="left" w:pos="1418" w:leader="none"/>
+          <w:tab w:val="left" w:pos="1843" w:leader="none"/>
+        </w:tabs>
+        <w:spacing w:lineRule="auto" w:line="264" w:before="0" w:after="0"/>
+        <w:ind w:hanging="283" w:left="709"/>
+        <w:jc w:val="both"/>
+        <w:rPr>
+          <w:rFonts w:ascii="Alexandria Light" w:hAnsi="Alexandria Light"/>
+          <w:b w:val="false"/>
+          <w:bCs w:val="false"/>
+          <w:sz w:val="20"/>
+          <w:szCs w:val="20"/>
+          <w:lang w:val="en-US" w:eastAsia="ja-JP"/>
+        </w:rPr>
+      </w:pPr>
+      <w:r>
+        <w:rPr>
+          <w:rFonts w:ascii="Alexandria Light" w:hAnsi="Alexandria Light"/>
+          <w:b w:val="false"/>
+          <w:bCs w:val="false"/>
+          <w:sz w:val="20"/>
+          <w:szCs w:val="20"/>
+          <w:lang w:val="en-US" w:eastAsia="ja-JP"/>
+        </w:rPr>
+        <w:t xml:space="preserve">Request: Create, Update, Delete </w:t>
+      </w:r>
+    </w:p>
+    <w:p>
+      <w:pPr>
+        <w:pStyle w:val="BodyText"/>
+        <w:numPr>
+          <w:ilvl w:val="0"/>
+          <w:numId w:val="10"/>
+        </w:numPr>
+        <w:tabs>
+          <w:tab w:val="clear" w:pos="2127"/>
+          <w:tab w:val="clear" w:pos="2552"/>
+          <w:tab w:val="left" w:pos="0" w:leader="none"/>
+          <w:tab w:val="left" w:pos="1418" w:leader="none"/>
+          <w:tab w:val="left" w:pos="1843" w:leader="none"/>
+        </w:tabs>
+        <w:spacing w:lineRule="auto" w:line="264" w:before="60" w:after="0"/>
+        <w:ind w:hanging="283" w:left="709"/>
+        <w:jc w:val="both"/>
+        <w:rPr>
+          <w:rFonts w:ascii="Alexandria Light" w:hAnsi="Alexandria Light"/>
+          <w:b w:val="false"/>
+          <w:bCs w:val="false"/>
+          <w:sz w:val="20"/>
+          <w:szCs w:val="20"/>
+          <w:lang w:val="en-US" w:eastAsia="ja-JP"/>
+        </w:rPr>
+      </w:pPr>
+      <w:r>
+        <w:rPr>
+          <w:rFonts w:ascii="Alexandria Light" w:hAnsi="Alexandria Light"/>
+          <w:b w:val="false"/>
+          <w:bCs w:val="false"/>
+          <w:sz w:val="20"/>
+          <w:szCs w:val="20"/>
+          <w:lang w:val="en-US" w:eastAsia="ja-JP"/>
+        </w:rPr>
+        <w:t xml:space="preserve">Offer / Position / Participant: Create, Update, Delete </w:t>
+      </w:r>
+    </w:p>
+    <w:p>
+      <w:pPr>
+        <w:pStyle w:val="BodyText"/>
+        <w:numPr>
+          <w:ilvl w:val="0"/>
+          <w:numId w:val="10"/>
+        </w:numPr>
+        <w:tabs>
+          <w:tab w:val="clear" w:pos="2127"/>
+          <w:tab w:val="clear" w:pos="2552"/>
+          <w:tab w:val="left" w:pos="0" w:leader="none"/>
+          <w:tab w:val="left" w:pos="1418" w:leader="none"/>
+          <w:tab w:val="left" w:pos="1843" w:leader="none"/>
+        </w:tabs>
+        <w:spacing w:lineRule="auto" w:line="264" w:before="0" w:after="55"/>
+        <w:ind w:hanging="283" w:left="709"/>
+        <w:jc w:val="both"/>
+        <w:rPr>
+          <w:rFonts w:ascii="Alexandria Light" w:hAnsi="Alexandria Light"/>
+          <w:b w:val="false"/>
+          <w:bCs w:val="false"/>
+          <w:sz w:val="20"/>
+          <w:szCs w:val="20"/>
+          <w:lang w:val="en-US" w:eastAsia="ja-JP"/>
+        </w:rPr>
+      </w:pPr>
+      <w:r>
+        <w:rPr>
+          <w:rFonts w:ascii="Alexandria Light" w:hAnsi="Alexandria Light"/>
+          <w:b w:val="false"/>
+          <w:bCs w:val="false"/>
+          <w:sz w:val="20"/>
+          <w:szCs w:val="20"/>
+          <w:lang w:val="en-US" w:eastAsia="ja-JP"/>
+        </w:rPr>
+        <w:t xml:space="preserve">Einschränkung: Mitarbeiter können ausschließlich ihre eigenen Anträge einsehen und bearbeiten </w:t>
+      </w:r>
+    </w:p>
+    <w:p>
+      <w:pPr>
+        <w:pStyle w:val="BodyText"/>
+        <w:spacing w:lineRule="auto" w:line="264" w:before="0" w:after="0"/>
+        <w:jc w:val="both"/>
+        <w:rPr>
+          <w:rFonts w:ascii="Alexandria Light" w:hAnsi="Alexandria Light"/>
+          <w:sz w:val="20"/>
+          <w:lang w:val="en-US" w:eastAsia="ja-JP"/>
+        </w:rPr>
+      </w:pPr>
+      <w:r>
+        <w:rPr>
+          <w:rStyle w:val="Strong"/>
+          <w:rFonts w:ascii="Alexandria Light" w:hAnsi="Alexandria Light"/>
+          <w:b w:val="false"/>
+          <w:bCs w:val="false"/>
+          <w:sz w:val="20"/>
+          <w:szCs w:val="20"/>
+          <w:lang w:val="en-US" w:eastAsia="ja-JP"/>
+        </w:rPr>
+        <w:t>Methodenumfang Backoffice:</w:t>
+      </w:r>
+    </w:p>
+    <w:p>
+      <w:pPr>
+        <w:pStyle w:val="BodyText"/>
+        <w:numPr>
+          <w:ilvl w:val="0"/>
+          <w:numId w:val="11"/>
+        </w:numPr>
+        <w:tabs>
+          <w:tab w:val="clear" w:pos="2127"/>
+          <w:tab w:val="clear" w:pos="2552"/>
+          <w:tab w:val="left" w:pos="0" w:leader="none"/>
+          <w:tab w:val="left" w:pos="1418" w:leader="none"/>
+          <w:tab w:val="left" w:pos="1843" w:leader="none"/>
+        </w:tabs>
+        <w:spacing w:lineRule="auto" w:line="264" w:before="60" w:after="0"/>
+        <w:ind w:hanging="283" w:left="709"/>
+        <w:jc w:val="both"/>
+        <w:rPr>
+          <w:rFonts w:ascii="Alexandria Light" w:hAnsi="Alexandria Light"/>
+          <w:b w:val="false"/>
+          <w:bCs w:val="false"/>
+          <w:sz w:val="20"/>
+          <w:szCs w:val="20"/>
+          <w:lang w:val="en-US" w:eastAsia="ja-JP"/>
+        </w:rPr>
+      </w:pPr>
+      <w:r>
+        <w:rPr>
+          <w:rFonts w:ascii="Alexandria Light" w:hAnsi="Alexandria Light"/>
+          <w:b w:val="false"/>
+          <w:bCs w:val="false"/>
+          <w:sz w:val="20"/>
+          <w:szCs w:val="20"/>
+          <w:lang w:val="en-US" w:eastAsia="ja-JP"/>
+        </w:rPr>
+        <w:t>Request: Create, Update, Delete</w:t>
+      </w:r>
+    </w:p>
+    <w:p>
+      <w:pPr>
+        <w:pStyle w:val="BodyText"/>
+        <w:numPr>
+          <w:ilvl w:val="0"/>
+          <w:numId w:val="11"/>
+        </w:numPr>
+        <w:tabs>
+          <w:tab w:val="clear" w:pos="2127"/>
+          <w:tab w:val="clear" w:pos="2552"/>
+          <w:tab w:val="left" w:pos="0" w:leader="none"/>
+          <w:tab w:val="left" w:pos="1418" w:leader="none"/>
+          <w:tab w:val="left" w:pos="1843" w:leader="none"/>
+        </w:tabs>
+        <w:spacing w:lineRule="auto" w:line="264" w:before="60" w:after="0"/>
+        <w:ind w:hanging="283" w:left="709"/>
+        <w:jc w:val="both"/>
+        <w:rPr>
+          <w:rFonts w:ascii="Alexandria Light" w:hAnsi="Alexandria Light"/>
+          <w:b w:val="false"/>
+          <w:bCs w:val="false"/>
+          <w:sz w:val="20"/>
+          <w:szCs w:val="20"/>
+          <w:lang w:val="en-US" w:eastAsia="ja-JP"/>
+        </w:rPr>
+      </w:pPr>
+      <w:r>
+        <w:rPr>
+          <w:rFonts w:ascii="Alexandria Light" w:hAnsi="Alexandria Light"/>
+          <w:b w:val="false"/>
+          <w:bCs w:val="false"/>
+          <w:sz w:val="20"/>
+          <w:szCs w:val="20"/>
+          <w:lang w:val="en-US" w:eastAsia="ja-JP"/>
+        </w:rPr>
+        <w:t xml:space="preserve">Offer / Position: Create, Update, Delete </w:t>
+      </w:r>
+    </w:p>
+    <w:p>
+      <w:pPr>
+        <w:pStyle w:val="BodyText"/>
+        <w:numPr>
+          <w:ilvl w:val="0"/>
+          <w:numId w:val="11"/>
+        </w:numPr>
+        <w:tabs>
+          <w:tab w:val="clear" w:pos="2127"/>
+          <w:tab w:val="clear" w:pos="2552"/>
+          <w:tab w:val="left" w:pos="0" w:leader="none"/>
+          <w:tab w:val="left" w:pos="1418" w:leader="none"/>
+          <w:tab w:val="left" w:pos="1843" w:leader="none"/>
+        </w:tabs>
+        <w:spacing w:lineRule="auto" w:line="264" w:before="57" w:after="112"/>
+        <w:ind w:hanging="283" w:left="709"/>
+        <w:jc w:val="both"/>
+        <w:rPr>
+          <w:rFonts w:ascii="Alexandria Light" w:hAnsi="Alexandria Light"/>
+          <w:b w:val="false"/>
+          <w:bCs w:val="false"/>
+          <w:sz w:val="20"/>
+          <w:szCs w:val="20"/>
+          <w:lang w:val="en-US" w:eastAsia="ja-JP"/>
+        </w:rPr>
+      </w:pPr>
+      <w:r>
+        <w:rPr>
+          <w:rFonts w:ascii="Alexandria Light" w:hAnsi="Alexandria Light"/>
+          <w:b w:val="false"/>
+          <w:bCs w:val="false"/>
+          <w:sz w:val="20"/>
+          <w:szCs w:val="20"/>
+          <w:lang w:val="en-US" w:eastAsia="ja-JP"/>
+        </w:rPr>
+        <w:t xml:space="preserve">Einschränkung: Das Backoffice kann alle Anträge einsehen und Angebote für wartende Anträge erfassen, sowie für Mitarbeiter Anträge stellvertretend erstellen, jedoch keine Genehmigungsentscheidungen treffen </w:t>
+      </w:r>
+    </w:p>
+    <w:p>
+      <w:pPr>
+        <w:pStyle w:val="BodyText"/>
+        <w:spacing w:lineRule="auto" w:line="264" w:before="0" w:after="0"/>
+        <w:jc w:val="both"/>
+        <w:rPr>
+          <w:rFonts w:ascii="Alexandria Light" w:hAnsi="Alexandria Light"/>
+          <w:sz w:val="20"/>
+          <w:lang w:val="en-US" w:eastAsia="ja-JP"/>
+        </w:rPr>
+      </w:pPr>
+      <w:r>
+        <w:rPr>
+          <w:rStyle w:val="Strong"/>
+          <w:rFonts w:ascii="Alexandria Light" w:hAnsi="Alexandria Light"/>
+          <w:b w:val="false"/>
+          <w:bCs w:val="false"/>
+          <w:sz w:val="20"/>
+          <w:szCs w:val="20"/>
+          <w:lang w:val="en-US" w:eastAsia="ja-JP"/>
+        </w:rPr>
+        <w:t>Methodenumfang Management:</w:t>
+      </w:r>
+    </w:p>
+    <w:p>
+      <w:pPr>
+        <w:pStyle w:val="BodyText"/>
+        <w:numPr>
+          <w:ilvl w:val="0"/>
+          <w:numId w:val="12"/>
+        </w:numPr>
+        <w:tabs>
+          <w:tab w:val="clear" w:pos="2127"/>
+          <w:tab w:val="clear" w:pos="2552"/>
+          <w:tab w:val="left" w:pos="0" w:leader="none"/>
+          <w:tab w:val="left" w:pos="1418" w:leader="none"/>
+          <w:tab w:val="left" w:pos="1843" w:leader="none"/>
+        </w:tabs>
+        <w:spacing w:lineRule="auto" w:line="264" w:before="60" w:after="0"/>
+        <w:ind w:hanging="283" w:left="709"/>
+        <w:jc w:val="both"/>
+        <w:rPr>
+          <w:rFonts w:ascii="Alexandria Light" w:hAnsi="Alexandria Light"/>
+          <w:b w:val="false"/>
+          <w:bCs w:val="false"/>
+          <w:sz w:val="20"/>
+          <w:szCs w:val="20"/>
+          <w:lang w:val="en-US" w:eastAsia="ja-JP"/>
+        </w:rPr>
+      </w:pPr>
+      <w:r>
+        <w:rPr>
+          <w:rFonts w:ascii="Alexandria Light" w:hAnsi="Alexandria Light"/>
+          <w:b w:val="false"/>
+          <w:bCs w:val="false"/>
+          <w:sz w:val="20"/>
+          <w:szCs w:val="20"/>
+          <w:lang w:val="en-US" w:eastAsia="ja-JP"/>
+        </w:rPr>
+        <w:t xml:space="preserve">Request: Read, Approve, Reject </w:t>
+      </w:r>
+    </w:p>
+    <w:p>
+      <w:pPr>
+        <w:pStyle w:val="BodyText"/>
+        <w:numPr>
+          <w:ilvl w:val="0"/>
+          <w:numId w:val="12"/>
+        </w:numPr>
+        <w:tabs>
+          <w:tab w:val="clear" w:pos="2127"/>
+          <w:tab w:val="clear" w:pos="2552"/>
+          <w:tab w:val="left" w:pos="0" w:leader="none"/>
+          <w:tab w:val="left" w:pos="1418" w:leader="none"/>
+          <w:tab w:val="left" w:pos="1843" w:leader="none"/>
+        </w:tabs>
+        <w:spacing w:lineRule="auto" w:line="264" w:before="60" w:after="283"/>
+        <w:ind w:hanging="283" w:left="709"/>
+        <w:jc w:val="both"/>
+        <w:rPr>
+          <w:b w:val="false"/>
+          <w:bCs w:val="false"/>
+          <w:sz w:val="20"/>
+          <w:szCs w:val="20"/>
+          <w:lang w:val="en-US"/>
+        </w:rPr>
+      </w:pPr>
+      <w:r>
+        <w:rPr>
+          <w:rFonts w:ascii="Alexandria Light" w:hAnsi="Alexandria Light"/>
+          <w:b w:val="false"/>
+          <w:bCs w:val="false"/>
+          <w:sz w:val="20"/>
+          <w:szCs w:val="20"/>
+          <w:lang w:val="en-US" w:eastAsia="ja-JP"/>
+        </w:rPr>
+        <w:t>Einschränkung: Das Management kann alle Anträge einsehen, ist jedoch als einzige Rolle berechtigt, Anträge zu genehmigen oder abzulehnen</w:t>
+      </w:r>
+    </w:p>
+    <w:p>
+      <w:pPr>
+        <w:pStyle w:val="BodyText"/>
+        <w:tabs>
+          <w:tab w:val="clear" w:pos="2127"/>
+          <w:tab w:val="clear" w:pos="2552"/>
+          <w:tab w:val="left" w:pos="0" w:leader="none"/>
+          <w:tab w:val="left" w:pos="1418" w:leader="none"/>
+          <w:tab w:val="left" w:pos="1843" w:leader="none"/>
+        </w:tabs>
+        <w:spacing w:lineRule="auto" w:line="264" w:before="60" w:after="283"/>
+        <w:ind w:hanging="0" w:left="0"/>
+        <w:jc w:val="both"/>
+        <w:rPr>
+          <w:rFonts w:ascii="Alexandria Light" w:hAnsi="Alexandria Light"/>
+          <w:b w:val="false"/>
+          <w:bCs w:val="false"/>
+          <w:sz w:val="20"/>
+          <w:szCs w:val="20"/>
+          <w:lang w:val="en-US" w:eastAsia="ja-JP"/>
+        </w:rPr>
+      </w:pPr>
+      <w:r>
+        <w:rPr>
+          <w:rFonts w:ascii="Alexandria Light" w:hAnsi="Alexandria Light"/>
+          <w:b w:val="false"/>
+          <w:bCs w:val="false"/>
+          <w:sz w:val="20"/>
+          <w:szCs w:val="20"/>
+          <w:lang w:val="en-US" w:eastAsia="ja-JP"/>
+        </w:rPr>
+      </w:r>
+    </w:p>
+    <w:p>
+      <w:pPr>
+        <w:pStyle w:val="Heading2"/>
         <w:numPr>
           <w:ilvl w:val="2"/>
           <w:numId w:val="4"/>
         </w:numPr>
-        <w:rPr/>
-      </w:pPr>
-      <w:bookmarkStart w:id="8" w:name="_Toc225327552"/>
-      <w:r>
         <w:rPr>
           <w:lang w:val="en-US"/>
         </w:rPr>
-        <w:t>Controller</w:t>
-      </w:r>
-      <w:bookmarkEnd w:id="8"/>
+      </w:pPr>
+      <w:r>
+        <w:rPr>
+          <w:lang w:val="en-US"/>
+        </w:rPr>
+        <w:t>Validations</w:t>
+      </w:r>
+    </w:p>
+    <w:p>
+      <w:pPr>
+        <w:pStyle w:val="BodyText"/>
+        <w:rPr>
+          <w:rFonts w:ascii="Alexandria Light" w:hAnsi="Alexandria Light"/>
+          <w:sz w:val="20"/>
+          <w:lang w:val="en-US" w:eastAsia="ja-JP"/>
+        </w:rPr>
+      </w:pPr>
+      <w:r>
+        <w:rPr>
+          <w:rStyle w:val="Strong"/>
+          <w:rFonts w:ascii="Alexandria Light" w:hAnsi="Alexandria Light"/>
+          <w:b w:val="false"/>
+          <w:bCs w:val="false"/>
+          <w:sz w:val="20"/>
+          <w:szCs w:val="20"/>
+          <w:lang w:val="en-US" w:eastAsia="ja-JP"/>
+        </w:rPr>
+        <w:t>Pflichtfeldüberprüfungen:</w:t>
+      </w:r>
+    </w:p>
+    <w:p>
+      <w:pPr>
+        <w:pStyle w:val="BodyText"/>
+        <w:numPr>
+          <w:ilvl w:val="0"/>
+          <w:numId w:val="13"/>
+        </w:numPr>
+        <w:tabs>
+          <w:tab w:val="clear" w:pos="2127"/>
+          <w:tab w:val="clear" w:pos="2552"/>
+          <w:tab w:val="left" w:pos="0" w:leader="none"/>
+          <w:tab w:val="left" w:pos="1418" w:leader="none"/>
+          <w:tab w:val="left" w:pos="1843" w:leader="none"/>
+        </w:tabs>
+        <w:spacing w:lineRule="auto" w:line="264" w:before="57" w:after="57"/>
+        <w:ind w:hanging="283" w:left="709"/>
+        <w:jc w:val="both"/>
+        <w:rPr>
+          <w:rFonts w:ascii="Alexandria Light" w:hAnsi="Alexandria Light"/>
+          <w:b w:val="false"/>
+          <w:bCs w:val="false"/>
+          <w:sz w:val="20"/>
+          <w:szCs w:val="20"/>
+          <w:lang w:val="en-US" w:eastAsia="ja-JP"/>
+        </w:rPr>
+      </w:pPr>
+      <w:r>
+        <w:rPr>
+          <w:rFonts w:ascii="Alexandria Light" w:hAnsi="Alexandria Light"/>
+          <w:b w:val="false"/>
+          <w:bCs w:val="false"/>
+          <w:sz w:val="20"/>
+          <w:szCs w:val="20"/>
+          <w:lang w:val="en-US" w:eastAsia="ja-JP"/>
+        </w:rPr>
+        <w:t xml:space="preserve">Kategorie: Darf nicht leer sein </w:t>
+      </w:r>
+    </w:p>
+    <w:p>
+      <w:pPr>
+        <w:pStyle w:val="BodyText"/>
+        <w:numPr>
+          <w:ilvl w:val="0"/>
+          <w:numId w:val="13"/>
+        </w:numPr>
+        <w:tabs>
+          <w:tab w:val="clear" w:pos="2127"/>
+          <w:tab w:val="clear" w:pos="2552"/>
+          <w:tab w:val="left" w:pos="0" w:leader="none"/>
+          <w:tab w:val="left" w:pos="1418" w:leader="none"/>
+          <w:tab w:val="left" w:pos="1843" w:leader="none"/>
+        </w:tabs>
+        <w:spacing w:lineRule="auto" w:line="264" w:before="114" w:after="114"/>
+        <w:ind w:hanging="283" w:left="709"/>
+        <w:jc w:val="both"/>
+        <w:rPr>
+          <w:rFonts w:ascii="Alexandria Light" w:hAnsi="Alexandria Light"/>
+          <w:b w:val="false"/>
+          <w:bCs w:val="false"/>
+          <w:sz w:val="20"/>
+          <w:szCs w:val="20"/>
+          <w:lang w:val="en-US" w:eastAsia="ja-JP"/>
+        </w:rPr>
+      </w:pPr>
+      <w:r>
+        <w:rPr>
+          <w:rFonts w:ascii="Alexandria Light" w:hAnsi="Alexandria Light"/>
+          <w:b w:val="false"/>
+          <w:bCs w:val="false"/>
+          <w:sz w:val="20"/>
+          <w:szCs w:val="20"/>
+          <w:lang w:val="en-US" w:eastAsia="ja-JP"/>
+        </w:rPr>
+        <w:t xml:space="preserve">Titel: Darf nicht leer sein </w:t>
+      </w:r>
+    </w:p>
+    <w:p>
+      <w:pPr>
+        <w:pStyle w:val="BodyText"/>
+        <w:spacing w:lineRule="auto" w:line="264" w:before="0" w:after="0"/>
+        <w:jc w:val="both"/>
+        <w:rPr>
+          <w:rFonts w:ascii="Alexandria Light" w:hAnsi="Alexandria Light"/>
+          <w:sz w:val="20"/>
+          <w:lang w:val="en-US" w:eastAsia="ja-JP"/>
+        </w:rPr>
+      </w:pPr>
+      <w:r>
+        <w:rPr>
+          <w:rStyle w:val="Strong"/>
+          <w:rFonts w:ascii="Alexandria Light" w:hAnsi="Alexandria Light"/>
+          <w:b w:val="false"/>
+          <w:bCs w:val="false"/>
+          <w:sz w:val="20"/>
+          <w:szCs w:val="20"/>
+          <w:lang w:val="en-US" w:eastAsia="ja-JP"/>
+        </w:rPr>
+        <w:t>Readonly Felder:</w:t>
+      </w:r>
+    </w:p>
+    <w:p>
+      <w:pPr>
+        <w:pStyle w:val="BodyText"/>
+        <w:numPr>
+          <w:ilvl w:val="0"/>
+          <w:numId w:val="14"/>
+        </w:numPr>
+        <w:tabs>
+          <w:tab w:val="clear" w:pos="2127"/>
+          <w:tab w:val="clear" w:pos="2552"/>
+          <w:tab w:val="left" w:pos="0" w:leader="none"/>
+          <w:tab w:val="left" w:pos="1418" w:leader="none"/>
+          <w:tab w:val="left" w:pos="1843" w:leader="none"/>
+        </w:tabs>
+        <w:spacing w:lineRule="auto" w:line="264" w:before="60" w:after="283"/>
+        <w:ind w:hanging="283" w:left="709"/>
+        <w:jc w:val="both"/>
+        <w:rPr>
+          <w:lang w:val="en-US"/>
+        </w:rPr>
+      </w:pPr>
+      <w:r>
+        <w:rPr>
+          <w:rFonts w:ascii="Alexandria Light" w:hAnsi="Alexandria Light"/>
+          <w:b w:val="false"/>
+          <w:bCs w:val="false"/>
+          <w:sz w:val="20"/>
+          <w:szCs w:val="20"/>
+          <w:lang w:val="en-US" w:eastAsia="ja-JP"/>
+        </w:rPr>
+        <w:t>Felder wie Antragsnummern, Initiator und Antragsstatus sind nach der Erstellung nicht mehr editierbar und können ausschließlich durch das System verändert werden</w:t>
+      </w:r>
     </w:p>
     <w:p>
       <w:pPr>
         <w:pStyle w:val="Heading2"/>
+        <w:numPr>
+          <w:ilvl w:val="1"/>
+          <w:numId w:val="4"/>
+        </w:numPr>
         <w:rPr>
           <w:lang w:val="en-US"/>
         </w:rPr>
@@ -1944,250 +4166,191 @@
         <w:rPr>
           <w:lang w:val="en-US"/>
         </w:rPr>
-        <w:t xml:space="preserve">3.2 </w:t>
-      </w:r>
-      <w:bookmarkStart w:id="9" w:name="_Toc225327553"/>
-      <w:r>
+        <w:t>Frontend</w:t>
+      </w:r>
+    </w:p>
+    <w:p>
+      <w:pPr>
+        <w:pStyle w:val="Normal"/>
         <w:rPr>
           <w:lang w:val="en-US"/>
         </w:rPr>
-        <w:t>Backend</w:t>
-      </w:r>
-      <w:bookmarkEnd w:id="9"/>
+      </w:pPr>
+      <w:r>
+        <w:rPr>
+          <w:lang w:val="en-US"/>
+        </w:rPr>
+        <w:t xml:space="preserve"> </w:t>
+      </w:r>
+      <w:r>
+        <w:rPr>
+          <w:lang w:val="en-US"/>
+        </w:rPr>
+        <w:t>Die App wird, wie die bestehenden Apps über eine Kachel im Virtualdesk bereitgestellt.</w:t>
+      </w:r>
     </w:p>
     <w:p>
       <w:pPr>
         <w:pStyle w:val="Normal"/>
-        <w:rPr/>
-      </w:pPr>
-      <w:r>
-        <w:rPr/>
-        <w:t>Hier die SMART-Architektur Testbereich, Szenario, Testfall, Protokoll eingehen und Entity-Attribute-Value-Pattern erklären. Danach dann die Views usw.</w:t>
+        <w:rPr>
+          <w:lang w:val="en-US"/>
+        </w:rPr>
+      </w:pPr>
+      <w:r>
+        <w:rPr>
+          <w:lang w:val="en-US"/>
+        </w:rPr>
       </w:r>
     </w:p>
     <w:p>
       <w:pPr>
         <w:pStyle w:val="Normal"/>
-        <w:rPr/>
-      </w:pPr>
-      <w:r>
-        <w:rPr/>
-        <w:t>Für die Bereitstellung der Testergebnisse sollte das Datenmodell mithilfe von CDS-Views aufbereitet und über eine OData-Schnittstelle zur Verfügung gestellt werden.</w:t>
+        <w:rPr>
+          <w:sz w:val="16"/>
+          <w:szCs w:val="16"/>
+        </w:rPr>
+      </w:pPr>
+      <w:r>
+        <w:drawing>
+          <wp:anchor distT="0" distB="0" distL="0" distR="0" simplePos="0" relativeHeight="8" behindDoc="0" locked="0" layoutInCell="0" allowOverlap="1">
+            <wp:simplePos x="0" y="0"/>
+            <wp:positionH relativeFrom="column">
+              <wp:align>left</wp:align>
+            </wp:positionH>
+            <wp:positionV relativeFrom="paragraph">
+              <wp:posOffset>635</wp:posOffset>
+            </wp:positionV>
+            <wp:extent cx="3943350" cy="2524125"/>
+            <wp:effectExtent l="0" t="0" r="0" b="0"/>
+            <wp:wrapTopAndBottom/>
+            <wp:docPr id="7" name="Image7"/>
+            <wp:cNvGraphicFramePr>
+              <a:graphicFrameLocks xmlns:a="http://schemas.openxmlformats.org/drawingml/2006/main" noChangeAspect="1"/>
+            </wp:cNvGraphicFramePr>
+            <a:graphic xmlns:a="http://schemas.openxmlformats.org/drawingml/2006/main">
+              <a:graphicData uri="http://schemas.openxmlformats.org/drawingml/2006/picture">
+                <pic:pic xmlns:pic="http://schemas.openxmlformats.org/drawingml/2006/picture">
+                  <pic:nvPicPr>
+                    <pic:cNvPr id="7" name="Image7"/>
+                    <pic:cNvPicPr>
+                      <a:picLocks noChangeAspect="1" noChangeArrowheads="1"/>
+                    </pic:cNvPicPr>
+                  </pic:nvPicPr>
+                  <pic:blipFill>
+                    <a:blip r:embed="rId8"/>
+                    <a:stretch>
+                      <a:fillRect/>
+                    </a:stretch>
+                  </pic:blipFill>
+                  <pic:spPr bwMode="auto">
+                    <a:xfrm>
+                      <a:off x="0" y="0"/>
+                      <a:ext cx="3943350" cy="2524125"/>
+                    </a:xfrm>
+                    <a:prstGeom prst="rect">
+                      <a:avLst/>
+                    </a:prstGeom>
+                    <a:noFill/>
+                  </pic:spPr>
+                </pic:pic>
+              </a:graphicData>
+            </a:graphic>
+          </wp:anchor>
+        </w:drawing>
+      </w:r>
+      <w:r>
+        <w:rPr>
+          <w:i/>
+          <w:iCs/>
+          <w:sz w:val="16"/>
+          <w:szCs w:val="16"/>
+        </w:rPr>
+        <w:t>Abbildung 7 RAP-Artefakte</w:t>
       </w:r>
     </w:p>
     <w:p>
       <w:pPr>
         <w:pStyle w:val="Normal"/>
-        <w:rPr/>
-      </w:pPr>
-      <w:r>
-        <w:rPr/>
-        <w:t xml:space="preserve">Da großer Fokus auf die Usability der App gelegt wird, ist frontendseitig die Entwicklung einer Such- und Filterbar geplant. </w:t>
+        <w:rPr>
+          <w:sz w:val="16"/>
+          <w:szCs w:val="16"/>
+        </w:rPr>
+      </w:pPr>
+      <w:r>
+        <w:rPr>
+          <w:sz w:val="16"/>
+          <w:szCs w:val="16"/>
+        </w:rPr>
       </w:r>
     </w:p>
     <w:p>
       <w:pPr>
         <w:pStyle w:val="Normal"/>
-        <w:rPr/>
-      </w:pPr>
-      <w:r>
-        <w:rPr/>
-        <w:t>Vor Filterbar stellt das Datenmodell von SMART (siehe Abschnitt 2.5) ein Problem dar.</w:t>
-      </w:r>
-    </w:p>
-    <w:p>
-      <w:pPr>
-        <w:pStyle w:val="2-MIBS"/>
+        <w:rPr>
+          <w:sz w:val="16"/>
+          <w:szCs w:val="16"/>
+        </w:rPr>
+      </w:pPr>
+      <w:r>
+        <w:rPr>
+          <w:sz w:val="16"/>
+          <w:szCs w:val="16"/>
+        </w:rPr>
+      </w:r>
+    </w:p>
+    <w:p>
+      <w:pPr>
+        <w:pStyle w:val="Normal"/>
+        <w:rPr>
+          <w:sz w:val="16"/>
+          <w:szCs w:val="16"/>
+        </w:rPr>
+      </w:pPr>
+      <w:r>
+        <w:rPr>
+          <w:sz w:val="16"/>
+          <w:szCs w:val="16"/>
+        </w:rPr>
+      </w:r>
+    </w:p>
+    <w:p>
+      <w:pPr>
+        <w:pStyle w:val="Heading2"/>
+        <w:numPr>
+          <w:ilvl w:val="2"/>
+          <w:numId w:val="4"/>
+        </w:numPr>
         <w:rPr>
           <w:lang w:val="en-US"/>
         </w:rPr>
       </w:pPr>
-      <w:bookmarkStart w:id="10" w:name="_Toc225327554"/>
       <w:r>
         <w:rPr>
           <w:lang w:val="en-US"/>
         </w:rPr>
-        <w:t>3.2.1 View Entities</w:t>
-      </w:r>
-      <w:bookmarkEnd w:id="10"/>
-    </w:p>
-    <w:p>
-      <w:pPr>
-        <w:pStyle w:val="Heading3"/>
+        <w:t>Wizard</w:t>
+      </w:r>
+    </w:p>
+    <w:p>
+      <w:pPr>
+        <w:pStyle w:val="Normal"/>
         <w:rPr>
           <w:lang w:val="en-US"/>
         </w:rPr>
       </w:pPr>
-      <w:bookmarkStart w:id="11" w:name="_Toc225327555"/>
+      <w:bookmarkStart w:id="6" w:name="_Toc225327554"/>
+      <w:bookmarkEnd w:id="6"/>
       <w:r>
         <w:rPr>
           <w:lang w:val="en-US"/>
         </w:rPr>
-        <w:t xml:space="preserve">3.2.1.1 </w:t>
-      </w:r>
-      <w:r>
-        <w:rPr>
-          <w:highlight w:val="red"/>
-          <w:lang w:val="en-US"/>
-        </w:rPr>
-        <w:t>ZCUSTOM_PROTVALUES</w:t>
-      </w:r>
-      <w:bookmarkEnd w:id="11"/>
-    </w:p>
-    <w:p>
-      <w:pPr>
-        <w:pStyle w:val="Heading3"/>
-        <w:rPr>
-          <w:lang w:val="en-US"/>
-        </w:rPr>
-      </w:pPr>
-      <w:bookmarkStart w:id="12" w:name="_Toc225327556"/>
-      <w:r>
-        <w:rPr>
-          <w:lang w:val="en-US"/>
-        </w:rPr>
-        <w:t xml:space="preserve">3.2.1.2 </w:t>
-      </w:r>
-      <w:r>
-        <w:rPr>
-          <w:highlight w:val="red"/>
-          <w:lang w:val="en-US"/>
-        </w:rPr>
-        <w:t>ZCUSTOM_COLUMNVALUES</w:t>
-      </w:r>
-      <w:bookmarkEnd w:id="12"/>
-    </w:p>
-    <w:p>
-      <w:pPr>
-        <w:pStyle w:val="Heading3"/>
-        <w:rPr>
-          <w:lang w:val="en-US"/>
-        </w:rPr>
-      </w:pPr>
-      <w:bookmarkStart w:id="13" w:name="_Toc225327557"/>
-      <w:r>
-        <w:rPr>
-          <w:lang w:val="en-US"/>
-        </w:rPr>
-        <w:t>3.2.2 Query-Klassen</w:t>
-      </w:r>
-      <w:bookmarkEnd w:id="13"/>
-    </w:p>
-    <w:p>
-      <w:pPr>
-        <w:pStyle w:val="Heading3"/>
-        <w:rPr>
-          <w:lang w:val="en-US"/>
-        </w:rPr>
-      </w:pPr>
-      <w:bookmarkStart w:id="14" w:name="_Toc225327558"/>
-      <w:r>
-        <w:rPr>
-          <w:lang w:val="en-US"/>
-        </w:rPr>
-        <w:t xml:space="preserve">3.2.2.1 </w:t>
-      </w:r>
-      <w:r>
-        <w:rPr>
-          <w:highlight w:val="red"/>
-          <w:lang w:val="en-US"/>
-        </w:rPr>
-        <w:t>ZCL_CUSTOM_PROTVALUES</w:t>
-      </w:r>
-      <w:bookmarkEnd w:id="14"/>
-    </w:p>
-    <w:p>
-      <w:pPr>
-        <w:pStyle w:val="Heading3"/>
-        <w:rPr>
-          <w:lang w:val="en-US"/>
-        </w:rPr>
-      </w:pPr>
-      <w:bookmarkStart w:id="15" w:name="_Toc225327559"/>
-      <w:r>
-        <w:rPr>
-          <w:lang w:val="en-US"/>
-        </w:rPr>
-        <w:t xml:space="preserve">3.2.2.2 </w:t>
-      </w:r>
-      <w:r>
-        <w:rPr>
-          <w:highlight w:val="red"/>
-          <w:lang w:val="en-US"/>
-        </w:rPr>
-        <w:t>ZCL_CUSTOM_COLUMNVALUES</w:t>
-      </w:r>
-      <w:bookmarkEnd w:id="15"/>
-    </w:p>
-    <w:p>
-      <w:pPr>
-        <w:pStyle w:val="Heading3"/>
-        <w:rPr>
-          <w:lang w:val="en-US"/>
-        </w:rPr>
-      </w:pPr>
-      <w:bookmarkStart w:id="16" w:name="_Toc225327560"/>
-      <w:r>
-        <w:rPr>
-          <w:lang w:val="en-US"/>
-        </w:rPr>
-        <w:t>3.2.3 Behavior Definition</w:t>
-      </w:r>
-      <w:bookmarkEnd w:id="16"/>
-    </w:p>
-    <w:p>
-      <w:pPr>
-        <w:pStyle w:val="Heading3"/>
-        <w:rPr>
-          <w:lang w:val="en-US"/>
-        </w:rPr>
-      </w:pPr>
-      <w:bookmarkStart w:id="17" w:name="_Toc225327561"/>
-      <w:r>
-        <w:rPr>
-          <w:lang w:val="en-US"/>
-        </w:rPr>
-        <w:t xml:space="preserve">3.2.3.1 </w:t>
-      </w:r>
-      <w:r>
-        <w:rPr>
-          <w:highlight w:val="red"/>
-          <w:lang w:val="en-US"/>
-        </w:rPr>
-        <w:t>ZCUSTOM_PROTVALUES</w:t>
-      </w:r>
-      <w:bookmarkEnd w:id="17"/>
-    </w:p>
-    <w:p>
-      <w:pPr>
-        <w:pStyle w:val="Normal"/>
-        <w:rPr>
-          <w:lang w:val="en-US"/>
-        </w:rPr>
-      </w:pPr>
-      <w:r>
-        <w:rPr>
-          <w:lang w:val="en-US"/>
-        </w:rPr>
-      </w:r>
-    </w:p>
-    <w:p>
-      <w:pPr>
-        <w:pStyle w:val="Normal"/>
-        <w:rPr>
-          <w:lang w:val="en-US"/>
-        </w:rPr>
-      </w:pPr>
-      <w:r>
-        <w:rPr>
-          <w:lang w:val="en-US"/>
-        </w:rPr>
+        <w:t>Der von RAP bereitgestellte List-Report wird um einen Wizard erweitert, der die Anwender geführt durch den Beantragungsprozess führt.</w:t>
       </w:r>
     </w:p>
     <w:sectPr>
-      <w:headerReference w:type="even" r:id="rId4"/>
-      <w:headerReference w:type="default" r:id="rId5"/>
-      <w:headerReference w:type="first" r:id="rId6"/>
+      <w:headerReference w:type="even" r:id="rId9"/>
+      <w:headerReference w:type="default" r:id="rId10"/>
+      <w:headerReference w:type="first" r:id="rId11"/>
       <w:type w:val="nextPage"/>
       <w:pgSz w:w="11906" w:h="16838"/>
       <w:pgMar w:left="1701" w:right="1134" w:gutter="0" w:header="426" w:top="1702" w:footer="0" w:bottom="1134"/>
@@ -2251,7 +4414,7 @@
     </w:pPr>
     <w:r>
       <w:pict>
-        <v:shape id="shape_0" coordsize="2632,924" stroked="f" o:allowincell="f" style="position:absolute;margin-left:369.95pt;margin-top:3.55pt;width:74.5pt;height:26.1pt;mso-wrap-style:none;v-text-anchor:middle;mso-position-horizontal:right;mso-position-horizontal-relative:margin" path="m0,0l2631,0l2631,923l0,923l0,0e">
+        <v:shape id="shape_0" coordsize="2609,901" stroked="f" o:allowincell="f" style="position:absolute;margin-left:370.6pt;margin-top:3.55pt;width:73.85pt;height:25.45pt;mso-wrap-style:none;v-text-anchor:middle;mso-position-horizontal:right;mso-position-horizontal-relative:margin" path="m0,0l2608,0l2608,900l0,900l0,0e">
           <v:fill r:id="rId1" o:detectmouseclick="t" type="frame" color2="black"/>
           <v:stroke color="#3465a4" joinstyle="round" endcap="flat"/>
           <w10:wrap type="square"/>
@@ -3064,6 +5227,1102 @@
     </w:lvl>
   </w:abstractNum>
   <w:abstractNum w:abstractNumId="7">
+    <w:lvl w:ilvl="0">
+      <w:start w:val="1"/>
+      <w:numFmt w:val="bullet"/>
+      <w:lvlText w:val=""/>
+      <w:lvlJc w:val="left"/>
+      <w:pPr>
+        <w:tabs>
+          <w:tab w:val="num" w:pos="720"/>
+        </w:tabs>
+        <w:ind w:left="720" w:hanging="360"/>
+      </w:pPr>
+      <w:rPr>
+        <w:rFonts w:ascii="Symbol" w:hAnsi="Symbol" w:cs="Symbol" w:hint="default"/>
+      </w:rPr>
+    </w:lvl>
+    <w:lvl w:ilvl="1">
+      <w:start w:val="1"/>
+      <w:numFmt w:val="bullet"/>
+      <w:lvlText w:val="◦"/>
+      <w:lvlJc w:val="left"/>
+      <w:pPr>
+        <w:tabs>
+          <w:tab w:val="num" w:pos="1080"/>
+        </w:tabs>
+        <w:ind w:left="1080" w:hanging="360"/>
+      </w:pPr>
+      <w:rPr>
+        <w:rFonts w:ascii="OpenSymbol" w:hAnsi="OpenSymbol" w:cs="OpenSymbol" w:hint="default"/>
+      </w:rPr>
+    </w:lvl>
+    <w:lvl w:ilvl="2">
+      <w:start w:val="1"/>
+      <w:numFmt w:val="bullet"/>
+      <w:lvlText w:val="▪"/>
+      <w:lvlJc w:val="left"/>
+      <w:pPr>
+        <w:tabs>
+          <w:tab w:val="num" w:pos="1440"/>
+        </w:tabs>
+        <w:ind w:left="1440" w:hanging="360"/>
+      </w:pPr>
+      <w:rPr>
+        <w:rFonts w:ascii="OpenSymbol" w:hAnsi="OpenSymbol" w:cs="OpenSymbol" w:hint="default"/>
+      </w:rPr>
+    </w:lvl>
+    <w:lvl w:ilvl="3">
+      <w:start w:val="1"/>
+      <w:numFmt w:val="bullet"/>
+      <w:lvlText w:val=""/>
+      <w:lvlJc w:val="left"/>
+      <w:pPr>
+        <w:tabs>
+          <w:tab w:val="num" w:pos="1800"/>
+        </w:tabs>
+        <w:ind w:left="1800" w:hanging="360"/>
+      </w:pPr>
+      <w:rPr>
+        <w:rFonts w:ascii="Symbol" w:hAnsi="Symbol" w:cs="Symbol" w:hint="default"/>
+      </w:rPr>
+    </w:lvl>
+    <w:lvl w:ilvl="4">
+      <w:start w:val="1"/>
+      <w:numFmt w:val="bullet"/>
+      <w:lvlText w:val="◦"/>
+      <w:lvlJc w:val="left"/>
+      <w:pPr>
+        <w:tabs>
+          <w:tab w:val="num" w:pos="2160"/>
+        </w:tabs>
+        <w:ind w:left="2160" w:hanging="360"/>
+      </w:pPr>
+      <w:rPr>
+        <w:rFonts w:ascii="OpenSymbol" w:hAnsi="OpenSymbol" w:cs="OpenSymbol" w:hint="default"/>
+      </w:rPr>
+    </w:lvl>
+    <w:lvl w:ilvl="5">
+      <w:start w:val="1"/>
+      <w:numFmt w:val="bullet"/>
+      <w:lvlText w:val="▪"/>
+      <w:lvlJc w:val="left"/>
+      <w:pPr>
+        <w:tabs>
+          <w:tab w:val="num" w:pos="2520"/>
+        </w:tabs>
+        <w:ind w:left="2520" w:hanging="360"/>
+      </w:pPr>
+      <w:rPr>
+        <w:rFonts w:ascii="OpenSymbol" w:hAnsi="OpenSymbol" w:cs="OpenSymbol" w:hint="default"/>
+      </w:rPr>
+    </w:lvl>
+    <w:lvl w:ilvl="6">
+      <w:start w:val="1"/>
+      <w:numFmt w:val="bullet"/>
+      <w:lvlText w:val=""/>
+      <w:lvlJc w:val="left"/>
+      <w:pPr>
+        <w:tabs>
+          <w:tab w:val="num" w:pos="2880"/>
+        </w:tabs>
+        <w:ind w:left="2880" w:hanging="360"/>
+      </w:pPr>
+      <w:rPr>
+        <w:rFonts w:ascii="Symbol" w:hAnsi="Symbol" w:cs="Symbol" w:hint="default"/>
+      </w:rPr>
+    </w:lvl>
+    <w:lvl w:ilvl="7">
+      <w:start w:val="1"/>
+      <w:numFmt w:val="bullet"/>
+      <w:lvlText w:val="◦"/>
+      <w:lvlJc w:val="left"/>
+      <w:pPr>
+        <w:tabs>
+          <w:tab w:val="num" w:pos="3240"/>
+        </w:tabs>
+        <w:ind w:left="3240" w:hanging="360"/>
+      </w:pPr>
+      <w:rPr>
+        <w:rFonts w:ascii="OpenSymbol" w:hAnsi="OpenSymbol" w:cs="OpenSymbol" w:hint="default"/>
+      </w:rPr>
+    </w:lvl>
+    <w:lvl w:ilvl="8">
+      <w:start w:val="1"/>
+      <w:numFmt w:val="bullet"/>
+      <w:lvlText w:val="▪"/>
+      <w:lvlJc w:val="left"/>
+      <w:pPr>
+        <w:tabs>
+          <w:tab w:val="num" w:pos="3600"/>
+        </w:tabs>
+        <w:ind w:left="3600" w:hanging="360"/>
+      </w:pPr>
+      <w:rPr>
+        <w:rFonts w:ascii="OpenSymbol" w:hAnsi="OpenSymbol" w:cs="OpenSymbol" w:hint="default"/>
+      </w:rPr>
+    </w:lvl>
+  </w:abstractNum>
+  <w:abstractNum w:abstractNumId="8">
+    <w:lvl w:ilvl="0">
+      <w:start w:val="1"/>
+      <w:numFmt w:val="bullet"/>
+      <w:lvlText w:val=""/>
+      <w:lvlJc w:val="left"/>
+      <w:pPr>
+        <w:tabs>
+          <w:tab w:val="num" w:pos="720"/>
+        </w:tabs>
+        <w:ind w:left="720" w:hanging="360"/>
+      </w:pPr>
+      <w:rPr>
+        <w:rFonts w:ascii="Symbol" w:hAnsi="Symbol" w:cs="Symbol" w:hint="default"/>
+      </w:rPr>
+    </w:lvl>
+    <w:lvl w:ilvl="1">
+      <w:start w:val="1"/>
+      <w:numFmt w:val="bullet"/>
+      <w:lvlText w:val="◦"/>
+      <w:lvlJc w:val="left"/>
+      <w:pPr>
+        <w:tabs>
+          <w:tab w:val="num" w:pos="1080"/>
+        </w:tabs>
+        <w:ind w:left="1080" w:hanging="360"/>
+      </w:pPr>
+      <w:rPr>
+        <w:rFonts w:ascii="OpenSymbol" w:hAnsi="OpenSymbol" w:cs="OpenSymbol" w:hint="default"/>
+      </w:rPr>
+    </w:lvl>
+    <w:lvl w:ilvl="2">
+      <w:start w:val="1"/>
+      <w:numFmt w:val="bullet"/>
+      <w:lvlText w:val="▪"/>
+      <w:lvlJc w:val="left"/>
+      <w:pPr>
+        <w:tabs>
+          <w:tab w:val="num" w:pos="1440"/>
+        </w:tabs>
+        <w:ind w:left="1440" w:hanging="360"/>
+      </w:pPr>
+      <w:rPr>
+        <w:rFonts w:ascii="OpenSymbol" w:hAnsi="OpenSymbol" w:cs="OpenSymbol" w:hint="default"/>
+      </w:rPr>
+    </w:lvl>
+    <w:lvl w:ilvl="3">
+      <w:start w:val="1"/>
+      <w:numFmt w:val="bullet"/>
+      <w:lvlText w:val=""/>
+      <w:lvlJc w:val="left"/>
+      <w:pPr>
+        <w:tabs>
+          <w:tab w:val="num" w:pos="1800"/>
+        </w:tabs>
+        <w:ind w:left="1800" w:hanging="360"/>
+      </w:pPr>
+      <w:rPr>
+        <w:rFonts w:ascii="Symbol" w:hAnsi="Symbol" w:cs="Symbol" w:hint="default"/>
+      </w:rPr>
+    </w:lvl>
+    <w:lvl w:ilvl="4">
+      <w:start w:val="1"/>
+      <w:numFmt w:val="bullet"/>
+      <w:lvlText w:val="◦"/>
+      <w:lvlJc w:val="left"/>
+      <w:pPr>
+        <w:tabs>
+          <w:tab w:val="num" w:pos="2160"/>
+        </w:tabs>
+        <w:ind w:left="2160" w:hanging="360"/>
+      </w:pPr>
+      <w:rPr>
+        <w:rFonts w:ascii="OpenSymbol" w:hAnsi="OpenSymbol" w:cs="OpenSymbol" w:hint="default"/>
+      </w:rPr>
+    </w:lvl>
+    <w:lvl w:ilvl="5">
+      <w:start w:val="1"/>
+      <w:numFmt w:val="bullet"/>
+      <w:lvlText w:val="▪"/>
+      <w:lvlJc w:val="left"/>
+      <w:pPr>
+        <w:tabs>
+          <w:tab w:val="num" w:pos="2520"/>
+        </w:tabs>
+        <w:ind w:left="2520" w:hanging="360"/>
+      </w:pPr>
+      <w:rPr>
+        <w:rFonts w:ascii="OpenSymbol" w:hAnsi="OpenSymbol" w:cs="OpenSymbol" w:hint="default"/>
+      </w:rPr>
+    </w:lvl>
+    <w:lvl w:ilvl="6">
+      <w:start w:val="1"/>
+      <w:numFmt w:val="bullet"/>
+      <w:lvlText w:val=""/>
+      <w:lvlJc w:val="left"/>
+      <w:pPr>
+        <w:tabs>
+          <w:tab w:val="num" w:pos="2880"/>
+        </w:tabs>
+        <w:ind w:left="2880" w:hanging="360"/>
+      </w:pPr>
+      <w:rPr>
+        <w:rFonts w:ascii="Symbol" w:hAnsi="Symbol" w:cs="Symbol" w:hint="default"/>
+      </w:rPr>
+    </w:lvl>
+    <w:lvl w:ilvl="7">
+      <w:start w:val="1"/>
+      <w:numFmt w:val="bullet"/>
+      <w:lvlText w:val="◦"/>
+      <w:lvlJc w:val="left"/>
+      <w:pPr>
+        <w:tabs>
+          <w:tab w:val="num" w:pos="3240"/>
+        </w:tabs>
+        <w:ind w:left="3240" w:hanging="360"/>
+      </w:pPr>
+      <w:rPr>
+        <w:rFonts w:ascii="OpenSymbol" w:hAnsi="OpenSymbol" w:cs="OpenSymbol" w:hint="default"/>
+      </w:rPr>
+    </w:lvl>
+    <w:lvl w:ilvl="8">
+      <w:start w:val="1"/>
+      <w:numFmt w:val="bullet"/>
+      <w:lvlText w:val="▪"/>
+      <w:lvlJc w:val="left"/>
+      <w:pPr>
+        <w:tabs>
+          <w:tab w:val="num" w:pos="3600"/>
+        </w:tabs>
+        <w:ind w:left="3600" w:hanging="360"/>
+      </w:pPr>
+      <w:rPr>
+        <w:rFonts w:ascii="OpenSymbol" w:hAnsi="OpenSymbol" w:cs="OpenSymbol" w:hint="default"/>
+      </w:rPr>
+    </w:lvl>
+  </w:abstractNum>
+  <w:abstractNum w:abstractNumId="9">
+    <w:lvl w:ilvl="0">
+      <w:start w:val="1"/>
+      <w:numFmt w:val="bullet"/>
+      <w:lvlText w:val=""/>
+      <w:lvlJc w:val="left"/>
+      <w:pPr>
+        <w:tabs>
+          <w:tab w:val="num" w:pos="720"/>
+        </w:tabs>
+        <w:ind w:left="720" w:hanging="360"/>
+      </w:pPr>
+      <w:rPr>
+        <w:rFonts w:ascii="Symbol" w:hAnsi="Symbol" w:cs="Symbol" w:hint="default"/>
+      </w:rPr>
+    </w:lvl>
+    <w:lvl w:ilvl="1">
+      <w:start w:val="1"/>
+      <w:numFmt w:val="bullet"/>
+      <w:lvlText w:val="◦"/>
+      <w:lvlJc w:val="left"/>
+      <w:pPr>
+        <w:tabs>
+          <w:tab w:val="num" w:pos="1080"/>
+        </w:tabs>
+        <w:ind w:left="1080" w:hanging="360"/>
+      </w:pPr>
+      <w:rPr>
+        <w:rFonts w:ascii="OpenSymbol" w:hAnsi="OpenSymbol" w:cs="OpenSymbol" w:hint="default"/>
+      </w:rPr>
+    </w:lvl>
+    <w:lvl w:ilvl="2">
+      <w:start w:val="1"/>
+      <w:numFmt w:val="bullet"/>
+      <w:lvlText w:val="▪"/>
+      <w:lvlJc w:val="left"/>
+      <w:pPr>
+        <w:tabs>
+          <w:tab w:val="num" w:pos="1440"/>
+        </w:tabs>
+        <w:ind w:left="1440" w:hanging="360"/>
+      </w:pPr>
+      <w:rPr>
+        <w:rFonts w:ascii="OpenSymbol" w:hAnsi="OpenSymbol" w:cs="OpenSymbol" w:hint="default"/>
+      </w:rPr>
+    </w:lvl>
+    <w:lvl w:ilvl="3">
+      <w:start w:val="1"/>
+      <w:numFmt w:val="bullet"/>
+      <w:lvlText w:val=""/>
+      <w:lvlJc w:val="left"/>
+      <w:pPr>
+        <w:tabs>
+          <w:tab w:val="num" w:pos="1800"/>
+        </w:tabs>
+        <w:ind w:left="1800" w:hanging="360"/>
+      </w:pPr>
+      <w:rPr>
+        <w:rFonts w:ascii="Symbol" w:hAnsi="Symbol" w:cs="Symbol" w:hint="default"/>
+      </w:rPr>
+    </w:lvl>
+    <w:lvl w:ilvl="4">
+      <w:start w:val="1"/>
+      <w:numFmt w:val="bullet"/>
+      <w:lvlText w:val="◦"/>
+      <w:lvlJc w:val="left"/>
+      <w:pPr>
+        <w:tabs>
+          <w:tab w:val="num" w:pos="2160"/>
+        </w:tabs>
+        <w:ind w:left="2160" w:hanging="360"/>
+      </w:pPr>
+      <w:rPr>
+        <w:rFonts w:ascii="OpenSymbol" w:hAnsi="OpenSymbol" w:cs="OpenSymbol" w:hint="default"/>
+      </w:rPr>
+    </w:lvl>
+    <w:lvl w:ilvl="5">
+      <w:start w:val="1"/>
+      <w:numFmt w:val="bullet"/>
+      <w:lvlText w:val="▪"/>
+      <w:lvlJc w:val="left"/>
+      <w:pPr>
+        <w:tabs>
+          <w:tab w:val="num" w:pos="2520"/>
+        </w:tabs>
+        <w:ind w:left="2520" w:hanging="360"/>
+      </w:pPr>
+      <w:rPr>
+        <w:rFonts w:ascii="OpenSymbol" w:hAnsi="OpenSymbol" w:cs="OpenSymbol" w:hint="default"/>
+      </w:rPr>
+    </w:lvl>
+    <w:lvl w:ilvl="6">
+      <w:start w:val="1"/>
+      <w:numFmt w:val="bullet"/>
+      <w:lvlText w:val=""/>
+      <w:lvlJc w:val="left"/>
+      <w:pPr>
+        <w:tabs>
+          <w:tab w:val="num" w:pos="2880"/>
+        </w:tabs>
+        <w:ind w:left="2880" w:hanging="360"/>
+      </w:pPr>
+      <w:rPr>
+        <w:rFonts w:ascii="Symbol" w:hAnsi="Symbol" w:cs="Symbol" w:hint="default"/>
+      </w:rPr>
+    </w:lvl>
+    <w:lvl w:ilvl="7">
+      <w:start w:val="1"/>
+      <w:numFmt w:val="bullet"/>
+      <w:lvlText w:val="◦"/>
+      <w:lvlJc w:val="left"/>
+      <w:pPr>
+        <w:tabs>
+          <w:tab w:val="num" w:pos="3240"/>
+        </w:tabs>
+        <w:ind w:left="3240" w:hanging="360"/>
+      </w:pPr>
+      <w:rPr>
+        <w:rFonts w:ascii="OpenSymbol" w:hAnsi="OpenSymbol" w:cs="OpenSymbol" w:hint="default"/>
+      </w:rPr>
+    </w:lvl>
+    <w:lvl w:ilvl="8">
+      <w:start w:val="1"/>
+      <w:numFmt w:val="bullet"/>
+      <w:lvlText w:val="▪"/>
+      <w:lvlJc w:val="left"/>
+      <w:pPr>
+        <w:tabs>
+          <w:tab w:val="num" w:pos="3600"/>
+        </w:tabs>
+        <w:ind w:left="3600" w:hanging="360"/>
+      </w:pPr>
+      <w:rPr>
+        <w:rFonts w:ascii="OpenSymbol" w:hAnsi="OpenSymbol" w:cs="OpenSymbol" w:hint="default"/>
+      </w:rPr>
+    </w:lvl>
+  </w:abstractNum>
+  <w:abstractNum w:abstractNumId="10">
+    <w:lvl w:ilvl="0">
+      <w:start w:val="1"/>
+      <w:numFmt w:val="bullet"/>
+      <w:lvlText w:val=""/>
+      <w:lvlJc w:val="left"/>
+      <w:pPr>
+        <w:tabs>
+          <w:tab w:val="num" w:pos="709"/>
+        </w:tabs>
+        <w:ind w:left="709" w:hanging="283"/>
+      </w:pPr>
+      <w:rPr>
+        <w:rFonts w:ascii="Symbol" w:hAnsi="Symbol" w:cs="Symbol" w:hint="default"/>
+      </w:rPr>
+    </w:lvl>
+    <w:lvl w:ilvl="1">
+      <w:start w:val="1"/>
+      <w:numFmt w:val="bullet"/>
+      <w:lvlText w:val=""/>
+      <w:lvlJc w:val="left"/>
+      <w:pPr>
+        <w:tabs>
+          <w:tab w:val="num" w:pos="1418"/>
+        </w:tabs>
+        <w:ind w:left="1418" w:hanging="283"/>
+      </w:pPr>
+      <w:rPr>
+        <w:rFonts w:ascii="Symbol" w:hAnsi="Symbol" w:cs="Symbol" w:hint="default"/>
+      </w:rPr>
+    </w:lvl>
+    <w:lvl w:ilvl="2">
+      <w:start w:val="1"/>
+      <w:numFmt w:val="bullet"/>
+      <w:lvlText w:val=""/>
+      <w:lvlJc w:val="left"/>
+      <w:pPr>
+        <w:tabs>
+          <w:tab w:val="num" w:pos="2127"/>
+        </w:tabs>
+        <w:ind w:left="2127" w:hanging="283"/>
+      </w:pPr>
+      <w:rPr>
+        <w:rFonts w:ascii="Symbol" w:hAnsi="Symbol" w:cs="Symbol" w:hint="default"/>
+      </w:rPr>
+    </w:lvl>
+    <w:lvl w:ilvl="3">
+      <w:start w:val="1"/>
+      <w:numFmt w:val="bullet"/>
+      <w:lvlText w:val=""/>
+      <w:lvlJc w:val="left"/>
+      <w:pPr>
+        <w:tabs>
+          <w:tab w:val="num" w:pos="2836"/>
+        </w:tabs>
+        <w:ind w:left="2836" w:hanging="283"/>
+      </w:pPr>
+      <w:rPr>
+        <w:rFonts w:ascii="Symbol" w:hAnsi="Symbol" w:cs="Symbol" w:hint="default"/>
+      </w:rPr>
+    </w:lvl>
+    <w:lvl w:ilvl="4">
+      <w:start w:val="1"/>
+      <w:numFmt w:val="bullet"/>
+      <w:lvlText w:val=""/>
+      <w:lvlJc w:val="left"/>
+      <w:pPr>
+        <w:tabs>
+          <w:tab w:val="num" w:pos="3545"/>
+        </w:tabs>
+        <w:ind w:left="3545" w:hanging="283"/>
+      </w:pPr>
+      <w:rPr>
+        <w:rFonts w:ascii="Symbol" w:hAnsi="Symbol" w:cs="Symbol" w:hint="default"/>
+      </w:rPr>
+    </w:lvl>
+    <w:lvl w:ilvl="5">
+      <w:start w:val="1"/>
+      <w:numFmt w:val="bullet"/>
+      <w:lvlText w:val=""/>
+      <w:lvlJc w:val="left"/>
+      <w:pPr>
+        <w:tabs>
+          <w:tab w:val="num" w:pos="4254"/>
+        </w:tabs>
+        <w:ind w:left="4254" w:hanging="283"/>
+      </w:pPr>
+      <w:rPr>
+        <w:rFonts w:ascii="Symbol" w:hAnsi="Symbol" w:cs="Symbol" w:hint="default"/>
+      </w:rPr>
+    </w:lvl>
+    <w:lvl w:ilvl="6">
+      <w:start w:val="1"/>
+      <w:numFmt w:val="bullet"/>
+      <w:lvlText w:val=""/>
+      <w:lvlJc w:val="left"/>
+      <w:pPr>
+        <w:tabs>
+          <w:tab w:val="num" w:pos="4963"/>
+        </w:tabs>
+        <w:ind w:left="4963" w:hanging="283"/>
+      </w:pPr>
+      <w:rPr>
+        <w:rFonts w:ascii="Symbol" w:hAnsi="Symbol" w:cs="Symbol" w:hint="default"/>
+      </w:rPr>
+    </w:lvl>
+    <w:lvl w:ilvl="7">
+      <w:start w:val="1"/>
+      <w:numFmt w:val="bullet"/>
+      <w:lvlText w:val=""/>
+      <w:lvlJc w:val="left"/>
+      <w:pPr>
+        <w:tabs>
+          <w:tab w:val="num" w:pos="5672"/>
+        </w:tabs>
+        <w:ind w:left="5672" w:hanging="283"/>
+      </w:pPr>
+      <w:rPr>
+        <w:rFonts w:ascii="Symbol" w:hAnsi="Symbol" w:cs="Symbol" w:hint="default"/>
+      </w:rPr>
+    </w:lvl>
+    <w:lvl w:ilvl="8">
+      <w:start w:val="1"/>
+      <w:numFmt w:val="bullet"/>
+      <w:lvlText w:val=""/>
+      <w:lvlJc w:val="left"/>
+      <w:pPr>
+        <w:tabs>
+          <w:tab w:val="num" w:pos="6381"/>
+        </w:tabs>
+        <w:ind w:left="6381" w:hanging="283"/>
+      </w:pPr>
+      <w:rPr>
+        <w:rFonts w:ascii="Symbol" w:hAnsi="Symbol" w:cs="Symbol" w:hint="default"/>
+      </w:rPr>
+    </w:lvl>
+  </w:abstractNum>
+  <w:abstractNum w:abstractNumId="11">
+    <w:lvl w:ilvl="0">
+      <w:start w:val="1"/>
+      <w:numFmt w:val="bullet"/>
+      <w:lvlText w:val=""/>
+      <w:lvlJc w:val="left"/>
+      <w:pPr>
+        <w:tabs>
+          <w:tab w:val="num" w:pos="709"/>
+        </w:tabs>
+        <w:ind w:left="709" w:hanging="283"/>
+      </w:pPr>
+      <w:rPr>
+        <w:rFonts w:ascii="Symbol" w:hAnsi="Symbol" w:cs="Symbol" w:hint="default"/>
+      </w:rPr>
+    </w:lvl>
+    <w:lvl w:ilvl="1">
+      <w:start w:val="1"/>
+      <w:numFmt w:val="bullet"/>
+      <w:lvlText w:val=""/>
+      <w:lvlJc w:val="left"/>
+      <w:pPr>
+        <w:tabs>
+          <w:tab w:val="num" w:pos="1418"/>
+        </w:tabs>
+        <w:ind w:left="1418" w:hanging="283"/>
+      </w:pPr>
+      <w:rPr>
+        <w:rFonts w:ascii="Symbol" w:hAnsi="Symbol" w:cs="Symbol" w:hint="default"/>
+      </w:rPr>
+    </w:lvl>
+    <w:lvl w:ilvl="2">
+      <w:start w:val="1"/>
+      <w:numFmt w:val="bullet"/>
+      <w:lvlText w:val=""/>
+      <w:lvlJc w:val="left"/>
+      <w:pPr>
+        <w:tabs>
+          <w:tab w:val="num" w:pos="2127"/>
+        </w:tabs>
+        <w:ind w:left="2127" w:hanging="283"/>
+      </w:pPr>
+      <w:rPr>
+        <w:rFonts w:ascii="Symbol" w:hAnsi="Symbol" w:cs="Symbol" w:hint="default"/>
+      </w:rPr>
+    </w:lvl>
+    <w:lvl w:ilvl="3">
+      <w:start w:val="1"/>
+      <w:numFmt w:val="bullet"/>
+      <w:lvlText w:val=""/>
+      <w:lvlJc w:val="left"/>
+      <w:pPr>
+        <w:tabs>
+          <w:tab w:val="num" w:pos="2836"/>
+        </w:tabs>
+        <w:ind w:left="2836" w:hanging="283"/>
+      </w:pPr>
+      <w:rPr>
+        <w:rFonts w:ascii="Symbol" w:hAnsi="Symbol" w:cs="Symbol" w:hint="default"/>
+      </w:rPr>
+    </w:lvl>
+    <w:lvl w:ilvl="4">
+      <w:start w:val="1"/>
+      <w:numFmt w:val="bullet"/>
+      <w:lvlText w:val=""/>
+      <w:lvlJc w:val="left"/>
+      <w:pPr>
+        <w:tabs>
+          <w:tab w:val="num" w:pos="3545"/>
+        </w:tabs>
+        <w:ind w:left="3545" w:hanging="283"/>
+      </w:pPr>
+      <w:rPr>
+        <w:rFonts w:ascii="Symbol" w:hAnsi="Symbol" w:cs="Symbol" w:hint="default"/>
+      </w:rPr>
+    </w:lvl>
+    <w:lvl w:ilvl="5">
+      <w:start w:val="1"/>
+      <w:numFmt w:val="bullet"/>
+      <w:lvlText w:val=""/>
+      <w:lvlJc w:val="left"/>
+      <w:pPr>
+        <w:tabs>
+          <w:tab w:val="num" w:pos="4254"/>
+        </w:tabs>
+        <w:ind w:left="4254" w:hanging="283"/>
+      </w:pPr>
+      <w:rPr>
+        <w:rFonts w:ascii="Symbol" w:hAnsi="Symbol" w:cs="Symbol" w:hint="default"/>
+      </w:rPr>
+    </w:lvl>
+    <w:lvl w:ilvl="6">
+      <w:start w:val="1"/>
+      <w:numFmt w:val="bullet"/>
+      <w:lvlText w:val=""/>
+      <w:lvlJc w:val="left"/>
+      <w:pPr>
+        <w:tabs>
+          <w:tab w:val="num" w:pos="4963"/>
+        </w:tabs>
+        <w:ind w:left="4963" w:hanging="283"/>
+      </w:pPr>
+      <w:rPr>
+        <w:rFonts w:ascii="Symbol" w:hAnsi="Symbol" w:cs="Symbol" w:hint="default"/>
+      </w:rPr>
+    </w:lvl>
+    <w:lvl w:ilvl="7">
+      <w:start w:val="1"/>
+      <w:numFmt w:val="bullet"/>
+      <w:lvlText w:val=""/>
+      <w:lvlJc w:val="left"/>
+      <w:pPr>
+        <w:tabs>
+          <w:tab w:val="num" w:pos="5672"/>
+        </w:tabs>
+        <w:ind w:left="5672" w:hanging="283"/>
+      </w:pPr>
+      <w:rPr>
+        <w:rFonts w:ascii="Symbol" w:hAnsi="Symbol" w:cs="Symbol" w:hint="default"/>
+      </w:rPr>
+    </w:lvl>
+    <w:lvl w:ilvl="8">
+      <w:start w:val="1"/>
+      <w:numFmt w:val="bullet"/>
+      <w:lvlText w:val=""/>
+      <w:lvlJc w:val="left"/>
+      <w:pPr>
+        <w:tabs>
+          <w:tab w:val="num" w:pos="6381"/>
+        </w:tabs>
+        <w:ind w:left="6381" w:hanging="283"/>
+      </w:pPr>
+      <w:rPr>
+        <w:rFonts w:ascii="Symbol" w:hAnsi="Symbol" w:cs="Symbol" w:hint="default"/>
+      </w:rPr>
+    </w:lvl>
+  </w:abstractNum>
+  <w:abstractNum w:abstractNumId="12">
+    <w:lvl w:ilvl="0">
+      <w:start w:val="1"/>
+      <w:numFmt w:val="bullet"/>
+      <w:lvlText w:val=""/>
+      <w:lvlJc w:val="left"/>
+      <w:pPr>
+        <w:tabs>
+          <w:tab w:val="num" w:pos="709"/>
+        </w:tabs>
+        <w:ind w:left="709" w:hanging="283"/>
+      </w:pPr>
+      <w:rPr>
+        <w:rFonts w:ascii="Symbol" w:hAnsi="Symbol" w:cs="Symbol" w:hint="default"/>
+      </w:rPr>
+    </w:lvl>
+    <w:lvl w:ilvl="1">
+      <w:start w:val="1"/>
+      <w:numFmt w:val="bullet"/>
+      <w:lvlText w:val=""/>
+      <w:lvlJc w:val="left"/>
+      <w:pPr>
+        <w:tabs>
+          <w:tab w:val="num" w:pos="1418"/>
+        </w:tabs>
+        <w:ind w:left="1418" w:hanging="283"/>
+      </w:pPr>
+      <w:rPr>
+        <w:rFonts w:ascii="Symbol" w:hAnsi="Symbol" w:cs="Symbol" w:hint="default"/>
+      </w:rPr>
+    </w:lvl>
+    <w:lvl w:ilvl="2">
+      <w:start w:val="1"/>
+      <w:numFmt w:val="bullet"/>
+      <w:lvlText w:val=""/>
+      <w:lvlJc w:val="left"/>
+      <w:pPr>
+        <w:tabs>
+          <w:tab w:val="num" w:pos="2127"/>
+        </w:tabs>
+        <w:ind w:left="2127" w:hanging="283"/>
+      </w:pPr>
+      <w:rPr>
+        <w:rFonts w:ascii="Symbol" w:hAnsi="Symbol" w:cs="Symbol" w:hint="default"/>
+      </w:rPr>
+    </w:lvl>
+    <w:lvl w:ilvl="3">
+      <w:start w:val="1"/>
+      <w:numFmt w:val="bullet"/>
+      <w:lvlText w:val=""/>
+      <w:lvlJc w:val="left"/>
+      <w:pPr>
+        <w:tabs>
+          <w:tab w:val="num" w:pos="2836"/>
+        </w:tabs>
+        <w:ind w:left="2836" w:hanging="283"/>
+      </w:pPr>
+      <w:rPr>
+        <w:rFonts w:ascii="Symbol" w:hAnsi="Symbol" w:cs="Symbol" w:hint="default"/>
+      </w:rPr>
+    </w:lvl>
+    <w:lvl w:ilvl="4">
+      <w:start w:val="1"/>
+      <w:numFmt w:val="bullet"/>
+      <w:lvlText w:val=""/>
+      <w:lvlJc w:val="left"/>
+      <w:pPr>
+        <w:tabs>
+          <w:tab w:val="num" w:pos="3545"/>
+        </w:tabs>
+        <w:ind w:left="3545" w:hanging="283"/>
+      </w:pPr>
+      <w:rPr>
+        <w:rFonts w:ascii="Symbol" w:hAnsi="Symbol" w:cs="Symbol" w:hint="default"/>
+      </w:rPr>
+    </w:lvl>
+    <w:lvl w:ilvl="5">
+      <w:start w:val="1"/>
+      <w:numFmt w:val="bullet"/>
+      <w:lvlText w:val=""/>
+      <w:lvlJc w:val="left"/>
+      <w:pPr>
+        <w:tabs>
+          <w:tab w:val="num" w:pos="4254"/>
+        </w:tabs>
+        <w:ind w:left="4254" w:hanging="283"/>
+      </w:pPr>
+      <w:rPr>
+        <w:rFonts w:ascii="Symbol" w:hAnsi="Symbol" w:cs="Symbol" w:hint="default"/>
+      </w:rPr>
+    </w:lvl>
+    <w:lvl w:ilvl="6">
+      <w:start w:val="1"/>
+      <w:numFmt w:val="bullet"/>
+      <w:lvlText w:val=""/>
+      <w:lvlJc w:val="left"/>
+      <w:pPr>
+        <w:tabs>
+          <w:tab w:val="num" w:pos="4963"/>
+        </w:tabs>
+        <w:ind w:left="4963" w:hanging="283"/>
+      </w:pPr>
+      <w:rPr>
+        <w:rFonts w:ascii="Symbol" w:hAnsi="Symbol" w:cs="Symbol" w:hint="default"/>
+      </w:rPr>
+    </w:lvl>
+    <w:lvl w:ilvl="7">
+      <w:start w:val="1"/>
+      <w:numFmt w:val="bullet"/>
+      <w:lvlText w:val=""/>
+      <w:lvlJc w:val="left"/>
+      <w:pPr>
+        <w:tabs>
+          <w:tab w:val="num" w:pos="5672"/>
+        </w:tabs>
+        <w:ind w:left="5672" w:hanging="283"/>
+      </w:pPr>
+      <w:rPr>
+        <w:rFonts w:ascii="Symbol" w:hAnsi="Symbol" w:cs="Symbol" w:hint="default"/>
+      </w:rPr>
+    </w:lvl>
+    <w:lvl w:ilvl="8">
+      <w:start w:val="1"/>
+      <w:numFmt w:val="bullet"/>
+      <w:lvlText w:val=""/>
+      <w:lvlJc w:val="left"/>
+      <w:pPr>
+        <w:tabs>
+          <w:tab w:val="num" w:pos="6381"/>
+        </w:tabs>
+        <w:ind w:left="6381" w:hanging="283"/>
+      </w:pPr>
+      <w:rPr>
+        <w:rFonts w:ascii="Symbol" w:hAnsi="Symbol" w:cs="Symbol" w:hint="default"/>
+      </w:rPr>
+    </w:lvl>
+  </w:abstractNum>
+  <w:abstractNum w:abstractNumId="13">
+    <w:lvl w:ilvl="0">
+      <w:start w:val="1"/>
+      <w:numFmt w:val="bullet"/>
+      <w:lvlText w:val=""/>
+      <w:lvlJc w:val="left"/>
+      <w:pPr>
+        <w:tabs>
+          <w:tab w:val="num" w:pos="709"/>
+        </w:tabs>
+        <w:ind w:left="709" w:hanging="283"/>
+      </w:pPr>
+      <w:rPr>
+        <w:rFonts w:ascii="Symbol" w:hAnsi="Symbol" w:cs="Symbol" w:hint="default"/>
+      </w:rPr>
+    </w:lvl>
+    <w:lvl w:ilvl="1">
+      <w:start w:val="1"/>
+      <w:numFmt w:val="bullet"/>
+      <w:lvlText w:val=""/>
+      <w:lvlJc w:val="left"/>
+      <w:pPr>
+        <w:tabs>
+          <w:tab w:val="num" w:pos="1418"/>
+        </w:tabs>
+        <w:ind w:left="1418" w:hanging="283"/>
+      </w:pPr>
+      <w:rPr>
+        <w:rFonts w:ascii="Symbol" w:hAnsi="Symbol" w:cs="Symbol" w:hint="default"/>
+      </w:rPr>
+    </w:lvl>
+    <w:lvl w:ilvl="2">
+      <w:start w:val="1"/>
+      <w:numFmt w:val="bullet"/>
+      <w:lvlText w:val=""/>
+      <w:lvlJc w:val="left"/>
+      <w:pPr>
+        <w:tabs>
+          <w:tab w:val="num" w:pos="2127"/>
+        </w:tabs>
+        <w:ind w:left="2127" w:hanging="283"/>
+      </w:pPr>
+      <w:rPr>
+        <w:rFonts w:ascii="Symbol" w:hAnsi="Symbol" w:cs="Symbol" w:hint="default"/>
+      </w:rPr>
+    </w:lvl>
+    <w:lvl w:ilvl="3">
+      <w:start w:val="1"/>
+      <w:numFmt w:val="bullet"/>
+      <w:lvlText w:val=""/>
+      <w:lvlJc w:val="left"/>
+      <w:pPr>
+        <w:tabs>
+          <w:tab w:val="num" w:pos="2836"/>
+        </w:tabs>
+        <w:ind w:left="2836" w:hanging="283"/>
+      </w:pPr>
+      <w:rPr>
+        <w:rFonts w:ascii="Symbol" w:hAnsi="Symbol" w:cs="Symbol" w:hint="default"/>
+      </w:rPr>
+    </w:lvl>
+    <w:lvl w:ilvl="4">
+      <w:start w:val="1"/>
+      <w:numFmt w:val="bullet"/>
+      <w:lvlText w:val=""/>
+      <w:lvlJc w:val="left"/>
+      <w:pPr>
+        <w:tabs>
+          <w:tab w:val="num" w:pos="3545"/>
+        </w:tabs>
+        <w:ind w:left="3545" w:hanging="283"/>
+      </w:pPr>
+      <w:rPr>
+        <w:rFonts w:ascii="Symbol" w:hAnsi="Symbol" w:cs="Symbol" w:hint="default"/>
+      </w:rPr>
+    </w:lvl>
+    <w:lvl w:ilvl="5">
+      <w:start w:val="1"/>
+      <w:numFmt w:val="bullet"/>
+      <w:lvlText w:val=""/>
+      <w:lvlJc w:val="left"/>
+      <w:pPr>
+        <w:tabs>
+          <w:tab w:val="num" w:pos="4254"/>
+        </w:tabs>
+        <w:ind w:left="4254" w:hanging="283"/>
+      </w:pPr>
+      <w:rPr>
+        <w:rFonts w:ascii="Symbol" w:hAnsi="Symbol" w:cs="Symbol" w:hint="default"/>
+      </w:rPr>
+    </w:lvl>
+    <w:lvl w:ilvl="6">
+      <w:start w:val="1"/>
+      <w:numFmt w:val="bullet"/>
+      <w:lvlText w:val=""/>
+      <w:lvlJc w:val="left"/>
+      <w:pPr>
+        <w:tabs>
+          <w:tab w:val="num" w:pos="4963"/>
+        </w:tabs>
+        <w:ind w:left="4963" w:hanging="283"/>
+      </w:pPr>
+      <w:rPr>
+        <w:rFonts w:ascii="Symbol" w:hAnsi="Symbol" w:cs="Symbol" w:hint="default"/>
+      </w:rPr>
+    </w:lvl>
+    <w:lvl w:ilvl="7">
+      <w:start w:val="1"/>
+      <w:numFmt w:val="bullet"/>
+      <w:lvlText w:val=""/>
+      <w:lvlJc w:val="left"/>
+      <w:pPr>
+        <w:tabs>
+          <w:tab w:val="num" w:pos="5672"/>
+        </w:tabs>
+        <w:ind w:left="5672" w:hanging="283"/>
+      </w:pPr>
+      <w:rPr>
+        <w:rFonts w:ascii="Symbol" w:hAnsi="Symbol" w:cs="Symbol" w:hint="default"/>
+      </w:rPr>
+    </w:lvl>
+    <w:lvl w:ilvl="8">
+      <w:start w:val="1"/>
+      <w:numFmt w:val="bullet"/>
+      <w:lvlText w:val=""/>
+      <w:lvlJc w:val="left"/>
+      <w:pPr>
+        <w:tabs>
+          <w:tab w:val="num" w:pos="6381"/>
+        </w:tabs>
+        <w:ind w:left="6381" w:hanging="283"/>
+      </w:pPr>
+      <w:rPr>
+        <w:rFonts w:ascii="Symbol" w:hAnsi="Symbol" w:cs="Symbol" w:hint="default"/>
+      </w:rPr>
+    </w:lvl>
+  </w:abstractNum>
+  <w:abstractNum w:abstractNumId="14">
+    <w:lvl w:ilvl="0">
+      <w:start w:val="1"/>
+      <w:numFmt w:val="bullet"/>
+      <w:lvlText w:val=""/>
+      <w:lvlJc w:val="left"/>
+      <w:pPr>
+        <w:tabs>
+          <w:tab w:val="num" w:pos="709"/>
+        </w:tabs>
+        <w:ind w:left="709" w:hanging="283"/>
+      </w:pPr>
+      <w:rPr>
+        <w:rFonts w:ascii="Symbol" w:hAnsi="Symbol" w:cs="Symbol" w:hint="default"/>
+      </w:rPr>
+    </w:lvl>
+    <w:lvl w:ilvl="1">
+      <w:start w:val="1"/>
+      <w:numFmt w:val="bullet"/>
+      <w:lvlText w:val=""/>
+      <w:lvlJc w:val="left"/>
+      <w:pPr>
+        <w:tabs>
+          <w:tab w:val="num" w:pos="1418"/>
+        </w:tabs>
+        <w:ind w:left="1418" w:hanging="283"/>
+      </w:pPr>
+      <w:rPr>
+        <w:rFonts w:ascii="Symbol" w:hAnsi="Symbol" w:cs="Symbol" w:hint="default"/>
+      </w:rPr>
+    </w:lvl>
+    <w:lvl w:ilvl="2">
+      <w:start w:val="1"/>
+      <w:numFmt w:val="bullet"/>
+      <w:lvlText w:val=""/>
+      <w:lvlJc w:val="left"/>
+      <w:pPr>
+        <w:tabs>
+          <w:tab w:val="num" w:pos="2127"/>
+        </w:tabs>
+        <w:ind w:left="2127" w:hanging="283"/>
+      </w:pPr>
+      <w:rPr>
+        <w:rFonts w:ascii="Symbol" w:hAnsi="Symbol" w:cs="Symbol" w:hint="default"/>
+      </w:rPr>
+    </w:lvl>
+    <w:lvl w:ilvl="3">
+      <w:start w:val="1"/>
+      <w:numFmt w:val="bullet"/>
+      <w:lvlText w:val=""/>
+      <w:lvlJc w:val="left"/>
+      <w:pPr>
+        <w:tabs>
+          <w:tab w:val="num" w:pos="2836"/>
+        </w:tabs>
+        <w:ind w:left="2836" w:hanging="283"/>
+      </w:pPr>
+      <w:rPr>
+        <w:rFonts w:ascii="Symbol" w:hAnsi="Symbol" w:cs="Symbol" w:hint="default"/>
+      </w:rPr>
+    </w:lvl>
+    <w:lvl w:ilvl="4">
+      <w:start w:val="1"/>
+      <w:numFmt w:val="bullet"/>
+      <w:lvlText w:val=""/>
+      <w:lvlJc w:val="left"/>
+      <w:pPr>
+        <w:tabs>
+          <w:tab w:val="num" w:pos="3545"/>
+        </w:tabs>
+        <w:ind w:left="3545" w:hanging="283"/>
+      </w:pPr>
+      <w:rPr>
+        <w:rFonts w:ascii="Symbol" w:hAnsi="Symbol" w:cs="Symbol" w:hint="default"/>
+      </w:rPr>
+    </w:lvl>
+    <w:lvl w:ilvl="5">
+      <w:start w:val="1"/>
+      <w:numFmt w:val="bullet"/>
+      <w:lvlText w:val=""/>
+      <w:lvlJc w:val="left"/>
+      <w:pPr>
+        <w:tabs>
+          <w:tab w:val="num" w:pos="4254"/>
+        </w:tabs>
+        <w:ind w:left="4254" w:hanging="283"/>
+      </w:pPr>
+      <w:rPr>
+        <w:rFonts w:ascii="Symbol" w:hAnsi="Symbol" w:cs="Symbol" w:hint="default"/>
+      </w:rPr>
+    </w:lvl>
+    <w:lvl w:ilvl="6">
+      <w:start w:val="1"/>
+      <w:numFmt w:val="bullet"/>
+      <w:lvlText w:val=""/>
+      <w:lvlJc w:val="left"/>
+      <w:pPr>
+        <w:tabs>
+          <w:tab w:val="num" w:pos="4963"/>
+        </w:tabs>
+        <w:ind w:left="4963" w:hanging="283"/>
+      </w:pPr>
+      <w:rPr>
+        <w:rFonts w:ascii="Symbol" w:hAnsi="Symbol" w:cs="Symbol" w:hint="default"/>
+      </w:rPr>
+    </w:lvl>
+    <w:lvl w:ilvl="7">
+      <w:start w:val="1"/>
+      <w:numFmt w:val="bullet"/>
+      <w:lvlText w:val=""/>
+      <w:lvlJc w:val="left"/>
+      <w:pPr>
+        <w:tabs>
+          <w:tab w:val="num" w:pos="5672"/>
+        </w:tabs>
+        <w:ind w:left="5672" w:hanging="283"/>
+      </w:pPr>
+      <w:rPr>
+        <w:rFonts w:ascii="Symbol" w:hAnsi="Symbol" w:cs="Symbol" w:hint="default"/>
+      </w:rPr>
+    </w:lvl>
+    <w:lvl w:ilvl="8">
+      <w:start w:val="1"/>
+      <w:numFmt w:val="bullet"/>
+      <w:lvlText w:val=""/>
+      <w:lvlJc w:val="left"/>
+      <w:pPr>
+        <w:tabs>
+          <w:tab w:val="num" w:pos="6381"/>
+        </w:tabs>
+        <w:ind w:left="6381" w:hanging="283"/>
+      </w:pPr>
+      <w:rPr>
+        <w:rFonts w:ascii="Symbol" w:hAnsi="Symbol" w:cs="Symbol" w:hint="default"/>
+      </w:rPr>
+    </w:lvl>
+  </w:abstractNum>
+  <w:abstractNum w:abstractNumId="15">
     <w:lvl w:ilvl="0">
       <w:start w:val="1"/>
       <w:numFmt w:val="none"/>
@@ -3203,6 +6462,30 @@
   <w:num w:numId="7">
     <w:abstractNumId w:val="7"/>
   </w:num>
+  <w:num w:numId="8">
+    <w:abstractNumId w:val="8"/>
+  </w:num>
+  <w:num w:numId="9">
+    <w:abstractNumId w:val="9"/>
+  </w:num>
+  <w:num w:numId="10">
+    <w:abstractNumId w:val="10"/>
+  </w:num>
+  <w:num w:numId="11">
+    <w:abstractNumId w:val="11"/>
+  </w:num>
+  <w:num w:numId="12">
+    <w:abstractNumId w:val="12"/>
+  </w:num>
+  <w:num w:numId="13">
+    <w:abstractNumId w:val="13"/>
+  </w:num>
+  <w:num w:numId="14">
+    <w:abstractNumId w:val="14"/>
+  </w:num>
+  <w:num w:numId="15">
+    <w:abstractNumId w:val="15"/>
+  </w:num>
 </w:numbering>
 </file>
 
@@ -3221,391 +6504,13 @@
       </w:pPr>
     </w:pPrDefault>
   </w:docDefaults>
-  <w:latentStyles w:defLockedState="0" w:defUIPriority="99" w:defSemiHidden="0" w:defUnhideWhenUsed="0" w:defQFormat="0" w:count="376">
-    <w:lsdException w:name="Normal" w:uiPriority="0" w:qFormat="1"/>
-    <w:lsdException w:name="heading 1" w:uiPriority="9" w:qFormat="1"/>
-    <w:lsdException w:name="heading 2" w:uiPriority="9" w:qFormat="1"/>
-    <w:lsdException w:name="heading 3" w:uiPriority="9" w:qFormat="1"/>
-    <w:lsdException w:name="heading 4" w:uiPriority="9" w:qFormat="1"/>
-    <w:lsdException w:name="heading 5" w:uiPriority="9" w:qFormat="1"/>
-    <w:lsdException w:name="heading 6" w:uiPriority="9" w:qFormat="1"/>
-    <w:lsdException w:name="heading 7" w:qFormat="1"/>
-    <w:lsdException w:name="heading 8" w:qFormat="1"/>
-    <w:lsdException w:name="heading 9" w:qFormat="1"/>
-    <w:lsdException w:name="index 1" w:semiHidden="1" w:unhideWhenUsed="1"/>
-    <w:lsdException w:name="index 2" w:semiHidden="1" w:unhideWhenUsed="1"/>
-    <w:lsdException w:name="index 3" w:semiHidden="1" w:unhideWhenUsed="1"/>
-    <w:lsdException w:name="index 4" w:semiHidden="1" w:unhideWhenUsed="1"/>
-    <w:lsdException w:name="index 5" w:semiHidden="1" w:unhideWhenUsed="1"/>
-    <w:lsdException w:name="index 6" w:semiHidden="1" w:unhideWhenUsed="1"/>
-    <w:lsdException w:name="index 7" w:semiHidden="1" w:unhideWhenUsed="1"/>
-    <w:lsdException w:name="index 8" w:semiHidden="1" w:unhideWhenUsed="1"/>
-    <w:lsdException w:name="index 9" w:semiHidden="1" w:unhideWhenUsed="1"/>
-    <w:lsdException w:name="toc 1" w:uiPriority="39" w:semiHidden="1" w:unhideWhenUsed="1"/>
-    <w:lsdException w:name="toc 2" w:uiPriority="39" w:semiHidden="1" w:unhideWhenUsed="1"/>
-    <w:lsdException w:name="toc 3" w:uiPriority="39" w:semiHidden="1" w:unhideWhenUsed="1"/>
-    <w:lsdException w:name="toc 4" w:uiPriority="39" w:semiHidden="1" w:unhideWhenUsed="1"/>
-    <w:lsdException w:name="toc 5" w:semiHidden="1" w:unhideWhenUsed="1"/>
-    <w:lsdException w:name="toc 6" w:semiHidden="1" w:unhideWhenUsed="1"/>
-    <w:lsdException w:name="toc 7" w:semiHidden="1" w:unhideWhenUsed="1"/>
-    <w:lsdException w:name="toc 8" w:semiHidden="1" w:unhideWhenUsed="1"/>
-    <w:lsdException w:name="toc 9" w:semiHidden="1" w:unhideWhenUsed="1"/>
-    <w:lsdException w:name="Normal Indent" w:semiHidden="1" w:unhideWhenUsed="1"/>
-    <w:lsdException w:name="footnote text" w:semiHidden="1" w:unhideWhenUsed="1"/>
-    <w:lsdException w:name="annotation text" w:semiHidden="1" w:unhideWhenUsed="1"/>
-    <w:lsdException w:name="header" w:semiHidden="1" w:unhideWhenUsed="1"/>
-    <w:lsdException w:name="footer" w:semiHidden="1" w:unhideWhenUsed="1"/>
-    <w:lsdException w:name="index heading" w:semiHidden="1" w:unhideWhenUsed="1"/>
-    <w:lsdException w:name="caption" w:uiPriority="35" w:semiHidden="1" w:unhideWhenUsed="1" w:qFormat="1"/>
-    <w:lsdException w:name="table of figures" w:semiHidden="1" w:unhideWhenUsed="1"/>
-    <w:lsdException w:name="envelope address" w:semiHidden="1" w:unhideWhenUsed="1"/>
-    <w:lsdException w:name="envelope return" w:semiHidden="1" w:unhideWhenUsed="1"/>
-    <w:lsdException w:name="footnote reference" w:semiHidden="1" w:unhideWhenUsed="1"/>
-    <w:lsdException w:name="annotation reference" w:semiHidden="1" w:unhideWhenUsed="1"/>
-    <w:lsdException w:name="line number" w:semiHidden="1" w:unhideWhenUsed="1"/>
-    <w:lsdException w:name="page number" w:semiHidden="1" w:unhideWhenUsed="1"/>
-    <w:lsdException w:name="endnote reference" w:semiHidden="1" w:unhideWhenUsed="1"/>
-    <w:lsdException w:name="endnote text" w:semiHidden="1" w:unhideWhenUsed="1"/>
-    <w:lsdException w:name="table of authorities" w:semiHidden="1" w:unhideWhenUsed="1"/>
-    <w:lsdException w:name="macro" w:semiHidden="1" w:unhideWhenUsed="1"/>
-    <w:lsdException w:name="toa heading" w:semiHidden="1" w:unhideWhenUsed="1"/>
-    <w:lsdException w:name="List" w:semiHidden="1" w:unhideWhenUsed="1"/>
-    <w:lsdException w:name="List Bullet" w:semiHidden="1" w:unhideWhenUsed="1"/>
-    <w:lsdException w:name="List Number" w:semiHidden="1" w:unhideWhenUsed="1"/>
-    <w:lsdException w:name="List 2" w:semiHidden="1" w:unhideWhenUsed="1"/>
-    <w:lsdException w:name="List 3" w:semiHidden="1" w:unhideWhenUsed="1"/>
-    <w:lsdException w:name="List 4" w:semiHidden="1" w:unhideWhenUsed="1"/>
-    <w:lsdException w:name="List 5" w:semiHidden="1" w:unhideWhenUsed="1"/>
-    <w:lsdException w:name="List Bullet 2" w:semiHidden="1" w:unhideWhenUsed="1"/>
-    <w:lsdException w:name="List Bullet 3" w:semiHidden="1" w:unhideWhenUsed="1"/>
-    <w:lsdException w:name="List Bullet 4" w:semiHidden="1" w:unhideWhenUsed="1"/>
-    <w:lsdException w:name="List Bullet 5" w:semiHidden="1" w:unhideWhenUsed="1"/>
-    <w:lsdException w:name="List Number 2" w:semiHidden="1" w:unhideWhenUsed="1"/>
-    <w:lsdException w:name="List Number 3" w:semiHidden="1" w:unhideWhenUsed="1"/>
-    <w:lsdException w:name="List Number 4" w:semiHidden="1" w:unhideWhenUsed="1"/>
-    <w:lsdException w:name="List Number 5" w:semiHidden="1" w:unhideWhenUsed="1"/>
-    <w:lsdException w:name="Title" w:uiPriority="10" w:qFormat="1"/>
-    <w:lsdException w:name="Closing" w:semiHidden="1" w:unhideWhenUsed="1"/>
-    <w:lsdException w:name="Signature" w:semiHidden="1" w:unhideWhenUsed="1"/>
-    <w:lsdException w:name="Default Paragraph Font" w:uiPriority="1" w:semiHidden="1" w:unhideWhenUsed="1"/>
-    <w:lsdException w:name="Body Text" w:uiPriority="0" w:semiHidden="1" w:unhideWhenUsed="1"/>
-    <w:lsdException w:name="Body Text Indent" w:uiPriority="0" w:semiHidden="1" w:unhideWhenUsed="1"/>
-    <w:lsdException w:name="List Continue" w:semiHidden="1" w:unhideWhenUsed="1"/>
-    <w:lsdException w:name="List Continue 2" w:semiHidden="1" w:unhideWhenUsed="1"/>
-    <w:lsdException w:name="List Continue 3" w:semiHidden="1" w:unhideWhenUsed="1"/>
-    <w:lsdException w:name="List Continue 4" w:semiHidden="1" w:unhideWhenUsed="1"/>
-    <w:lsdException w:name="List Continue 5" w:semiHidden="1" w:unhideWhenUsed="1"/>
-    <w:lsdException w:name="Message Header" w:semiHidden="1" w:unhideWhenUsed="1"/>
-    <w:lsdException w:name="Subtitle" w:uiPriority="11" w:qFormat="1"/>
-    <w:lsdException w:name="Salutation" w:semiHidden="1" w:unhideWhenUsed="1"/>
-    <w:lsdException w:name="Date" w:semiHidden="1" w:unhideWhenUsed="1"/>
-    <w:lsdException w:name="Body Text First Indent" w:semiHidden="1" w:unhideWhenUsed="1"/>
-    <w:lsdException w:name="Body Text First Indent 2" w:semiHidden="1" w:unhideWhenUsed="1"/>
-    <w:lsdException w:name="Note Heading" w:semiHidden="1" w:unhideWhenUsed="1"/>
-    <w:lsdException w:name="Body Text 2" w:uiPriority="0" w:semiHidden="1" w:unhideWhenUsed="1"/>
-    <w:lsdException w:name="Body Text 3" w:uiPriority="0" w:semiHidden="1" w:unhideWhenUsed="1"/>
-    <w:lsdException w:name="Body Text Indent 2" w:uiPriority="0" w:semiHidden="1" w:unhideWhenUsed="1"/>
-    <w:lsdException w:name="Body Text Indent 3" w:uiPriority="0" w:semiHidden="1" w:unhideWhenUsed="1"/>
-    <w:lsdException w:name="Block Text" w:semiHidden="1" w:unhideWhenUsed="1"/>
-    <w:lsdException w:name="Hyperlink" w:semiHidden="1" w:unhideWhenUsed="1" w:qFormat="1"/>
-    <w:lsdException w:name="FollowedHyperlink" w:semiHidden="1" w:unhideWhenUsed="1"/>
-    <w:lsdException w:name="Strong" w:uiPriority="22" w:qFormat="1"/>
-    <w:lsdException w:name="Emphasis" w:uiPriority="20" w:qFormat="1"/>
-    <w:lsdException w:name="Document Map" w:semiHidden="1" w:unhideWhenUsed="1"/>
-    <w:lsdException w:name="Plain Text" w:semiHidden="1" w:unhideWhenUsed="1"/>
-    <w:lsdException w:name="E-mail Signature" w:semiHidden="1" w:unhideWhenUsed="1"/>
-    <w:lsdException w:name="HTML Top of Form" w:semiHidden="1" w:unhideWhenUsed="1"/>
-    <w:lsdException w:name="HTML Bottom of Form" w:semiHidden="1" w:unhideWhenUsed="1"/>
-    <w:lsdException w:name="Normal (Web)" w:semiHidden="1" w:unhideWhenUsed="1"/>
-    <w:lsdException w:name="HTML Acronym" w:semiHidden="1" w:unhideWhenUsed="1"/>
-    <w:lsdException w:name="HTML Address" w:semiHidden="1" w:unhideWhenUsed="1"/>
-    <w:lsdException w:name="HTML Cite" w:semiHidden="1" w:unhideWhenUsed="1"/>
-    <w:lsdException w:name="HTML Code" w:semiHidden="1" w:unhideWhenUsed="1"/>
-    <w:lsdException w:name="HTML Definition" w:semiHidden="1" w:unhideWhenUsed="1"/>
-    <w:lsdException w:name="HTML Keyboard" w:semiHidden="1" w:unhideWhenUsed="1"/>
-    <w:lsdException w:name="HTML Preformatted" w:semiHidden="1" w:unhideWhenUsed="1"/>
-    <w:lsdException w:name="HTML Sample" w:semiHidden="1" w:unhideWhenUsed="1"/>
-    <w:lsdException w:name="HTML Typewriter" w:semiHidden="1" w:unhideWhenUsed="1"/>
-    <w:lsdException w:name="HTML Variable" w:semiHidden="1" w:unhideWhenUsed="1"/>
-    <w:lsdException w:name="Normal Table" w:semiHidden="1" w:unhideWhenUsed="1"/>
-    <w:lsdException w:name="annotation subject" w:semiHidden="1" w:unhideWhenUsed="1"/>
-    <w:lsdException w:name="No List" w:semiHidden="1" w:unhideWhenUsed="1"/>
-    <w:lsdException w:name="Outline List 1" w:semiHidden="1" w:unhideWhenUsed="1"/>
-    <w:lsdException w:name="Outline List 2" w:semiHidden="1" w:unhideWhenUsed="1"/>
-    <w:lsdException w:name="Outline List 3" w:semiHidden="1" w:unhideWhenUsed="1"/>
-    <w:lsdException w:name="Table Simple 1" w:semiHidden="1" w:unhideWhenUsed="1"/>
-    <w:lsdException w:name="Table Simple 2" w:semiHidden="1" w:unhideWhenUsed="1"/>
-    <w:lsdException w:name="Table Simple 3" w:semiHidden="1" w:unhideWhenUsed="1"/>
-    <w:lsdException w:name="Table Classic 1" w:semiHidden="1" w:unhideWhenUsed="1"/>
-    <w:lsdException w:name="Table Classic 2" w:semiHidden="1" w:unhideWhenUsed="1"/>
-    <w:lsdException w:name="Table Classic 3" w:semiHidden="1" w:unhideWhenUsed="1"/>
-    <w:lsdException w:name="Table Classic 4" w:semiHidden="1" w:unhideWhenUsed="1"/>
-    <w:lsdException w:name="Table Colorful 1" w:semiHidden="1" w:unhideWhenUsed="1"/>
-    <w:lsdException w:name="Table Colorful 2" w:semiHidden="1" w:unhideWhenUsed="1"/>
-    <w:lsdException w:name="Table Colorful 3" w:semiHidden="1" w:unhideWhenUsed="1"/>
-    <w:lsdException w:name="Table Columns 1" w:semiHidden="1" w:unhideWhenUsed="1"/>
-    <w:lsdException w:name="Table Columns 2" w:semiHidden="1" w:unhideWhenUsed="1"/>
-    <w:lsdException w:name="Table Columns 3" w:semiHidden="1" w:unhideWhenUsed="1"/>
-    <w:lsdException w:name="Table Columns 4" w:semiHidden="1" w:unhideWhenUsed="1"/>
-    <w:lsdException w:name="Table Columns 5" w:semiHidden="1" w:unhideWhenUsed="1"/>
-    <w:lsdException w:name="Table Grid 1" w:semiHidden="1" w:unhideWhenUsed="1"/>
-    <w:lsdException w:name="Table Grid 2" w:semiHidden="1" w:unhideWhenUsed="1"/>
-    <w:lsdException w:name="Table Grid 3" w:semiHidden="1" w:unhideWhenUsed="1"/>
-    <w:lsdException w:name="Table Grid 4" w:semiHidden="1" w:unhideWhenUsed="1"/>
-    <w:lsdException w:name="Table Grid 5" w:semiHidden="1" w:unhideWhenUsed="1"/>
-    <w:lsdException w:name="Table Grid 6" w:semiHidden="1" w:unhideWhenUsed="1"/>
-    <w:lsdException w:name="Table Grid 7" w:semiHidden="1" w:unhideWhenUsed="1"/>
-    <w:lsdException w:name="Table Grid 8" w:semiHidden="1" w:unhideWhenUsed="1"/>
-    <w:lsdException w:name="Table List 1" w:semiHidden="1" w:unhideWhenUsed="1"/>
-    <w:lsdException w:name="Table List 2" w:semiHidden="1" w:unhideWhenUsed="1"/>
-    <w:lsdException w:name="Table List 3" w:semiHidden="1" w:unhideWhenUsed="1"/>
-    <w:lsdException w:name="Table List 4" w:semiHidden="1" w:unhideWhenUsed="1"/>
-    <w:lsdException w:name="Table List 5" w:semiHidden="1" w:unhideWhenUsed="1"/>
-    <w:lsdException w:name="Table List 6" w:semiHidden="1" w:unhideWhenUsed="1"/>
-    <w:lsdException w:name="Table List 7" w:semiHidden="1" w:unhideWhenUsed="1"/>
-    <w:lsdException w:name="Table List 8" w:semiHidden="1" w:unhideWhenUsed="1"/>
-    <w:lsdException w:name="Table 3D effects 1" w:semiHidden="1" w:unhideWhenUsed="1"/>
-    <w:lsdException w:name="Table 3D effects 2" w:semiHidden="1" w:unhideWhenUsed="1"/>
-    <w:lsdException w:name="Table 3D effects 3" w:semiHidden="1" w:unhideWhenUsed="1"/>
-    <w:lsdException w:name="Table Contemporary" w:semiHidden="1" w:unhideWhenUsed="1"/>
-    <w:lsdException w:name="Table Elegant" w:semiHidden="1" w:unhideWhenUsed="1"/>
-    <w:lsdException w:name="Table Professional" w:semiHidden="1" w:unhideWhenUsed="1"/>
-    <w:lsdException w:name="Table Subtle 1" w:semiHidden="1" w:unhideWhenUsed="1"/>
-    <w:lsdException w:name="Table Subtle 2" w:semiHidden="1" w:unhideWhenUsed="1"/>
-    <w:lsdException w:name="Table Web 1" w:semiHidden="1" w:unhideWhenUsed="1"/>
-    <w:lsdException w:name="Table Web 2" w:semiHidden="1" w:unhideWhenUsed="1"/>
-    <w:lsdException w:name="Table Web 3" w:semiHidden="1" w:unhideWhenUsed="1"/>
-    <w:lsdException w:name="Balloon Text" w:semiHidden="1" w:unhideWhenUsed="1"/>
-    <w:lsdException w:name="Table Grid" w:uiPriority="59"/>
-    <w:lsdException w:name="Table Theme" w:semiHidden="1" w:unhideWhenUsed="1"/>
-    <w:lsdException w:name="Placeholder Text" w:semiHidden="1"/>
-    <w:lsdException w:name="No Spacing" w:uiPriority="1" w:qFormat="1"/>
-    <w:lsdException w:name="Light Shading" w:uiPriority="60"/>
-    <w:lsdException w:name="Light List" w:uiPriority="61"/>
-    <w:lsdException w:name="Light Grid" w:uiPriority="62"/>
-    <w:lsdException w:name="Medium Shading 1" w:uiPriority="63"/>
-    <w:lsdException w:name="Medium Shading 2" w:uiPriority="64"/>
-    <w:lsdException w:name="Medium List 1" w:uiPriority="65"/>
-    <w:lsdException w:name="Medium List 2" w:uiPriority="66"/>
-    <w:lsdException w:name="Medium Grid 1" w:uiPriority="67"/>
-    <w:lsdException w:name="Medium Grid 2" w:uiPriority="68"/>
-    <w:lsdException w:name="Medium Grid 3" w:uiPriority="69"/>
-    <w:lsdException w:name="Dark List" w:uiPriority="70"/>
-    <w:lsdException w:name="Colorful Shading" w:uiPriority="71"/>
-    <w:lsdException w:name="Colorful List" w:uiPriority="72"/>
-    <w:lsdException w:name="Colorful Grid" w:uiPriority="73"/>
-    <w:lsdException w:name="Light Shading Accent 1" w:uiPriority="60"/>
-    <w:lsdException w:name="Light List Accent 1" w:uiPriority="61"/>
-    <w:lsdException w:name="Light Grid Accent 1" w:uiPriority="62"/>
-    <w:lsdException w:name="Medium Shading 1 Accent 1" w:uiPriority="63"/>
-    <w:lsdException w:name="Medium Shading 2 Accent 1" w:uiPriority="64"/>
-    <w:lsdException w:name="Medium List 1 Accent 1" w:uiPriority="65"/>
-    <w:lsdException w:name="Revision" w:semiHidden="1"/>
-    <w:lsdException w:name="List Paragraph" w:uiPriority="34" w:qFormat="1"/>
-    <w:lsdException w:name="Quote" w:uiPriority="29" w:qFormat="1"/>
-    <w:lsdException w:name="Intense Quote" w:uiPriority="30" w:qFormat="1"/>
-    <w:lsdException w:name="Medium List 2 Accent 1" w:uiPriority="66"/>
-    <w:lsdException w:name="Medium Grid 1 Accent 1" w:uiPriority="67"/>
-    <w:lsdException w:name="Medium Grid 2 Accent 1" w:uiPriority="68"/>
-    <w:lsdException w:name="Medium Grid 3 Accent 1" w:uiPriority="69"/>
-    <w:lsdException w:name="Dark List Accent 1" w:uiPriority="70"/>
-    <w:lsdException w:name="Colorful Shading Accent 1" w:uiPriority="71"/>
-    <w:lsdException w:name="Colorful List Accent 1" w:uiPriority="72"/>
-    <w:lsdException w:name="Colorful Grid Accent 1" w:uiPriority="73"/>
-    <w:lsdException w:name="Light Shading Accent 2" w:uiPriority="60"/>
-    <w:lsdException w:name="Light List Accent 2" w:uiPriority="61"/>
-    <w:lsdException w:name="Light Grid Accent 2" w:uiPriority="62"/>
-    <w:lsdException w:name="Medium Shading 1 Accent 2" w:uiPriority="63"/>
-    <w:lsdException w:name="Medium Shading 2 Accent 2" w:uiPriority="64"/>
-    <w:lsdException w:name="Medium List 1 Accent 2" w:uiPriority="65"/>
-    <w:lsdException w:name="Medium List 2 Accent 2" w:uiPriority="66"/>
-    <w:lsdException w:name="Medium Grid 1 Accent 2" w:uiPriority="67"/>
-    <w:lsdException w:name="Medium Grid 2 Accent 2" w:uiPriority="68"/>
-    <w:lsdException w:name="Medium Grid 3 Accent 2" w:uiPriority="69"/>
-    <w:lsdException w:name="Dark List Accent 2" w:uiPriority="70"/>
-    <w:lsdException w:name="Colorful Shading Accent 2" w:uiPriority="71"/>
-    <w:lsdException w:name="Colorful List Accent 2" w:uiPriority="72"/>
-    <w:lsdException w:name="Colorful Grid Accent 2" w:uiPriority="73"/>
-    <w:lsdException w:name="Light Shading Accent 3" w:uiPriority="60"/>
-    <w:lsdException w:name="Light List Accent 3" w:uiPriority="61"/>
-    <w:lsdException w:name="Light Grid Accent 3" w:uiPriority="62"/>
-    <w:lsdException w:name="Medium Shading 1 Accent 3" w:uiPriority="63"/>
-    <w:lsdException w:name="Medium Shading 2 Accent 3" w:uiPriority="64"/>
-    <w:lsdException w:name="Medium List 1 Accent 3" w:uiPriority="65"/>
-    <w:lsdException w:name="Medium List 2 Accent 3" w:uiPriority="66"/>
-    <w:lsdException w:name="Medium Grid 1 Accent 3" w:uiPriority="67"/>
-    <w:lsdException w:name="Medium Grid 2 Accent 3" w:uiPriority="68"/>
-    <w:lsdException w:name="Medium Grid 3 Accent 3" w:uiPriority="69"/>
-    <w:lsdException w:name="Dark List Accent 3" w:uiPriority="70"/>
-    <w:lsdException w:name="Colorful Shading Accent 3" w:uiPriority="71"/>
-    <w:lsdException w:name="Colorful List Accent 3" w:uiPriority="72"/>
-    <w:lsdException w:name="Colorful Grid Accent 3" w:uiPriority="73"/>
-    <w:lsdException w:name="Light Shading Accent 4" w:uiPriority="60"/>
-    <w:lsdException w:name="Light List Accent 4" w:uiPriority="61"/>
-    <w:lsdException w:name="Light Grid Accent 4" w:uiPriority="62"/>
-    <w:lsdException w:name="Medium Shading 1 Accent 4" w:uiPriority="63"/>
-    <w:lsdException w:name="Medium Shading 2 Accent 4" w:uiPriority="64"/>
-    <w:lsdException w:name="Medium List 1 Accent 4" w:uiPriority="65"/>
-    <w:lsdException w:name="Medium List 2 Accent 4" w:uiPriority="66"/>
-    <w:lsdException w:name="Medium Grid 1 Accent 4" w:uiPriority="67"/>
-    <w:lsdException w:name="Medium Grid 2 Accent 4" w:uiPriority="68"/>
-    <w:lsdException w:name="Medium Grid 3 Accent 4" w:uiPriority="69"/>
-    <w:lsdException w:name="Dark List Accent 4" w:uiPriority="70"/>
-    <w:lsdException w:name="Colorful Shading Accent 4" w:uiPriority="71"/>
-    <w:lsdException w:name="Colorful List Accent 4" w:uiPriority="72"/>
-    <w:lsdException w:name="Colorful Grid Accent 4" w:uiPriority="73"/>
-    <w:lsdException w:name="Light Shading Accent 5" w:uiPriority="60"/>
-    <w:lsdException w:name="Light List Accent 5" w:uiPriority="61"/>
-    <w:lsdException w:name="Light Grid Accent 5" w:uiPriority="62"/>
-    <w:lsdException w:name="Medium Shading 1 Accent 5" w:uiPriority="63"/>
-    <w:lsdException w:name="Medium Shading 2 Accent 5" w:uiPriority="64"/>
-    <w:lsdException w:name="Medium List 1 Accent 5" w:uiPriority="65"/>
-    <w:lsdException w:name="Medium List 2 Accent 5" w:uiPriority="66"/>
-    <w:lsdException w:name="Medium Grid 1 Accent 5" w:uiPriority="67"/>
-    <w:lsdException w:name="Medium Grid 2 Accent 5" w:uiPriority="68"/>
-    <w:lsdException w:name="Medium Grid 3 Accent 5" w:uiPriority="69"/>
-    <w:lsdException w:name="Dark List Accent 5" w:uiPriority="70"/>
-    <w:lsdException w:name="Colorful Shading Accent 5" w:uiPriority="71"/>
-    <w:lsdException w:name="Colorful List Accent 5" w:uiPriority="72"/>
-    <w:lsdException w:name="Colorful Grid Accent 5" w:uiPriority="73"/>
-    <w:lsdException w:name="Light Shading Accent 6" w:uiPriority="60"/>
-    <w:lsdException w:name="Light List Accent 6" w:uiPriority="61"/>
-    <w:lsdException w:name="Light Grid Accent 6" w:uiPriority="62"/>
-    <w:lsdException w:name="Medium Shading 1 Accent 6" w:uiPriority="63"/>
-    <w:lsdException w:name="Medium Shading 2 Accent 6" w:uiPriority="64"/>
-    <w:lsdException w:name="Medium List 1 Accent 6" w:uiPriority="65"/>
-    <w:lsdException w:name="Medium List 2 Accent 6" w:uiPriority="66"/>
-    <w:lsdException w:name="Medium Grid 1 Accent 6" w:uiPriority="67"/>
-    <w:lsdException w:name="Medium Grid 2 Accent 6" w:uiPriority="68"/>
-    <w:lsdException w:name="Medium Grid 3 Accent 6" w:uiPriority="69"/>
-    <w:lsdException w:name="Dark List Accent 6" w:uiPriority="70"/>
-    <w:lsdException w:name="Colorful Shading Accent 6" w:uiPriority="71"/>
-    <w:lsdException w:name="Colorful List Accent 6" w:uiPriority="72"/>
-    <w:lsdException w:name="Colorful Grid Accent 6" w:uiPriority="73"/>
-    <w:lsdException w:name="Subtle Emphasis" w:uiPriority="19" w:qFormat="1"/>
-    <w:lsdException w:name="Intense Emphasis" w:uiPriority="21" w:qFormat="1"/>
-    <w:lsdException w:name="Subtle Reference" w:uiPriority="31" w:qFormat="1"/>
-    <w:lsdException w:name="Intense Reference" w:uiPriority="32" w:qFormat="1"/>
-    <w:lsdException w:name="Book Title" w:uiPriority="33" w:qFormat="1"/>
-    <w:lsdException w:name="Bibliography" w:uiPriority="37" w:semiHidden="1" w:unhideWhenUsed="1"/>
-    <w:lsdException w:name="TOC Heading" w:uiPriority="39" w:semiHidden="1" w:unhideWhenUsed="1" w:qFormat="1"/>
-    <w:lsdException w:name="Plain Table 1" w:uiPriority="41"/>
-    <w:lsdException w:name="Plain Table 2" w:uiPriority="42"/>
-    <w:lsdException w:name="Plain Table 3" w:uiPriority="43"/>
-    <w:lsdException w:name="Plain Table 4" w:uiPriority="44"/>
-    <w:lsdException w:name="Plain Table 5" w:uiPriority="45"/>
-    <w:lsdException w:name="Grid Table Light" w:uiPriority="40"/>
-    <w:lsdException w:name="Grid Table 1 Light" w:uiPriority="46"/>
-    <w:lsdException w:name="Grid Table 2" w:uiPriority="47"/>
-    <w:lsdException w:name="Grid Table 3" w:uiPriority="48"/>
-    <w:lsdException w:name="Grid Table 4" w:uiPriority="49"/>
-    <w:lsdException w:name="Grid Table 5 Dark" w:uiPriority="50"/>
-    <w:lsdException w:name="Grid Table 6 Colorful" w:uiPriority="51"/>
-    <w:lsdException w:name="Grid Table 7 Colorful" w:uiPriority="52"/>
-    <w:lsdException w:name="Grid Table 1 Light Accent 1" w:uiPriority="46"/>
-    <w:lsdException w:name="Grid Table 2 Accent 1" w:uiPriority="47"/>
-    <w:lsdException w:name="Grid Table 3 Accent 1" w:uiPriority="48"/>
-    <w:lsdException w:name="Grid Table 4 Accent 1" w:uiPriority="49"/>
-    <w:lsdException w:name="Grid Table 5 Dark Accent 1" w:uiPriority="50"/>
-    <w:lsdException w:name="Grid Table 6 Colorful Accent 1" w:uiPriority="51"/>
-    <w:lsdException w:name="Grid Table 7 Colorful Accent 1" w:uiPriority="52"/>
-    <w:lsdException w:name="Grid Table 1 Light Accent 2" w:uiPriority="46"/>
-    <w:lsdException w:name="Grid Table 2 Accent 2" w:uiPriority="47"/>
-    <w:lsdException w:name="Grid Table 3 Accent 2" w:uiPriority="48"/>
-    <w:lsdException w:name="Grid Table 4 Accent 2" w:uiPriority="49"/>
-    <w:lsdException w:name="Grid Table 5 Dark Accent 2" w:uiPriority="50"/>
-    <w:lsdException w:name="Grid Table 6 Colorful Accent 2" w:uiPriority="51"/>
-    <w:lsdException w:name="Grid Table 7 Colorful Accent 2" w:uiPriority="52"/>
-    <w:lsdException w:name="Grid Table 1 Light Accent 3" w:uiPriority="46"/>
-    <w:lsdException w:name="Grid Table 2 Accent 3" w:uiPriority="47"/>
-    <w:lsdException w:name="Grid Table 3 Accent 3" w:uiPriority="48"/>
-    <w:lsdException w:name="Grid Table 4 Accent 3" w:uiPriority="49"/>
-    <w:lsdException w:name="Grid Table 5 Dark Accent 3" w:uiPriority="50"/>
-    <w:lsdException w:name="Grid Table 6 Colorful Accent 3" w:uiPriority="51"/>
-    <w:lsdException w:name="Grid Table 7 Colorful Accent 3" w:uiPriority="52"/>
-    <w:lsdException w:name="Grid Table 1 Light Accent 4" w:uiPriority="46"/>
-    <w:lsdException w:name="Grid Table 2 Accent 4" w:uiPriority="47"/>
-    <w:lsdException w:name="Grid Table 3 Accent 4" w:uiPriority="48"/>
-    <w:lsdException w:name="Grid Table 4 Accent 4" w:uiPriority="49"/>
-    <w:lsdException w:name="Grid Table 5 Dark Accent 4" w:uiPriority="50"/>
-    <w:lsdException w:name="Grid Table 6 Colorful Accent 4" w:uiPriority="51"/>
-    <w:lsdException w:name="Grid Table 7 Colorful Accent 4" w:uiPriority="52"/>
-    <w:lsdException w:name="Grid Table 1 Light Accent 5" w:uiPriority="46"/>
-    <w:lsdException w:name="Grid Table 2 Accent 5" w:uiPriority="47"/>
-    <w:lsdException w:name="Grid Table 3 Accent 5" w:uiPriority="48"/>
-    <w:lsdException w:name="Grid Table 4 Accent 5" w:uiPriority="49"/>
-    <w:lsdException w:name="Grid Table 5 Dark Accent 5" w:uiPriority="50"/>
-    <w:lsdException w:name="Grid Table 6 Colorful Accent 5" w:uiPriority="51"/>
-    <w:lsdException w:name="Grid Table 7 Colorful Accent 5" w:uiPriority="52"/>
-    <w:lsdException w:name="Grid Table 1 Light Accent 6" w:uiPriority="46"/>
-    <w:lsdException w:name="Grid Table 2 Accent 6" w:uiPriority="47"/>
-    <w:lsdException w:name="Grid Table 3 Accent 6" w:uiPriority="48"/>
-    <w:lsdException w:name="Grid Table 4 Accent 6" w:uiPriority="49"/>
-    <w:lsdException w:name="Grid Table 5 Dark Accent 6" w:uiPriority="50"/>
-    <w:lsdException w:name="Grid Table 6 Colorful Accent 6" w:uiPriority="51"/>
-    <w:lsdException w:name="Grid Table 7 Colorful Accent 6" w:uiPriority="52"/>
-    <w:lsdException w:name="List Table 1 Light" w:uiPriority="46"/>
-    <w:lsdException w:name="List Table 2" w:uiPriority="47"/>
-    <w:lsdException w:name="List Table 3" w:uiPriority="48"/>
-    <w:lsdException w:name="List Table 4" w:uiPriority="49"/>
-    <w:lsdException w:name="List Table 5 Dark" w:uiPriority="50"/>
-    <w:lsdException w:name="List Table 6 Colorful" w:uiPriority="51"/>
-    <w:lsdException w:name="List Table 7 Colorful" w:uiPriority="52"/>
-    <w:lsdException w:name="List Table 1 Light Accent 1" w:uiPriority="46"/>
-    <w:lsdException w:name="List Table 2 Accent 1" w:uiPriority="47"/>
-    <w:lsdException w:name="List Table 3 Accent 1" w:uiPriority="48"/>
-    <w:lsdException w:name="List Table 4 Accent 1" w:uiPriority="49"/>
-    <w:lsdException w:name="List Table 5 Dark Accent 1" w:uiPriority="50"/>
-    <w:lsdException w:name="List Table 6 Colorful Accent 1" w:uiPriority="51"/>
-    <w:lsdException w:name="List Table 7 Colorful Accent 1" w:uiPriority="52"/>
-    <w:lsdException w:name="List Table 1 Light Accent 2" w:uiPriority="46"/>
-    <w:lsdException w:name="List Table 2 Accent 2" w:uiPriority="47"/>
-    <w:lsdException w:name="List Table 3 Accent 2" w:uiPriority="48"/>
-    <w:lsdException w:name="List Table 4 Accent 2" w:uiPriority="49"/>
-    <w:lsdException w:name="List Table 5 Dark Accent 2" w:uiPriority="50"/>
-    <w:lsdException w:name="List Table 6 Colorful Accent 2" w:uiPriority="51"/>
-    <w:lsdException w:name="List Table 7 Colorful Accent 2" w:uiPriority="52"/>
-    <w:lsdException w:name="List Table 1 Light Accent 3" w:uiPriority="46"/>
-    <w:lsdException w:name="List Table 2 Accent 3" w:uiPriority="47"/>
-    <w:lsdException w:name="List Table 3 Accent 3" w:uiPriority="48"/>
-    <w:lsdException w:name="List Table 4 Accent 3" w:uiPriority="49"/>
-    <w:lsdException w:name="List Table 5 Dark Accent 3" w:uiPriority="50"/>
-    <w:lsdException w:name="List Table 6 Colorful Accent 3" w:uiPriority="51"/>
-    <w:lsdException w:name="List Table 7 Colorful Accent 3" w:uiPriority="52"/>
-    <w:lsdException w:name="List Table 1 Light Accent 4" w:uiPriority="46"/>
-    <w:lsdException w:name="List Table 2 Accent 4" w:uiPriority="47"/>
-    <w:lsdException w:name="List Table 3 Accent 4" w:uiPriority="48"/>
-    <w:lsdException w:name="List Table 4 Accent 4" w:uiPriority="49"/>
-    <w:lsdException w:name="List Table 5 Dark Accent 4" w:uiPriority="50"/>
-    <w:lsdException w:name="List Table 6 Colorful Accent 4" w:uiPriority="51"/>
-    <w:lsdException w:name="List Table 7 Colorful Accent 4" w:uiPriority="52"/>
-    <w:lsdException w:name="List Table 1 Light Accent 5" w:uiPriority="46"/>
-    <w:lsdException w:name="List Table 2 Accent 5" w:uiPriority="47"/>
-    <w:lsdException w:name="List Table 3 Accent 5" w:uiPriority="48"/>
-    <w:lsdException w:name="List Table 4 Accent 5" w:uiPriority="49"/>
-    <w:lsdException w:name="List Table 5 Dark Accent 5" w:uiPriority="50"/>
-    <w:lsdException w:name="List Table 6 Colorful Accent 5" w:uiPriority="51"/>
-    <w:lsdException w:name="List Table 7 Colorful Accent 5" w:uiPriority="52"/>
-    <w:lsdException w:name="List Table 1 Light Accent 6" w:uiPriority="46"/>
-    <w:lsdException w:name="List Table 2 Accent 6" w:uiPriority="47"/>
-    <w:lsdException w:name="List Table 3 Accent 6" w:uiPriority="48"/>
-    <w:lsdException w:name="List Table 4 Accent 6" w:uiPriority="49"/>
-    <w:lsdException w:name="List Table 5 Dark Accent 6" w:uiPriority="50"/>
-    <w:lsdException w:name="List Table 6 Colorful Accent 6" w:uiPriority="51"/>
-    <w:lsdException w:name="List Table 7 Colorful Accent 6" w:uiPriority="52"/>
-    <w:lsdException w:name="Mention" w:semiHidden="1" w:unhideWhenUsed="1"/>
-    <w:lsdException w:name="Smart Hyperlink" w:semiHidden="1" w:unhideWhenUsed="1"/>
-    <w:lsdException w:name="Hashtag" w:semiHidden="1" w:unhideWhenUsed="1"/>
-    <w:lsdException w:name="Unresolved Mention" w:semiHidden="1" w:unhideWhenUsed="1"/>
-    <w:lsdException w:name="Smart Link" w:semiHidden="1" w:unhideWhenUsed="1"/>
-  </w:latentStyles>
-  <w:style w:type="paragraph" w:styleId="Normal" w:default="1">
+  <w:style w:type="paragraph" w:styleId="Normal">
     <w:name w:val="Normal"/>
     <w:qFormat/>
-    <w:rsid w:val="00b77797"/>
     <w:pPr>
       <w:widowControl/>
       <w:suppressAutoHyphens w:val="true"/>
+      <w:overflowPunct w:val="true"/>
       <w:bidi w:val="0"/>
       <w:spacing w:lineRule="auto" w:line="264" w:before="60" w:after="0"/>
       <w:jc w:val="both"/>
@@ -3625,9 +6530,12 @@
     <w:next w:val="Normal"/>
     <w:link w:val="berschrift1Zchn"/>
     <w:qFormat/>
-    <w:rsid w:val="00530c5a"/>
     <w:pPr>
       <w:keepNext w:val="true"/>
+      <w:numPr>
+        <w:ilvl w:val="0"/>
+        <w:numId w:val="0"/>
+      </w:numPr>
       <w:spacing w:before="240" w:after="120"/>
       <w:outlineLvl w:val="0"/>
     </w:pPr>
@@ -3645,9 +6553,12 @@
     <w:next w:val="Normal"/>
     <w:link w:val="berschrift2Zchn"/>
     <w:qFormat/>
-    <w:rsid w:val="00530c5a"/>
     <w:pPr>
       <w:keepNext w:val="true"/>
+      <w:numPr>
+        <w:ilvl w:val="0"/>
+        <w:numId w:val="0"/>
+      </w:numPr>
       <w:spacing w:before="180" w:after="120"/>
       <w:outlineLvl w:val="1"/>
     </w:pPr>
@@ -3665,16 +6576,19 @@
     <w:next w:val="Normal"/>
     <w:link w:val="berschrift3Zchn"/>
     <w:qFormat/>
-    <w:rsid w:val="007d42bd"/>
     <w:pPr>
       <w:keepNext w:val="true"/>
+      <w:numPr>
+        <w:ilvl w:val="0"/>
+        <w:numId w:val="0"/>
+      </w:numPr>
       <w:spacing w:before="180" w:after="60"/>
       <w:outlineLvl w:val="2"/>
     </w:pPr>
     <w:rPr>
       <w:rFonts w:ascii="Alexandria" w:hAnsi="Alexandria"/>
       <w:b/>
-      <w:color w:themeColor="text1" w:val="000000"/>
+      <w:color w:themeColor="dark1" w:val="000000"/>
       <w:sz w:val="22"/>
     </w:rPr>
   </w:style>
@@ -3684,7 +6598,6 @@
     <w:next w:val="Normal"/>
     <w:link w:val="berschrift4Zchn"/>
     <w:qFormat/>
-    <w:rsid w:val="00875818"/>
     <w:pPr>
       <w:keepNext w:val="true"/>
       <w:numPr>
@@ -3707,7 +6620,6 @@
     <w:next w:val="Normal"/>
     <w:link w:val="berschrift5Zchn"/>
     <w:qFormat/>
-    <w:rsid w:val="00875818"/>
     <w:pPr>
       <w:numPr>
         <w:ilvl w:val="4"/>
@@ -3726,7 +6638,6 @@
     <w:next w:val="Normal"/>
     <w:link w:val="berschrift6Zchn"/>
     <w:qFormat/>
-    <w:rsid w:val="00615077"/>
     <w:pPr>
       <w:numPr>
         <w:ilvl w:val="5"/>
@@ -3745,9 +6656,7 @@
     <w:basedOn w:val="Normal"/>
     <w:next w:val="Normal"/>
     <w:link w:val="berschrift7Zchn"/>
-    <w:uiPriority w:val="99"/>
     <w:qFormat/>
-    <w:rsid w:val="00875818"/>
     <w:pPr>
       <w:numPr>
         <w:ilvl w:val="6"/>
@@ -3763,9 +6672,7 @@
     <w:basedOn w:val="Normal"/>
     <w:next w:val="Normal"/>
     <w:link w:val="berschrift8Zchn"/>
-    <w:uiPriority w:val="99"/>
     <w:qFormat/>
-    <w:rsid w:val="00875818"/>
     <w:pPr>
       <w:numPr>
         <w:ilvl w:val="7"/>
@@ -3783,11 +6690,13 @@
     <w:basedOn w:val="Normal"/>
     <w:next w:val="Normal"/>
     <w:link w:val="berschrift9Zchn"/>
-    <w:uiPriority w:val="99"/>
     <w:qFormat/>
-    <w:rsid w:val="007b0e1f"/>
     <w:pPr>
       <w:keepNext w:val="true"/>
+      <w:numPr>
+        <w:ilvl w:val="0"/>
+        <w:numId w:val="0"/>
+      </w:numPr>
       <w:spacing w:before="120" w:after="0"/>
       <w:outlineLvl w:val="8"/>
     </w:pPr>
@@ -3796,33 +6705,25 @@
       <w:smallCaps/>
     </w:rPr>
   </w:style>
-  <w:style w:type="character" w:styleId="DefaultParagraphFont" w:default="1">
+  <w:style w:type="character" w:styleId="DefaultParagraphFont">
     <w:name w:val="Default Paragraph Font"/>
-    <w:uiPriority w:val="1"/>
-    <w:semiHidden/>
-    <w:unhideWhenUsed/>
     <w:qFormat/>
     <w:rPr/>
   </w:style>
   <w:style w:type="character" w:styleId="Hyperlink">
     <w:name w:val="Hyperlink"/>
-    <w:uiPriority w:val="99"/>
-    <w:qFormat/>
-    <w:rsid w:val="00377030"/>
     <w:rPr>
       <w:rFonts w:ascii="Alexandria Light" w:hAnsi="Alexandria Light" w:cs="Alexandria Light"/>
-      <w:color w:themeColor="background1" w:val="FFFFFF"/>
+      <w:color w:themeColor="light1" w:val="FFFFFF"/>
       <w:sz w:val="12"/>
       <w:szCs w:val="12"/>
       <w:lang w:val="en-GB"/>
     </w:rPr>
   </w:style>
-  <w:style w:type="character" w:styleId="TitelZchn" w:customStyle="1">
+  <w:style w:type="character" w:styleId="TitelZchn">
     <w:name w:val="Titel Zchn"/>
     <w:link w:val="Title"/>
-    <w:uiPriority w:val="10"/>
     <w:qFormat/>
-    <w:rsid w:val="00e24c0c"/>
     <w:rPr>
       <w:rFonts w:ascii="Cambria" w:hAnsi="Cambria" w:eastAsia="Times New Roman" w:cs="Times New Roman"/>
       <w:b/>
@@ -3835,21 +6736,16 @@
   </w:style>
   <w:style w:type="character" w:styleId="Strong">
     <w:name w:val="Strong"/>
-    <w:uiPriority w:val="22"/>
     <w:qFormat/>
-    <w:rsid w:val="00e24c0c"/>
     <w:rPr>
       <w:b/>
       <w:bCs/>
     </w:rPr>
   </w:style>
-  <w:style w:type="character" w:styleId="SprechblasentextZchn" w:customStyle="1">
+  <w:style w:type="character" w:styleId="SprechblasentextZchn">
     <w:name w:val="Sprechblasentext Zchn"/>
     <w:link w:val="BalloonText"/>
-    <w:uiPriority w:val="99"/>
-    <w:semiHidden/>
     <w:qFormat/>
-    <w:rsid w:val="00ea5b5d"/>
     <w:rPr>
       <w:rFonts w:ascii="Tahoma" w:hAnsi="Tahoma" w:cs="Tahoma"/>
       <w:sz w:val="16"/>
@@ -3860,36 +6756,27 @@
   <w:style w:type="character" w:styleId="CommentReference">
     <w:name w:val="annotation reference"/>
     <w:basedOn w:val="DefaultParagraphFont"/>
-    <w:uiPriority w:val="99"/>
-    <w:semiHidden/>
-    <w:unhideWhenUsed/>
     <w:qFormat/>
-    <w:rsid w:val="00520d66"/>
     <w:rPr>
       <w:sz w:val="16"/>
       <w:szCs w:val="16"/>
     </w:rPr>
   </w:style>
-  <w:style w:type="character" w:styleId="KommentartextZchn" w:customStyle="1">
+  <w:style w:type="character" w:styleId="KommentartextZchn">
     <w:name w:val="Kommentartext Zchn"/>
     <w:basedOn w:val="DefaultParagraphFont"/>
     <w:link w:val="CommentText"/>
-    <w:uiPriority w:val="99"/>
     <w:qFormat/>
-    <w:rsid w:val="00520d66"/>
     <w:rPr>
       <w:rFonts w:ascii="Arial" w:hAnsi="Arial"/>
       <w:lang w:eastAsia="en-US"/>
     </w:rPr>
   </w:style>
-  <w:style w:type="character" w:styleId="KommentarthemaZchn" w:customStyle="1">
+  <w:style w:type="character" w:styleId="KommentarthemaZchn">
     <w:name w:val="Kommentarthema Zchn"/>
     <w:basedOn w:val="KommentartextZchn"/>
     <w:link w:val="annotationsubject"/>
-    <w:uiPriority w:val="99"/>
-    <w:semiHidden/>
     <w:qFormat/>
-    <w:rsid w:val="00520d66"/>
     <w:rPr>
       <w:rFonts w:ascii="Arial" w:hAnsi="Arial"/>
       <w:b/>
@@ -3897,12 +6784,11 @@
       <w:lang w:eastAsia="en-US"/>
     </w:rPr>
   </w:style>
-  <w:style w:type="character" w:styleId="berschrift1Zchn" w:customStyle="1">
+  <w:style w:type="character" w:styleId="berschrift1Zchn">
     <w:name w:val="Überschrift 1 Zchn"/>
     <w:basedOn w:val="DefaultParagraphFont"/>
     <w:link w:val="Heading1"/>
     <w:qFormat/>
-    <w:rsid w:val="000347e6"/>
     <w:rPr>
       <w:rFonts w:ascii="Alexandria" w:hAnsi="Alexandria"/>
       <w:b/>
@@ -3911,12 +6797,11 @@
       <w:sz w:val="24"/>
     </w:rPr>
   </w:style>
-  <w:style w:type="character" w:styleId="berschrift2Zchn" w:customStyle="1">
+  <w:style w:type="character" w:styleId="berschrift2Zchn">
     <w:name w:val="Überschrift 2 Zchn"/>
     <w:basedOn w:val="DefaultParagraphFont"/>
     <w:link w:val="Heading2"/>
     <w:qFormat/>
-    <w:rsid w:val="000347e6"/>
     <w:rPr>
       <w:rFonts w:ascii="Alexandria" w:hAnsi="Alexandria"/>
       <w:b/>
@@ -3925,122 +6810,103 @@
       <w:sz w:val="22"/>
     </w:rPr>
   </w:style>
-  <w:style w:type="character" w:styleId="berschrift3Zchn" w:customStyle="1">
+  <w:style w:type="character" w:styleId="berschrift3Zchn">
     <w:name w:val="Überschrift 3 Zchn"/>
     <w:basedOn w:val="DefaultParagraphFont"/>
     <w:link w:val="Heading3"/>
     <w:qFormat/>
-    <w:rsid w:val="007d42bd"/>
     <w:rPr>
       <w:rFonts w:ascii="Alexandria" w:hAnsi="Alexandria"/>
       <w:b/>
-      <w:color w:themeColor="text1" w:val="000000"/>
+      <w:color w:themeColor="dark1" w:val="000000"/>
       <w:sz w:val="22"/>
     </w:rPr>
   </w:style>
-  <w:style w:type="character" w:styleId="berschrift4Zchn" w:customStyle="1">
+  <w:style w:type="character" w:styleId="berschrift4Zchn">
     <w:name w:val="Überschrift 4 Zchn"/>
     <w:basedOn w:val="DefaultParagraphFont"/>
     <w:link w:val="Heading4"/>
     <w:qFormat/>
-    <w:rsid w:val="000347e6"/>
     <w:rPr>
       <w:rFonts w:ascii="Alexandria Light" w:hAnsi="Alexandria Light"/>
       <w:b/>
     </w:rPr>
   </w:style>
-  <w:style w:type="character" w:styleId="berschrift5Zchn" w:customStyle="1">
+  <w:style w:type="character" w:styleId="berschrift5Zchn">
     <w:name w:val="Überschrift 5 Zchn"/>
     <w:basedOn w:val="DefaultParagraphFont"/>
     <w:link w:val="Heading5"/>
     <w:qFormat/>
-    <w:rsid w:val="000347e6"/>
     <w:rPr>
       <w:rFonts w:ascii="Alexandria Light" w:hAnsi="Alexandria Light"/>
       <w:sz w:val="22"/>
     </w:rPr>
   </w:style>
-  <w:style w:type="character" w:styleId="berschrift6Zchn" w:customStyle="1">
+  <w:style w:type="character" w:styleId="berschrift6Zchn">
     <w:name w:val="Überschrift 6 Zchn"/>
     <w:basedOn w:val="DefaultParagraphFont"/>
     <w:link w:val="Heading6"/>
     <w:qFormat/>
-    <w:rsid w:val="000347e6"/>
     <w:rPr>
       <w:rFonts w:ascii="Alexandria Light" w:hAnsi="Alexandria Light"/>
       <w:i/>
       <w:sz w:val="22"/>
     </w:rPr>
   </w:style>
-  <w:style w:type="character" w:styleId="berschrift7Zchn" w:customStyle="1">
+  <w:style w:type="character" w:styleId="berschrift7Zchn">
     <w:name w:val="Überschrift 7 Zchn"/>
     <w:basedOn w:val="DefaultParagraphFont"/>
     <w:link w:val="Heading7"/>
-    <w:uiPriority w:val="99"/>
     <w:qFormat/>
-    <w:rsid w:val="000347e6"/>
     <w:rPr>
       <w:rFonts w:ascii="Alexandria Light" w:hAnsi="Alexandria Light"/>
     </w:rPr>
   </w:style>
-  <w:style w:type="character" w:styleId="FunotentextZchn" w:customStyle="1">
+  <w:style w:type="character" w:styleId="FunotentextZchn">
     <w:name w:val="Fußnotentext Zchn"/>
     <w:basedOn w:val="DefaultParagraphFont"/>
     <w:link w:val="FootnoteText"/>
-    <w:uiPriority w:val="99"/>
-    <w:semiHidden/>
     <w:qFormat/>
-    <w:rsid w:val="000347e6"/>
     <w:rPr/>
   </w:style>
-  <w:style w:type="character" w:styleId="KopfzeileZchn" w:customStyle="1">
+  <w:style w:type="character" w:styleId="KopfzeileZchn">
     <w:name w:val="Kopfzeile Zchn"/>
     <w:basedOn w:val="DefaultParagraphFont"/>
     <w:link w:val="Header"/>
-    <w:uiPriority w:val="99"/>
     <w:qFormat/>
-    <w:rsid w:val="000347e6"/>
     <w:rPr/>
   </w:style>
-  <w:style w:type="character" w:styleId="FuzeileZchn" w:customStyle="1">
+  <w:style w:type="character" w:styleId="FuzeileZchn">
     <w:name w:val="Fußzeile Zchn"/>
     <w:basedOn w:val="DefaultParagraphFont"/>
     <w:link w:val="Footer"/>
-    <w:uiPriority w:val="99"/>
     <w:qFormat/>
-    <w:rsid w:val="000347e6"/>
     <w:rPr/>
   </w:style>
-  <w:style w:type="character" w:styleId="TextkrperZchn" w:customStyle="1">
+  <w:style w:type="character" w:styleId="TextkrperZchn">
     <w:name w:val="Textkörper Zchn"/>
     <w:basedOn w:val="DefaultParagraphFont"/>
-    <w:semiHidden/>
     <w:qFormat/>
-    <w:rsid w:val="000347e6"/>
     <w:rPr>
       <w:rFonts w:ascii="Arial" w:hAnsi="Arial"/>
       <w:sz w:val="18"/>
       <w:lang w:eastAsia="de-DE"/>
     </w:rPr>
   </w:style>
-  <w:style w:type="character" w:styleId="Textkrper-ZeileneinzugZchn" w:customStyle="1">
+  <w:style w:type="character" w:styleId="Textkrper-ZeileneinzugZchn">
     <w:name w:val="Textkörper-Zeileneinzug Zchn"/>
     <w:basedOn w:val="DefaultParagraphFont"/>
-    <w:semiHidden/>
     <w:qFormat/>
-    <w:rsid w:val="000347e6"/>
     <w:rPr>
       <w:rFonts w:ascii="Arial" w:hAnsi="Arial" w:eastAsia="SimSun"/>
       <w:lang w:eastAsia="zh-CN"/>
     </w:rPr>
   </w:style>
-  <w:style w:type="character" w:styleId="Textkrper2Zchn" w:customStyle="1">
+  <w:style w:type="character" w:styleId="Textkrper2Zchn">
     <w:name w:val="Textkörper 2 Zchn"/>
     <w:basedOn w:val="DefaultParagraphFont"/>
     <w:link w:val="BodyText2"/>
-    <w:semiHidden/>
     <w:qFormat/>
-    <w:rsid w:val="000347e6"/>
     <w:rPr>
       <w:rFonts w:ascii="Arial" w:hAnsi="Arial" w:eastAsia="SimSun"/>
       <w:b/>
@@ -4048,38 +6914,32 @@
       <w:lang w:eastAsia="zh-CN"/>
     </w:rPr>
   </w:style>
-  <w:style w:type="character" w:styleId="Textkrper3Zchn" w:customStyle="1">
+  <w:style w:type="character" w:styleId="Textkrper3Zchn">
     <w:name w:val="Textkörper 3 Zchn"/>
     <w:basedOn w:val="DefaultParagraphFont"/>
     <w:link w:val="BodyText3"/>
-    <w:semiHidden/>
     <w:qFormat/>
-    <w:rsid w:val="000347e6"/>
     <w:rPr>
       <w:rFonts w:ascii="Arial" w:hAnsi="Arial"/>
       <w:sz w:val="22"/>
       <w:lang w:eastAsia="de-DE"/>
     </w:rPr>
   </w:style>
-  <w:style w:type="character" w:styleId="Textkrper-Einzug2Zchn" w:customStyle="1">
+  <w:style w:type="character" w:styleId="Textkrper-Einzug2Zchn">
     <w:name w:val="Textkörper-Einzug 2 Zchn"/>
     <w:basedOn w:val="DefaultParagraphFont"/>
     <w:link w:val="BodyTextIndent2"/>
-    <w:semiHidden/>
     <w:qFormat/>
-    <w:rsid w:val="000347e6"/>
     <w:rPr>
       <w:rFonts w:ascii="Arial" w:hAnsi="Arial" w:eastAsia="SimSun"/>
       <w:lang w:eastAsia="zh-CN"/>
     </w:rPr>
   </w:style>
-  <w:style w:type="character" w:styleId="Textkrper-Einzug3Zchn" w:customStyle="1">
+  <w:style w:type="character" w:styleId="Textkrper-Einzug3Zchn">
     <w:name w:val="Textkörper-Einzug 3 Zchn"/>
     <w:basedOn w:val="DefaultParagraphFont"/>
     <w:link w:val="BodyTextIndent3"/>
-    <w:semiHidden/>
     <w:qFormat/>
-    <w:rsid w:val="000347e6"/>
     <w:rPr>
       <w:rFonts w:ascii="Arial" w:hAnsi="Arial" w:eastAsia="SimSun"/>
       <w:lang w:eastAsia="zh-CN"/>
@@ -4088,11 +6948,7 @@
   <w:style w:type="character" w:styleId="UnresolvedMention">
     <w:name w:val="Unresolved Mention"/>
     <w:basedOn w:val="DefaultParagraphFont"/>
-    <w:uiPriority w:val="99"/>
-    <w:semiHidden/>
-    <w:unhideWhenUsed/>
     <w:qFormat/>
-    <w:rsid w:val="00ed201a"/>
     <w:rPr>
       <w:color w:val="605E5C"/>
       <w:shd w:fill="E1DFDD" w:val="clear"/>
@@ -4101,63 +6957,52 @@
   <w:style w:type="character" w:styleId="FollowedHyperlink">
     <w:name w:val="FollowedHyperlink"/>
     <w:basedOn w:val="DefaultParagraphFont"/>
-    <w:uiPriority w:val="99"/>
-    <w:unhideWhenUsed/>
-    <w:rsid w:val="00f91c90"/>
     <w:rPr>
       <w:rFonts w:ascii="Alexandria Light" w:hAnsi="Alexandria Light"/>
-      <w:color w:themeColor="background1" w:val="FFFFFF"/>
+      <w:color w:themeColor="light1" w:val="FFFFFF"/>
       <w:sz w:val="12"/>
       <w:u w:val="none"/>
     </w:rPr>
   </w:style>
-  <w:style w:type="character" w:styleId="berschrift8Zchn" w:customStyle="1">
+  <w:style w:type="character" w:styleId="berschrift8Zchn">
     <w:name w:val="Überschrift 8 Zchn"/>
     <w:basedOn w:val="DefaultParagraphFont"/>
     <w:link w:val="Heading8"/>
-    <w:uiPriority w:val="99"/>
     <w:qFormat/>
-    <w:rsid w:val="006f433b"/>
     <w:rPr>
       <w:rFonts w:ascii="Alexandria Light" w:hAnsi="Alexandria Light"/>
       <w:i/>
     </w:rPr>
   </w:style>
-  <w:style w:type="character" w:styleId="berschrift9Zchn" w:customStyle="1">
+  <w:style w:type="character" w:styleId="berschrift9Zchn">
     <w:name w:val="Überschrift 9 Zchn"/>
     <w:basedOn w:val="DefaultParagraphFont"/>
     <w:link w:val="Heading9"/>
-    <w:uiPriority w:val="99"/>
     <w:qFormat/>
-    <w:rsid w:val="006f433b"/>
     <w:rPr>
       <w:rFonts w:ascii="Alexandria Light" w:hAnsi="Alexandria Light"/>
       <w:b/>
       <w:smallCaps/>
     </w:rPr>
   </w:style>
-  <w:style w:type="character" w:styleId="berschrift3Zchn1" w:customStyle="1">
+  <w:style w:type="character" w:styleId="berschrift3Zchn1">
     <w:name w:val="Überschrift 3 Zchn1"/>
     <w:basedOn w:val="DefaultParagraphFont"/>
-    <w:semiHidden/>
     <w:qFormat/>
-    <w:rsid w:val="006f433b"/>
     <w:rPr>
-      <w:rFonts w:ascii="Calibri" w:hAnsi="Calibri" w:eastAsia="" w:cs="" w:asciiTheme="minorHAnsi" w:cstheme="majorBidi" w:eastAsiaTheme="majorEastAsia" w:hAnsiTheme="minorHAnsi"/>
+      <w:rFonts w:ascii="Calibri" w:hAnsi="Calibri" w:eastAsia="Times New Roman" w:cs="Times New Roman"/>
       <w:color w:themeColor="accent1" w:themeShade="bf" w:val="2E74B5"/>
       <w:sz w:val="28"/>
       <w:szCs w:val="28"/>
       <w:lang w:eastAsia="en-US"/>
     </w:rPr>
   </w:style>
-  <w:style w:type="character" w:styleId="berschrift4Zchn1" w:customStyle="1">
+  <w:style w:type="character" w:styleId="berschrift4Zchn1">
     <w:name w:val="Überschrift 4 Zchn1"/>
     <w:basedOn w:val="DefaultParagraphFont"/>
-    <w:semiHidden/>
     <w:qFormat/>
-    <w:rsid w:val="006f433b"/>
     <w:rPr>
-      <w:rFonts w:ascii="Calibri" w:hAnsi="Calibri" w:eastAsia="" w:cs="" w:asciiTheme="minorHAnsi" w:cstheme="majorBidi" w:eastAsiaTheme="majorEastAsia" w:hAnsiTheme="minorHAnsi"/>
+      <w:rFonts w:ascii="Calibri" w:hAnsi="Calibri" w:eastAsia="Times New Roman" w:cs="Times New Roman"/>
       <w:i/>
       <w:iCs/>
       <w:color w:themeColor="accent1" w:themeShade="bf" w:val="2E74B5"/>
@@ -4165,42 +7010,35 @@
       <w:lang w:eastAsia="en-US"/>
     </w:rPr>
   </w:style>
-  <w:style w:type="character" w:styleId="berschrift5Zchn1" w:customStyle="1">
+  <w:style w:type="character" w:styleId="berschrift5Zchn1">
     <w:name w:val="Überschrift 5 Zchn1"/>
     <w:basedOn w:val="DefaultParagraphFont"/>
-    <w:semiHidden/>
     <w:qFormat/>
-    <w:rsid w:val="006f433b"/>
     <w:rPr>
-      <w:rFonts w:ascii="Calibri" w:hAnsi="Calibri" w:eastAsia="" w:cs="" w:asciiTheme="minorHAnsi" w:cstheme="majorBidi" w:eastAsiaTheme="majorEastAsia" w:hAnsiTheme="minorHAnsi"/>
+      <w:rFonts w:ascii="Calibri" w:hAnsi="Calibri" w:eastAsia="Times New Roman" w:cs="Times New Roman"/>
       <w:color w:themeColor="accent1" w:themeShade="bf" w:val="2E74B5"/>
       <w:sz w:val="22"/>
       <w:lang w:eastAsia="en-US"/>
     </w:rPr>
   </w:style>
-  <w:style w:type="character" w:styleId="berschrift9Zchn1" w:customStyle="1">
+  <w:style w:type="character" w:styleId="berschrift9Zchn1">
     <w:name w:val="Überschrift 9 Zchn1"/>
     <w:basedOn w:val="DefaultParagraphFont"/>
-    <w:semiHidden/>
     <w:qFormat/>
-    <w:rsid w:val="006f433b"/>
     <w:rPr>
-      <w:rFonts w:ascii="Calibri" w:hAnsi="Calibri" w:eastAsia="" w:cs="" w:asciiTheme="minorHAnsi" w:cstheme="majorBidi" w:eastAsiaTheme="majorEastAsia" w:hAnsiTheme="minorHAnsi"/>
-      <w:color w:themeColor="text1" w:themeTint="d8" w:val="272727"/>
+      <w:rFonts w:ascii="Calibri" w:hAnsi="Calibri" w:eastAsia="Times New Roman" w:cs="Times New Roman"/>
+      <w:color w:themeColor="dark1" w:themeTint="d8" w:val="272727"/>
       <w:sz w:val="22"/>
       <w:lang w:eastAsia="en-US"/>
     </w:rPr>
   </w:style>
-  <w:style w:type="character" w:styleId="4Zchn" w:customStyle="1">
+  <w:style w:type="character" w:styleId="4Zchn">
     <w:name w:val="Ü4 Zchn"/>
     <w:basedOn w:val="berschrift4Zchn"/>
     <w:link w:val="4"/>
-    <w:semiHidden/>
     <w:qFormat/>
-    <w:locked/>
-    <w:rsid w:val="006f433b"/>
     <w:rPr>
-      <w:rFonts w:ascii="Calibri" w:hAnsi="Calibri" w:cs="Calibri" w:asciiTheme="minorHAnsi" w:hAnsiTheme="minorHAnsi"/>
+      <w:rFonts w:ascii="Calibri" w:hAnsi="Calibri" w:cs="Calibri"/>
       <w:b w:val="false"/>
       <w:i/>
       <w:iCs/>
@@ -4213,12 +7051,17 @@
     <w:qFormat/>
     <w:rPr/>
   </w:style>
-  <w:style w:type="character" w:styleId="Bullets">
-    <w:name w:val="Bullets"/>
+  <w:style w:type="character" w:styleId="Bulletsuser">
+    <w:name w:val="Bullets (user)"/>
     <w:qFormat/>
     <w:rPr>
       <w:rFonts w:ascii="OpenSymbol" w:hAnsi="OpenSymbol" w:eastAsia="OpenSymbol" w:cs="OpenSymbol"/>
     </w:rPr>
+  </w:style>
+  <w:style w:type="character" w:styleId="NumberingSymbols">
+    <w:name w:val="Numbering Symbols"/>
+    <w:qFormat/>
+    <w:rPr/>
   </w:style>
   <w:style w:type="paragraph" w:styleId="Heading">
     <w:name w:val="Heading"/>
@@ -4239,9 +7082,6 @@
     <w:name w:val="Body Text"/>
     <w:basedOn w:val="Normal"/>
     <w:link w:val="TextkrperZchn"/>
-    <w:semiHidden/>
-    <w:unhideWhenUsed/>
-    <w:rsid w:val="000347e6"/>
     <w:pPr>
       <w:tabs>
         <w:tab w:val="clear" w:pos="708"/>
@@ -4269,19 +7109,15 @@
     <w:name w:val="caption"/>
     <w:basedOn w:val="Normal"/>
     <w:next w:val="Normal"/>
-    <w:uiPriority w:val="35"/>
-    <w:semiHidden/>
-    <w:unhideWhenUsed/>
     <w:qFormat/>
-    <w:rsid w:val="006f433b"/>
     <w:pPr>
       <w:spacing w:lineRule="auto" w:line="240" w:before="0" w:after="200"/>
     </w:pPr>
     <w:rPr>
-      <w:rFonts w:ascii="Calibri" w:hAnsi="Calibri" w:asciiTheme="minorHAnsi" w:hAnsiTheme="minorHAnsi"/>
+      <w:rFonts w:ascii="Calibri" w:hAnsi="Calibri"/>
       <w:i/>
       <w:iCs/>
-      <w:color w:themeColor="text2" w:val="44546A"/>
+      <w:color w:themeColor="dark2" w:val="44546A"/>
       <w:sz w:val="18"/>
       <w:szCs w:val="18"/>
       <w:lang w:eastAsia="en-US"/>
@@ -4309,8 +7145,6 @@
     <w:name w:val="header"/>
     <w:basedOn w:val="Normal"/>
     <w:link w:val="KopfzeileZchn"/>
-    <w:uiPriority w:val="99"/>
-    <w:rsid w:val="00875818"/>
     <w:pPr>
       <w:tabs>
         <w:tab w:val="clear" w:pos="708"/>
@@ -4324,8 +7158,6 @@
     <w:name w:val="footer"/>
     <w:basedOn w:val="Normal"/>
     <w:link w:val="FuzeileZchn"/>
-    <w:uiPriority w:val="99"/>
-    <w:rsid w:val="00875818"/>
     <w:pPr>
       <w:tabs>
         <w:tab w:val="clear" w:pos="708"/>
@@ -4335,12 +7167,10 @@
     </w:pPr>
     <w:rPr/>
   </w:style>
-  <w:style w:type="paragraph" w:styleId="Fragen" w:customStyle="1">
+  <w:style w:type="paragraph" w:styleId="Fragen">
     <w:name w:val="Fragen"/>
     <w:basedOn w:val="Normal"/>
-    <w:uiPriority w:val="99"/>
     <w:qFormat/>
-    <w:rsid w:val="008b1ca2"/>
     <w:pPr>
       <w:numPr>
         <w:ilvl w:val="0"/>
@@ -4356,12 +7186,10 @@
       <w:i/>
     </w:rPr>
   </w:style>
-  <w:style w:type="paragraph" w:styleId="Aufzhlung1" w:customStyle="1">
+  <w:style w:type="paragraph" w:styleId="Aufzhlung1">
     <w:name w:val="Aufzählung_1"/>
     <w:basedOn w:val="Normal"/>
-    <w:uiPriority w:val="99"/>
     <w:qFormat/>
-    <w:rsid w:val="00b6422f"/>
     <w:pPr>
       <w:numPr>
         <w:ilvl w:val="0"/>
@@ -4375,12 +7203,10 @@
     </w:pPr>
     <w:rPr/>
   </w:style>
-  <w:style w:type="paragraph" w:styleId="Aufzhlung2" w:customStyle="1">
+  <w:style w:type="paragraph" w:styleId="Aufzhlung2">
     <w:name w:val="Aufzählung_2"/>
     <w:basedOn w:val="Aufzhlung1"/>
-    <w:uiPriority w:val="99"/>
     <w:qFormat/>
-    <w:rsid w:val="00875818"/>
     <w:pPr>
       <w:ind w:left="1247"/>
     </w:pPr>
@@ -4390,8 +7216,6 @@
     <w:name w:val="toc 1"/>
     <w:basedOn w:val="Normal"/>
     <w:next w:val="Normal"/>
-    <w:uiPriority w:val="39"/>
-    <w:rsid w:val="00875818"/>
     <w:pPr>
       <w:tabs>
         <w:tab w:val="clear" w:pos="708"/>
@@ -4406,8 +7230,6 @@
     <w:name w:val="toc 2"/>
     <w:basedOn w:val="Normal"/>
     <w:next w:val="Normal"/>
-    <w:uiPriority w:val="39"/>
-    <w:rsid w:val="00875818"/>
     <w:pPr>
       <w:ind w:hanging="680" w:left="680"/>
     </w:pPr>
@@ -4417,8 +7239,6 @@
     <w:name w:val="toc 3"/>
     <w:basedOn w:val="Normal"/>
     <w:next w:val="Normal"/>
-    <w:uiPriority w:val="39"/>
-    <w:rsid w:val="00875818"/>
     <w:pPr>
       <w:ind w:hanging="680" w:left="680"/>
     </w:pPr>
@@ -4429,9 +7249,6 @@
     <w:basedOn w:val="Normal"/>
     <w:next w:val="Normal"/>
     <w:autoRedefine/>
-    <w:uiPriority w:val="39"/>
-    <w:semiHidden/>
-    <w:rsid w:val="00875818"/>
     <w:pPr>
       <w:ind w:left="600"/>
     </w:pPr>
@@ -4442,9 +7259,6 @@
     <w:basedOn w:val="Normal"/>
     <w:next w:val="Normal"/>
     <w:autoRedefine/>
-    <w:uiPriority w:val="99"/>
-    <w:semiHidden/>
-    <w:rsid w:val="00875818"/>
     <w:pPr>
       <w:ind w:left="800"/>
     </w:pPr>
@@ -4455,9 +7269,6 @@
     <w:basedOn w:val="Normal"/>
     <w:next w:val="Normal"/>
     <w:autoRedefine/>
-    <w:uiPriority w:val="99"/>
-    <w:semiHidden/>
-    <w:rsid w:val="00875818"/>
     <w:pPr>
       <w:ind w:left="1000"/>
     </w:pPr>
@@ -4468,9 +7279,6 @@
     <w:basedOn w:val="Normal"/>
     <w:next w:val="Normal"/>
     <w:autoRedefine/>
-    <w:uiPriority w:val="99"/>
-    <w:semiHidden/>
-    <w:rsid w:val="00875818"/>
     <w:pPr>
       <w:ind w:left="1200"/>
     </w:pPr>
@@ -4481,9 +7289,6 @@
     <w:basedOn w:val="Normal"/>
     <w:next w:val="Normal"/>
     <w:autoRedefine/>
-    <w:uiPriority w:val="99"/>
-    <w:semiHidden/>
-    <w:rsid w:val="00875818"/>
     <w:pPr>
       <w:ind w:left="1400"/>
     </w:pPr>
@@ -4494,9 +7299,6 @@
     <w:basedOn w:val="Normal"/>
     <w:next w:val="Normal"/>
     <w:autoRedefine/>
-    <w:uiPriority w:val="99"/>
-    <w:semiHidden/>
-    <w:rsid w:val="00875818"/>
     <w:pPr>
       <w:ind w:left="1600"/>
     </w:pPr>
@@ -4506,11 +7308,8 @@
     <w:name w:val="footnote text"/>
     <w:basedOn w:val="Normal"/>
     <w:link w:val="FunotentextZchn"/>
-    <w:uiPriority w:val="99"/>
-    <w:semiHidden/>
-    <w:rsid w:val="00875818"/>
     <w:pPr>
-      <w:overflowPunct w:val="true"/>
+      <w:overflowPunct w:val="false"/>
       <w:spacing w:lineRule="auto" w:line="312" w:before="120" w:after="0"/>
       <w:textAlignment w:val="baseline"/>
     </w:pPr>
@@ -4521,10 +7320,12 @@
     <w:basedOn w:val="Normal"/>
     <w:next w:val="Normal"/>
     <w:link w:val="TitelZchn"/>
-    <w:uiPriority w:val="10"/>
     <w:qFormat/>
-    <w:rsid w:val="00e24c0c"/>
     <w:pPr>
+      <w:numPr>
+        <w:ilvl w:val="0"/>
+        <w:numId w:val="0"/>
+      </w:numPr>
       <w:spacing w:before="240" w:after="60"/>
       <w:jc w:val="center"/>
       <w:outlineLvl w:val="0"/>
@@ -4543,11 +7344,7 @@
     <w:name w:val="Balloon Text"/>
     <w:basedOn w:val="Normal"/>
     <w:link w:val="SprechblasentextZchn"/>
-    <w:uiPriority w:val="99"/>
-    <w:semiHidden/>
-    <w:unhideWhenUsed/>
     <w:qFormat/>
-    <w:rsid w:val="00ea5b5d"/>
     <w:pPr>
       <w:spacing w:lineRule="auto" w:line="240" w:before="0" w:after="0"/>
     </w:pPr>
@@ -4558,17 +7355,16 @@
       <w:lang w:val="x-none"/>
     </w:rPr>
   </w:style>
-  <w:style w:type="paragraph" w:styleId="Hinweis" w:customStyle="1">
+  <w:style w:type="paragraph" w:styleId="Hinweis">
     <w:name w:val="Hinweis"/>
-    <w:uiPriority w:val="99"/>
     <w:qFormat/>
-    <w:rsid w:val="00615077"/>
     <w:pPr>
       <w:widowControl/>
       <w:pBdr>
-        <w:left w:val="single" w:sz="24" w:space="24" w:color="5B9BD5" w:themeColor="accent1"/>
+        <w:left w:val="single" w:sz="24" w:space="24" w:color="5B9BD5"/>
       </w:pBdr>
       <w:suppressAutoHyphens w:val="true"/>
+      <w:overflowPunct w:val="true"/>
       <w:bidi w:val="0"/>
       <w:spacing w:before="60" w:after="60"/>
       <w:ind w:left="851"/>
@@ -4584,12 +7380,10 @@
       <w:lang w:val="de-DE" w:eastAsia="en-US" w:bidi="ar-SA"/>
     </w:rPr>
   </w:style>
-  <w:style w:type="paragraph" w:styleId="Formatvorlageberschrift9" w:customStyle="1">
+  <w:style w:type="paragraph" w:styleId="Formatvorlageberschrift9">
     <w:name w:val="Formatvorlage Überschrift 9"/>
     <w:basedOn w:val="Heading9"/>
-    <w:uiPriority w:val="99"/>
     <w:qFormat/>
-    <w:rsid w:val="00d10546"/>
     <w:pPr>
       <w:spacing w:lineRule="auto" w:line="360"/>
     </w:pPr>
@@ -4601,9 +7395,6 @@
     <w:name w:val="annotation text"/>
     <w:basedOn w:val="Normal"/>
     <w:link w:val="KommentartextZchn"/>
-    <w:uiPriority w:val="99"/>
-    <w:unhideWhenUsed/>
-    <w:rsid w:val="00520d66"/>
     <w:pPr>
       <w:spacing w:lineRule="auto" w:line="240"/>
     </w:pPr>
@@ -4614,11 +7405,7 @@
     <w:basedOn w:val="CommentText"/>
     <w:next w:val="CommentText"/>
     <w:link w:val="KommentarthemaZchn"/>
-    <w:uiPriority w:val="99"/>
-    <w:semiHidden/>
-    <w:unhideWhenUsed/>
     <w:qFormat/>
-    <w:rsid w:val="00520d66"/>
     <w:pPr/>
     <w:rPr>
       <w:b/>
@@ -4635,10 +7422,7 @@
     <w:name w:val="TOC Heading"/>
     <w:basedOn w:val="Heading1"/>
     <w:next w:val="Normal"/>
-    <w:uiPriority w:val="39"/>
-    <w:unhideWhenUsed/>
     <w:qFormat/>
-    <w:rsid w:val="001625e0"/>
     <w:pPr>
       <w:keepLines/>
       <w:spacing w:lineRule="auto" w:line="259" w:before="240" w:after="0"/>
@@ -4646,7 +7430,7 @@
       <w:outlineLvl w:val="9"/>
     </w:pPr>
     <w:rPr>
-      <w:rFonts w:ascii="Calibri Light" w:hAnsi="Calibri Light" w:eastAsia="" w:cs="" w:asciiTheme="majorHAnsi" w:cstheme="majorBidi" w:eastAsiaTheme="majorEastAsia" w:hAnsiTheme="majorHAnsi"/>
+      <w:rFonts w:ascii="Calibri Light" w:hAnsi="Calibri Light" w:eastAsia="Times New Roman" w:cs="Times New Roman"/>
       <w:b w:val="false"/>
       <w:color w:themeColor="accent1" w:themeShade="bf" w:val="2E74B5"/>
       <w:spacing w:val="0"/>
@@ -4656,14 +7440,12 @@
       <w:lang w:eastAsia="de-DE"/>
     </w:rPr>
   </w:style>
-  <w:style w:type="paragraph" w:styleId="msonormal" w:customStyle="1">
+  <w:style w:type="paragraph" w:styleId="msonormal">
     <w:name w:val="msonormal"/>
     <w:basedOn w:val="Normal"/>
-    <w:uiPriority w:val="99"/>
     <w:qFormat/>
-    <w:rsid w:val="000347e6"/>
     <w:pPr>
-      <w:spacing w:lineRule="auto" w:line="240" w:beforeAutospacing="1" w:afterAutospacing="1"/>
+      <w:spacing w:lineRule="auto" w:line="240" w:before="280" w:after="280"/>
       <w:jc w:val="left"/>
     </w:pPr>
     <w:rPr>
@@ -4677,9 +7459,6 @@
     <w:name w:val="Body Text Indent"/>
     <w:basedOn w:val="Normal"/>
     <w:link w:val="Textkrper-ZeileneinzugZchn"/>
-    <w:semiHidden/>
-    <w:unhideWhenUsed/>
-    <w:rsid w:val="000347e6"/>
     <w:pPr>
       <w:tabs>
         <w:tab w:val="clear" w:pos="708"/>
@@ -4698,10 +7477,7 @@
     <w:name w:val="Body Text 2"/>
     <w:basedOn w:val="Normal"/>
     <w:link w:val="Textkrper2Zchn"/>
-    <w:semiHidden/>
-    <w:unhideWhenUsed/>
     <w:qFormat/>
-    <w:rsid w:val="000347e6"/>
     <w:pPr>
       <w:spacing w:lineRule="auto" w:line="240" w:before="60" w:after="60"/>
       <w:jc w:val="left"/>
@@ -4717,10 +7493,7 @@
     <w:name w:val="Body Text 3"/>
     <w:basedOn w:val="Normal"/>
     <w:link w:val="Textkrper3Zchn"/>
-    <w:semiHidden/>
-    <w:unhideWhenUsed/>
     <w:qFormat/>
-    <w:rsid w:val="000347e6"/>
     <w:pPr>
       <w:spacing w:lineRule="atLeast" w:line="280" w:before="0" w:after="0"/>
       <w:jc w:val="left"/>
@@ -4735,10 +7508,7 @@
     <w:name w:val="Body Text Indent 2"/>
     <w:basedOn w:val="Normal"/>
     <w:link w:val="Textkrper-Einzug2Zchn"/>
-    <w:semiHidden/>
-    <w:unhideWhenUsed/>
     <w:qFormat/>
-    <w:rsid w:val="000347e6"/>
     <w:pPr>
       <w:tabs>
         <w:tab w:val="clear" w:pos="708"/>
@@ -4757,10 +7527,7 @@
     <w:name w:val="Body Text Indent 3"/>
     <w:basedOn w:val="Normal"/>
     <w:link w:val="Textkrper-Einzug3Zchn"/>
-    <w:semiHidden/>
-    <w:unhideWhenUsed/>
     <w:qFormat/>
-    <w:rsid w:val="000347e6"/>
     <w:pPr>
       <w:tabs>
         <w:tab w:val="clear" w:pos="708"/>
@@ -4778,9 +7545,7 @@
   <w:style w:type="paragraph" w:styleId="ListParagraph">
     <w:name w:val="List Paragraph"/>
     <w:basedOn w:val="Normal"/>
-    <w:uiPriority w:val="34"/>
     <w:qFormat/>
-    <w:rsid w:val="00e86664"/>
     <w:pPr>
       <w:spacing w:before="60" w:after="0"/>
       <w:ind w:left="720"/>
@@ -4788,11 +7553,10 @@
     </w:pPr>
     <w:rPr/>
   </w:style>
-  <w:style w:type="paragraph" w:styleId="2-MIBS" w:customStyle="1">
+  <w:style w:type="paragraph" w:styleId="2-MIBS">
     <w:name w:val="Ü2 - MIBS"/>
     <w:basedOn w:val="Heading2"/>
     <w:qFormat/>
-    <w:rsid w:val="00cf3218"/>
     <w:pPr>
       <w:spacing w:before="180" w:after="0"/>
     </w:pPr>
@@ -4803,12 +7567,9 @@
   <w:style w:type="paragraph" w:styleId="NormalWeb">
     <w:name w:val="Normal (Web)"/>
     <w:basedOn w:val="Normal"/>
-    <w:uiPriority w:val="99"/>
-    <w:unhideWhenUsed/>
     <w:qFormat/>
-    <w:rsid w:val="00130b3c"/>
     <w:pPr>
-      <w:spacing w:lineRule="auto" w:line="240" w:beforeAutospacing="1" w:afterAutospacing="1"/>
+      <w:spacing w:lineRule="auto" w:line="240" w:before="280" w:after="280"/>
       <w:jc w:val="left"/>
     </w:pPr>
     <w:rPr>
@@ -4822,26 +7583,20 @@
     <w:name w:val="table of figures"/>
     <w:basedOn w:val="Normal"/>
     <w:next w:val="Normal"/>
-    <w:uiPriority w:val="99"/>
-    <w:semiHidden/>
-    <w:unhideWhenUsed/>
-    <w:rsid w:val="006f433b"/>
     <w:pPr/>
     <w:rPr>
-      <w:rFonts w:ascii="Calibri" w:hAnsi="Calibri" w:asciiTheme="minorHAnsi" w:hAnsiTheme="minorHAnsi"/>
+      <w:rFonts w:ascii="Calibri" w:hAnsi="Calibri"/>
       <w:sz w:val="22"/>
       <w:lang w:eastAsia="en-US"/>
     </w:rPr>
   </w:style>
   <w:style w:type="paragraph" w:styleId="Revision">
     <w:name w:val="Revision"/>
-    <w:uiPriority w:val="99"/>
-    <w:semiHidden/>
     <w:qFormat/>
-    <w:rsid w:val="006f433b"/>
     <w:pPr>
       <w:widowControl/>
       <w:suppressAutoHyphens w:val="true"/>
+      <w:overflowPunct w:val="true"/>
       <w:bidi w:val="0"/>
       <w:spacing w:before="0" w:after="0"/>
       <w:jc w:val="left"/>
@@ -4855,14 +7610,12 @@
       <w:lang w:val="de-DE" w:eastAsia="en-US" w:bidi="ar-SA"/>
     </w:rPr>
   </w:style>
-  <w:style w:type="paragraph" w:styleId="4" w:customStyle="1">
+  <w:style w:type="paragraph" w:styleId="4">
     <w:name w:val="Ü4"/>
     <w:basedOn w:val="Heading3"/>
     <w:next w:val="Normal"/>
     <w:link w:val="4Zchn"/>
-    <w:semiHidden/>
     <w:qFormat/>
-    <w:rsid w:val="006f433b"/>
     <w:pPr>
       <w:numPr>
         <w:ilvl w:val="0"/>
@@ -4870,7 +7623,7 @@
       </w:numPr>
     </w:pPr>
     <w:rPr>
-      <w:rFonts w:ascii="Calibri" w:hAnsi="Calibri" w:cs="Calibri" w:asciiTheme="minorHAnsi" w:hAnsiTheme="minorHAnsi"/>
+      <w:rFonts w:ascii="Calibri" w:hAnsi="Calibri" w:cs="Calibri"/>
       <w:b w:val="false"/>
       <w:i/>
       <w:iCs/>
@@ -4878,456 +7631,19 @@
       <w:lang w:eastAsia="en-US"/>
     </w:rPr>
   </w:style>
-  <w:style w:type="numbering" w:styleId="NoList" w:default="1">
+  <w:style w:type="paragraph" w:styleId="BlockQuotationuser">
+    <w:name w:val="Block Quotation (user)"/>
+    <w:basedOn w:val="Normal"/>
+    <w:qFormat/>
+    <w:pPr>
+      <w:spacing w:before="60" w:after="283"/>
+      <w:ind w:hanging="0" w:left="567" w:right="567"/>
+    </w:pPr>
+    <w:rPr/>
+  </w:style>
+  <w:style w:type="numbering" w:styleId="NoList">
     <w:name w:val="No List"/>
-    <w:uiPriority w:val="99"/>
-    <w:semiHidden/>
-    <w:unhideWhenUsed/>
     <w:qFormat/>
-  </w:style>
-  <w:style w:type="table" w:default="1" w:styleId="NormaleTabelle">
-    <w:name w:val="Normal Table"/>
-    <w:uiPriority w:val="99"/>
-    <w:semiHidden/>
-    <w:unhideWhenUsed/>
-    <w:tblPr>
-      <w:tblCellMar>
-        <w:top w:w="0" w:type="dxa"/>
-        <w:left w:w="108" w:type="dxa"/>
-        <w:bottom w:w="0" w:type="dxa"/>
-        <w:right w:w="108" w:type="dxa"/>
-      </w:tblCellMar>
-    </w:tblPr>
-  </w:style>
-  <w:style w:type="table" w:styleId="Tabellenraster">
-    <w:name w:val="Table Grid"/>
-    <w:basedOn w:val="NormaleTabelle"/>
-    <w:uiPriority w:val="59"/>
-    <w:rsid w:val="00b16fa5"/>
-    <w:tblPr>
-      <w:tblBorders>
-        <w:top w:val="single" w:color="auto" w:sz="4" w:space="0"/>
-        <w:left w:val="single" w:color="auto" w:sz="4" w:space="0"/>
-        <w:bottom w:val="single" w:color="auto" w:sz="4" w:space="0"/>
-        <w:right w:val="single" w:color="auto" w:sz="4" w:space="0"/>
-        <w:insideH w:val="single" w:color="auto" w:sz="4" w:space="0"/>
-        <w:insideV w:val="single" w:color="auto" w:sz="4" w:space="0"/>
-      </w:tblBorders>
-    </w:tblPr>
-  </w:style>
-  <w:style w:type="table" w:customStyle="1" w:styleId="Tabellenraster1">
-    <w:name w:val="Tabellenraster1"/>
-    <w:basedOn w:val="NormaleTabelle"/>
-    <w:uiPriority w:val="59"/>
-    <w:rsid w:val="000347e6"/>
-    <w:rPr>
-      <w:sz w:val="22"/>
-      <w:szCs w:val="22"/>
-      <w:lang w:eastAsia="en-US"/>
-    </w:rPr>
-    <w:tblPr>
-      <w:tblBorders>
-        <w:top w:val="single" w:color="auto" w:sz="4" w:space="0"/>
-        <w:left w:val="single" w:color="auto" w:sz="4" w:space="0"/>
-        <w:bottom w:val="single" w:color="auto" w:sz="4" w:space="0"/>
-        <w:right w:val="single" w:color="auto" w:sz="4" w:space="0"/>
-        <w:insideH w:val="single" w:color="auto" w:sz="4" w:space="0"/>
-        <w:insideV w:val="single" w:color="auto" w:sz="4" w:space="0"/>
-      </w:tblBorders>
-    </w:tblPr>
-  </w:style>
-  <w:style w:type="table" w:customStyle="1" w:styleId="Tabellenraster2">
-    <w:name w:val="Tabellenraster2"/>
-    <w:basedOn w:val="NormaleTabelle"/>
-    <w:uiPriority w:val="59"/>
-    <w:rsid w:val="000347e6"/>
-    <w:rPr>
-      <w:sz w:val="22"/>
-      <w:szCs w:val="22"/>
-      <w:lang w:eastAsia="en-US"/>
-    </w:rPr>
-    <w:tblPr>
-      <w:tblBorders>
-        <w:top w:val="single" w:color="auto" w:sz="4" w:space="0"/>
-        <w:left w:val="single" w:color="auto" w:sz="4" w:space="0"/>
-        <w:bottom w:val="single" w:color="auto" w:sz="4" w:space="0"/>
-        <w:right w:val="single" w:color="auto" w:sz="4" w:space="0"/>
-        <w:insideH w:val="single" w:color="auto" w:sz="4" w:space="0"/>
-        <w:insideV w:val="single" w:color="auto" w:sz="4" w:space="0"/>
-      </w:tblBorders>
-    </w:tblPr>
-  </w:style>
-  <w:style w:type="table" w:styleId="Listentabelle3Akzent1">
-    <w:name w:val="List Table 3 Accent 1"/>
-    <w:basedOn w:val="NormaleTabelle"/>
-    <w:uiPriority w:val="48"/>
-    <w:rsid w:val="00e0378f"/>
-    <w:tblPr>
-      <w:tblStyleRowBandSize w:val="1"/>
-      <w:tblStyleColBandSize w:val="1"/>
-      <w:tblBorders>
-        <w:top w:val="single" w:color="5B9BD5" w:themeColor="accent1" w:sz="4" w:space="0"/>
-        <w:left w:val="single" w:color="5B9BD5" w:themeColor="accent1" w:sz="4" w:space="0"/>
-        <w:bottom w:val="single" w:color="5B9BD5" w:themeColor="accent1" w:sz="4" w:space="0"/>
-        <w:right w:val="single" w:color="5B9BD5" w:themeColor="accent1" w:sz="4" w:space="0"/>
-      </w:tblBorders>
-    </w:tblPr>
-    <w:tblStylePr w:type="firstRow">
-      <w:rPr>
-        <w:b/>
-        <w:bCs/>
-        <w:color w:val="ffffff" w:themeColor="background1"/>
-      </w:rPr>
-      <w:tblPr/>
-      <w:tcPr>
-        <w:shd w:val="clear" w:color="auto" w:fill="5B9BD5" w:themeFill="accent1"/>
-      </w:tcPr>
-    </w:tblStylePr>
-    <w:tblStylePr w:type="lastRow">
-      <w:rPr>
-        <w:b/>
-        <w:bCs/>
-      </w:rPr>
-      <w:tblPr/>
-      <w:tcPr>
-        <w:tcBorders>
-          <w:top w:val="double" w:color="5B9BD5" w:themeColor="accent1" w:sz="4" w:space="0"/>
-        </w:tcBorders>
-        <w:shd w:val="clear" w:color="auto" w:fill="FFFFFF" w:themeFill="background1"/>
-      </w:tcPr>
-    </w:tblStylePr>
-    <w:tblStylePr w:type="firstCol">
-      <w:rPr>
-        <w:b/>
-        <w:bCs/>
-      </w:rPr>
-      <w:tblPr/>
-      <w:tcPr>
-        <w:tcBorders>
-          <w:right w:val="nil"/>
-        </w:tcBorders>
-        <w:shd w:val="clear" w:color="auto" w:fill="FFFFFF" w:themeFill="background1"/>
-      </w:tcPr>
-    </w:tblStylePr>
-    <w:tblStylePr w:type="lastCol">
-      <w:rPr>
-        <w:b/>
-        <w:bCs/>
-      </w:rPr>
-      <w:tblPr/>
-      <w:tcPr>
-        <w:tcBorders>
-          <w:left w:val="nil"/>
-        </w:tcBorders>
-        <w:shd w:val="clear" w:color="auto" w:fill="FFFFFF" w:themeFill="background1"/>
-      </w:tcPr>
-    </w:tblStylePr>
-    <w:tblStylePr w:type="band1Vert">
-      <w:tblPr/>
-      <w:tcPr>
-        <w:tcBorders>
-          <w:left w:val="single" w:color="5B9BD5" w:themeColor="accent1" w:sz="4" w:space="0"/>
-          <w:right w:val="single" w:color="5B9BD5" w:themeColor="accent1" w:sz="4" w:space="0"/>
-        </w:tcBorders>
-      </w:tcPr>
-    </w:tblStylePr>
-    <w:tblStylePr w:type="band1Horz">
-      <w:tblPr/>
-      <w:tcPr>
-        <w:tcBorders>
-          <w:top w:val="single" w:color="5B9BD5" w:themeColor="accent1" w:sz="4" w:space="0"/>
-          <w:bottom w:val="single" w:color="5B9BD5" w:themeColor="accent1" w:sz="4" w:space="0"/>
-          <w:insideH w:val="nil"/>
-        </w:tcBorders>
-      </w:tcPr>
-    </w:tblStylePr>
-    <w:tblStylePr w:type="neCell">
-      <w:tblPr/>
-      <w:tcPr>
-        <w:tcBorders>
-          <w:left w:val="nil"/>
-          <w:bottom w:val="nil"/>
-        </w:tcBorders>
-      </w:tcPr>
-    </w:tblStylePr>
-    <w:tblStylePr w:type="nwCell">
-      <w:tblPr/>
-      <w:tcPr>
-        <w:tcBorders>
-          <w:bottom w:val="nil"/>
-          <w:right w:val="nil"/>
-        </w:tcBorders>
-      </w:tcPr>
-    </w:tblStylePr>
-    <w:tblStylePr w:type="seCell">
-      <w:tblPr/>
-      <w:tcPr>
-        <w:tcBorders>
-          <w:top w:val="double" w:color="5B9BD5" w:themeColor="accent1" w:sz="4" w:space="0"/>
-          <w:left w:val="nil"/>
-        </w:tcBorders>
-      </w:tcPr>
-    </w:tblStylePr>
-    <w:tblStylePr w:type="swCell">
-      <w:tblPr/>
-      <w:tcPr>
-        <w:tcBorders>
-          <w:top w:val="double" w:color="5B9BD5" w:themeColor="accent1" w:sz="4" w:space="0"/>
-          <w:right w:val="nil"/>
-        </w:tcBorders>
-      </w:tcPr>
-    </w:tblStylePr>
-  </w:style>
-  <w:style w:type="table" w:styleId="Gitternetztabelle4Akzent5">
-    <w:name w:val="Grid Table 4 Accent 5"/>
-    <w:basedOn w:val="NormaleTabelle"/>
-    <w:uiPriority w:val="49"/>
-    <w:rsid w:val="006f433b"/>
-    <w:tblPr>
-      <w:tblStyleRowBandSize w:val="1"/>
-      <w:tblStyleColBandSize w:val="1"/>
-      <w:tblBorders>
-        <w:top w:val="single" w:color="8EAADB" w:themeColor="accent5" w:themeTint="99" w:sz="4" w:space="0"/>
-        <w:left w:val="single" w:color="8EAADB" w:themeColor="accent5" w:themeTint="99" w:sz="4" w:space="0"/>
-        <w:bottom w:val="single" w:color="8EAADB" w:themeColor="accent5" w:themeTint="99" w:sz="4" w:space="0"/>
-        <w:right w:val="single" w:color="8EAADB" w:themeColor="accent5" w:themeTint="99" w:sz="4" w:space="0"/>
-        <w:insideH w:val="single" w:color="8EAADB" w:themeColor="accent5" w:themeTint="99" w:sz="4" w:space="0"/>
-        <w:insideV w:val="single" w:color="8EAADB" w:themeColor="accent5" w:themeTint="99" w:sz="4" w:space="0"/>
-      </w:tblBorders>
-    </w:tblPr>
-    <w:tblStylePr w:type="firstRow">
-      <w:rPr>
-        <w:b/>
-        <w:bCs/>
-        <w:color w:val="ffffff" w:themeColor="background1"/>
-      </w:rPr>
-      <w:tblPr/>
-      <w:tcPr>
-        <w:tcBorders>
-          <w:top w:val="single" w:color="4472C4" w:themeColor="accent5" w:sz="4" w:space="0"/>
-          <w:left w:val="single" w:color="4472C4" w:themeColor="accent5" w:sz="4" w:space="0"/>
-          <w:bottom w:val="single" w:color="4472C4" w:themeColor="accent5" w:sz="4" w:space="0"/>
-          <w:right w:val="single" w:color="4472C4" w:themeColor="accent5" w:sz="4" w:space="0"/>
-          <w:insideH w:val="nil"/>
-          <w:insideV w:val="nil"/>
-        </w:tcBorders>
-        <w:shd w:val="clear" w:color="auto" w:fill="4472C4" w:themeFill="accent5"/>
-      </w:tcPr>
-    </w:tblStylePr>
-    <w:tblStylePr w:type="lastRow">
-      <w:rPr>
-        <w:b/>
-        <w:bCs/>
-      </w:rPr>
-      <w:tblPr/>
-      <w:tcPr>
-        <w:tcBorders>
-          <w:top w:val="double" w:color="4472C4" w:themeColor="accent5" w:sz="4" w:space="0"/>
-        </w:tcBorders>
-      </w:tcPr>
-    </w:tblStylePr>
-    <w:tblStylePr w:type="firstCol">
-      <w:rPr>
-        <w:b/>
-        <w:bCs/>
-      </w:rPr>
-      <w:tblPr/>
-    </w:tblStylePr>
-    <w:tblStylePr w:type="lastCol">
-      <w:rPr>
-        <w:b/>
-        <w:bCs/>
-      </w:rPr>
-      <w:tblPr/>
-    </w:tblStylePr>
-    <w:tblStylePr w:type="band1Vert">
-      <w:tblPr/>
-      <w:tcPr>
-        <w:shd w:val="clear" w:color="auto" w:fill="D9E2F3" w:themeFill="accent5" w:themeFillTint="33"/>
-      </w:tcPr>
-    </w:tblStylePr>
-    <w:tblStylePr w:type="band1Horz">
-      <w:tblPr/>
-      <w:tcPr>
-        <w:shd w:val="clear" w:color="auto" w:fill="D9E2F3" w:themeFill="accent5" w:themeFillTint="33"/>
-      </w:tcPr>
-    </w:tblStylePr>
-  </w:style>
-  <w:style w:type="table" w:styleId="Gitternetztabelle5dunkelAkzent5">
-    <w:name w:val="Grid Table 5 Dark Accent 5"/>
-    <w:basedOn w:val="NormaleTabelle"/>
-    <w:uiPriority w:val="50"/>
-    <w:rsid w:val="006f433b"/>
-    <w:tblPr>
-      <w:tblStyleRowBandSize w:val="1"/>
-      <w:tblStyleColBandSize w:val="1"/>
-      <w:tblBorders>
-        <w:top w:val="single" w:color="FFFFFF" w:themeColor="background1" w:sz="4" w:space="0"/>
-        <w:left w:val="single" w:color="FFFFFF" w:themeColor="background1" w:sz="4" w:space="0"/>
-        <w:bottom w:val="single" w:color="FFFFFF" w:themeColor="background1" w:sz="4" w:space="0"/>
-        <w:right w:val="single" w:color="FFFFFF" w:themeColor="background1" w:sz="4" w:space="0"/>
-        <w:insideH w:val="single" w:color="FFFFFF" w:themeColor="background1" w:sz="4" w:space="0"/>
-        <w:insideV w:val="single" w:color="FFFFFF" w:themeColor="background1" w:sz="4" w:space="0"/>
-      </w:tblBorders>
-    </w:tblPr>
-    <w:tcPr>
-      <w:shd w:val="clear" w:color="auto" w:fill="D9E2F3" w:themeFill="accent5" w:themeFillTint="33"/>
-    </w:tcPr>
-    <w:tblStylePr w:type="firstRow">
-      <w:rPr>
-        <w:b/>
-        <w:bCs/>
-        <w:color w:val="ffffff" w:themeColor="background1"/>
-      </w:rPr>
-      <w:tblPr/>
-      <w:tcPr>
-        <w:tcBorders>
-          <w:top w:val="single" w:color="FFFFFF" w:themeColor="background1" w:sz="4" w:space="0"/>
-          <w:left w:val="single" w:color="FFFFFF" w:themeColor="background1" w:sz="4" w:space="0"/>
-          <w:right w:val="single" w:color="FFFFFF" w:themeColor="background1" w:sz="4" w:space="0"/>
-          <w:insideH w:val="nil"/>
-          <w:insideV w:val="nil"/>
-        </w:tcBorders>
-        <w:shd w:val="clear" w:color="auto" w:fill="4472C4" w:themeFill="accent5"/>
-      </w:tcPr>
-    </w:tblStylePr>
-    <w:tblStylePr w:type="lastRow">
-      <w:rPr>
-        <w:b/>
-        <w:bCs/>
-        <w:color w:val="ffffff" w:themeColor="background1"/>
-      </w:rPr>
-      <w:tblPr/>
-      <w:tcPr>
-        <w:tcBorders>
-          <w:left w:val="single" w:color="FFFFFF" w:themeColor="background1" w:sz="4" w:space="0"/>
-          <w:bottom w:val="single" w:color="FFFFFF" w:themeColor="background1" w:sz="4" w:space="0"/>
-          <w:right w:val="single" w:color="FFFFFF" w:themeColor="background1" w:sz="4" w:space="0"/>
-          <w:insideH w:val="nil"/>
-          <w:insideV w:val="nil"/>
-        </w:tcBorders>
-        <w:shd w:val="clear" w:color="auto" w:fill="4472C4" w:themeFill="accent5"/>
-      </w:tcPr>
-    </w:tblStylePr>
-    <w:tblStylePr w:type="firstCol">
-      <w:rPr>
-        <w:b/>
-        <w:bCs/>
-        <w:color w:val="ffffff" w:themeColor="background1"/>
-      </w:rPr>
-      <w:tblPr/>
-      <w:tcPr>
-        <w:tcBorders>
-          <w:top w:val="single" w:color="FFFFFF" w:themeColor="background1" w:sz="4" w:space="0"/>
-          <w:left w:val="single" w:color="FFFFFF" w:themeColor="background1" w:sz="4" w:space="0"/>
-          <w:bottom w:val="single" w:color="FFFFFF" w:themeColor="background1" w:sz="4" w:space="0"/>
-          <w:insideV w:val="nil"/>
-        </w:tcBorders>
-        <w:shd w:val="clear" w:color="auto" w:fill="4472C4" w:themeFill="accent5"/>
-      </w:tcPr>
-    </w:tblStylePr>
-    <w:tblStylePr w:type="lastCol">
-      <w:rPr>
-        <w:b/>
-        <w:bCs/>
-        <w:color w:val="ffffff" w:themeColor="background1"/>
-      </w:rPr>
-      <w:tblPr/>
-      <w:tcPr>
-        <w:tcBorders>
-          <w:top w:val="single" w:color="FFFFFF" w:themeColor="background1" w:sz="4" w:space="0"/>
-          <w:bottom w:val="single" w:color="FFFFFF" w:themeColor="background1" w:sz="4" w:space="0"/>
-          <w:right w:val="single" w:color="FFFFFF" w:themeColor="background1" w:sz="4" w:space="0"/>
-          <w:insideV w:val="nil"/>
-        </w:tcBorders>
-        <w:shd w:val="clear" w:color="auto" w:fill="4472C4" w:themeFill="accent5"/>
-      </w:tcPr>
-    </w:tblStylePr>
-    <w:tblStylePr w:type="band1Vert">
-      <w:tblPr/>
-      <w:tcPr>
-        <w:shd w:val="clear" w:color="auto" w:fill="B4C6E7" w:themeFill="accent5" w:themeFillTint="66"/>
-      </w:tcPr>
-    </w:tblStylePr>
-    <w:tblStylePr w:type="band1Horz">
-      <w:tblPr/>
-      <w:tcPr>
-        <w:shd w:val="clear" w:color="auto" w:fill="B4C6E7" w:themeFill="accent5" w:themeFillTint="66"/>
-      </w:tcPr>
-    </w:tblStylePr>
-  </w:style>
-  <w:style w:type="table" w:styleId="Listentabelle4Akzent5">
-    <w:name w:val="List Table 4 Accent 5"/>
-    <w:basedOn w:val="NormaleTabelle"/>
-    <w:uiPriority w:val="49"/>
-    <w:rsid w:val="006f433b"/>
-    <w:tblPr>
-      <w:tblStyleRowBandSize w:val="1"/>
-      <w:tblStyleColBandSize w:val="1"/>
-      <w:tblBorders>
-        <w:top w:val="single" w:color="8EAADB" w:themeColor="accent5" w:themeTint="99" w:sz="4" w:space="0"/>
-        <w:left w:val="single" w:color="8EAADB" w:themeColor="accent5" w:themeTint="99" w:sz="4" w:space="0"/>
-        <w:bottom w:val="single" w:color="8EAADB" w:themeColor="accent5" w:themeTint="99" w:sz="4" w:space="0"/>
-        <w:right w:val="single" w:color="8EAADB" w:themeColor="accent5" w:themeTint="99" w:sz="4" w:space="0"/>
-        <w:insideH w:val="single" w:color="8EAADB" w:themeColor="accent5" w:themeTint="99" w:sz="4" w:space="0"/>
-      </w:tblBorders>
-    </w:tblPr>
-    <w:tblStylePr w:type="firstRow">
-      <w:rPr>
-        <w:b/>
-        <w:bCs/>
-        <w:color w:val="ffffff" w:themeColor="background1"/>
-      </w:rPr>
-      <w:tblPr/>
-      <w:tcPr>
-        <w:tcBorders>
-          <w:top w:val="single" w:color="4472C4" w:themeColor="accent5" w:sz="4" w:space="0"/>
-          <w:left w:val="single" w:color="4472C4" w:themeColor="accent5" w:sz="4" w:space="0"/>
-          <w:bottom w:val="single" w:color="4472C4" w:themeColor="accent5" w:sz="4" w:space="0"/>
-          <w:right w:val="single" w:color="4472C4" w:themeColor="accent5" w:sz="4" w:space="0"/>
-          <w:insideH w:val="nil"/>
-        </w:tcBorders>
-        <w:shd w:val="clear" w:color="auto" w:fill="4472C4" w:themeFill="accent5"/>
-      </w:tcPr>
-    </w:tblStylePr>
-    <w:tblStylePr w:type="lastRow">
-      <w:rPr>
-        <w:b/>
-        <w:bCs/>
-      </w:rPr>
-      <w:tblPr/>
-      <w:tcPr>
-        <w:tcBorders>
-          <w:top w:val="double" w:color="8EAADB" w:themeColor="accent5" w:sz="4" w:space="0"/>
-        </w:tcBorders>
-      </w:tcPr>
-    </w:tblStylePr>
-    <w:tblStylePr w:type="firstCol">
-      <w:rPr>
-        <w:b/>
-        <w:bCs/>
-      </w:rPr>
-      <w:tblPr/>
-    </w:tblStylePr>
-    <w:tblStylePr w:type="lastCol">
-      <w:rPr>
-        <w:b/>
-        <w:bCs/>
-      </w:rPr>
-      <w:tblPr/>
-    </w:tblStylePr>
-    <w:tblStylePr w:type="band1Vert">
-      <w:tblPr/>
-      <w:tcPr>
-        <w:shd w:val="clear" w:color="auto" w:fill="D9E2F3" w:themeFill="accent5" w:themeFillTint="33"/>
-      </w:tcPr>
-    </w:tblStylePr>
-    <w:tblStylePr w:type="band1Horz">
-      <w:tblPr/>
-      <w:tcPr>
-        <w:shd w:val="clear" w:color="auto" w:fill="D9E2F3" w:themeFill="accent5" w:themeFillTint="33"/>
-      </w:tcPr>
-    </w:tblStylePr>
   </w:style>
 </w:styles>
 </file>
@@ -5375,14 +7691,14 @@
     </a:clrScheme>
     <a:fontScheme name="Office">
       <a:majorFont>
-        <a:latin typeface="Calibri Light" panose="020F0302020204030204" pitchFamily="0" charset="1"/>
-        <a:ea typeface=""/>
-        <a:cs typeface=""/>
+        <a:latin typeface="Arial" pitchFamily="0" charset="1"/>
+        <a:ea typeface="DejaVu Sans" pitchFamily="0" charset="1"/>
+        <a:cs typeface="DejaVu Sans" pitchFamily="0" charset="1"/>
       </a:majorFont>
       <a:minorFont>
-        <a:latin typeface="Calibri" panose="020F0502020204030204" pitchFamily="0" charset="1"/>
-        <a:ea typeface=""/>
-        <a:cs typeface=""/>
+        <a:latin typeface="Arial" pitchFamily="0" charset="1"/>
+        <a:ea typeface="DejaVu Sans" pitchFamily="0" charset="1"/>
+        <a:cs typeface="DejaVu Sans" pitchFamily="0" charset="1"/>
       </a:minorFont>
     </a:fontScheme>
     <a:fmtScheme>
@@ -5390,67 +7706,25 @@
         <a:solidFill>
           <a:schemeClr val="phClr"/>
         </a:solidFill>
-        <a:gradFill>
-          <a:gsLst>
-            <a:gs pos="0">
-              <a:schemeClr val="phClr">
-                <a:lumMod val="110000"/>
-                <a:tint val="67000"/>
-              </a:schemeClr>
-            </a:gs>
-            <a:gs pos="50000">
-              <a:schemeClr val="phClr">
-                <a:lumMod val="105000"/>
-                <a:tint val="73000"/>
-              </a:schemeClr>
-            </a:gs>
-            <a:gs pos="100000">
-              <a:schemeClr val="phClr">
-                <a:lumMod val="105000"/>
-                <a:tint val="81000"/>
-              </a:schemeClr>
-            </a:gs>
-          </a:gsLst>
-          <a:lin ang="5400000" scaled="0"/>
-          <a:tileRect l="0" t="0" r="0" b="0"/>
-        </a:gradFill>
-        <a:gradFill>
-          <a:gsLst>
-            <a:gs pos="0">
-              <a:schemeClr val="phClr">
-                <a:lumMod val="102000"/>
-                <a:tint val="94000"/>
-              </a:schemeClr>
-            </a:gs>
-            <a:gs pos="50000">
-              <a:schemeClr val="phClr">
-                <a:lumMod val="100000"/>
-                <a:shade val="100000"/>
-              </a:schemeClr>
-            </a:gs>
-            <a:gs pos="100000">
-              <a:schemeClr val="phClr">
-                <a:lumMod val="99000"/>
-                <a:shade val="78000"/>
-              </a:schemeClr>
-            </a:gs>
-          </a:gsLst>
-          <a:lin ang="5400000" scaled="0"/>
-          <a:tileRect l="0" t="0" r="0" b="0"/>
-        </a:gradFill>
+        <a:solidFill>
+          <a:schemeClr val="phClr"/>
+        </a:solidFill>
+        <a:solidFill>
+          <a:schemeClr val="phClr"/>
+        </a:solidFill>
       </a:fillStyleLst>
       <a:lnStyleLst>
         <a:ln w="6350" cap="flat" cmpd="sng" algn="ctr">
           <a:prstDash val="solid"/>
-          <a:miter lim="800000"/>
+          <a:miter/>
         </a:ln>
-        <a:ln w="12700" cap="flat" cmpd="sng" algn="ctr">
+        <a:ln w="6350" cap="flat" cmpd="sng" algn="ctr">
           <a:prstDash val="solid"/>
-          <a:miter lim="800000"/>
+          <a:miter/>
         </a:ln>
-        <a:ln w="19050" cap="flat" cmpd="sng" algn="ctr">
+        <a:ln w="6350" cap="flat" cmpd="sng" algn="ctr">
           <a:prstDash val="solid"/>
-          <a:miter lim="800000"/>
+          <a:miter/>
         </a:ln>
       </a:lnStyleLst>
       <a:effectStyleLst>
@@ -5469,342 +7743,13 @@
           <a:schemeClr val="phClr"/>
         </a:solidFill>
         <a:solidFill>
-          <a:schemeClr val="phClr">
-            <a:tint val="95000"/>
-          </a:schemeClr>
+          <a:schemeClr val="phClr"/>
         </a:solidFill>
-        <a:gradFill>
-          <a:gsLst>
-            <a:gs pos="0">
-              <a:schemeClr val="phClr">
-                <a:tint val="93000"/>
-                <a:shade val="98000"/>
-                <a:lumMod val="102000"/>
-              </a:schemeClr>
-            </a:gs>
-            <a:gs pos="50000">
-              <a:schemeClr val="phClr">
-                <a:tint val="98000"/>
-                <a:shade val="90000"/>
-                <a:lumMod val="103000"/>
-              </a:schemeClr>
-            </a:gs>
-            <a:gs pos="100000">
-              <a:schemeClr val="phClr">
-                <a:shade val="63000"/>
-              </a:schemeClr>
-            </a:gs>
-          </a:gsLst>
-          <a:lin ang="5400000" scaled="0"/>
-          <a:tileRect l="0" t="0" r="0" b="0"/>
-        </a:gradFill>
+        <a:solidFill>
+          <a:schemeClr val="phClr"/>
+        </a:solidFill>
       </a:bgFillStyleLst>
     </a:fmtScheme>
   </a:themeElements>
 </a:theme>
-</file>
-
-<file path=customXml/item1.xml><?xml version="1.0" encoding="utf-8"?>
-<ct:contentTypeSchema xmlns:ct="http://schemas.microsoft.com/office/2006/metadata/contentType" xmlns:ma="http://schemas.microsoft.com/office/2006/metadata/properties/metaAttributes" ct:_="" ma:_="" ma:contentTypeName="Dokument" ma:contentTypeID="0x01010040E4647AF87E3746A3B7BD33A35F3606" ma:contentTypeVersion="16" ma:contentTypeDescription="Ein neues Dokument erstellen." ma:contentTypeScope="" ma:versionID="2f8b019ff3b20e6e9d1831f0e37c5fba">
-  <xsd:schema xmlns:xsd="http://www.w3.org/2001/XMLSchema" xmlns:xs="http://www.w3.org/2001/XMLSchema" xmlns:p="http://schemas.microsoft.com/office/2006/metadata/properties" xmlns:ns3="6fa56268-e70c-477a-986a-16a109aa2816" xmlns:ns4="b2fdc009-5c2b-4730-8872-5cc6314fabda" targetNamespace="http://schemas.microsoft.com/office/2006/metadata/properties" ma:root="true" ma:fieldsID="728fe20042e959ff15dd4b5b8f470423" ns3:_="" ns4:_="">
-    <xsd:import namespace="6fa56268-e70c-477a-986a-16a109aa2816"/>
-    <xsd:import namespace="b2fdc009-5c2b-4730-8872-5cc6314fabda"/>
-    <xsd:element name="properties">
-      <xsd:complexType>
-        <xsd:sequence>
-          <xsd:element name="documentManagement">
-            <xsd:complexType>
-              <xsd:all>
-                <xsd:element ref="ns3:SharedWithUsers" minOccurs="0"/>
-                <xsd:element ref="ns3:SharedWithDetails" minOccurs="0"/>
-                <xsd:element ref="ns3:SharingHintHash" minOccurs="0"/>
-                <xsd:element ref="ns4:MediaServiceMetadata" minOccurs="0"/>
-                <xsd:element ref="ns4:MediaServiceFastMetadata" minOccurs="0"/>
-                <xsd:element ref="ns4:MediaServiceAutoTags" minOccurs="0"/>
-                <xsd:element ref="ns4:MediaServiceOCR" minOccurs="0"/>
-                <xsd:element ref="ns4:MediaServiceGenerationTime" minOccurs="0"/>
-                <xsd:element ref="ns4:MediaServiceEventHashCode" minOccurs="0"/>
-                <xsd:element ref="ns4:MediaServiceDateTaken" minOccurs="0"/>
-                <xsd:element ref="ns4:_activity" minOccurs="0"/>
-                <xsd:element ref="ns4:MediaServiceObjectDetectorVersions" minOccurs="0"/>
-                <xsd:element ref="ns4:MediaServiceSystemTags" minOccurs="0"/>
-                <xsd:element ref="ns4:MediaLengthInSeconds" minOccurs="0"/>
-                <xsd:element ref="ns4:MediaServiceSearchProperties" minOccurs="0"/>
-                <xsd:element ref="ns4:MediaServiceBillingMetadata" minOccurs="0"/>
-              </xsd:all>
-            </xsd:complexType>
-          </xsd:element>
-        </xsd:sequence>
-      </xsd:complexType>
-    </xsd:element>
-  </xsd:schema>
-  <xsd:schema xmlns:xsd="http://www.w3.org/2001/XMLSchema" xmlns:xs="http://www.w3.org/2001/XMLSchema" xmlns:dms="http://schemas.microsoft.com/office/2006/documentManagement/types" xmlns:pc="http://schemas.microsoft.com/office/infopath/2007/PartnerControls" targetNamespace="6fa56268-e70c-477a-986a-16a109aa2816" elementFormDefault="qualified">
-    <xsd:import namespace="http://schemas.microsoft.com/office/2006/documentManagement/types"/>
-    <xsd:import namespace="http://schemas.microsoft.com/office/infopath/2007/PartnerControls"/>
-    <xsd:element name="SharedWithUsers" ma:index="8" nillable="true" ma:displayName="Freigegeben für" ma:internalName="SharedWithUsers" ma:readOnly="true">
-      <xsd:complexType>
-        <xsd:complexContent>
-          <xsd:extension base="dms:UserMulti">
-            <xsd:sequence>
-              <xsd:element name="UserInfo" minOccurs="0" maxOccurs="unbounded">
-                <xsd:complexType>
-                  <xsd:sequence>
-                    <xsd:element name="DisplayName" type="xsd:string" minOccurs="0"/>
-                    <xsd:element name="AccountId" type="dms:UserId" minOccurs="0" nillable="true"/>
-                    <xsd:element name="AccountType" type="xsd:string" minOccurs="0"/>
-                  </xsd:sequence>
-                </xsd:complexType>
-              </xsd:element>
-            </xsd:sequence>
-          </xsd:extension>
-        </xsd:complexContent>
-      </xsd:complexType>
-    </xsd:element>
-    <xsd:element name="SharedWithDetails" ma:index="9" nillable="true" ma:displayName="Freigegeben für - Details" ma:internalName="SharedWithDetails" ma:readOnly="true">
-      <xsd:simpleType>
-        <xsd:restriction base="dms:Note">
-          <xsd:maxLength value="255"/>
-        </xsd:restriction>
-      </xsd:simpleType>
-    </xsd:element>
-    <xsd:element name="SharingHintHash" ma:index="10" nillable="true" ma:displayName="Freigabehinweishash" ma:hidden="true" ma:internalName="SharingHintHash" ma:readOnly="true">
-      <xsd:simpleType>
-        <xsd:restriction base="dms:Text"/>
-      </xsd:simpleType>
-    </xsd:element>
-  </xsd:schema>
-  <xsd:schema xmlns:xsd="http://www.w3.org/2001/XMLSchema" xmlns:xs="http://www.w3.org/2001/XMLSchema" xmlns:dms="http://schemas.microsoft.com/office/2006/documentManagement/types" xmlns:pc="http://schemas.microsoft.com/office/infopath/2007/PartnerControls" targetNamespace="b2fdc009-5c2b-4730-8872-5cc6314fabda" elementFormDefault="qualified">
-    <xsd:import namespace="http://schemas.microsoft.com/office/2006/documentManagement/types"/>
-    <xsd:import namespace="http://schemas.microsoft.com/office/infopath/2007/PartnerControls"/>
-    <xsd:element name="MediaServiceMetadata" ma:index="11" nillable="true" ma:displayName="MediaServiceMetadata" ma:hidden="true" ma:internalName="MediaServiceMetadata" ma:readOnly="true">
-      <xsd:simpleType>
-        <xsd:restriction base="dms:Note"/>
-      </xsd:simpleType>
-    </xsd:element>
-    <xsd:element name="MediaServiceFastMetadata" ma:index="12" nillable="true" ma:displayName="MediaServiceFastMetadata" ma:hidden="true" ma:internalName="MediaServiceFastMetadata" ma:readOnly="true">
-      <xsd:simpleType>
-        <xsd:restriction base="dms:Note"/>
-      </xsd:simpleType>
-    </xsd:element>
-    <xsd:element name="MediaServiceAutoTags" ma:index="13" nillable="true" ma:displayName="Tags" ma:internalName="MediaServiceAutoTags" ma:readOnly="true">
-      <xsd:simpleType>
-        <xsd:restriction base="dms:Text"/>
-      </xsd:simpleType>
-    </xsd:element>
-    <xsd:element name="MediaServiceOCR" ma:index="14" nillable="true" ma:displayName="Extracted Text" ma:internalName="MediaServiceOCR" ma:readOnly="true">
-      <xsd:simpleType>
-        <xsd:restriction base="dms:Note">
-          <xsd:maxLength value="255"/>
-        </xsd:restriction>
-      </xsd:simpleType>
-    </xsd:element>
-    <xsd:element name="MediaServiceGenerationTime" ma:index="15" nillable="true" ma:displayName="MediaServiceGenerationTime" ma:hidden="true" ma:internalName="MediaServiceGenerationTime" ma:readOnly="true">
-      <xsd:simpleType>
-        <xsd:restriction base="dms:Text"/>
-      </xsd:simpleType>
-    </xsd:element>
-    <xsd:element name="MediaServiceEventHashCode" ma:index="16" nillable="true" ma:displayName="MediaServiceEventHashCode" ma:hidden="true" ma:internalName="MediaServiceEventHashCode" ma:readOnly="true">
-      <xsd:simpleType>
-        <xsd:restriction base="dms:Text"/>
-      </xsd:simpleType>
-    </xsd:element>
-    <xsd:element name="MediaServiceDateTaken" ma:index="17" nillable="true" ma:displayName="MediaServiceDateTaken" ma:hidden="true" ma:internalName="MediaServiceDateTaken" ma:readOnly="true">
-      <xsd:simpleType>
-        <xsd:restriction base="dms:Text"/>
-      </xsd:simpleType>
-    </xsd:element>
-    <xsd:element name="_activity" ma:index="18" nillable="true" ma:displayName="_activity" ma:hidden="true" ma:internalName="_activity">
-      <xsd:simpleType>
-        <xsd:restriction base="dms:Note"/>
-      </xsd:simpleType>
-    </xsd:element>
-    <xsd:element name="MediaServiceObjectDetectorVersions" ma:index="19" nillable="true" ma:displayName="MediaServiceObjectDetectorVersions" ma:hidden="true" ma:indexed="true" ma:internalName="MediaServiceObjectDetectorVersions" ma:readOnly="true">
-      <xsd:simpleType>
-        <xsd:restriction base="dms:Text"/>
-      </xsd:simpleType>
-    </xsd:element>
-    <xsd:element name="MediaServiceSystemTags" ma:index="20" nillable="true" ma:displayName="MediaServiceSystemTags" ma:hidden="true" ma:internalName="MediaServiceSystemTags" ma:readOnly="true">
-      <xsd:simpleType>
-        <xsd:restriction base="dms:Note"/>
-      </xsd:simpleType>
-    </xsd:element>
-    <xsd:element name="MediaLengthInSeconds" ma:index="21" nillable="true" ma:displayName="MediaLengthInSeconds" ma:hidden="true" ma:internalName="MediaLengthInSeconds" ma:readOnly="true">
-      <xsd:simpleType>
-        <xsd:restriction base="dms:Unknown"/>
-      </xsd:simpleType>
-    </xsd:element>
-    <xsd:element name="MediaServiceSearchProperties" ma:index="22" nillable="true" ma:displayName="MediaServiceSearchProperties" ma:hidden="true" ma:internalName="MediaServiceSearchProperties" ma:readOnly="true">
-      <xsd:simpleType>
-        <xsd:restriction base="dms:Note"/>
-      </xsd:simpleType>
-    </xsd:element>
-    <xsd:element name="MediaServiceBillingMetadata" ma:index="23" nillable="true" ma:displayName="MediaServiceBillingMetadata" ma:hidden="true" ma:internalName="MediaServiceBillingMetadata" ma:readOnly="true">
-      <xsd:simpleType>
-        <xsd:restriction base="dms:Note"/>
-      </xsd:simpleType>
-    </xsd:element>
-  </xsd:schema>
-  <xsd:schema xmlns="http://schemas.openxmlformats.org/package/2006/metadata/core-properties" xmlns:xsd="http://www.w3.org/2001/XMLSchema" xmlns:xsi="http://www.w3.org/2001/XMLSchema-instance" xmlns:dc="http://purl.org/dc/elements/1.1/" xmlns:dcterms="http://purl.org/dc/terms/" xmlns:odoc="http://schemas.microsoft.com/internal/obd" targetNamespace="http://schemas.openxmlformats.org/package/2006/metadata/core-properties" elementFormDefault="qualified" attributeFormDefault="unqualified" blockDefault="#all">
-    <xsd:import namespace="http://purl.org/dc/elements/1.1/" schemaLocation="http://dublincore.org/schemas/xmls/qdc/2003/04/02/dc.xsd"/>
-    <xsd:import namespace="http://purl.org/dc/terms/" schemaLocation="http://dublincore.org/schemas/xmls/qdc/2003/04/02/dcterms.xsd"/>
-    <xsd:element name="coreProperties" type="CT_coreProperties"/>
-    <xsd:complexType name="CT_coreProperties">
-      <xsd:all>
-        <xsd:element ref="dc:creator" minOccurs="0" maxOccurs="1"/>
-        <xsd:element ref="dcterms:created" minOccurs="0" maxOccurs="1"/>
-        <xsd:element ref="dc:identifier" minOccurs="0" maxOccurs="1"/>
-        <xsd:element name="contentType" minOccurs="0" maxOccurs="1" type="xsd:string" ma:index="0" ma:displayName="Inhaltstyp"/>
-        <xsd:element ref="dc:title" minOccurs="0" maxOccurs="1" ma:index="4" ma:displayName="Titel"/>
-        <xsd:element ref="dc:subject" minOccurs="0" maxOccurs="1"/>
-        <xsd:element ref="dc:description" minOccurs="0" maxOccurs="1"/>
-        <xsd:element name="keywords" minOccurs="0" maxOccurs="1" type="xsd:string"/>
-        <xsd:element ref="dc:language" minOccurs="0" maxOccurs="1"/>
-        <xsd:element name="category" minOccurs="0" maxOccurs="1" type="xsd:string"/>
-        <xsd:element name="version" minOccurs="0" maxOccurs="1" type="xsd:string"/>
-        <xsd:element name="revision" minOccurs="0" maxOccurs="1" type="xsd:string">
-          <xsd:annotation>
-            <xsd:documentation>
-                        This value indicates the number of saves or revisions. The application is responsible for updating this value after each revision.
-                    </xsd:documentation>
-          </xsd:annotation>
-        </xsd:element>
-        <xsd:element name="lastModifiedBy" minOccurs="0" maxOccurs="1" type="xsd:string"/>
-        <xsd:element ref="dcterms:modified" minOccurs="0" maxOccurs="1"/>
-        <xsd:element name="contentStatus" minOccurs="0" maxOccurs="1" type="xsd:string"/>
-      </xsd:all>
-    </xsd:complexType>
-  </xsd:schema>
-  <xs:schema xmlns:pc="http://schemas.microsoft.com/office/infopath/2007/PartnerControls" xmlns:xs="http://www.w3.org/2001/XMLSchema" targetNamespace="http://schemas.microsoft.com/office/infopath/2007/PartnerControls" elementFormDefault="qualified" attributeFormDefault="unqualified">
-    <xs:element name="Person">
-      <xs:complexType>
-        <xs:sequence>
-          <xs:element ref="pc:DisplayName" minOccurs="0"/>
-          <xs:element ref="pc:AccountId" minOccurs="0"/>
-          <xs:element ref="pc:AccountType" minOccurs="0"/>
-        </xs:sequence>
-      </xs:complexType>
-    </xs:element>
-    <xs:element name="DisplayName" type="xs:string"/>
-    <xs:element name="AccountId" type="xs:string"/>
-    <xs:element name="AccountType" type="xs:string"/>
-    <xs:element name="BDCAssociatedEntity">
-      <xs:complexType>
-        <xs:sequence>
-          <xs:element ref="pc:BDCEntity" minOccurs="0" maxOccurs="unbounded"/>
-        </xs:sequence>
-        <xs:attribute ref="pc:EntityNamespace"/>
-        <xs:attribute ref="pc:EntityName"/>
-        <xs:attribute ref="pc:SystemInstanceName"/>
-        <xs:attribute ref="pc:AssociationName"/>
-      </xs:complexType>
-    </xs:element>
-    <xs:attribute name="EntityNamespace" type="xs:string"/>
-    <xs:attribute name="EntityName" type="xs:string"/>
-    <xs:attribute name="SystemInstanceName" type="xs:string"/>
-    <xs:attribute name="AssociationName" type="xs:string"/>
-    <xs:element name="BDCEntity">
-      <xs:complexType>
-        <xs:sequence>
-          <xs:element ref="pc:EntityDisplayName" minOccurs="0"/>
-          <xs:element ref="pc:EntityInstanceReference" minOccurs="0"/>
-          <xs:element ref="pc:EntityId1" minOccurs="0"/>
-          <xs:element ref="pc:EntityId2" minOccurs="0"/>
-          <xs:element ref="pc:EntityId3" minOccurs="0"/>
-          <xs:element ref="pc:EntityId4" minOccurs="0"/>
-          <xs:element ref="pc:EntityId5" minOccurs="0"/>
-        </xs:sequence>
-      </xs:complexType>
-    </xs:element>
-    <xs:element name="EntityDisplayName" type="xs:string"/>
-    <xs:element name="EntityInstanceReference" type="xs:string"/>
-    <xs:element name="EntityId1" type="xs:string"/>
-    <xs:element name="EntityId2" type="xs:string"/>
-    <xs:element name="EntityId3" type="xs:string"/>
-    <xs:element name="EntityId4" type="xs:string"/>
-    <xs:element name="EntityId5" type="xs:string"/>
-    <xs:element name="Terms">
-      <xs:complexType>
-        <xs:sequence>
-          <xs:element ref="pc:TermInfo" minOccurs="0" maxOccurs="unbounded"/>
-        </xs:sequence>
-      </xs:complexType>
-    </xs:element>
-    <xs:element name="TermInfo">
-      <xs:complexType>
-        <xs:sequence>
-          <xs:element ref="pc:TermName" minOccurs="0"/>
-          <xs:element ref="pc:TermId" minOccurs="0"/>
-        </xs:sequence>
-      </xs:complexType>
-    </xs:element>
-    <xs:element name="TermName" type="xs:string"/>
-    <xs:element name="TermId" type="xs:string"/>
-  </xs:schema>
-</ct:contentTypeSchema>
-</file>
-
-<file path=customXml/item2.xml><?xml version="1.0" encoding="utf-8"?>
-<?mso-contentType ?>
-<FormTemplates xmlns="http://schemas.microsoft.com/sharepoint/v3/contenttype/forms">
-  <Display>DocumentLibraryForm</Display>
-  <Edit>DocumentLibraryForm</Edit>
-  <New>DocumentLibraryForm</New>
-</FormTemplates>
-</file>
-
-<file path=customXml/item3.xml><?xml version="1.0" encoding="utf-8"?>
-<p:properties xmlns:p="http://schemas.microsoft.com/office/2006/metadata/properties" xmlns:xsi="http://www.w3.org/2001/XMLSchema-instance" xmlns:pc="http://schemas.microsoft.com/office/infopath/2007/PartnerControls">
-  <documentManagement>
-    <_activity xmlns="b2fdc009-5c2b-4730-8872-5cc6314fabda" xsi:nil="true"/>
-  </documentManagement>
-</p:properties>
-</file>
-
-<file path=customXml/item4.xml><?xml version="1.0" encoding="utf-8"?>
-<b:Sources xmlns:b="http://schemas.openxmlformats.org/officeDocument/2006/bibliography" xmlns="http://schemas.openxmlformats.org/officeDocument/2006/bibliography" SelectedStyle="\APA.XSL" StyleName="APA"/>
-</file>
-
-<file path=customXml/itemProps1.xml><?xml version="1.0" encoding="utf-8"?>
-<ds:datastoreItem xmlns:ds="http://schemas.openxmlformats.org/officeDocument/2006/customXml" ds:itemID="{BB9A0F20-AA9E-47B7-A96C-049DD5129181}">
-  <ds:schemaRefs>
-    <ds:schemaRef ds:uri="http://schemas.microsoft.com/office/2006/metadata/contentType"/>
-    <ds:schemaRef ds:uri="http://schemas.microsoft.com/office/2006/metadata/properties/metaAttributes"/>
-    <ds:schemaRef ds:uri="http://www.w3.org/2001/XMLSchema"/>
-    <ds:schemaRef ds:uri="http://schemas.microsoft.com/office/2006/metadata/properties"/>
-    <ds:schemaRef ds:uri="6fa56268-e70c-477a-986a-16a109aa2816"/>
-    <ds:schemaRef ds:uri="b2fdc009-5c2b-4730-8872-5cc6314fabda"/>
-    <ds:schemaRef ds:uri="http://schemas.microsoft.com/office/2006/documentManagement/types"/>
-    <ds:schemaRef ds:uri="http://schemas.microsoft.com/office/infopath/2007/PartnerControls"/>
-    <ds:schemaRef ds:uri="http://schemas.openxmlformats.org/package/2006/metadata/core-properties"/>
-    <ds:schemaRef ds:uri="http://purl.org/dc/elements/1.1/"/>
-    <ds:schemaRef ds:uri="http://purl.org/dc/terms/"/>
-    <ds:schemaRef ds:uri="http://schemas.microsoft.com/internal/obd"/>
-  </ds:schemaRefs>
-</ds:datastoreItem>
-</file>
-
-<file path=customXml/itemProps2.xml><?xml version="1.0" encoding="utf-8"?>
-<ds:datastoreItem xmlns:ds="http://schemas.openxmlformats.org/officeDocument/2006/customXml" ds:itemID="{EE557E29-4F8F-4B2B-8792-642E11A7AAB4}">
-  <ds:schemaRefs>
-    <ds:schemaRef ds:uri="http://schemas.microsoft.com/sharepoint/v3/contenttype/forms"/>
-  </ds:schemaRefs>
-</ds:datastoreItem>
-</file>
-
-<file path=customXml/itemProps3.xml><?xml version="1.0" encoding="utf-8"?>
-<ds:datastoreItem xmlns:ds="http://schemas.openxmlformats.org/officeDocument/2006/customXml" ds:itemID="{09F3B78F-7628-4C1A-BB85-9081D13BD7D9}">
-  <ds:schemaRefs>
-    <ds:schemaRef ds:uri="http://schemas.microsoft.com/office/2006/metadata/properties"/>
-    <ds:schemaRef ds:uri="http://schemas.microsoft.com/office/infopath/2007/PartnerControls"/>
-    <ds:schemaRef ds:uri="b2fdc009-5c2b-4730-8872-5cc6314fabda"/>
-  </ds:schemaRefs>
-</ds:datastoreItem>
-</file>
-
-<file path=customXml/itemProps4.xml><?xml version="1.0" encoding="utf-8"?>
-<ds:datastoreItem xmlns:ds="http://schemas.openxmlformats.org/officeDocument/2006/customXml" ds:itemID="{E76694A6-CA8D-4E28-A3D3-901770FFA8DC}">
-  <ds:schemaRefs>
-    <ds:schemaRef ds:uri="http://schemas.openxmlformats.org/officeDocument/2006/bibliography"/>
-  </ds:schemaRefs>
-</ds:datastoreItem>
 </file>
--- a/Dokumentation/Projektdokumentation/Technisches Konzept/Technisches Konzept.docx
+++ b/Dokumentation/Projektdokumentation/Technisches Konzept/Technisches Konzept.docx
@@ -1658,7 +1658,7 @@
       </w:pPr>
       <w:r>
         <w:drawing>
-          <wp:anchor distT="0" distB="0" distL="0" distR="0" simplePos="0" relativeHeight="2" behindDoc="0" locked="0" layoutInCell="0" allowOverlap="1">
+          <wp:anchor distT="0" distB="0" distL="0" distR="0" simplePos="0" relativeHeight="3" behindDoc="0" locked="0" layoutInCell="0" allowOverlap="1">
             <wp:simplePos x="0" y="0"/>
             <wp:positionH relativeFrom="column">
               <wp:align>left</wp:align>
@@ -1811,7 +1811,7 @@
       </w:pPr>
       <w:r>
         <w:drawing>
-          <wp:anchor distT="0" distB="0" distL="0" distR="0" simplePos="0" relativeHeight="3" behindDoc="0" locked="0" layoutInCell="0" allowOverlap="1">
+          <wp:anchor distT="0" distB="0" distL="0" distR="0" simplePos="0" relativeHeight="4" behindDoc="0" locked="0" layoutInCell="0" allowOverlap="1">
             <wp:simplePos x="0" y="0"/>
             <wp:positionH relativeFrom="column">
               <wp:align>left</wp:align>
@@ -1930,7 +1930,7 @@
       </w:pPr>
       <w:r>
         <w:drawing>
-          <wp:anchor distT="0" distB="0" distL="0" distR="0" simplePos="0" relativeHeight="4" behindDoc="0" locked="0" layoutInCell="0" allowOverlap="1">
+          <wp:anchor distT="0" distB="0" distL="0" distR="0" simplePos="0" relativeHeight="5" behindDoc="0" locked="0" layoutInCell="0" allowOverlap="1">
             <wp:simplePos x="0" y="0"/>
             <wp:positionH relativeFrom="column">
               <wp:align>left</wp:align>
@@ -2036,7 +2036,7 @@
       <w:bookmarkStart w:id="5" w:name="_Toc225327549"/>
       <w:r>
         <w:drawing>
-          <wp:anchor distT="0" distB="0" distL="0" distR="0" simplePos="0" relativeHeight="5" behindDoc="0" locked="0" layoutInCell="0" allowOverlap="1">
+          <wp:anchor distT="0" distB="0" distL="0" distR="0" simplePos="0" relativeHeight="6" behindDoc="0" locked="0" layoutInCell="0" allowOverlap="1">
             <wp:simplePos x="0" y="0"/>
             <wp:positionH relativeFrom="column">
               <wp:posOffset>-6350</wp:posOffset>
@@ -2568,7 +2568,7 @@
       </w:pPr>
       <w:r>
         <w:drawing>
-          <wp:anchor distT="0" distB="0" distL="0" distR="0" simplePos="0" relativeHeight="7" behindDoc="0" locked="0" layoutInCell="0" allowOverlap="1">
+          <wp:anchor distT="0" distB="0" distL="0" distR="0" simplePos="0" relativeHeight="8" behindDoc="0" locked="0" layoutInCell="0" allowOverlap="1">
             <wp:simplePos x="0" y="0"/>
             <wp:positionH relativeFrom="column">
               <wp:align>left</wp:align>
@@ -2668,7 +2668,7 @@
       </w:pPr>
       <w:r>
         <w:drawing>
-          <wp:anchor distT="0" distB="0" distL="0" distR="0" simplePos="0" relativeHeight="6" behindDoc="0" locked="0" layoutInCell="0" allowOverlap="1">
+          <wp:anchor distT="0" distB="0" distL="0" distR="0" simplePos="0" relativeHeight="7" behindDoc="0" locked="0" layoutInCell="0" allowOverlap="1">
             <wp:simplePos x="0" y="0"/>
             <wp:positionH relativeFrom="column">
               <wp:align>left</wp:align>
@@ -4155,7 +4155,7 @@
       <w:pPr>
         <w:pStyle w:val="Heading2"/>
         <w:numPr>
-          <w:ilvl w:val="1"/>
+          <w:ilvl w:val="0"/>
           <w:numId w:val="4"/>
         </w:numPr>
         <w:rPr>
@@ -4212,7 +4212,7 @@
       </w:pPr>
       <w:r>
         <w:drawing>
-          <wp:anchor distT="0" distB="0" distL="0" distR="0" simplePos="0" relativeHeight="8" behindDoc="0" locked="0" layoutInCell="0" allowOverlap="1">
+          <wp:anchor distT="0" distB="0" distL="0" distR="0" simplePos="0" relativeHeight="9" behindDoc="0" locked="0" layoutInCell="0" allowOverlap="1">
             <wp:simplePos x="0" y="0"/>
             <wp:positionH relativeFrom="column">
               <wp:align>left</wp:align>
@@ -4317,6 +4317,49 @@
       <w:pPr>
         <w:pStyle w:val="Heading2"/>
         <w:numPr>
+          <w:ilvl w:val="1"/>
+          <w:numId w:val="4"/>
+        </w:numPr>
+        <w:rPr>
+          <w:lang w:val="en-US"/>
+        </w:rPr>
+      </w:pPr>
+      <w:r>
+        <w:rPr>
+          <w:lang w:val="en-US"/>
+        </w:rPr>
+        <w:t xml:space="preserve">Wizard </w:t>
+      </w:r>
+    </w:p>
+    <w:p>
+      <w:pPr>
+        <w:pStyle w:val="Normal"/>
+        <w:rPr>
+          <w:lang w:val="en-US"/>
+        </w:rPr>
+      </w:pPr>
+      <w:bookmarkStart w:id="6" w:name="_Toc225327554"/>
+      <w:bookmarkEnd w:id="6"/>
+      <w:r>
+        <w:rPr/>
+        <w:t>Der von RAP bereitgestellte List-Report wird um einen Wizard erweitert, der die Anwender geführt durch den Beantragungsprozess führt.</w:t>
+      </w:r>
+    </w:p>
+    <w:p>
+      <w:pPr>
+        <w:pStyle w:val="Normal"/>
+        <w:rPr>
+          <w:lang w:val="en-US"/>
+        </w:rPr>
+      </w:pPr>
+      <w:r>
+        <w:rPr/>
+      </w:r>
+    </w:p>
+    <w:p>
+      <w:pPr>
+        <w:pStyle w:val="Heading2"/>
+        <w:numPr>
           <w:ilvl w:val="2"/>
           <w:numId w:val="4"/>
         </w:numPr>
@@ -4328,29 +4371,462 @@
         <w:rPr>
           <w:lang w:val="en-US"/>
         </w:rPr>
-        <w:t>Wizard</w:t>
+        <w:t xml:space="preserve">Kategorie wählen </w:t>
       </w:r>
     </w:p>
     <w:p>
       <w:pPr>
         <w:pStyle w:val="Normal"/>
         <w:rPr>
-          <w:lang w:val="en-US"/>
-        </w:rPr>
-      </w:pPr>
-      <w:bookmarkStart w:id="6" w:name="_Toc225327554"/>
-      <w:bookmarkEnd w:id="6"/>
-      <w:r>
-        <w:rPr>
-          <w:lang w:val="en-US"/>
-        </w:rPr>
-        <w:t>Der von RAP bereitgestellte List-Report wird um einen Wizard erweitert, der die Anwender geführt durch den Beantragungsprozess führt.</w:t>
+          <w:sz w:val="16"/>
+          <w:szCs w:val="16"/>
+        </w:rPr>
+      </w:pPr>
+      <w:r>
+        <w:drawing>
+          <wp:anchor distT="0" distB="0" distL="0" distR="0" simplePos="0" relativeHeight="10" behindDoc="0" locked="0" layoutInCell="0" allowOverlap="1">
+            <wp:simplePos x="0" y="0"/>
+            <wp:positionH relativeFrom="column">
+              <wp:align>left</wp:align>
+            </wp:positionH>
+            <wp:positionV relativeFrom="paragraph">
+              <wp:posOffset>34925</wp:posOffset>
+            </wp:positionV>
+            <wp:extent cx="5760085" cy="2692400"/>
+            <wp:effectExtent l="0" t="0" r="0" b="0"/>
+            <wp:wrapTopAndBottom/>
+            <wp:docPr id="8" name="Image8"/>
+            <wp:cNvGraphicFramePr>
+              <a:graphicFrameLocks xmlns:a="http://schemas.openxmlformats.org/drawingml/2006/main" noChangeAspect="1"/>
+            </wp:cNvGraphicFramePr>
+            <a:graphic xmlns:a="http://schemas.openxmlformats.org/drawingml/2006/main">
+              <a:graphicData uri="http://schemas.openxmlformats.org/drawingml/2006/picture">
+                <pic:pic xmlns:pic="http://schemas.openxmlformats.org/drawingml/2006/picture">
+                  <pic:nvPicPr>
+                    <pic:cNvPr id="8" name="Image8"/>
+                    <pic:cNvPicPr>
+                      <a:picLocks noChangeAspect="1" noChangeArrowheads="1"/>
+                    </pic:cNvPicPr>
+                  </pic:nvPicPr>
+                  <pic:blipFill>
+                    <a:blip r:embed="rId9"/>
+                    <a:stretch>
+                      <a:fillRect/>
+                    </a:stretch>
+                  </pic:blipFill>
+                  <pic:spPr bwMode="auto">
+                    <a:xfrm>
+                      <a:off x="0" y="0"/>
+                      <a:ext cx="5760085" cy="2692400"/>
+                    </a:xfrm>
+                    <a:prstGeom prst="rect">
+                      <a:avLst/>
+                    </a:prstGeom>
+                    <a:noFill/>
+                  </pic:spPr>
+                </pic:pic>
+              </a:graphicData>
+            </a:graphic>
+          </wp:anchor>
+        </w:drawing>
+      </w:r>
+      <w:r>
+        <w:rPr>
+          <w:i/>
+          <w:iCs/>
+          <w:sz w:val="16"/>
+          <w:szCs w:val="16"/>
+        </w:rPr>
+        <w:t xml:space="preserve">Abbildung </w:t>
+      </w:r>
+      <w:r>
+        <w:rPr>
+          <w:i/>
+          <w:iCs/>
+          <w:sz w:val="16"/>
+          <w:szCs w:val="16"/>
+        </w:rPr>
+        <w:t>8</w:t>
+      </w:r>
+      <w:r>
+        <w:rPr>
+          <w:i/>
+          <w:iCs/>
+          <w:sz w:val="16"/>
+          <w:szCs w:val="16"/>
+        </w:rPr>
+        <w:t xml:space="preserve"> </w:t>
+      </w:r>
+      <w:r>
+        <w:rPr>
+          <w:i/>
+          <w:iCs/>
+          <w:sz w:val="16"/>
+          <w:szCs w:val="16"/>
+        </w:rPr>
+        <w:t>Wizard – Kategorie wählen</w:t>
+      </w:r>
+    </w:p>
+    <w:p>
+      <w:pPr>
+        <w:pStyle w:val="Normal"/>
+        <w:rPr>
+          <w:sz w:val="16"/>
+          <w:szCs w:val="16"/>
+        </w:rPr>
+      </w:pPr>
+      <w:r>
+        <w:rPr>
+          <w:i/>
+          <w:iCs/>
+          <w:sz w:val="16"/>
+          <w:szCs w:val="16"/>
+        </w:rPr>
+      </w:r>
+    </w:p>
+    <w:p>
+      <w:pPr>
+        <w:pStyle w:val="Normal"/>
+        <w:rPr>
+          <w:lang w:val="en-US"/>
+        </w:rPr>
+      </w:pPr>
+      <w:r>
+        <w:rPr>
+          <w:lang w:val="en-US"/>
+        </w:rPr>
+        <w:t xml:space="preserve">Zuerst wird </w:t>
+      </w:r>
+      <w:r>
+        <w:rPr>
+          <w:lang w:val="en-US"/>
+        </w:rPr>
+        <w:t xml:space="preserve">dem Anwender eine Oberfläche bereit gestellt, auf der er </w:t>
+      </w:r>
+      <w:r>
+        <w:rPr>
+          <w:lang w:val="en-US"/>
+        </w:rPr>
+        <w:t xml:space="preserve">die Kategorie </w:t>
+      </w:r>
+      <w:r>
+        <w:rPr>
+          <w:lang w:val="en-US"/>
+        </w:rPr>
+        <w:t xml:space="preserve">des Antrages angeben kann. </w:t>
+      </w:r>
+    </w:p>
+    <w:p>
+      <w:pPr>
+        <w:pStyle w:val="Heading2"/>
+        <w:numPr>
+          <w:ilvl w:val="2"/>
+          <w:numId w:val="4"/>
+        </w:numPr>
+        <w:rPr>
+          <w:lang w:val="en-US"/>
+        </w:rPr>
+      </w:pPr>
+      <w:r>
+        <w:rPr>
+          <w:lang w:val="en-US"/>
+        </w:rPr>
+        <w:t xml:space="preserve">Antragsinformationen </w:t>
+      </w:r>
+    </w:p>
+    <w:p>
+      <w:pPr>
+        <w:pStyle w:val="Normal"/>
+        <w:rPr>
+          <w:sz w:val="16"/>
+          <w:szCs w:val="16"/>
+        </w:rPr>
+      </w:pPr>
+      <w:r>
+        <w:drawing>
+          <wp:anchor distT="0" distB="0" distL="0" distR="0" simplePos="0" relativeHeight="11" behindDoc="0" locked="0" layoutInCell="0" allowOverlap="1">
+            <wp:simplePos x="0" y="0"/>
+            <wp:positionH relativeFrom="column">
+              <wp:align>left</wp:align>
+            </wp:positionH>
+            <wp:positionV relativeFrom="paragraph">
+              <wp:posOffset>635</wp:posOffset>
+            </wp:positionV>
+            <wp:extent cx="5760085" cy="2692400"/>
+            <wp:effectExtent l="0" t="0" r="0" b="0"/>
+            <wp:wrapTopAndBottom/>
+            <wp:docPr id="9" name="Image9"/>
+            <wp:cNvGraphicFramePr>
+              <a:graphicFrameLocks xmlns:a="http://schemas.openxmlformats.org/drawingml/2006/main" noChangeAspect="1"/>
+            </wp:cNvGraphicFramePr>
+            <a:graphic xmlns:a="http://schemas.openxmlformats.org/drawingml/2006/main">
+              <a:graphicData uri="http://schemas.openxmlformats.org/drawingml/2006/picture">
+                <pic:pic xmlns:pic="http://schemas.openxmlformats.org/drawingml/2006/picture">
+                  <pic:nvPicPr>
+                    <pic:cNvPr id="9" name="Image9"/>
+                    <pic:cNvPicPr>
+                      <a:picLocks noChangeAspect="1" noChangeArrowheads="1"/>
+                    </pic:cNvPicPr>
+                  </pic:nvPicPr>
+                  <pic:blipFill>
+                    <a:blip r:embed="rId10"/>
+                    <a:stretch>
+                      <a:fillRect/>
+                    </a:stretch>
+                  </pic:blipFill>
+                  <pic:spPr bwMode="auto">
+                    <a:xfrm>
+                      <a:off x="0" y="0"/>
+                      <a:ext cx="5760085" cy="2692400"/>
+                    </a:xfrm>
+                    <a:prstGeom prst="rect">
+                      <a:avLst/>
+                    </a:prstGeom>
+                    <a:noFill/>
+                  </pic:spPr>
+                </pic:pic>
+              </a:graphicData>
+            </a:graphic>
+          </wp:anchor>
+        </w:drawing>
+      </w:r>
+      <w:r>
+        <w:rPr>
+          <w:i/>
+          <w:iCs/>
+          <w:sz w:val="16"/>
+          <w:szCs w:val="16"/>
+        </w:rPr>
+        <w:t xml:space="preserve">Abbildung </w:t>
+      </w:r>
+      <w:r>
+        <w:rPr>
+          <w:i/>
+          <w:iCs/>
+          <w:sz w:val="16"/>
+          <w:szCs w:val="16"/>
+        </w:rPr>
+        <w:t>9</w:t>
+      </w:r>
+      <w:r>
+        <w:rPr>
+          <w:i/>
+          <w:iCs/>
+          <w:sz w:val="16"/>
+          <w:szCs w:val="16"/>
+        </w:rPr>
+        <w:t xml:space="preserve"> Wizard – </w:t>
+      </w:r>
+      <w:r>
+        <w:rPr>
+          <w:i/>
+          <w:iCs/>
+          <w:sz w:val="16"/>
+          <w:szCs w:val="16"/>
+        </w:rPr>
+        <w:t>Allgemeine Antragsinformationen</w:t>
+      </w:r>
+    </w:p>
+    <w:p>
+      <w:pPr>
+        <w:pStyle w:val="Normal"/>
+        <w:rPr>
+          <w:sz w:val="16"/>
+          <w:szCs w:val="16"/>
+        </w:rPr>
+      </w:pPr>
+      <w:r>
+        <w:rPr/>
+      </w:r>
+    </w:p>
+    <w:p>
+      <w:pPr>
+        <w:pStyle w:val="Normal"/>
+        <w:rPr>
+          <w:i w:val="false"/>
+          <w:iCs w:val="false"/>
+          <w:sz w:val="20"/>
+          <w:szCs w:val="20"/>
+        </w:rPr>
+      </w:pPr>
+      <w:r>
+        <w:rPr>
+          <w:i w:val="false"/>
+          <w:iCs w:val="false"/>
+          <w:sz w:val="20"/>
+          <w:szCs w:val="20"/>
+        </w:rPr>
+        <w:t>Der 2. Schritt b</w:t>
+      </w:r>
+      <w:r>
+        <w:rPr>
+          <w:i w:val="false"/>
+          <w:iCs w:val="false"/>
+          <w:sz w:val="20"/>
+          <w:szCs w:val="20"/>
+        </w:rPr>
+        <w:t>ietet</w:t>
+      </w:r>
+      <w:r>
+        <w:rPr>
+          <w:i w:val="false"/>
+          <w:iCs w:val="false"/>
+          <w:sz w:val="20"/>
+          <w:szCs w:val="20"/>
+        </w:rPr>
+        <w:t xml:space="preserve"> Input-Felder für den Betreff, einer kurzen Beschreibung </w:t>
+      </w:r>
+      <w:r>
+        <w:rPr>
+          <w:i w:val="false"/>
+          <w:iCs w:val="false"/>
+          <w:sz w:val="20"/>
+          <w:szCs w:val="20"/>
+        </w:rPr>
+        <w:t>und einer Checkbox für die Angabe ob die Kosten bekannt sind, oder vom Backoffice erstellt werden müssen.</w:t>
+      </w:r>
+    </w:p>
+    <w:p>
+      <w:pPr>
+        <w:pStyle w:val="Normal"/>
+        <w:rPr>
+          <w:lang w:val="en-US"/>
+        </w:rPr>
+      </w:pPr>
+      <w:r>
+        <w:rPr>
+          <w:lang w:val="en-US"/>
+        </w:rPr>
+      </w:r>
+    </w:p>
+    <w:p>
+      <w:pPr>
+        <w:pStyle w:val="Heading2"/>
+        <w:numPr>
+          <w:ilvl w:val="2"/>
+          <w:numId w:val="4"/>
+        </w:numPr>
+        <w:rPr>
+          <w:lang w:val="en-US"/>
+        </w:rPr>
+      </w:pPr>
+      <w:r>
+        <w:rPr>
+          <w:lang w:val="en-US"/>
+        </w:rPr>
+        <w:t>Angebotskosten</w:t>
+      </w:r>
+    </w:p>
+    <w:p>
+      <w:pPr>
+        <w:pStyle w:val="Normal"/>
+        <w:rPr>
+          <w:sz w:val="16"/>
+          <w:szCs w:val="16"/>
+        </w:rPr>
+      </w:pPr>
+      <w:r>
+        <w:drawing>
+          <wp:anchor distT="0" distB="0" distL="0" distR="0" simplePos="0" relativeHeight="12" behindDoc="0" locked="0" layoutInCell="0" allowOverlap="1">
+            <wp:simplePos x="0" y="0"/>
+            <wp:positionH relativeFrom="column">
+              <wp:align>center</wp:align>
+            </wp:positionH>
+            <wp:positionV relativeFrom="paragraph">
+              <wp:posOffset>635</wp:posOffset>
+            </wp:positionV>
+            <wp:extent cx="5760085" cy="3656965"/>
+            <wp:effectExtent l="0" t="0" r="0" b="0"/>
+            <wp:wrapSquare wrapText="largest"/>
+            <wp:docPr id="10" name="Image10"/>
+            <wp:cNvGraphicFramePr>
+              <a:graphicFrameLocks xmlns:a="http://schemas.openxmlformats.org/drawingml/2006/main" noChangeAspect="1"/>
+            </wp:cNvGraphicFramePr>
+            <a:graphic xmlns:a="http://schemas.openxmlformats.org/drawingml/2006/main">
+              <a:graphicData uri="http://schemas.openxmlformats.org/drawingml/2006/picture">
+                <pic:pic xmlns:pic="http://schemas.openxmlformats.org/drawingml/2006/picture">
+                  <pic:nvPicPr>
+                    <pic:cNvPr id="10" name="Image10"/>
+                    <pic:cNvPicPr>
+                      <a:picLocks noChangeAspect="1" noChangeArrowheads="1"/>
+                    </pic:cNvPicPr>
+                  </pic:nvPicPr>
+                  <pic:blipFill>
+                    <a:blip r:embed="rId11"/>
+                    <a:stretch>
+                      <a:fillRect/>
+                    </a:stretch>
+                  </pic:blipFill>
+                  <pic:spPr bwMode="auto">
+                    <a:xfrm>
+                      <a:off x="0" y="0"/>
+                      <a:ext cx="5760085" cy="3656965"/>
+                    </a:xfrm>
+                    <a:prstGeom prst="rect">
+                      <a:avLst/>
+                    </a:prstGeom>
+                    <a:noFill/>
+                  </pic:spPr>
+                </pic:pic>
+              </a:graphicData>
+            </a:graphic>
+          </wp:anchor>
+        </w:drawing>
+      </w:r>
+      <w:r>
+        <w:rPr>
+          <w:i/>
+          <w:iCs/>
+          <w:sz w:val="16"/>
+          <w:szCs w:val="16"/>
+        </w:rPr>
+        <w:t xml:space="preserve">Abbildung </w:t>
+      </w:r>
+      <w:r>
+        <w:rPr>
+          <w:i/>
+          <w:iCs/>
+          <w:sz w:val="16"/>
+          <w:szCs w:val="16"/>
+        </w:rPr>
+        <w:t>10</w:t>
+      </w:r>
+      <w:r>
+        <w:rPr>
+          <w:i/>
+          <w:iCs/>
+          <w:sz w:val="16"/>
+          <w:szCs w:val="16"/>
+        </w:rPr>
+        <w:t xml:space="preserve"> Wizard – </w:t>
+      </w:r>
+      <w:r>
+        <w:rPr>
+          <w:i/>
+          <w:iCs/>
+          <w:sz w:val="16"/>
+          <w:szCs w:val="16"/>
+        </w:rPr>
+        <w:t>Angebotskosten</w:t>
+      </w:r>
+    </w:p>
+    <w:p>
+      <w:pPr>
+        <w:pStyle w:val="Normal"/>
+        <w:rPr>
+          <w:lang w:val="en-US"/>
+        </w:rPr>
+      </w:pPr>
+      <w:r>
+        <w:rPr>
+          <w:lang w:val="en-US"/>
+        </w:rPr>
       </w:r>
     </w:p>
     <w:sectPr>
-      <w:headerReference w:type="even" r:id="rId9"/>
-      <w:headerReference w:type="default" r:id="rId10"/>
-      <w:headerReference w:type="first" r:id="rId11"/>
+      <w:headerReference w:type="even" r:id="rId12"/>
+      <w:headerReference w:type="default" r:id="rId13"/>
+      <w:headerReference w:type="first" r:id="rId14"/>
       <w:type w:val="nextPage"/>
       <w:pgSz w:w="11906" w:h="16838"/>
       <w:pgMar w:left="1701" w:right="1134" w:gutter="0" w:header="426" w:top="1702" w:footer="0" w:bottom="1134"/>
@@ -4414,7 +4890,7 @@
     </w:pPr>
     <w:r>
       <w:pict>
-        <v:shape id="shape_0" coordsize="2609,901" stroked="f" o:allowincell="f" style="position:absolute;margin-left:370.6pt;margin-top:3.55pt;width:73.85pt;height:25.45pt;mso-wrap-style:none;v-text-anchor:middle;mso-position-horizontal:right;mso-position-horizontal-relative:margin" path="m0,0l2608,0l2608,900l0,900l0,0e">
+        <v:shape id="shape_0" coordsize="2605,898" stroked="f" o:allowincell="f" style="position:absolute;margin-left:370.7pt;margin-top:3.55pt;width:73.75pt;height:25.35pt;mso-wrap-style:none;v-text-anchor:middle;mso-position-horizontal:right;mso-position-horizontal-relative:margin" path="m0,0l2604,0l2604,897l0,897l0,0e">
           <v:fill r:id="rId1" o:detectmouseclick="t" type="frame" color2="black"/>
           <v:stroke color="#3465a4" joinstyle="round" endcap="flat"/>
           <w10:wrap type="square"/>
@@ -6510,7 +6986,7 @@
     <w:pPr>
       <w:widowControl/>
       <w:suppressAutoHyphens w:val="true"/>
-      <w:overflowPunct w:val="true"/>
+      <w:overflowPunct w:val="false"/>
       <w:bidi w:val="0"/>
       <w:spacing w:lineRule="auto" w:line="264" w:before="60" w:after="0"/>
       <w:jc w:val="both"/>
@@ -7051,8 +7527,8 @@
     <w:qFormat/>
     <w:rPr/>
   </w:style>
-  <w:style w:type="character" w:styleId="Bulletsuser">
-    <w:name w:val="Bullets (user)"/>
+  <w:style w:type="character" w:styleId="Bullets">
+    <w:name w:val="Bullets"/>
     <w:qFormat/>
     <w:rPr>
       <w:rFonts w:ascii="OpenSymbol" w:hAnsi="OpenSymbol" w:eastAsia="OpenSymbol" w:cs="OpenSymbol"/>
@@ -7309,7 +7785,7 @@
     <w:basedOn w:val="Normal"/>
     <w:link w:val="FunotentextZchn"/>
     <w:pPr>
-      <w:overflowPunct w:val="false"/>
+      <w:overflowPunct w:val="true"/>
       <w:spacing w:lineRule="auto" w:line="312" w:before="120" w:after="0"/>
       <w:textAlignment w:val="baseline"/>
     </w:pPr>
@@ -7364,7 +7840,7 @@
         <w:left w:val="single" w:sz="24" w:space="24" w:color="5B9BD5"/>
       </w:pBdr>
       <w:suppressAutoHyphens w:val="true"/>
-      <w:overflowPunct w:val="true"/>
+      <w:overflowPunct w:val="false"/>
       <w:bidi w:val="0"/>
       <w:spacing w:before="60" w:after="60"/>
       <w:ind w:left="851"/>
@@ -7596,7 +8072,7 @@
     <w:pPr>
       <w:widowControl/>
       <w:suppressAutoHyphens w:val="true"/>
-      <w:overflowPunct w:val="true"/>
+      <w:overflowPunct w:val="false"/>
       <w:bidi w:val="0"/>
       <w:spacing w:before="0" w:after="0"/>
       <w:jc w:val="left"/>
@@ -7631,8 +8107,8 @@
       <w:lang w:eastAsia="en-US"/>
     </w:rPr>
   </w:style>
-  <w:style w:type="paragraph" w:styleId="BlockQuotationuser">
-    <w:name w:val="Block Quotation (user)"/>
+  <w:style w:type="paragraph" w:styleId="BlockQuotation">
+    <w:name w:val="Block Quotation"/>
     <w:basedOn w:val="Normal"/>
     <w:qFormat/>
     <w:pPr>

--- a/Dokumentation/Projektdokumentation/Technisches Konzept/Technisches Konzept.docx
+++ b/Dokumentation/Projektdokumentation/Technisches Konzept/Technisches Konzept.docx
@@ -1658,7 +1658,7 @@
       </w:pPr>
       <w:r>
         <w:drawing>
-          <wp:anchor distT="0" distB="0" distL="0" distR="0" simplePos="0" relativeHeight="3" behindDoc="0" locked="0" layoutInCell="0" allowOverlap="1">
+          <wp:anchor distT="0" distB="0" distL="0" distR="0" simplePos="0" relativeHeight="2" behindDoc="0" locked="0" layoutInCell="0" allowOverlap="1">
             <wp:simplePos x="0" y="0"/>
             <wp:positionH relativeFrom="column">
               <wp:align>left</wp:align>
@@ -1811,7 +1811,7 @@
       </w:pPr>
       <w:r>
         <w:drawing>
-          <wp:anchor distT="0" distB="0" distL="0" distR="0" simplePos="0" relativeHeight="4" behindDoc="0" locked="0" layoutInCell="0" allowOverlap="1">
+          <wp:anchor distT="0" distB="0" distL="0" distR="0" simplePos="0" relativeHeight="3" behindDoc="0" locked="0" layoutInCell="0" allowOverlap="1">
             <wp:simplePos x="0" y="0"/>
             <wp:positionH relativeFrom="column">
               <wp:align>left</wp:align>
@@ -1930,7 +1930,7 @@
       </w:pPr>
       <w:r>
         <w:drawing>
-          <wp:anchor distT="0" distB="0" distL="0" distR="0" simplePos="0" relativeHeight="5" behindDoc="0" locked="0" layoutInCell="0" allowOverlap="1">
+          <wp:anchor distT="0" distB="0" distL="0" distR="0" simplePos="0" relativeHeight="4" behindDoc="0" locked="0" layoutInCell="0" allowOverlap="1">
             <wp:simplePos x="0" y="0"/>
             <wp:positionH relativeFrom="column">
               <wp:align>left</wp:align>
@@ -2036,7 +2036,7 @@
       <w:bookmarkStart w:id="5" w:name="_Toc225327549"/>
       <w:r>
         <w:drawing>
-          <wp:anchor distT="0" distB="0" distL="0" distR="0" simplePos="0" relativeHeight="6" behindDoc="0" locked="0" layoutInCell="0" allowOverlap="1">
+          <wp:anchor distT="0" distB="0" distL="0" distR="0" simplePos="0" relativeHeight="5" behindDoc="0" locked="0" layoutInCell="0" allowOverlap="1">
             <wp:simplePos x="0" y="0"/>
             <wp:positionH relativeFrom="column">
               <wp:posOffset>-6350</wp:posOffset>
@@ -2568,7 +2568,7 @@
       </w:pPr>
       <w:r>
         <w:drawing>
-          <wp:anchor distT="0" distB="0" distL="0" distR="0" simplePos="0" relativeHeight="8" behindDoc="0" locked="0" layoutInCell="0" allowOverlap="1">
+          <wp:anchor distT="0" distB="0" distL="0" distR="0" simplePos="0" relativeHeight="7" behindDoc="0" locked="0" layoutInCell="0" allowOverlap="1">
             <wp:simplePos x="0" y="0"/>
             <wp:positionH relativeFrom="column">
               <wp:align>left</wp:align>
@@ -2668,7 +2668,7 @@
       </w:pPr>
       <w:r>
         <w:drawing>
-          <wp:anchor distT="0" distB="0" distL="0" distR="0" simplePos="0" relativeHeight="7" behindDoc="0" locked="0" layoutInCell="0" allowOverlap="1">
+          <wp:anchor distT="0" distB="0" distL="0" distR="0" simplePos="0" relativeHeight="6" behindDoc="0" locked="0" layoutInCell="0" allowOverlap="1">
             <wp:simplePos x="0" y="0"/>
             <wp:positionH relativeFrom="column">
               <wp:align>left</wp:align>
@@ -4146,9 +4146,271 @@
           <w:bCs w:val="false"/>
           <w:sz w:val="20"/>
           <w:szCs w:val="20"/>
-          <w:lang w:val="en-US" w:eastAsia="ja-JP"/>
+          <w:lang w:eastAsia="ja-JP"/>
         </w:rPr>
         <w:t>Felder wie Antragsnummern, Initiator und Antragsstatus sind nach der Erstellung nicht mehr editierbar und können ausschließlich durch das System verändert werden</w:t>
+      </w:r>
+    </w:p>
+    <w:p>
+      <w:pPr>
+        <w:pStyle w:val="BodyText"/>
+        <w:tabs>
+          <w:tab w:val="clear" w:pos="2127"/>
+          <w:tab w:val="clear" w:pos="2552"/>
+          <w:tab w:val="left" w:pos="0" w:leader="none"/>
+          <w:tab w:val="left" w:pos="1418" w:leader="none"/>
+          <w:tab w:val="left" w:pos="1843" w:leader="none"/>
+        </w:tabs>
+        <w:spacing w:lineRule="auto" w:line="264" w:before="60" w:after="283"/>
+        <w:ind w:hanging="0" w:left="0"/>
+        <w:jc w:val="both"/>
+        <w:rPr>
+          <w:rFonts w:ascii="Alexandria Light" w:hAnsi="Alexandria Light"/>
+          <w:b w:val="false"/>
+          <w:bCs w:val="false"/>
+          <w:sz w:val="20"/>
+          <w:szCs w:val="20"/>
+          <w:lang w:eastAsia="ja-JP"/>
+        </w:rPr>
+      </w:pPr>
+      <w:r>
+        <w:rPr>
+          <w:rFonts w:ascii="Alexandria Light" w:hAnsi="Alexandria Light"/>
+          <w:b w:val="false"/>
+          <w:bCs w:val="false"/>
+          <w:sz w:val="20"/>
+          <w:szCs w:val="20"/>
+          <w:lang w:eastAsia="ja-JP"/>
+        </w:rPr>
+      </w:r>
+    </w:p>
+    <w:p>
+      <w:pPr>
+        <w:pStyle w:val="Heading2"/>
+        <w:numPr>
+          <w:ilvl w:val="2"/>
+          <w:numId w:val="4"/>
+        </w:numPr>
+        <w:rPr>
+          <w:lang w:val="en-US"/>
+        </w:rPr>
+      </w:pPr>
+      <w:r>
+        <w:rPr>
+          <w:lang w:val="en-US"/>
+        </w:rPr>
+        <w:t>Besondere Aspekte – Draft Handling &amp; Sperrkonzept</w:t>
+      </w:r>
+    </w:p>
+    <w:p>
+      <w:pPr>
+        <w:pStyle w:val="BodyText"/>
+        <w:rPr>
+          <w:rFonts w:ascii="Alexandria Light" w:hAnsi="Alexandria Light"/>
+          <w:sz w:val="20"/>
+          <w:lang w:val="en-US" w:eastAsia="ja-JP"/>
+        </w:rPr>
+      </w:pPr>
+      <w:r>
+        <w:rPr>
+          <w:rStyle w:val="Strong"/>
+          <w:rFonts w:ascii="Alexandria Light" w:hAnsi="Alexandria Light"/>
+          <w:b w:val="false"/>
+          <w:bCs w:val="false"/>
+          <w:sz w:val="20"/>
+          <w:szCs w:val="20"/>
+          <w:lang w:val="en-US" w:eastAsia="ja-JP"/>
+        </w:rPr>
+        <w:t>Da es sich um eine Webanwendung handelt, die jederzeit erreichbar sein soll, muss der Fall eines Verbindungsabbruchs berücksichtigt werden. Um Datenverlust zu vermeiden, werden Änderungen zunächst im Entwurfsmodus in einer Draft-Tabelle gespeichert, ohne alle Validierungen zu durchlaufen. Erst wenn der Benutzer die Eingabe explizit speichert, werden die Datensätze in die persistente Datenbank übernommen.</w:t>
+      </w:r>
+    </w:p>
+    <w:p>
+      <w:pPr>
+        <w:pStyle w:val="BodyText"/>
+        <w:spacing w:before="0" w:after="283"/>
+        <w:rPr>
+          <w:rFonts w:ascii="Alexandria Light" w:hAnsi="Alexandria Light"/>
+          <w:sz w:val="20"/>
+          <w:lang w:val="en-US" w:eastAsia="ja-JP"/>
+        </w:rPr>
+      </w:pPr>
+      <w:r>
+        <w:rPr>
+          <w:rFonts w:ascii="Alexandria Light" w:hAnsi="Alexandria Light"/>
+          <w:sz w:val="20"/>
+          <w:lang w:val="en-US" w:eastAsia="ja-JP"/>
+        </w:rPr>
+        <w:t>Um konkurrierende Zugriffe zweier Benutzer auf denselben Datensatz zu erkennen, wird die Veränderung an das Feld „LastChangedAt" gekoppelt, wodurch die neuere Änderung bevorzugt wird. Diese Funktionalität wird durch die Mitgabe eines Draft-Tables sowie des ETags in der Behavior Definition ermöglicht.</w:t>
+      </w:r>
+    </w:p>
+    <w:p>
+      <w:pPr>
+        <w:pStyle w:val="BodyText"/>
+        <w:rPr>
+          <w:rFonts w:ascii="Alexandria Light" w:hAnsi="Alexandria Light"/>
+          <w:sz w:val="20"/>
+          <w:lang w:val="en-US" w:eastAsia="ja-JP"/>
+        </w:rPr>
+      </w:pPr>
+      <w:r>
+        <w:rPr>
+          <w:rFonts w:ascii="Alexandria Light" w:hAnsi="Alexandria Light"/>
+          <w:sz w:val="20"/>
+          <w:lang w:val="en-US" w:eastAsia="ja-JP"/>
+        </w:rPr>
+      </w:r>
+    </w:p>
+    <w:p>
+      <w:pPr>
+        <w:pStyle w:val="BodyText"/>
+        <w:rPr>
+          <w:rFonts w:ascii="Alexandria Light" w:hAnsi="Alexandria Light"/>
+          <w:sz w:val="20"/>
+          <w:lang w:val="en-US" w:eastAsia="ja-JP"/>
+        </w:rPr>
+      </w:pPr>
+      <w:r>
+        <w:rPr>
+          <w:rFonts w:ascii="Alexandria Light" w:hAnsi="Alexandria Light"/>
+          <w:sz w:val="20"/>
+          <w:lang w:val="en-US" w:eastAsia="ja-JP"/>
+        </w:rPr>
+      </w:r>
+    </w:p>
+    <w:p>
+      <w:pPr>
+        <w:pStyle w:val="BodyText"/>
+        <w:rPr>
+          <w:rFonts w:ascii="Alexandria Light" w:hAnsi="Alexandria Light"/>
+          <w:sz w:val="20"/>
+          <w:lang w:val="en-US" w:eastAsia="ja-JP"/>
+        </w:rPr>
+      </w:pPr>
+      <w:r>
+        <w:rPr>
+          <w:rFonts w:ascii="Alexandria Light" w:hAnsi="Alexandria Light"/>
+          <w:sz w:val="20"/>
+          <w:lang w:val="en-US" w:eastAsia="ja-JP"/>
+        </w:rPr>
+      </w:r>
+    </w:p>
+    <w:p>
+      <w:pPr>
+        <w:pStyle w:val="BodyText"/>
+        <w:rPr>
+          <w:rFonts w:ascii="Alexandria Light" w:hAnsi="Alexandria Light"/>
+          <w:sz w:val="20"/>
+          <w:lang w:val="en-US" w:eastAsia="ja-JP"/>
+        </w:rPr>
+      </w:pPr>
+      <w:r>
+        <w:rPr>
+          <w:rFonts w:ascii="Alexandria Light" w:hAnsi="Alexandria Light"/>
+          <w:sz w:val="20"/>
+          <w:lang w:val="en-US" w:eastAsia="ja-JP"/>
+        </w:rPr>
+      </w:r>
+    </w:p>
+    <w:p>
+      <w:pPr>
+        <w:pStyle w:val="BodyText"/>
+        <w:rPr>
+          <w:rFonts w:ascii="Alexandria Light" w:hAnsi="Alexandria Light"/>
+          <w:sz w:val="20"/>
+          <w:lang w:val="en-US" w:eastAsia="ja-JP"/>
+        </w:rPr>
+      </w:pPr>
+      <w:r>
+        <w:rPr>
+          <w:rFonts w:ascii="Alexandria Light" w:hAnsi="Alexandria Light"/>
+          <w:sz w:val="20"/>
+          <w:lang w:val="en-US" w:eastAsia="ja-JP"/>
+        </w:rPr>
+      </w:r>
+    </w:p>
+    <w:p>
+      <w:pPr>
+        <w:pStyle w:val="BodyText"/>
+        <w:rPr>
+          <w:rFonts w:ascii="Alexandria Light" w:hAnsi="Alexandria Light"/>
+          <w:sz w:val="20"/>
+          <w:lang w:val="en-US" w:eastAsia="ja-JP"/>
+        </w:rPr>
+      </w:pPr>
+      <w:r>
+        <w:rPr>
+          <w:rFonts w:ascii="Alexandria Light" w:hAnsi="Alexandria Light"/>
+          <w:sz w:val="20"/>
+          <w:lang w:val="en-US" w:eastAsia="ja-JP"/>
+        </w:rPr>
+      </w:r>
+    </w:p>
+    <w:p>
+      <w:pPr>
+        <w:pStyle w:val="BodyText"/>
+        <w:rPr>
+          <w:rFonts w:ascii="Alexandria Light" w:hAnsi="Alexandria Light"/>
+          <w:sz w:val="20"/>
+          <w:lang w:val="en-US" w:eastAsia="ja-JP"/>
+        </w:rPr>
+      </w:pPr>
+      <w:r>
+        <w:rPr>
+          <w:rFonts w:ascii="Alexandria Light" w:hAnsi="Alexandria Light"/>
+          <w:sz w:val="20"/>
+          <w:lang w:val="en-US" w:eastAsia="ja-JP"/>
+        </w:rPr>
+      </w:r>
+    </w:p>
+    <w:p>
+      <w:pPr>
+        <w:pStyle w:val="BodyText"/>
+        <w:rPr>
+          <w:rFonts w:ascii="Alexandria Light" w:hAnsi="Alexandria Light"/>
+          <w:sz w:val="20"/>
+          <w:lang w:val="en-US" w:eastAsia="ja-JP"/>
+        </w:rPr>
+      </w:pPr>
+      <w:r>
+        <w:rPr>
+          <w:rFonts w:ascii="Alexandria Light" w:hAnsi="Alexandria Light"/>
+          <w:sz w:val="20"/>
+          <w:lang w:val="en-US" w:eastAsia="ja-JP"/>
+        </w:rPr>
+      </w:r>
+    </w:p>
+    <w:p>
+      <w:pPr>
+        <w:pStyle w:val="BodyText"/>
+        <w:rPr>
+          <w:rFonts w:ascii="Alexandria Light" w:hAnsi="Alexandria Light"/>
+          <w:sz w:val="20"/>
+          <w:lang w:val="en-US" w:eastAsia="ja-JP"/>
+        </w:rPr>
+      </w:pPr>
+      <w:r>
+        <w:rPr>
+          <w:rFonts w:ascii="Alexandria Light" w:hAnsi="Alexandria Light"/>
+          <w:sz w:val="20"/>
+          <w:lang w:val="en-US" w:eastAsia="ja-JP"/>
+        </w:rPr>
+      </w:r>
+    </w:p>
+    <w:p>
+      <w:pPr>
+        <w:pStyle w:val="BodyText"/>
+        <w:rPr>
+          <w:rFonts w:ascii="Alexandria Light" w:hAnsi="Alexandria Light"/>
+          <w:sz w:val="20"/>
+          <w:lang w:val="en-US" w:eastAsia="ja-JP"/>
+        </w:rPr>
+      </w:pPr>
+      <w:r>
+        <w:rPr>
+          <w:rFonts w:ascii="Alexandria Light" w:hAnsi="Alexandria Light"/>
+          <w:sz w:val="20"/>
+          <w:lang w:val="en-US" w:eastAsia="ja-JP"/>
+        </w:rPr>
       </w:r>
     </w:p>
     <w:p>
@@ -4212,7 +4474,7 @@
       </w:pPr>
       <w:r>
         <w:drawing>
-          <wp:anchor distT="0" distB="0" distL="0" distR="0" simplePos="0" relativeHeight="9" behindDoc="0" locked="0" layoutInCell="0" allowOverlap="1">
+          <wp:anchor distT="0" distB="0" distL="0" distR="0" simplePos="0" relativeHeight="8" behindDoc="0" locked="0" layoutInCell="0" allowOverlap="1">
             <wp:simplePos x="0" y="0"/>
             <wp:positionH relativeFrom="column">
               <wp:align>left</wp:align>
@@ -4265,37 +4527,7 @@
           <w:sz w:val="16"/>
           <w:szCs w:val="16"/>
         </w:rPr>
-        <w:t>Abbildung 7 RAP-Artefakte</w:t>
-      </w:r>
-    </w:p>
-    <w:p>
-      <w:pPr>
-        <w:pStyle w:val="Normal"/>
-        <w:rPr>
-          <w:sz w:val="16"/>
-          <w:szCs w:val="16"/>
-        </w:rPr>
-      </w:pPr>
-      <w:r>
-        <w:rPr>
-          <w:sz w:val="16"/>
-          <w:szCs w:val="16"/>
-        </w:rPr>
-      </w:r>
-    </w:p>
-    <w:p>
-      <w:pPr>
-        <w:pStyle w:val="Normal"/>
-        <w:rPr>
-          <w:sz w:val="16"/>
-          <w:szCs w:val="16"/>
-        </w:rPr>
-      </w:pPr>
-      <w:r>
-        <w:rPr>
-          <w:sz w:val="16"/>
-          <w:szCs w:val="16"/>
-        </w:rPr>
+        <w:t>Abbildung 7 Launchpad-Kachel</w:t>
       </w:r>
     </w:p>
     <w:p>
@@ -4353,7 +4585,9 @@
         </w:rPr>
       </w:pPr>
       <w:r>
-        <w:rPr/>
+        <w:rPr>
+          <w:lang w:val="en-US"/>
+        </w:rPr>
       </w:r>
     </w:p>
     <w:p>
@@ -4384,7 +4618,7 @@
       </w:pPr>
       <w:r>
         <w:drawing>
-          <wp:anchor distT="0" distB="0" distL="0" distR="0" simplePos="0" relativeHeight="10" behindDoc="0" locked="0" layoutInCell="0" allowOverlap="1">
+          <wp:anchor distT="0" distB="0" distL="0" distR="0" simplePos="0" relativeHeight="9" behindDoc="0" locked="0" layoutInCell="0" allowOverlap="1">
             <wp:simplePos x="0" y="0"/>
             <wp:positionH relativeFrom="column">
               <wp:align>left</wp:align>
@@ -4437,83 +4671,36 @@
           <w:sz w:val="16"/>
           <w:szCs w:val="16"/>
         </w:rPr>
-        <w:t xml:space="preserve">Abbildung </w:t>
-      </w:r>
-      <w:r>
-        <w:rPr>
-          <w:i/>
-          <w:iCs/>
+        <w:t>Abbildung 8 Wizard – Kategorie wählen</w:t>
+      </w:r>
+    </w:p>
+    <w:p>
+      <w:pPr>
+        <w:pStyle w:val="Normal"/>
+        <w:rPr>
           <w:sz w:val="16"/>
           <w:szCs w:val="16"/>
         </w:rPr>
-        <w:t>8</w:t>
-      </w:r>
-      <w:r>
-        <w:rPr>
-          <w:i/>
-          <w:iCs/>
+      </w:pPr>
+      <w:r>
+        <w:rPr>
           <w:sz w:val="16"/>
           <w:szCs w:val="16"/>
         </w:rPr>
-        <w:t xml:space="preserve"> </w:t>
-      </w:r>
-      <w:r>
-        <w:rPr>
-          <w:i/>
-          <w:iCs/>
-          <w:sz w:val="16"/>
-          <w:szCs w:val="16"/>
-        </w:rPr>
-        <w:t>Wizard – Kategorie wählen</w:t>
       </w:r>
     </w:p>
     <w:p>
       <w:pPr>
         <w:pStyle w:val="Normal"/>
         <w:rPr>
-          <w:sz w:val="16"/>
-          <w:szCs w:val="16"/>
-        </w:rPr>
-      </w:pPr>
-      <w:r>
-        <w:rPr>
-          <w:i/>
-          <w:iCs/>
-          <w:sz w:val="16"/>
-          <w:szCs w:val="16"/>
-        </w:rPr>
-      </w:r>
-    </w:p>
-    <w:p>
-      <w:pPr>
-        <w:pStyle w:val="Normal"/>
-        <w:rPr>
-          <w:lang w:val="en-US"/>
-        </w:rPr>
-      </w:pPr>
-      <w:r>
-        <w:rPr>
-          <w:lang w:val="en-US"/>
-        </w:rPr>
-        <w:t xml:space="preserve">Zuerst wird </w:t>
-      </w:r>
-      <w:r>
-        <w:rPr>
-          <w:lang w:val="en-US"/>
-        </w:rPr>
-        <w:t xml:space="preserve">dem Anwender eine Oberfläche bereit gestellt, auf der er </w:t>
-      </w:r>
-      <w:r>
-        <w:rPr>
-          <w:lang w:val="en-US"/>
-        </w:rPr>
-        <w:t xml:space="preserve">die Kategorie </w:t>
-      </w:r>
-      <w:r>
-        <w:rPr>
-          <w:lang w:val="en-US"/>
-        </w:rPr>
-        <w:t xml:space="preserve">des Antrages angeben kann. </w:t>
+          <w:lang w:val="en-US"/>
+        </w:rPr>
+      </w:pPr>
+      <w:r>
+        <w:rPr>
+          <w:lang w:val="en-US"/>
+        </w:rPr>
+        <w:t xml:space="preserve">Im ersten Schritt wird dem Anwender eine Oberfläche bereit gestellt, auf der er die Kategorie des Antrages angeben kann. </w:t>
       </w:r>
     </w:p>
     <w:p>
@@ -4544,7 +4731,7 @@
       </w:pPr>
       <w:r>
         <w:drawing>
-          <wp:anchor distT="0" distB="0" distL="0" distR="0" simplePos="0" relativeHeight="11" behindDoc="0" locked="0" layoutInCell="0" allowOverlap="1">
+          <wp:anchor distT="0" distB="0" distL="0" distR="0" simplePos="0" relativeHeight="10" behindDoc="0" locked="0" layoutInCell="0" allowOverlap="1">
             <wp:simplePos x="0" y="0"/>
             <wp:positionH relativeFrom="column">
               <wp:align>left</wp:align>
@@ -4597,46 +4784,22 @@
           <w:sz w:val="16"/>
           <w:szCs w:val="16"/>
         </w:rPr>
-        <w:t xml:space="preserve">Abbildung </w:t>
-      </w:r>
-      <w:r>
-        <w:rPr>
-          <w:i/>
-          <w:iCs/>
+        <w:t>Abbildung 9 Wizard – Allgemeine Antragsinformationen</w:t>
+      </w:r>
+    </w:p>
+    <w:p>
+      <w:pPr>
+        <w:pStyle w:val="Normal"/>
+        <w:rPr>
           <w:sz w:val="16"/>
           <w:szCs w:val="16"/>
         </w:rPr>
-        <w:t>9</w:t>
-      </w:r>
-      <w:r>
-        <w:rPr>
-          <w:i/>
-          <w:iCs/>
+      </w:pPr>
+      <w:r>
+        <w:rPr>
           <w:sz w:val="16"/>
           <w:szCs w:val="16"/>
         </w:rPr>
-        <w:t xml:space="preserve"> Wizard – </w:t>
-      </w:r>
-      <w:r>
-        <w:rPr>
-          <w:i/>
-          <w:iCs/>
-          <w:sz w:val="16"/>
-          <w:szCs w:val="16"/>
-        </w:rPr>
-        <w:t>Allgemeine Antragsinformationen</w:t>
-      </w:r>
-    </w:p>
-    <w:p>
-      <w:pPr>
-        <w:pStyle w:val="Normal"/>
-        <w:rPr>
-          <w:sz w:val="16"/>
-          <w:szCs w:val="16"/>
-        </w:rPr>
-      </w:pPr>
-      <w:r>
-        <w:rPr/>
       </w:r>
     </w:p>
     <w:p>
@@ -4656,34 +4819,7 @@
           <w:sz w:val="20"/>
           <w:szCs w:val="20"/>
         </w:rPr>
-        <w:t>Der 2. Schritt b</w:t>
-      </w:r>
-      <w:r>
-        <w:rPr>
-          <w:i w:val="false"/>
-          <w:iCs w:val="false"/>
-          <w:sz w:val="20"/>
-          <w:szCs w:val="20"/>
-        </w:rPr>
-        <w:t>ietet</w:t>
-      </w:r>
-      <w:r>
-        <w:rPr>
-          <w:i w:val="false"/>
-          <w:iCs w:val="false"/>
-          <w:sz w:val="20"/>
-          <w:szCs w:val="20"/>
-        </w:rPr>
-        <w:t xml:space="preserve"> Input-Felder für den Betreff, einer kurzen Beschreibung </w:t>
-      </w:r>
-      <w:r>
-        <w:rPr>
-          <w:i w:val="false"/>
-          <w:iCs w:val="false"/>
-          <w:sz w:val="20"/>
-          <w:szCs w:val="20"/>
-        </w:rPr>
-        <w:t>und einer Checkbox für die Angabe ob die Kosten bekannt sind, oder vom Backoffice erstellt werden müssen.</w:t>
+        <w:t>Der 2. Schritt bietet Input-Felder für den Betreff, einer kurzen Beschreibung und einer Checkbox für die Angabe ob die Kosten bekannt sind, oder vom Backoffice erstellt werden müssen.</w:t>
       </w:r>
     </w:p>
     <w:p>
@@ -4727,7 +4863,7 @@
       </w:pPr>
       <w:r>
         <w:drawing>
-          <wp:anchor distT="0" distB="0" distL="0" distR="0" simplePos="0" relativeHeight="12" behindDoc="0" locked="0" layoutInCell="0" allowOverlap="1">
+          <wp:anchor distT="0" distB="0" distL="0" distR="0" simplePos="0" relativeHeight="11" behindDoc="0" locked="0" layoutInCell="0" allowOverlap="1">
             <wp:simplePos x="0" y="0"/>
             <wp:positionH relativeFrom="column">
               <wp:align>center</wp:align>
@@ -4780,34 +4916,20 @@
           <w:sz w:val="16"/>
           <w:szCs w:val="16"/>
         </w:rPr>
-        <w:t xml:space="preserve">Abbildung </w:t>
-      </w:r>
-      <w:r>
-        <w:rPr>
-          <w:i/>
-          <w:iCs/>
-          <w:sz w:val="16"/>
-          <w:szCs w:val="16"/>
-        </w:rPr>
-        <w:t>10</w:t>
-      </w:r>
-      <w:r>
-        <w:rPr>
-          <w:i/>
-          <w:iCs/>
-          <w:sz w:val="16"/>
-          <w:szCs w:val="16"/>
-        </w:rPr>
-        <w:t xml:space="preserve"> Wizard – </w:t>
-      </w:r>
-      <w:r>
-        <w:rPr>
-          <w:i/>
-          <w:iCs/>
-          <w:sz w:val="16"/>
-          <w:szCs w:val="16"/>
-        </w:rPr>
-        <w:t>Angebotskosten</w:t>
+        <w:t>Abbildung 10 Wizard – Angebotskosten</w:t>
+      </w:r>
+    </w:p>
+    <w:p>
+      <w:pPr>
+        <w:pStyle w:val="Normal"/>
+        <w:rPr>
+          <w:lang w:val="en-US"/>
+        </w:rPr>
+      </w:pPr>
+      <w:r>
+        <w:rPr>
+          <w:lang w:val="en-US"/>
+        </w:rPr>
       </w:r>
     </w:p>
     <w:p>
@@ -4890,7 +5012,7 @@
     </w:pPr>
     <w:r>
       <w:pict>
-        <v:shape id="shape_0" coordsize="2605,898" stroked="f" o:allowincell="f" style="position:absolute;margin-left:370.7pt;margin-top:3.55pt;width:73.75pt;height:25.35pt;mso-wrap-style:none;v-text-anchor:middle;mso-position-horizontal:right;mso-position-horizontal-relative:margin" path="m0,0l2604,0l2604,897l0,897l0,0e">
+        <v:shape id="shape_0" coordsize="2598,891" stroked="f" o:allowincell="f" style="position:absolute;margin-left:370.9pt;margin-top:3.55pt;width:73.55pt;height:25.15pt;mso-wrap-style:none;v-text-anchor:middle;mso-position-horizontal:right;mso-position-horizontal-relative:margin" path="m0,0l2597,0l2597,890l0,890l0,0e">
           <v:fill r:id="rId1" o:detectmouseclick="t" type="frame" color2="black"/>
           <v:stroke color="#3465a4" joinstyle="round" endcap="flat"/>
           <w10:wrap type="square"/>

--- a/Dokumentation/Projektdokumentation/Technisches Konzept/Technisches Konzept.docx
+++ b/Dokumentation/Projektdokumentation/Technisches Konzept/Technisches Konzept.docx
@@ -1658,7 +1658,7 @@
       </w:pPr>
       <w:r>
         <w:drawing>
-          <wp:anchor distT="0" distB="0" distL="0" distR="0" simplePos="0" relativeHeight="2" behindDoc="0" locked="0" layoutInCell="0" allowOverlap="1">
+          <wp:anchor distT="0" distB="0" distL="0" distR="0" simplePos="0" relativeHeight="3" behindDoc="0" locked="0" layoutInCell="0" allowOverlap="1">
             <wp:simplePos x="0" y="0"/>
             <wp:positionH relativeFrom="column">
               <wp:align>left</wp:align>
@@ -1811,7 +1811,7 @@
       </w:pPr>
       <w:r>
         <w:drawing>
-          <wp:anchor distT="0" distB="0" distL="0" distR="0" simplePos="0" relativeHeight="3" behindDoc="0" locked="0" layoutInCell="0" allowOverlap="1">
+          <wp:anchor distT="0" distB="0" distL="0" distR="0" simplePos="0" relativeHeight="4" behindDoc="0" locked="0" layoutInCell="0" allowOverlap="1">
             <wp:simplePos x="0" y="0"/>
             <wp:positionH relativeFrom="column">
               <wp:align>left</wp:align>
@@ -1930,7 +1930,7 @@
       </w:pPr>
       <w:r>
         <w:drawing>
-          <wp:anchor distT="0" distB="0" distL="0" distR="0" simplePos="0" relativeHeight="4" behindDoc="0" locked="0" layoutInCell="0" allowOverlap="1">
+          <wp:anchor distT="0" distB="0" distL="0" distR="0" simplePos="0" relativeHeight="5" behindDoc="0" locked="0" layoutInCell="0" allowOverlap="1">
             <wp:simplePos x="0" y="0"/>
             <wp:positionH relativeFrom="column">
               <wp:align>left</wp:align>
@@ -2036,7 +2036,7 @@
       <w:bookmarkStart w:id="5" w:name="_Toc225327549"/>
       <w:r>
         <w:drawing>
-          <wp:anchor distT="0" distB="0" distL="0" distR="0" simplePos="0" relativeHeight="5" behindDoc="0" locked="0" layoutInCell="0" allowOverlap="1">
+          <wp:anchor distT="0" distB="0" distL="0" distR="0" simplePos="0" relativeHeight="6" behindDoc="0" locked="0" layoutInCell="0" allowOverlap="1">
             <wp:simplePos x="0" y="0"/>
             <wp:positionH relativeFrom="column">
               <wp:posOffset>-6350</wp:posOffset>
@@ -2568,7 +2568,7 @@
       </w:pPr>
       <w:r>
         <w:drawing>
-          <wp:anchor distT="0" distB="0" distL="0" distR="0" simplePos="0" relativeHeight="7" behindDoc="0" locked="0" layoutInCell="0" allowOverlap="1">
+          <wp:anchor distT="0" distB="0" distL="0" distR="0" simplePos="0" relativeHeight="8" behindDoc="0" locked="0" layoutInCell="0" allowOverlap="1">
             <wp:simplePos x="0" y="0"/>
             <wp:positionH relativeFrom="column">
               <wp:align>left</wp:align>
@@ -2668,7 +2668,7 @@
       </w:pPr>
       <w:r>
         <w:drawing>
-          <wp:anchor distT="0" distB="0" distL="0" distR="0" simplePos="0" relativeHeight="6" behindDoc="0" locked="0" layoutInCell="0" allowOverlap="1">
+          <wp:anchor distT="0" distB="0" distL="0" distR="0" simplePos="0" relativeHeight="7" behindDoc="0" locked="0" layoutInCell="0" allowOverlap="1">
             <wp:simplePos x="0" y="0"/>
             <wp:positionH relativeFrom="column">
               <wp:align>left</wp:align>
@@ -4474,7 +4474,7 @@
       </w:pPr>
       <w:r>
         <w:drawing>
-          <wp:anchor distT="0" distB="0" distL="0" distR="0" simplePos="0" relativeHeight="8" behindDoc="0" locked="0" layoutInCell="0" allowOverlap="1">
+          <wp:anchor distT="0" distB="0" distL="0" distR="0" simplePos="0" relativeHeight="9" behindDoc="0" locked="0" layoutInCell="0" allowOverlap="1">
             <wp:simplePos x="0" y="0"/>
             <wp:positionH relativeFrom="column">
               <wp:align>left</wp:align>
@@ -4618,7 +4618,7 @@
       </w:pPr>
       <w:r>
         <w:drawing>
-          <wp:anchor distT="0" distB="0" distL="0" distR="0" simplePos="0" relativeHeight="9" behindDoc="0" locked="0" layoutInCell="0" allowOverlap="1">
+          <wp:anchor distT="0" distB="0" distL="0" distR="0" simplePos="0" relativeHeight="10" behindDoc="0" locked="0" layoutInCell="0" allowOverlap="1">
             <wp:simplePos x="0" y="0"/>
             <wp:positionH relativeFrom="column">
               <wp:align>left</wp:align>
@@ -4700,7 +4700,20 @@
         <w:rPr>
           <w:lang w:val="en-US"/>
         </w:rPr>
-        <w:t xml:space="preserve">Im ersten Schritt wird dem Anwender eine Oberfläche bereit gestellt, auf der er die Kategorie des Antrages angeben kann. </w:t>
+        <w:t>Im ersten Schritt wird dem Anwender eine Oberfläche bereit gestellt, auf der er die Kategorie des Antrages angeben kann.</w:t>
+      </w:r>
+    </w:p>
+    <w:p>
+      <w:pPr>
+        <w:pStyle w:val="Normal"/>
+        <w:rPr>
+          <w:lang w:val="en-US"/>
+        </w:rPr>
+      </w:pPr>
+      <w:r>
+        <w:rPr>
+          <w:lang w:val="en-US"/>
+        </w:rPr>
       </w:r>
     </w:p>
     <w:p>
@@ -4731,7 +4744,7 @@
       </w:pPr>
       <w:r>
         <w:drawing>
-          <wp:anchor distT="0" distB="0" distL="0" distR="0" simplePos="0" relativeHeight="10" behindDoc="0" locked="0" layoutInCell="0" allowOverlap="1">
+          <wp:anchor distT="0" distB="0" distL="0" distR="0" simplePos="0" relativeHeight="11" behindDoc="0" locked="0" layoutInCell="0" allowOverlap="1">
             <wp:simplePos x="0" y="0"/>
             <wp:positionH relativeFrom="column">
               <wp:align>left</wp:align>
@@ -4850,12 +4863,13 @@
         <w:rPr>
           <w:lang w:val="en-US"/>
         </w:rPr>
-        <w:t>Angebotskosten</w:t>
+        <w:t xml:space="preserve">Angebotskosten </w:t>
       </w:r>
     </w:p>
     <w:p>
       <w:pPr>
         <w:pStyle w:val="Normal"/>
+        <w:spacing w:before="0" w:after="0"/>
         <w:rPr>
           <w:sz w:val="16"/>
           <w:szCs w:val="16"/>
@@ -4863,17 +4877,17 @@
       </w:pPr>
       <w:r>
         <w:drawing>
-          <wp:anchor distT="0" distB="0" distL="0" distR="0" simplePos="0" relativeHeight="11" behindDoc="0" locked="0" layoutInCell="0" allowOverlap="1">
+          <wp:anchor distT="0" distB="0" distL="0" distR="0" simplePos="0" relativeHeight="12" behindDoc="0" locked="0" layoutInCell="0" allowOverlap="1">
             <wp:simplePos x="0" y="0"/>
             <wp:positionH relativeFrom="column">
-              <wp:align>center</wp:align>
+              <wp:posOffset>47625</wp:posOffset>
             </wp:positionH>
             <wp:positionV relativeFrom="paragraph">
-              <wp:posOffset>635</wp:posOffset>
+              <wp:posOffset>15240</wp:posOffset>
             </wp:positionV>
-            <wp:extent cx="5760085" cy="3656965"/>
+            <wp:extent cx="5760085" cy="1497965"/>
             <wp:effectExtent l="0" t="0" r="0" b="0"/>
-            <wp:wrapSquare wrapText="largest"/>
+            <wp:wrapTopAndBottom/>
             <wp:docPr id="10" name="Image10"/>
             <wp:cNvGraphicFramePr>
               <a:graphicFrameLocks xmlns:a="http://schemas.openxmlformats.org/drawingml/2006/main" noChangeAspect="1"/>
@@ -4896,7 +4910,7 @@
                   <pic:spPr bwMode="auto">
                     <a:xfrm>
                       <a:off x="0" y="0"/>
-                      <a:ext cx="5760085" cy="3656965"/>
+                      <a:ext cx="5760085" cy="1497965"/>
                     </a:xfrm>
                     <a:prstGeom prst="rect">
                       <a:avLst/>
@@ -4923,20 +4937,100 @@
       <w:pPr>
         <w:pStyle w:val="Normal"/>
         <w:rPr>
-          <w:lang w:val="en-US"/>
-        </w:rPr>
-      </w:pPr>
-      <w:r>
-        <w:rPr>
-          <w:lang w:val="en-US"/>
+          <w:sz w:val="16"/>
+          <w:szCs w:val="16"/>
+        </w:rPr>
+      </w:pPr>
+      <w:r>
+        <w:rPr>
+          <w:i/>
+          <w:iCs/>
+          <w:sz w:val="16"/>
+          <w:szCs w:val="16"/>
         </w:rPr>
       </w:r>
     </w:p>
     <w:p>
       <w:pPr>
         <w:pStyle w:val="Normal"/>
-        <w:rPr>
-          <w:lang w:val="en-US"/>
+        <w:spacing w:before="0" w:after="0"/>
+        <w:rPr>
+          <w:lang w:val="en-US"/>
+        </w:rPr>
+      </w:pPr>
+      <w:r>
+        <w:rPr>
+          <w:lang w:val="en-US"/>
+        </w:rPr>
+        <w:t xml:space="preserve">Es wurde </w:t>
+      </w:r>
+      <w:r>
+        <w:rPr>
+          <w:lang w:val="en-US"/>
+        </w:rPr>
+        <w:t xml:space="preserve">sich dafür entschieden die SAP Fiori Makros Tabellen zu verwenden. Diese </w:t>
+      </w:r>
+      <w:r>
+        <w:rPr>
+          <w:lang w:val="en-US"/>
+        </w:rPr>
+        <w:t>werden direkt vom Backend bereit gestellt, sodass CRUD-Operationen, sowie Validierungen vom Backend gesteuert werden und keine weitere Programmierung im Frontend notwendig ist.</w:t>
+      </w:r>
+    </w:p>
+    <w:p>
+      <w:pPr>
+        <w:pStyle w:val="Normal"/>
+        <w:spacing w:before="0" w:after="0"/>
+        <w:rPr>
+          <w:lang w:val="en-US"/>
+        </w:rPr>
+      </w:pPr>
+      <w:r>
+        <w:rPr>
+          <w:lang w:val="en-US"/>
+        </w:rPr>
+        <w:t>Diese Tabellen werden ebenfalls für die Eingabe der Daten für die Unterpositionen, sowie der Auswahl des Genehmigers verwendet.</w:t>
+      </w:r>
+    </w:p>
+    <w:p>
+      <w:pPr>
+        <w:pStyle w:val="Normal"/>
+        <w:spacing w:before="0" w:after="0"/>
+        <w:rPr>
+          <w:lang w:val="en-US"/>
+        </w:rPr>
+      </w:pPr>
+      <w:r>
+        <w:rPr>
+          <w:lang w:val="en-US"/>
+        </w:rPr>
+      </w:r>
+    </w:p>
+    <w:p>
+      <w:pPr>
+        <w:pStyle w:val="Heading2"/>
+        <w:numPr>
+          <w:ilvl w:val="2"/>
+          <w:numId w:val="4"/>
+        </w:numPr>
+        <w:rPr>
+          <w:lang w:val="en-US"/>
+        </w:rPr>
+      </w:pPr>
+      <w:r>
+        <w:rPr>
+          <w:lang w:val="en-US"/>
+        </w:rPr>
+        <w:t>Zusammenfassung des Antrages</w:t>
+      </w:r>
+    </w:p>
+    <w:p>
+      <w:pPr>
+        <w:pStyle w:val="Normal"/>
+        <w:spacing w:before="0" w:after="0"/>
+        <w:rPr>
+          <w:sz w:val="16"/>
+          <w:szCs w:val="16"/>
         </w:rPr>
       </w:pPr>
       <w:r>
@@ -5012,7 +5106,7 @@
     </w:pPr>
     <w:r>
       <w:pict>
-        <v:shape id="shape_0" coordsize="2598,891" stroked="f" o:allowincell="f" style="position:absolute;margin-left:370.9pt;margin-top:3.55pt;width:73.55pt;height:25.15pt;mso-wrap-style:none;v-text-anchor:middle;mso-position-horizontal:right;mso-position-horizontal-relative:margin" path="m0,0l2597,0l2597,890l0,890l0,0e">
+        <v:shape id="shape_0" coordsize="2595,887" stroked="f" o:allowincell="f" style="position:absolute;margin-left:370.95pt;margin-top:3.55pt;width:73.5pt;height:25.05pt;mso-wrap-style:none;v-text-anchor:middle;mso-position-horizontal:right;mso-position-horizontal-relative:margin" path="m0,0l2594,0l2594,886l0,886l0,0e">
           <v:fill r:id="rId1" o:detectmouseclick="t" type="frame" color2="black"/>
           <v:stroke color="#3465a4" joinstyle="round" endcap="flat"/>
           <w10:wrap type="square"/>
@@ -7108,7 +7202,7 @@
     <w:pPr>
       <w:widowControl/>
       <w:suppressAutoHyphens w:val="true"/>
-      <w:overflowPunct w:val="false"/>
+      <w:overflowPunct w:val="true"/>
       <w:bidi w:val="0"/>
       <w:spacing w:lineRule="auto" w:line="264" w:before="60" w:after="0"/>
       <w:jc w:val="both"/>
@@ -7649,8 +7743,8 @@
     <w:qFormat/>
     <w:rPr/>
   </w:style>
-  <w:style w:type="character" w:styleId="Bullets">
-    <w:name w:val="Bullets"/>
+  <w:style w:type="character" w:styleId="Bulletsuser">
+    <w:name w:val="Bullets (user)"/>
     <w:qFormat/>
     <w:rPr>
       <w:rFonts w:ascii="OpenSymbol" w:hAnsi="OpenSymbol" w:eastAsia="OpenSymbol" w:cs="OpenSymbol"/>
@@ -7907,7 +8001,7 @@
     <w:basedOn w:val="Normal"/>
     <w:link w:val="FunotentextZchn"/>
     <w:pPr>
-      <w:overflowPunct w:val="true"/>
+      <w:overflowPunct w:val="false"/>
       <w:spacing w:lineRule="auto" w:line="312" w:before="120" w:after="0"/>
       <w:textAlignment w:val="baseline"/>
     </w:pPr>
@@ -7962,7 +8056,7 @@
         <w:left w:val="single" w:sz="24" w:space="24" w:color="5B9BD5"/>
       </w:pBdr>
       <w:suppressAutoHyphens w:val="true"/>
-      <w:overflowPunct w:val="false"/>
+      <w:overflowPunct w:val="true"/>
       <w:bidi w:val="0"/>
       <w:spacing w:before="60" w:after="60"/>
       <w:ind w:left="851"/>
@@ -8194,7 +8288,7 @@
     <w:pPr>
       <w:widowControl/>
       <w:suppressAutoHyphens w:val="true"/>
-      <w:overflowPunct w:val="false"/>
+      <w:overflowPunct w:val="true"/>
       <w:bidi w:val="0"/>
       <w:spacing w:before="0" w:after="0"/>
       <w:jc w:val="left"/>
@@ -8229,8 +8323,8 @@
       <w:lang w:eastAsia="en-US"/>
     </w:rPr>
   </w:style>
-  <w:style w:type="paragraph" w:styleId="BlockQuotation">
-    <w:name w:val="Block Quotation"/>
+  <w:style w:type="paragraph" w:styleId="BlockQuotationuser">
+    <w:name w:val="Block Quotation (user)"/>
     <w:basedOn w:val="Normal"/>
     <w:qFormat/>
     <w:pPr>

--- a/Dokumentation/Projektdokumentation/Technisches Konzept/Technisches Konzept.docx
+++ b/Dokumentation/Projektdokumentation/Technisches Konzept/Technisches Konzept.docx
@@ -1898,9 +1898,13 @@
       <w:bookmarkStart w:id="4" w:name="_Toc225327548"/>
       <w:r>
         <w:rPr/>
-        <w:t>Konzeption der Komponenten</w:t>
+        <w:t>B</w:t>
       </w:r>
       <w:bookmarkEnd w:id="4"/>
+      <w:r>
+        <w:rPr/>
+        <w:t>ackend</w:t>
+      </w:r>
     </w:p>
     <w:p>
       <w:pPr>
@@ -2555,7 +2559,7 @@
         <w:rPr>
           <w:lang w:val="en-US"/>
         </w:rPr>
-        <w:t>Datenelemete</w:t>
+        <w:t>Datenelemente</w:t>
       </w:r>
     </w:p>
     <w:p>
@@ -2568,7 +2572,7 @@
       </w:pPr>
       <w:r>
         <w:drawing>
-          <wp:anchor distT="0" distB="0" distL="0" distR="0" simplePos="0" relativeHeight="8" behindDoc="0" locked="0" layoutInCell="0" allowOverlap="1">
+          <wp:anchor distT="0" distB="0" distL="0" distR="0" simplePos="0" relativeHeight="7" behindDoc="0" locked="0" layoutInCell="0" allowOverlap="1">
             <wp:simplePos x="0" y="0"/>
             <wp:positionH relativeFrom="column">
               <wp:align>left</wp:align>
@@ -2667,19 +2671,36 @@
         </w:rPr>
       </w:pPr>
       <w:r>
+        <w:rPr>
+          <w:i/>
+          <w:iCs/>
+          <w:sz w:val="16"/>
+          <w:szCs w:val="16"/>
+        </w:rPr>
+      </w:r>
+    </w:p>
+    <w:p>
+      <w:pPr>
+        <w:pStyle w:val="Normal"/>
+        <w:rPr>
+          <w:sz w:val="16"/>
+          <w:szCs w:val="16"/>
+        </w:rPr>
+      </w:pPr>
+      <w:r>
         <w:drawing>
-          <wp:anchor distT="0" distB="0" distL="0" distR="0" simplePos="0" relativeHeight="7" behindDoc="0" locked="0" layoutInCell="0" allowOverlap="1">
+          <wp:anchor distT="0" distB="0" distL="0" distR="0" simplePos="0" relativeHeight="13" behindDoc="0" locked="0" layoutInCell="0" allowOverlap="1">
             <wp:simplePos x="0" y="0"/>
             <wp:positionH relativeFrom="column">
-              <wp:align>left</wp:align>
+              <wp:align>center</wp:align>
             </wp:positionH>
             <wp:positionV relativeFrom="paragraph">
               <wp:posOffset>635</wp:posOffset>
             </wp:positionV>
-            <wp:extent cx="5151755" cy="3394710"/>
+            <wp:extent cx="5760085" cy="3795395"/>
             <wp:effectExtent l="0" t="0" r="0" b="0"/>
-            <wp:wrapTopAndBottom/>
-            <wp:docPr id="6" name="Image3"/>
+            <wp:wrapSquare wrapText="largest"/>
+            <wp:docPr id="6" name="Image12"/>
             <wp:cNvGraphicFramePr>
               <a:graphicFrameLocks xmlns:a="http://schemas.openxmlformats.org/drawingml/2006/main" noChangeAspect="1"/>
             </wp:cNvGraphicFramePr>
@@ -2687,7 +2708,7 @@
               <a:graphicData uri="http://schemas.openxmlformats.org/drawingml/2006/picture">
                 <pic:pic xmlns:pic="http://schemas.openxmlformats.org/drawingml/2006/picture">
                   <pic:nvPicPr>
-                    <pic:cNvPr id="6" name="Image3"/>
+                    <pic:cNvPr id="6" name="Image12"/>
                     <pic:cNvPicPr>
                       <a:picLocks noChangeAspect="1" noChangeArrowheads="1"/>
                     </pic:cNvPicPr>
@@ -2701,7 +2722,7 @@
                   <pic:spPr bwMode="auto">
                     <a:xfrm>
                       <a:off x="0" y="0"/>
-                      <a:ext cx="5151755" cy="3394710"/>
+                      <a:ext cx="5760085" cy="3795395"/>
                     </a:xfrm>
                     <a:prstGeom prst="rect">
                       <a:avLst/>
@@ -4428,6 +4449,40 @@
         <w:rPr>
           <w:lang w:val="en-US"/>
         </w:rPr>
+        <w:t>Service</w:t>
+      </w:r>
+    </w:p>
+    <w:p>
+      <w:pPr>
+        <w:pStyle w:val="Normal"/>
+        <w:rPr>
+          <w:color w:val="FF4000"/>
+          <w:lang w:val="en-US"/>
+        </w:rPr>
+      </w:pPr>
+      <w:r>
+        <w:rPr>
+          <w:color w:val="FF4000"/>
+          <w:lang w:val="en-US"/>
+        </w:rPr>
+        <w:t>TEXT hier einfügen ODATA v4 Begründung und Generierung</w:t>
+      </w:r>
+    </w:p>
+    <w:p>
+      <w:pPr>
+        <w:pStyle w:val="Heading2"/>
+        <w:numPr>
+          <w:ilvl w:val="0"/>
+          <w:numId w:val="4"/>
+        </w:numPr>
+        <w:rPr>
+          <w:lang w:val="en-US"/>
+        </w:rPr>
+      </w:pPr>
+      <w:r>
+        <w:rPr>
+          <w:lang w:val="en-US"/>
+        </w:rPr>
         <w:t>Frontend</w:t>
       </w:r>
     </w:p>
@@ -4474,7 +4529,7 @@
       </w:pPr>
       <w:r>
         <w:drawing>
-          <wp:anchor distT="0" distB="0" distL="0" distR="0" simplePos="0" relativeHeight="9" behindDoc="0" locked="0" layoutInCell="0" allowOverlap="1">
+          <wp:anchor distT="0" distB="0" distL="0" distR="0" simplePos="0" relativeHeight="8" behindDoc="0" locked="0" layoutInCell="0" allowOverlap="1">
             <wp:simplePos x="0" y="0"/>
             <wp:positionH relativeFrom="column">
               <wp:align>left</wp:align>
@@ -4618,7 +4673,7 @@
       </w:pPr>
       <w:r>
         <w:drawing>
-          <wp:anchor distT="0" distB="0" distL="0" distR="0" simplePos="0" relativeHeight="10" behindDoc="0" locked="0" layoutInCell="0" allowOverlap="1">
+          <wp:anchor distT="0" distB="0" distL="0" distR="0" simplePos="0" relativeHeight="9" behindDoc="0" locked="0" layoutInCell="0" allowOverlap="1">
             <wp:simplePos x="0" y="0"/>
             <wp:positionH relativeFrom="column">
               <wp:align>left</wp:align>
@@ -4700,7 +4755,7 @@
         <w:rPr>
           <w:lang w:val="en-US"/>
         </w:rPr>
-        <w:t>Im ersten Schritt wird dem Anwender eine Oberfläche bereit gestellt, auf der er die Kategorie des Antrages angeben kann.</w:t>
+        <w:t>Im ersten Schritt wird dem Anwender eine Oberfläche bereit gestellt, auf der er die Kategorie des Antrages über Radio-Buttons angeben kann.</w:t>
       </w:r>
     </w:p>
     <w:p>
@@ -4744,7 +4799,7 @@
       </w:pPr>
       <w:r>
         <w:drawing>
-          <wp:anchor distT="0" distB="0" distL="0" distR="0" simplePos="0" relativeHeight="11" behindDoc="0" locked="0" layoutInCell="0" allowOverlap="1">
+          <wp:anchor distT="0" distB="0" distL="0" distR="0" simplePos="0" relativeHeight="10" behindDoc="0" locked="0" layoutInCell="0" allowOverlap="1">
             <wp:simplePos x="0" y="0"/>
             <wp:positionH relativeFrom="column">
               <wp:align>left</wp:align>
@@ -4877,7 +4932,7 @@
       </w:pPr>
       <w:r>
         <w:drawing>
-          <wp:anchor distT="0" distB="0" distL="0" distR="0" simplePos="0" relativeHeight="12" behindDoc="0" locked="0" layoutInCell="0" allowOverlap="1">
+          <wp:anchor distT="0" distB="0" distL="0" distR="0" simplePos="0" relativeHeight="11" behindDoc="0" locked="0" layoutInCell="0" allowOverlap="1">
             <wp:simplePos x="0" y="0"/>
             <wp:positionH relativeFrom="column">
               <wp:posOffset>47625</wp:posOffset>
@@ -4943,8 +4998,6 @@
       </w:pPr>
       <w:r>
         <w:rPr>
-          <w:i/>
-          <w:iCs/>
           <w:sz w:val="16"/>
           <w:szCs w:val="16"/>
         </w:rPr>
@@ -4962,19 +5015,7 @@
         <w:rPr>
           <w:lang w:val="en-US"/>
         </w:rPr>
-        <w:t xml:space="preserve">Es wurde </w:t>
-      </w:r>
-      <w:r>
-        <w:rPr>
-          <w:lang w:val="en-US"/>
-        </w:rPr>
-        <w:t xml:space="preserve">sich dafür entschieden die SAP Fiori Makros Tabellen zu verwenden. Diese </w:t>
-      </w:r>
-      <w:r>
-        <w:rPr>
-          <w:lang w:val="en-US"/>
-        </w:rPr>
-        <w:t>werden direkt vom Backend bereit gestellt, sodass CRUD-Operationen, sowie Validierungen vom Backend gesteuert werden und keine weitere Programmierung im Frontend notwendig ist.</w:t>
+        <w:t>Es wurde sich dafür entschieden die SAP Fiori Makros Tabellen zu verwenden. Diese werden direkt vom Backend bereit gestellt, sodass CRUD-Operationen, sowie Validierungen vom Backend gesteuert werden und keine weitere Programmierung im Frontend notwendig ist.</w:t>
       </w:r>
     </w:p>
     <w:p>
@@ -4990,6 +5031,48 @@
           <w:lang w:val="en-US"/>
         </w:rPr>
         <w:t>Diese Tabellen werden ebenfalls für die Eingabe der Daten für die Unterpositionen, sowie der Auswahl des Genehmigers verwendet.</w:t>
+      </w:r>
+    </w:p>
+    <w:p>
+      <w:pPr>
+        <w:pStyle w:val="Normal"/>
+        <w:spacing w:before="0" w:after="0"/>
+        <w:rPr>
+          <w:lang w:val="en-US"/>
+        </w:rPr>
+      </w:pPr>
+      <w:r>
+        <w:rPr>
+          <w:lang w:val="en-US"/>
+        </w:rPr>
+      </w:r>
+    </w:p>
+    <w:p>
+      <w:pPr>
+        <w:pStyle w:val="Normal"/>
+        <w:spacing w:before="0" w:after="0"/>
+        <w:rPr>
+          <w:lang w:val="en-US"/>
+        </w:rPr>
+      </w:pPr>
+      <w:r>
+        <w:rPr>
+          <w:lang w:val="en-US"/>
+        </w:rPr>
+      </w:r>
+    </w:p>
+    <w:p>
+      <w:pPr>
+        <w:pStyle w:val="Normal"/>
+        <w:spacing w:before="0" w:after="0"/>
+        <w:rPr>
+          <w:lang w:val="en-US"/>
+        </w:rPr>
+      </w:pPr>
+      <w:r>
+        <w:rPr>
+          <w:lang w:val="en-US"/>
+        </w:rPr>
       </w:r>
     </w:p>
     <w:p>
@@ -5035,14 +5118,158 @@
       </w:pPr>
       <w:r>
         <w:rPr>
-          <w:lang w:val="en-US"/>
-        </w:rPr>
+          <w:sz w:val="16"/>
+          <w:szCs w:val="16"/>
+        </w:rPr>
+      </w:r>
+    </w:p>
+    <w:p>
+      <w:pPr>
+        <w:pStyle w:val="Normal"/>
+        <w:spacing w:before="0" w:after="0"/>
+        <w:rPr>
+          <w:sz w:val="16"/>
+          <w:szCs w:val="16"/>
+        </w:rPr>
+      </w:pPr>
+      <w:r>
+        <w:drawing>
+          <wp:anchor distT="0" distB="0" distL="0" distR="0" simplePos="0" relativeHeight="12" behindDoc="0" locked="0" layoutInCell="0" allowOverlap="1">
+            <wp:simplePos x="0" y="0"/>
+            <wp:positionH relativeFrom="column">
+              <wp:align>center</wp:align>
+            </wp:positionH>
+            <wp:positionV relativeFrom="paragraph">
+              <wp:posOffset>635</wp:posOffset>
+            </wp:positionV>
+            <wp:extent cx="5760085" cy="3406140"/>
+            <wp:effectExtent l="0" t="0" r="0" b="0"/>
+            <wp:wrapSquare wrapText="largest"/>
+            <wp:docPr id="11" name="Image11"/>
+            <wp:cNvGraphicFramePr>
+              <a:graphicFrameLocks xmlns:a="http://schemas.openxmlformats.org/drawingml/2006/main" noChangeAspect="1"/>
+            </wp:cNvGraphicFramePr>
+            <a:graphic xmlns:a="http://schemas.openxmlformats.org/drawingml/2006/main">
+              <a:graphicData uri="http://schemas.openxmlformats.org/drawingml/2006/picture">
+                <pic:pic xmlns:pic="http://schemas.openxmlformats.org/drawingml/2006/picture">
+                  <pic:nvPicPr>
+                    <pic:cNvPr id="11" name="Image11"/>
+                    <pic:cNvPicPr>
+                      <a:picLocks noChangeAspect="1" noChangeArrowheads="1"/>
+                    </pic:cNvPicPr>
+                  </pic:nvPicPr>
+                  <pic:blipFill>
+                    <a:blip r:embed="rId12"/>
+                    <a:stretch>
+                      <a:fillRect/>
+                    </a:stretch>
+                  </pic:blipFill>
+                  <pic:spPr bwMode="auto">
+                    <a:xfrm>
+                      <a:off x="0" y="0"/>
+                      <a:ext cx="5760085" cy="3406140"/>
+                    </a:xfrm>
+                    <a:prstGeom prst="rect">
+                      <a:avLst/>
+                    </a:prstGeom>
+                    <a:noFill/>
+                  </pic:spPr>
+                </pic:pic>
+              </a:graphicData>
+            </a:graphic>
+          </wp:anchor>
+        </w:drawing>
+      </w:r>
+      <w:r>
+        <w:rPr>
+          <w:i/>
+          <w:iCs/>
+          <w:sz w:val="16"/>
+          <w:szCs w:val="16"/>
+          <w:lang w:eastAsia="ja-JP"/>
+        </w:rPr>
+        <w:t>Abbildung 1</w:t>
+      </w:r>
+      <w:r>
+        <w:rPr>
+          <w:i/>
+          <w:iCs/>
+          <w:sz w:val="16"/>
+          <w:szCs w:val="16"/>
+          <w:lang w:eastAsia="ja-JP"/>
+        </w:rPr>
+        <w:t>1</w:t>
+      </w:r>
+      <w:r>
+        <w:rPr>
+          <w:i/>
+          <w:iCs/>
+          <w:sz w:val="16"/>
+          <w:szCs w:val="16"/>
+          <w:lang w:eastAsia="ja-JP"/>
+        </w:rPr>
+        <w:t xml:space="preserve"> Wizard – </w:t>
+      </w:r>
+      <w:r>
+        <w:rPr>
+          <w:i/>
+          <w:iCs/>
+          <w:sz w:val="16"/>
+          <w:szCs w:val="16"/>
+          <w:lang w:eastAsia="ja-JP"/>
+        </w:rPr>
+        <w:t>Antrag bestätigen</w:t>
+      </w:r>
+    </w:p>
+    <w:p>
+      <w:pPr>
+        <w:pStyle w:val="Normal"/>
+        <w:spacing w:before="0" w:after="0"/>
+        <w:rPr>
+          <w:i/>
+          <w:iCs/>
+          <w:sz w:val="16"/>
+          <w:szCs w:val="16"/>
+          <w:lang w:eastAsia="ja-JP"/>
+        </w:rPr>
+      </w:pPr>
+      <w:r>
+        <w:rPr>
+          <w:i/>
+          <w:iCs/>
+          <w:sz w:val="16"/>
+          <w:szCs w:val="16"/>
+          <w:lang w:eastAsia="ja-JP"/>
+        </w:rPr>
+      </w:r>
+    </w:p>
+    <w:p>
+      <w:pPr>
+        <w:pStyle w:val="Normal"/>
+        <w:spacing w:before="0" w:after="0"/>
+        <w:rPr>
+          <w:i w:val="false"/>
+          <w:iCs w:val="false"/>
+          <w:sz w:val="20"/>
+          <w:szCs w:val="20"/>
+          <w:lang w:eastAsia="ja-JP"/>
+        </w:rPr>
+      </w:pPr>
+      <w:r>
+        <w:rPr>
+          <w:i w:val="false"/>
+          <w:iCs w:val="false"/>
+          <w:sz w:val="20"/>
+          <w:szCs w:val="20"/>
+          <w:lang w:eastAsia="ja-JP"/>
+        </w:rPr>
+        <w:t>Der letzte Schritt ist eine Übersicht die dem Anwender zusammenfassend alle Informationen zu dem Antrag aufzeigt, um eventuelle Fehleingaben vor dem Abschließen zu erkennen, um diese ggf. zu korrigieren. Durch den Druck auf den Abschließen Button wird der Antrag persistiert, sodass dieser von dem angegebenen Genehmiger genehmigt oder abgelehnt werden kann.</w:t>
       </w:r>
     </w:p>
     <w:sectPr>
-      <w:headerReference w:type="even" r:id="rId12"/>
-      <w:headerReference w:type="default" r:id="rId13"/>
-      <w:headerReference w:type="first" r:id="rId14"/>
+      <w:headerReference w:type="even" r:id="rId13"/>
+      <w:headerReference w:type="default" r:id="rId14"/>
+      <w:headerReference w:type="first" r:id="rId15"/>
       <w:type w:val="nextPage"/>
       <w:pgSz w:w="11906" w:h="16838"/>
       <w:pgMar w:left="1701" w:right="1134" w:gutter="0" w:header="426" w:top="1702" w:footer="0" w:bottom="1134"/>
@@ -5106,7 +5333,7 @@
     </w:pPr>
     <w:r>
       <w:pict>
-        <v:shape id="shape_0" coordsize="2595,887" stroked="f" o:allowincell="f" style="position:absolute;margin-left:370.95pt;margin-top:3.55pt;width:73.5pt;height:25.05pt;mso-wrap-style:none;v-text-anchor:middle;mso-position-horizontal:right;mso-position-horizontal-relative:margin" path="m0,0l2594,0l2594,886l0,886l0,0e">
+        <v:shape id="shape_0" coordsize="2579,870" stroked="f" o:allowincell="f" style="position:absolute;margin-left:371.45pt;margin-top:3.55pt;width:73pt;height:24.6pt;mso-wrap-style:none;v-text-anchor:middle;mso-position-horizontal:right;mso-position-horizontal-relative:margin" path="m0,0l2578,0l2578,869l0,869l0,0e">
           <v:fill r:id="rId1" o:detectmouseclick="t" type="frame" color2="black"/>
           <v:stroke color="#3465a4" joinstyle="round" endcap="flat"/>
           <w10:wrap type="square"/>
@@ -7202,7 +7429,7 @@
     <w:pPr>
       <w:widowControl/>
       <w:suppressAutoHyphens w:val="true"/>
-      <w:overflowPunct w:val="true"/>
+      <w:overflowPunct w:val="false"/>
       <w:bidi w:val="0"/>
       <w:spacing w:lineRule="auto" w:line="264" w:before="60" w:after="0"/>
       <w:jc w:val="both"/>
@@ -7743,8 +7970,8 @@
     <w:qFormat/>
     <w:rPr/>
   </w:style>
-  <w:style w:type="character" w:styleId="Bulletsuser">
-    <w:name w:val="Bullets (user)"/>
+  <w:style w:type="character" w:styleId="Bullets">
+    <w:name w:val="Bullets"/>
     <w:qFormat/>
     <w:rPr>
       <w:rFonts w:ascii="OpenSymbol" w:hAnsi="OpenSymbol" w:eastAsia="OpenSymbol" w:cs="OpenSymbol"/>
@@ -8001,7 +8228,7 @@
     <w:basedOn w:val="Normal"/>
     <w:link w:val="FunotentextZchn"/>
     <w:pPr>
-      <w:overflowPunct w:val="false"/>
+      <w:overflowPunct w:val="true"/>
       <w:spacing w:lineRule="auto" w:line="312" w:before="120" w:after="0"/>
       <w:textAlignment w:val="baseline"/>
     </w:pPr>
@@ -8056,7 +8283,7 @@
         <w:left w:val="single" w:sz="24" w:space="24" w:color="5B9BD5"/>
       </w:pBdr>
       <w:suppressAutoHyphens w:val="true"/>
-      <w:overflowPunct w:val="true"/>
+      <w:overflowPunct w:val="false"/>
       <w:bidi w:val="0"/>
       <w:spacing w:before="60" w:after="60"/>
       <w:ind w:left="851"/>
@@ -8288,7 +8515,7 @@
     <w:pPr>
       <w:widowControl/>
       <w:suppressAutoHyphens w:val="true"/>
-      <w:overflowPunct w:val="true"/>
+      <w:overflowPunct w:val="false"/>
       <w:bidi w:val="0"/>
       <w:spacing w:before="0" w:after="0"/>
       <w:jc w:val="left"/>
@@ -8323,8 +8550,8 @@
       <w:lang w:eastAsia="en-US"/>
     </w:rPr>
   </w:style>
-  <w:style w:type="paragraph" w:styleId="BlockQuotationuser">
-    <w:name w:val="Block Quotation (user)"/>
+  <w:style w:type="paragraph" w:styleId="BlockQuotation">
+    <w:name w:val="Block Quotation"/>
     <w:basedOn w:val="Normal"/>
     <w:qFormat/>
     <w:pPr>
